--- a/제출서류/서식3_아이디어기획서_고향잇기.docx
+++ b/제출서류/서식3_아이디어기획서_고향잇기.docx
@@ -568,7 +568,7 @@
           <w:sz w:val="28"/>
           <w:szCs w:val="28"/>
         </w:rPr>
-        <w:t xml:space="preserve">민간이 별도 사이트를 차리자는 제안이 아니라, 자료를 보유한 통일부가 기존 시스템 위에 이 구조를 얹으시라는 제안이다. 함께 제출하는 화면은 완성품이 아니라 "이런 느낌이 된다"를 보이는 최소 구현이며, 접근성·사용편의는 본 사업에서 다시 설계되어야 한다.</w:t>
+        <w:t xml:space="preserve">별도 사이트를 새로 여는 대신, 이미 운영 중인 이산가족정보통합시스템·디지털박물관에 이 구조를 더하는 방식으로 제안한다. 말로만 제안하지 않기 위해 동작하는 화면을 만들어 함께 제출한다 — 통일부 데이터 68,487건을 적재하고 회귀 검증 48/48·실사용 난문 108/108을 통과한 상태이며, 화면·수집·검증 코드를 전부 재실행 가능한 형태로 낸다. 다만 외부에서는 공개된 자료만 다룰 수 있어, 원본을 보유한 쪽에서만 가능한 부분(상세내용 6)이 남는다.</w:t>
       </w:r>
     </w:p>
     <w:p>
@@ -652,7 +652,7 @@
           <w:sz w:val="28"/>
           <w:szCs w:val="28"/>
         </w:rPr>
-        <w:t xml:space="preserve">통일부 개방 데이터 1건 이상 활용 요건은 위 「활용 데이터」로 충족한다 — 화면 로직이 직접 쓰는 10종만으로도 요건을 넘고, 코퍼스까지 더하면 36종 68,487건이다.</w:t>
+        <w:t xml:space="preserve">통일부 개방 데이터 1건 이상 활용 요건은 화면이 직접 쓰는 10종만으로도 충족한다.</w:t>
       </w:r>
     </w:p>
     <w:p>
@@ -693,7 +693,7 @@
           <w:sz w:val="28"/>
           <w:szCs w:val="28"/>
         </w:rPr>
-        <w:t xml:space="preserve">둘째, 자료의 시점이 감춰져 있다. "모른다"와 "없다"는 다르다 — 탈북민 출신지 통계가 2020년에 멈춘 것은 그 뒤를 모르는 것이고, 개성공단 통계가 2016년에 멈춘 것은 그 뒤가 없는 것이다(2016.2.10 전면중단).</w:t>
+        <w:t xml:space="preserve">둘째, 자료의 시점이 감춰져 있다. "모른다"와 "없다"는 다르다 — 탈북민 출신지 통계가 2020년에 멈춘 것은 그 뒤를 모르는 것이고, 개성공단 통계가 2016년에 멈춘 것은 그 뒤가 없는 것이다.</w:t>
       </w:r>
     </w:p>
     <w:p>
@@ -1427,7 +1427,7 @@
           <w:sz w:val="28"/>
           <w:szCs w:val="28"/>
         </w:rPr>
-        <w:t xml:space="preserve">본 시제품은 공개 자료만 외부에서 수집해 만든 것이라 구조적 제약이 있었다. 통일부는 원본과 시스템을 직접 보유하므로 같은 구조를 내부에서 구현하면 아래 제약이 자연히 해소된다. 행정에 대한 지적이 아니라 도입 시 얻는 이점을 정리한 것이다.</w:t>
+        <w:t xml:space="preserve">아래는 외부에서 만들 때 부딪힌 경계와, 원본을 보유한 쪽에서 같은 구조를 구현할 때 달라지는 점을 나란히 둔 것이다. 행정에 대한 지적이 아니라 역할이 다른 데서 오는 차이다.</w:t>
       </w:r>
     </w:p>
     <w:tbl>
@@ -1877,7 +1877,7 @@
           <w:sz w:val="28"/>
           <w:szCs w:val="28"/>
         </w:rPr>
-        <w:t xml:space="preserve">현행 이산가족정보통합시스템은 1세대 본인의 신청을 처리하는 행정 시스템이고 디지털박물관은 사료를 전시하는 아카이브다. 둘 다 축이 사람과 사료에 있고 이용자는 1세대 본인이다. 본 아이디어는 축을 고향으로 돌리고 이용자를 후손으로 넓히며, 어느 시스템에도 없는 두 가지를 새로 만든다 — 공표 통계에서 남은 시간을 산출하는 계산, 그리고 통계·기록·사료·제도를 고향 하나로 꿰는 연결이다. 화면을 고쳐 될 일이 아니라 데이터를 다시 엮어야 나오는 결과다.</w:t>
+        <w:t xml:space="preserve">현행 시스템은 축이 사람과 사료에 있고 이용자가 1세대 본인이다. 본 아이디어는 축을 고향으로 돌리고 이용자를 후손으로 넓히며, 어느 시스템에도 없는 두 가지를 새로 만든다 — 공표 통계에서 남은 시간을 산출하는 계산, 그리고 통계·기록·사료·제도를 고향 하나로 꿰는 연결이다. 화면을 고쳐 될 일이 아니라 데이터를 다시 엮어야 나오는 결과다.</w:t>
       </w:r>
     </w:p>
     <w:p>
@@ -2423,7 +2423,7 @@
           <w:sz w:val="20"/>
           <w:szCs w:val="20"/>
         </w:rPr>
-        <w:t xml:space="preserve">① 고향을 누르면 열리는 지역 화면(실시간 기상·기준일 구분)      ② 한걸음씩 보기</w:t>
+        <w:t xml:space="preserve">① 고향을 누르면 열리는 지역 화면 — 실시간 기상과 기준일을 함께      ② 한걸음씩 보기</w:t>
       </w:r>
     </w:p>
     <w:sectPr>

--- a/제출서류/서식3_아이디어기획서_고향잇기.docx
+++ b/제출서류/서식3_아이디어기획서_고향잇기.docx
@@ -545,7 +545,7 @@
           <w:sz w:val="28"/>
           <w:szCs w:val="28"/>
         </w:rPr>
-        <w:t xml:space="preserve">사라지는 이산가족 정보를 통계로만 남기지 않고, "고향"이라는 공간축으로 재구성해 후손의 기록 계승 행동까지 연결하는 공공데이터 서비스다.</w:t>
+        <w:t xml:space="preserve">흩어진 이산가족 데이터를 "고향"이라는 좌표로 통합·분석해, 어느 고향의 기록이 비어 있고 어디부터 남겨야 하는지를 도출하고 후손의 기록 계승 행동까지 잇는 공공데이터 서비스다.</w:t>
       </w:r>
     </w:p>
     <w:p>
@@ -568,7 +568,7 @@
           <w:sz w:val="28"/>
           <w:szCs w:val="28"/>
         </w:rPr>
-        <w:t xml:space="preserve">별도 사이트를 새로 여는 대신, 이미 운영 중인 이산가족정보통합시스템·디지털박물관에 이 구조를 더하는 방식으로 제안한다. 말로만 제안하지 않기 위해 동작하는 화면을 만들어 함께 제출한다 — 통일부 데이터 68,487건을 적재하고 회귀 검증 48/48·실사용 난문 108/108을 통과한 상태이며, 화면·수집·검증 코드를 전부 재실행 가능한 형태로 낸다. 다만 외부에서는 공개된 자료만 다룰 수 있어, 원본을 보유한 쪽에서만 가능한 부분(상세내용 6)이 남는다.</w:t>
+        <w:t xml:space="preserve">별도 사이트를 새로 여는 대신, 이미 운영 중인 이산가족정보통합시스템·디지털박물관에 이 구조를 더하는 방식으로 제안한다. 말로만 제안하지 않기 위해 동작하는 화면을 만들어 함께 제출한다 — 통일부 데이터 68,487건을 적재하고 회귀 검증 48/48·실사용 난문 108/108을 통과한 상태이며, 화면·수집·검증 코드를 전부 재실행 가능한 형태로 낸다. 다만 외부에서는 공개된 자료만 다룰 수 있어, 원본을 보유한 쪽에서만 가능한 부분(상세내용 8)이 남는다.</w:t>
       </w:r>
     </w:p>
     <w:p>
@@ -639,7 +639,7 @@
           <w:sz w:val="28"/>
           <w:szCs w:val="28"/>
         </w:rPr>
-        <w:t xml:space="preserve">이산가족 통계와 통계청 완전생명표로 기록 골든타임을, 지역 자료와 무료 공개 기상으로 살아 있는 고향을, 사료와 지역 사전으로 고향별 기록을 만든다. 그 위에 신청서·기증 안내·박물관 접근 경로의 개선안을 제시한다(상세 6).</w:t>
+        <w:t xml:space="preserve">이산가족 통계와 통계청 완전생명표로 기록 골든타임을, 지역 자료와 무료 공개 기상으로 살아 있는 고향을, 사료와 지역 사전으로 고향별 기록을 만든다. 그 위에 신청서·기증 안내·박물관 접근 경로의 개선안을 제시한다(상세 8).</w:t>
       </w:r>
     </w:p>
     <w:p>
@@ -706,7 +706,7 @@
           <w:sz w:val="28"/>
           <w:szCs w:val="28"/>
         </w:rPr>
-        <w:t xml:space="preserve">셋째, 1세대가 떠난 뒤 기록을 이어받을 통로가 구조적으로 닫혀 있다. 이산가족법 제2조는 이산가족을 8촌 이내로 정의해 손자녀도 법적 당사자인데 그렇게 안내하는 화면이 없고, 신청서에 세대를 적는 칸조차 없어 후손 신청자 수를 셀 수 없다. 박물관 기증 절차는 안내 페이지의 주석 속에 숨어 있고 화면에는 전화번호 한 줄뿐이다.</w:t>
+        <w:t xml:space="preserve">셋째, 기록을 이어받을 통로가 구조적으로 닫혀 있다. 이산가족법 제2조는 이산가족을 8촌 이내로 정의해 손자녀도 법적 당사자인데 그렇게 안내하는 화면이 없고, 신청서에 세대를 적는 칸조차 없어 후손 신청자 수를 셀 수 없다.</w:t>
       </w:r>
     </w:p>
     <w:p>
@@ -734,7 +734,7 @@
           <w:sz w:val="28"/>
           <w:szCs w:val="28"/>
         </w:rPr>
-        <w:t xml:space="preserve">「2024년 제4차 남북 이산가족 실태조사」(심층 5,103명)에서 이산가족이 1순위로 요청한 사업은 「사진·물건 등 기록물 수집 보존」 59.9%, 위로사업 2위는 「고향 관련 사진·영상의 수집·제작, 전시」 44.5%였다. 이 서비스가 하는 일이 곧 그 요청이다.</w:t>
+        <w:t xml:space="preserve">「2024년 제4차 남북 이산가족 실태조사」(심층 5,103명)에서 1순위 요청 사업은 「사진·물건 등 기록물 수집 보존」 59.9%, 위로사업 2위는 「고향 관련 사진·영상의 수집·제작, 전시」 44.5%였다. 이 서비스가 하는 일이 곧 그 요청이다.</w:t>
       </w:r>
     </w:p>
     <w:p>
@@ -760,7 +760,7 @@
           <w:sz w:val="28"/>
           <w:szCs w:val="28"/>
         </w:rPr>
-        <w:t xml:space="preserve">규모도 3만 명의 문제가 아니다. 심층 응답자의 79.2%가 자손을 두어, 2세대만 세어도 약 21만~43만 명이다. 활용 분야는 이산가족 정책·통일교육·박물관 이용 제고이며, 갱신은 통계 월 1회·연표 주 1회·기상 실시간이다.</w:t>
+        <w:t xml:space="preserve">규모도 3만 명의 문제가 아니다. 심층 응답자의 79.2%가 자손을 두어 2세대만 세어도 약 21만~43만 명이다. 갱신은 통계 월 1회·연표 주 1회·기상 실시간이다.</w:t>
       </w:r>
     </w:p>
     <w:p>
@@ -794,7 +794,7 @@
           <w:sz w:val="28"/>
           <w:szCs w:val="28"/>
         </w:rPr>
-        <w:t xml:space="preserve">기능은 세 층으로 본체에 복무한다. 알게 한다(1·2) → 느끼게 한다(3) → 행동하게 한다(4). 5·6·7은 그것을 나르는 그릇과 바닥이다.</w:t>
+        <w:t xml:space="preserve">처리 흐름은 여섯 단계다. ① 통일부 데이터 수집 → ② 고향 좌표로 통합 → ③ 고향별 기록 공백 분석 → ④ 소멸 속도와 결합해 기록 계승 우선순위 도출 → ⑤ 지도·카드로 시각화 → ⑥ 후손의 기증 행동. 들어온 기록은 다시 ③의 재료가 된다. 아래 기능은 이 흐름의 각 단계다.</w:t>
       </w:r>
     </w:p>
     <w:p>
@@ -1304,20 +1304,20 @@
           <w:sz w:val="28"/>
           <w:szCs w:val="28"/>
         </w:rPr>
-        <w:t xml:space="preserve">3) 고향 좌표계 지도와 사료 (적합성·창의성)</w:t>
-      </w:r>
-    </w:p>
-    <w:p>
-      <w:pPr>
-        <w:spacing w:after="0" w:before="0" w:line="384"/>
-      </w:pPr>
-      <w:r>
-        <w:rPr>
-          <w:rFonts w:ascii="휴먼명조" w:cs="휴먼명조" w:eastAsia="휴먼명조" w:hAnsi="휴먼명조"/>
-          <w:sz w:val="28"/>
-          <w:szCs w:val="28"/>
-        </w:rPr>
-        <w:t xml:space="preserve">이산가족 출신지(광복 당시 구행정구역 7종)와 탈북민 재북 출신지(현행 13종)는 지금까지 서로 다른 표에 따로 있었다. 이를 한 지도의 두 좌표계로 겹치고, 지역을 누르면 종료 공지·오늘 날씨·이산가족 생존자·탈북민 출신·공식 기록·사료가 한 패널에 모인다. 박물관 사료 4,342건을 연계해 설명문의 지명("함흥에서 촬영한 사진")으로 1,190건을 고향별로 분류했고, 원본 이미지는 저장·재배포하지 않고 박물관 원문으로 연결한다.</w:t>
+        <w:t xml:space="preserve">3) 고향별 기록 공백 분석 — 어디의 기록이 비어 있는가 (창의성)</w:t>
+      </w:r>
+    </w:p>
+    <w:p>
+      <w:pPr>
+        <w:spacing w:after="0" w:before="0" w:line="384"/>
+      </w:pPr>
+      <w:r>
+        <w:rPr>
+          <w:rFonts w:ascii="휴먼명조" w:cs="휴먼명조" w:eastAsia="휴먼명조" w:hAnsi="휴먼명조"/>
+          <w:sz w:val="28"/>
+          <w:szCs w:val="28"/>
+        </w:rPr>
+        <w:t xml:space="preserve">고향 7종마다 생존자 1인당 남은 공식 기록을 계산했다. 나눗셈 한 번이고 추정·보간·가중이 없다. 결과의 격차가 크다 — 미수복강원 1.878건/인 대 황해도(구) 0.121건/인으로 15.5배다. 가장 많은 사람이 그리는 고향(황해도, 원적 확인분의 37.4%)에 가장 적은 기록이 남았다. 동향을 뺀 보수 집계로도 순위가 바뀌지 않는다.</w:t>
       </w:r>
     </w:p>
     <w:p>
@@ -1330,7 +1330,7 @@
           <w:sz w:val="28"/>
           <w:szCs w:val="28"/>
         </w:rPr>
-        <w:t xml:space="preserve">날씨는 장식이 아니라 과거의 고향을 현재의 시간으로 잇는 실시간 정보다. 고향에 오늘 비가 온다는 사실이 보일 때 고향은 지금도 존재하는 장소가 된다. 한계도 감추지 않는다 — 「기타」가 16,331명(49.1%)이라 비율의 분모로 쓸 수 없고, "강원도" 사료 397건 중 280건은 근거 지명이 금강산(상봉 행사장)뿐이라 고향 축에서 걸러 표시한다.</w:t>
+        <w:t xml:space="preserve">사료의 「고향 식별 가능성」도 따로 잰다. 강원도로 태그된 397건 중 280건은 근거 지명이 금강산(상봉 행사장)뿐이라 고향이 아니다 — 이런 건을 걸러야 공백이 제대로 보인다. 원적이 확인되는 생존자도 36,749명에서 18,294명으로 절반이 됐다.</w:t>
       </w:r>
     </w:p>
     <w:p>
@@ -1345,7 +1345,89 @@
           <w:sz w:val="28"/>
           <w:szCs w:val="28"/>
         </w:rPr>
-        <w:t xml:space="preserve">4) 후손 다리 — 진단에서 행동으로 (효과성)</w:t>
+        <w:t xml:space="preserve">4) 기록 계승 우선순위 — 어디부터 남겨야 하는가 (창의성·효과성)</w:t>
+      </w:r>
+    </w:p>
+    <w:p>
+      <w:pPr>
+        <w:spacing w:after="0" w:before="0" w:line="384"/>
+      </w:pPr>
+      <w:r>
+        <w:rPr>
+          <w:rFonts w:ascii="휴먼명조" w:cs="휴먼명조" w:eastAsia="휴먼명조" w:hAnsi="휴먼명조"/>
+          <w:sz w:val="28"/>
+          <w:szCs w:val="28"/>
+        </w:rPr>
+        <w:t xml:space="preserve">분석을 판단으로 넘기는 자리다. 세 축을 각각 순위로 바꿔 동일 가중으로 더했다 — ① 소멸 속도(원적 생존자 98개월 감소율) ② 기록 공백(1인당 공식 기록) ③ 식별 공백(1인당 고향 확인 가능 사료). 값이 아니라 순위를 더한 것은 가중치를 손으로 정하지 않기 위해서다.</w:t>
+      </w:r>
+    </w:p>
+    <w:p>
+      <w:pPr>
+        <w:spacing w:after="0" w:before="60" w:line="384"/>
+      </w:pPr>
+      <w:r>
+        <w:rPr>
+          <w:rFonts w:ascii="휴먼명조" w:cs="휴먼명조" w:eastAsia="휴먼명조" w:hAnsi="휴먼명조"/>
+          <w:sz w:val="28"/>
+          <w:szCs w:val="28"/>
+        </w:rPr>
+        <w:t xml:space="preserve">1순위는 평안북도(구)(감소 53.1% · 기록 0.400건/인), 2순위는 황해도(구)(48.9% · 0.121건/인)다. 이 순서가 한 축에 업혀 있지 않은지도 검사했다 — 축을 하나씩 빼면 3개 중 2개에서 1위가 유지되고, 소멸 축을 빼면 황해도가 1위가 된다. 그 사실을 함께 적는다. n=7이므로 점수가 아니라 정렬을 돕는 순서다.</w:t>
+      </w:r>
+    </w:p>
+    <w:p>
+      <w:pPr>
+        <w:spacing w:after="40" w:before="120" w:line="384"/>
+      </w:pPr>
+      <w:r>
+        <w:rPr>
+          <w:rFonts w:ascii="휴먼명조" w:cs="휴먼명조" w:eastAsia="휴먼명조" w:hAnsi="휴먼명조"/>
+          <w:b/>
+          <w:bCs/>
+          <w:sz w:val="28"/>
+          <w:szCs w:val="28"/>
+        </w:rPr>
+        <w:t xml:space="preserve">5) 고향 좌표계 지도와 사료 (적합성)</w:t>
+      </w:r>
+    </w:p>
+    <w:p>
+      <w:pPr>
+        <w:spacing w:after="0" w:before="0" w:line="384"/>
+      </w:pPr>
+      <w:r>
+        <w:rPr>
+          <w:rFonts w:ascii="휴먼명조" w:cs="휴먼명조" w:eastAsia="휴먼명조" w:hAnsi="휴먼명조"/>
+          <w:sz w:val="28"/>
+          <w:szCs w:val="28"/>
+        </w:rPr>
+        <w:t xml:space="preserve">이산가족 출신지(구행정구역 7종)와 탈북민 재북 출신지(현행 13종)는 서로 다른 표에 따로 있었다. 이를 한 지도의 두 좌표계로 겹치고, 지역을 누르면 종료 공지·오늘 날씨·생존자·탈북민 출신·공식 기록·사료가 한 패널에 모인다. 박물관 사료 4,342건을 연계해 설명문의 지명으로 1,190건을 고향별로 분류했고, 원본 이미지는 저장·재배포하지 않고 박물관 원문으로 연결한다.</w:t>
+      </w:r>
+    </w:p>
+    <w:p>
+      <w:pPr>
+        <w:spacing w:after="0" w:before="60" w:line="384"/>
+      </w:pPr>
+      <w:r>
+        <w:rPr>
+          <w:rFonts w:ascii="휴먼명조" w:cs="휴먼명조" w:eastAsia="휴먼명조" w:hAnsi="휴먼명조"/>
+          <w:sz w:val="28"/>
+          <w:szCs w:val="28"/>
+        </w:rPr>
+        <w:t xml:space="preserve">날씨는 장식이 아니라 과거의 고향을 현재로 잇는 실시간 정보다. 고향에 오늘 비가 온다는 사실이 보일 때 고향은 지금도 존재하는 장소가 된다. 한계도 적는다 — 출신지 「기타」가 49.1%라 비율의 분모로 쓸 수 없다.</w:t>
+      </w:r>
+    </w:p>
+    <w:p>
+      <w:pPr>
+        <w:spacing w:after="40" w:before="120" w:line="384"/>
+      </w:pPr>
+      <w:r>
+        <w:rPr>
+          <w:rFonts w:ascii="휴먼명조" w:cs="휴먼명조" w:eastAsia="휴먼명조" w:hAnsi="휴먼명조"/>
+          <w:b/>
+          <w:bCs/>
+          <w:sz w:val="28"/>
+          <w:szCs w:val="28"/>
+        </w:rPr>
+        <w:t xml:space="preserve">6) 후손 다리 — 진단에서 행동으로 (효과성)</w:t>
       </w:r>
     </w:p>
     <w:p>
@@ -1371,7 +1453,7 @@
           <w:sz w:val="28"/>
           <w:szCs w:val="28"/>
         </w:rPr>
-        <w:t xml:space="preserve">1세대 본인에게만 열린 제도와 아직 닫힌 지점도 그대로 공개한다. 화면에는 관계(손자녀 등)를 고르면 신청 가능한 제도와 공식 서식으로 연결되는 "자격 길잡이"를 둔다 — 손자녀도 법적 당사자라는 사실을 후손이 처음 안내받는 지점이다.</w:t>
+        <w:t xml:space="preserve">1세대 본인에게만 열린 제도와 아직 닫힌 지점도 공개한다. 관계(손자녀 등)를 고르면 신청 가능한 제도와 공식 서식으로 연결되는 "자격 길잡이"를 둔다.</w:t>
       </w:r>
     </w:p>
     <w:p>
@@ -1386,20 +1468,20 @@
           <w:sz w:val="28"/>
           <w:szCs w:val="28"/>
         </w:rPr>
-        <w:t xml:space="preserve">5) 두 가지 밀도와 고향 안내인 (접근성)</w:t>
-      </w:r>
-    </w:p>
-    <w:p>
-      <w:pPr>
-        <w:spacing w:after="0" w:before="0" w:line="384"/>
-      </w:pPr>
-      <w:r>
-        <w:rPr>
-          <w:rFonts w:ascii="휴먼명조" w:cs="휴먼명조" w:eastAsia="휴먼명조" w:hAnsi="휴먼명조"/>
-          <w:sz w:val="28"/>
-          <w:szCs w:val="28"/>
-        </w:rPr>
-        <w:t xml:space="preserve">실사용자 평균 나이가 83.0세다. 같은 데이터를 「한눈에」(대시보드)와 「한걸음씩」(카드 하나씩 8단계, 큰 버튼, 카드당 수치 1~2개, 키보드 조작) 두 모드로 제공한다. 고향 안내인(AI)은 보조 인터페이스이며 서비스는 AI 없이 완결된다 — 공식 수치를 문장으로 엮어 주기만 하고(판정·수치 생성 금지, 스키마 밖 출력 폐기, 실패 시 규칙 문장), AI 문장과 공식 수치는 시각적으로 구분한다.</w:t>
+        <w:t xml:space="preserve">7) 두 가지 밀도와 고향 안내인 (접근성)</w:t>
+      </w:r>
+    </w:p>
+    <w:p>
+      <w:pPr>
+        <w:spacing w:after="0" w:before="0" w:line="384"/>
+      </w:pPr>
+      <w:r>
+        <w:rPr>
+          <w:rFonts w:ascii="휴먼명조" w:cs="휴먼명조" w:eastAsia="휴먼명조" w:hAnsi="휴먼명조"/>
+          <w:sz w:val="28"/>
+          <w:szCs w:val="28"/>
+        </w:rPr>
+        <w:t xml:space="preserve">실사용자 평균 나이가 83.0세다. 같은 데이터를 「한눈에」와 「한걸음씩」(카드 하나씩 8단계, 큰 버튼, 키보드 조작) 두 모드로 낸다. 고향 안내인(AI)은 보조 인터페이스이며 서비스는 AI 없이 완결된다 — 공식 수치를 문장으로 엮어 주기만 하고(수치 생성 금지, 스키마 밖 출력 폐기, 실패 시 규칙 문장), AI 문장과 공식 수치는 시각적으로 구분한다.</w:t>
       </w:r>
     </w:p>
     <w:p>
@@ -1414,7 +1496,7 @@
           <w:sz w:val="28"/>
           <w:szCs w:val="28"/>
         </w:rPr>
-        <w:t xml:space="preserve">6) 운영 주체 — 서버를 가진 쪽이라야 할 수 있는 것</w:t>
+        <w:t xml:space="preserve">8) 운영 주체 — 서버를 가진 쪽이라야 할 수 있는 것</w:t>
       </w:r>
     </w:p>
     <w:p>
@@ -1849,7 +1931,7 @@
           <w:sz w:val="28"/>
           <w:szCs w:val="28"/>
         </w:rPr>
-        <w:t xml:space="preserve">요구 자원은 크지 않다. 화면은 정적 웹, 갱신은 월 1회 배치이며 수집·검증은 재실행 가능한 스크립트로 제출한다. 새 데이터베이스 없이 기존 자료를 읽어 쓰고, 도입 시 통일부 누리집 표준과 공공 웹 접근성 지침(KWCAG)을 따른다. 개인 단위 기능은 1단계 범위가 아니다 — 1단계는 공표 통계와 공개 사료만 쓰는 익명 화면이고, 개인 연결은 기존 시스템의 본인확인 체계를 전제로 한 2단계 확장으로 둔다.</w:t>
+        <w:t xml:space="preserve">요구 자원은 크지 않다. 정적 웹과 월 1회 배치이며 수집·검증은 재실행 가능한 스크립트로 제출한다. 새 데이터베이스 없이 기존 자료를 읽어 쓰고 통일부 누리집 표준·공공 웹 접근성 지침(KWCAG)을 따른다. 개인 단위 기능은 1단계 범위가 아니며, 기존 본인확인 체계를 전제로 한 2단계 확장으로 둔다.</w:t>
       </w:r>
     </w:p>
     <w:p>
@@ -1864,20 +1946,20 @@
           <w:sz w:val="28"/>
           <w:szCs w:val="28"/>
         </w:rPr>
-        <w:t xml:space="preserve">7) 기존 시스템의 화면 개선과 무엇이 다른가</w:t>
-      </w:r>
-    </w:p>
-    <w:p>
-      <w:pPr>
-        <w:spacing w:after="0" w:before="0" w:line="384"/>
-      </w:pPr>
-      <w:r>
-        <w:rPr>
-          <w:rFonts w:ascii="휴먼명조" w:cs="휴먼명조" w:eastAsia="휴먼명조" w:hAnsi="휴먼명조"/>
-          <w:sz w:val="28"/>
-          <w:szCs w:val="28"/>
-        </w:rPr>
-        <w:t xml:space="preserve">현행 시스템은 축이 사람과 사료에 있고 이용자가 1세대 본인이다. 본 아이디어는 축을 고향으로 돌리고 이용자를 후손으로 넓히며, 어느 시스템에도 없는 두 가지를 새로 만든다 — 공표 통계에서 남은 시간을 산출하는 계산, 그리고 통계·기록·사료·제도를 고향 하나로 꿰는 연결이다. 화면을 고쳐 될 일이 아니라 데이터를 다시 엮어야 나오는 결과다.</w:t>
+        <w:t xml:space="preserve">9) 기존 시스템의 화면 개선과 무엇이 다른가</w:t>
+      </w:r>
+    </w:p>
+    <w:p>
+      <w:pPr>
+        <w:spacing w:after="0" w:before="0" w:line="384"/>
+      </w:pPr>
+      <w:r>
+        <w:rPr>
+          <w:rFonts w:ascii="휴먼명조" w:cs="휴먼명조" w:eastAsia="휴먼명조" w:hAnsi="휴먼명조"/>
+          <w:sz w:val="28"/>
+          <w:szCs w:val="28"/>
+        </w:rPr>
+        <w:t xml:space="preserve">현행 시스템은 축이 사람과 사료에 있고 이용자가 1세대 본인이다. 본 아이디어는 축을 고향으로 돌리고 이용자를 후손으로 넓히며, 어느 시스템에도 없는 것을 새로 만든다 — 고향별 기록 공백을 계량하고 소멸 속도와 묶어 우선순위를 도출하는 분석이다. 화면을 고쳐 될 일이 아니라 데이터를 다시 엮어야 나오는 결과다.</w:t>
       </w:r>
     </w:p>
     <w:p>
@@ -1892,26 +1974,21 @@
           <w:sz w:val="28"/>
           <w:szCs w:val="28"/>
         </w:rPr>
-        <w:t xml:space="preserve">8) 검증 — 측정한 것만 말한다 (구체성)</w:t>
-      </w:r>
-    </w:p>
-    <w:p>
-      <w:pPr>
-        <w:spacing w:after="0" w:before="0" w:line="384"/>
-      </w:pPr>
-      <w:r>
-        <w:rPr>
-          <w:rFonts w:ascii="휴먼명조" w:cs="휴먼명조" w:eastAsia="휴먼명조" w:hAnsi="휴먼명조"/>
-          <w:sz w:val="28"/>
-          <w:szCs w:val="28"/>
-        </w:rPr>
-        <w:t xml:space="preserve">회귀 평가 48건과 실사용 난문 108건을 자동화해 각각 48/48·108/108을 통과한다. 데이터 정합도 스스로 검사한다 — 생존자 5개 분류 합이 전부 33,272로 일치하고, 개요 항등식(33,272+101,274=134,546)이 맞으며, 교류현황 38개 연도행 15개 열이 공표 합계와 일치한다. 원자료의 미세 오차도 고치지 않고 기록했다.</w:t>
-      </w:r>
-    </w:p>
-    <w:p>
-      <w:pPr>
-        <w:spacing w:after="60" w:line="240"/>
-      </w:pPr>
+        <w:t xml:space="preserve">10) 검증 — 측정한 것만 말한다 (구체성)</w:t>
+      </w:r>
+    </w:p>
+    <w:p>
+      <w:pPr>
+        <w:spacing w:after="0" w:before="0" w:line="384"/>
+      </w:pPr>
+      <w:r>
+        <w:rPr>
+          <w:rFonts w:ascii="휴먼명조" w:cs="휴먼명조" w:eastAsia="휴먼명조" w:hAnsi="휴먼명조"/>
+          <w:sz w:val="28"/>
+          <w:szCs w:val="28"/>
+        </w:rPr>
+        <w:t xml:space="preserve">분석 자체도 검증 대상이다. 후보 21개를 계산해 성립 11·약함 4·불가 6으로 판정했고, 불가 판정과 그 이유를 화면에 그대로 노출한다(예: 「고향에 사람이 많으면 기록도 많은가」는 n=7이라 답할 수 없다). 회귀 평가 48건과 실사용 난문 108건을 자동화해 각각 48/48·108/108을 통과한다. 데이터 정합도 스스로 검사한다 — 생존자 5개 분류 합이 전부 33,272로 일치하고, 개요 항등식(33,272+101,274=134,546)이 맞으며, 교류현황 38개 연도행 15개 열이 공표 합계와 일치한다. 원자료의 미세 오차도 고치지 않고 기록했다.</w:t>
+      </w:r>
     </w:p>
     <w:p>
       <w:pPr>
@@ -1926,403 +2003,6 @@
           <w:sz w:val="28"/>
           <w:szCs w:val="28"/>
         </w:rPr>
-        <w:t xml:space="preserve">  기대효과</w:t>
-      </w:r>
-    </w:p>
-    <w:p>
-      <w:pPr>
-        <w:spacing w:after="40" w:before="120" w:line="384"/>
-      </w:pPr>
-      <w:r>
-        <w:rPr>
-          <w:rFonts w:ascii="휴먼명조" w:cs="휴먼명조" w:eastAsia="휴먼명조" w:hAnsi="휴먼명조"/>
-          <w:b/>
-          <w:bCs/>
-          <w:sz w:val="28"/>
-          <w:szCs w:val="28"/>
-        </w:rPr>
-        <w:t xml:space="preserve">작동 원리 — 알림에서 제보로 도는 한 바퀴</w:t>
-      </w:r>
-    </w:p>
-    <w:p>
-      <w:pPr>
-        <w:spacing w:after="0" w:before="0" w:line="384"/>
-      </w:pPr>
-      <w:r>
-        <w:rPr>
-          <w:rFonts w:ascii="휴먼명조" w:cs="휴먼명조" w:eastAsia="휴먼명조" w:hAnsi="휴먼명조"/>
-          <w:sz w:val="28"/>
-          <w:szCs w:val="28"/>
-        </w:rPr>
-        <w:t xml:space="preserve">기대효과는 화면을 몇 명이 봤는가가 아니라, 본 사람이 기록을 내놓는 쪽으로 돌아섰는가다.</w:t>
-      </w:r>
-    </w:p>
-    <w:p>
-      <w:pPr>
-        <w:pStyle w:val="ListParagraph"/>
-        <w:numPr>
-          <w:ilvl w:val="0"/>
-          <w:numId w:val="2"/>
-        </w:numPr>
-        <w:spacing w:after="0" w:before="0" w:line="384"/>
-      </w:pPr>
-      <w:r>
-        <w:rPr>
-          <w:rFonts w:ascii="휴먼명조" w:cs="휴먼명조" w:eastAsia="휴먼명조" w:hAnsi="휴먼명조"/>
-          <w:b/>
-          <w:bCs/>
-          <w:sz w:val="28"/>
-          <w:szCs w:val="28"/>
-        </w:rPr>
-        <w:t xml:space="preserve">알린다 — </w:t>
-      </w:r>
-      <w:r>
-        <w:rPr>
-          <w:rFonts w:ascii="휴먼명조" w:cs="휴먼명조" w:eastAsia="휴먼명조" w:hAnsi="휴먼명조"/>
-          <w:sz w:val="28"/>
-          <w:szCs w:val="28"/>
-        </w:rPr>
-        <w:t xml:space="preserve">후손도 법적 당사자이며 신청 가능한 제도가 10종 있다는 사실을 알린다(후손 교류 희망 55.7%).</w:t>
-      </w:r>
-    </w:p>
-    <w:p>
-      <w:pPr>
-        <w:pStyle w:val="ListParagraph"/>
-        <w:numPr>
-          <w:ilvl w:val="0"/>
-          <w:numId w:val="2"/>
-        </w:numPr>
-        <w:spacing w:after="0" w:before="0" w:line="384"/>
-      </w:pPr>
-      <w:r>
-        <w:rPr>
-          <w:rFonts w:ascii="휴먼명조" w:cs="휴먼명조" w:eastAsia="휴먼명조" w:hAnsi="휴먼명조"/>
-          <w:b/>
-          <w:bCs/>
-          <w:sz w:val="28"/>
-          <w:szCs w:val="28"/>
-        </w:rPr>
-        <w:t xml:space="preserve">모아 준다 — </w:t>
-      </w:r>
-      <w:r>
-        <w:rPr>
-          <w:rFonts w:ascii="휴먼명조" w:cs="휴먼명조" w:eastAsia="휴먼명조" w:hAnsi="휴먼명조"/>
-          <w:sz w:val="28"/>
-          <w:szCs w:val="28"/>
-        </w:rPr>
-        <w:t xml:space="preserve">흩어진 통계·연표·보도·사료·오늘 날씨를 고향 이름 하나로 모은다.</w:t>
-      </w:r>
-    </w:p>
-    <w:p>
-      <w:pPr>
-        <w:pStyle w:val="ListParagraph"/>
-        <w:numPr>
-          <w:ilvl w:val="0"/>
-          <w:numId w:val="2"/>
-        </w:numPr>
-        <w:spacing w:after="0" w:before="0" w:line="384"/>
-      </w:pPr>
-      <w:r>
-        <w:rPr>
-          <w:rFonts w:ascii="휴먼명조" w:cs="휴먼명조" w:eastAsia="휴먼명조" w:hAnsi="휴먼명조"/>
-          <w:b/>
-          <w:bCs/>
-          <w:sz w:val="28"/>
-          <w:szCs w:val="28"/>
-        </w:rPr>
-        <w:t xml:space="preserve">불러낸다 — </w:t>
-      </w:r>
-      <w:r>
-        <w:rPr>
-          <w:rFonts w:ascii="휴먼명조" w:cs="휴먼명조" w:eastAsia="휴먼명조" w:hAnsi="휴먼명조"/>
-          <w:sz w:val="28"/>
-          <w:szCs w:val="28"/>
-        </w:rPr>
-        <w:t xml:space="preserve">고향을 오늘 비가 오는 장소로 보여 준다. 같은 고향의 남의 집 사진이 내 집 사진을 떠올리게 한다(요구 2위 44.5%).</w:t>
-      </w:r>
-    </w:p>
-    <w:p>
-      <w:pPr>
-        <w:pStyle w:val="ListParagraph"/>
-        <w:numPr>
-          <w:ilvl w:val="0"/>
-          <w:numId w:val="2"/>
-        </w:numPr>
-        <w:spacing w:after="0" w:before="0" w:line="384"/>
-      </w:pPr>
-      <w:r>
-        <w:rPr>
-          <w:rFonts w:ascii="휴먼명조" w:cs="휴먼명조" w:eastAsia="휴먼명조" w:hAnsi="휴먼명조"/>
-          <w:b/>
-          <w:bCs/>
-          <w:sz w:val="28"/>
-          <w:szCs w:val="28"/>
-        </w:rPr>
-        <w:t xml:space="preserve">받는다 — </w:t>
-      </w:r>
-      <w:r>
-        <w:rPr>
-          <w:rFonts w:ascii="휴먼명조" w:cs="휴먼명조" w:eastAsia="휴먼명조" w:hAnsi="휴먼명조"/>
-          <w:sz w:val="28"/>
-          <w:szCs w:val="28"/>
-        </w:rPr>
-        <w:t xml:space="preserve">그 자리에서 기증·유전자검사·영상편지로 연결한다. 본 사람이 자료를 내놓는 사람이 된다(1순위 59.9%).</w:t>
-      </w:r>
-    </w:p>
-    <w:p>
-      <w:pPr>
-        <w:spacing w:after="0" w:before="60" w:line="384"/>
-      </w:pPr>
-      <w:r>
-        <w:rPr>
-          <w:rFonts w:ascii="휴먼명조" w:cs="휴먼명조" w:eastAsia="휴먼명조" w:hAnsi="휴먼명조"/>
-          <w:sz w:val="28"/>
-          <w:szCs w:val="28"/>
-        </w:rPr>
-        <w:t xml:space="preserve">들어온 기록은 다시 둘째 걸음의 재료가 되어 고향 화면이 두꺼워진다. 다만 이 서비스는 슬픔을 연출하지 않는다 — 수치와 기록을 그대로 놓는다.</w:t>
-      </w:r>
-    </w:p>
-    <w:p>
-      <w:pPr>
-        <w:spacing w:after="40" w:before="120" w:line="384"/>
-      </w:pPr>
-      <w:r>
-        <w:rPr>
-          <w:rFonts w:ascii="휴먼명조" w:cs="휴먼명조" w:eastAsia="휴먼명조" w:hAnsi="휴먼명조"/>
-          <w:b/>
-          <w:bCs/>
-          <w:sz w:val="28"/>
-          <w:szCs w:val="28"/>
-        </w:rPr>
-        <w:t xml:space="preserve">부문별 기대효과와 목표</w:t>
-      </w:r>
-    </w:p>
-    <w:p>
-      <w:pPr>
-        <w:spacing w:after="0" w:before="0" w:line="384"/>
-      </w:pPr>
-      <w:r>
-        <w:rPr>
-          <w:rFonts w:ascii="휴먼명조" w:cs="휴먼명조" w:eastAsia="휴먼명조" w:hAnsi="휴먼명조"/>
-          <w:sz w:val="28"/>
-          <w:szCs w:val="28"/>
-        </w:rPr>
-        <w:t xml:space="preserve">정책 — "1만 명 하회 2038~2041년"이라는 계산 결과를 예산·우선순위 논의에 놓는다. 이산가족 — 1순위 요청 사업에 직접 답한다. 후손 — 없던 경로를 만든다. 확장 — 같은 구조를 국군포로·납북자·이북5도민으로 넓힐 수 있다.</w:t>
-      </w:r>
-    </w:p>
-    <w:p>
-      <w:pPr>
-        <w:spacing w:after="40" w:before="120" w:line="384"/>
-      </w:pPr>
-      <w:r>
-        <w:rPr>
-          <w:rFonts w:ascii="휴먼명조" w:cs="휴먼명조" w:eastAsia="휴먼명조" w:hAnsi="휴먼명조"/>
-          <w:b/>
-          <w:bCs/>
-          <w:sz w:val="28"/>
-          <w:szCs w:val="28"/>
-        </w:rPr>
-        <w:t xml:space="preserve">배포 전략 — 후손은 어떻게 이 화면에 닿는가</w:t>
-      </w:r>
-    </w:p>
-    <w:p>
-      <w:pPr>
-        <w:spacing w:after="0" w:before="0" w:line="384"/>
-      </w:pPr>
-      <w:r>
-        <w:rPr>
-          <w:rFonts w:ascii="휴먼명조" w:cs="휴먼명조" w:eastAsia="휴먼명조" w:hAnsi="휴먼명조"/>
-          <w:sz w:val="28"/>
-          <w:szCs w:val="28"/>
-        </w:rPr>
-        <w:t xml:space="preserve">정부 누리집은 청년층이 자발적으로 찾아오지 않는다. 별도 예산 없이 기존 접점에 얹는 세 경로를 제안한다.</w:t>
-      </w:r>
-    </w:p>
-    <w:p>
-      <w:pPr>
-        <w:pStyle w:val="ListParagraph"/>
-        <w:numPr>
-          <w:ilvl w:val="0"/>
-          <w:numId w:val="2"/>
-        </w:numPr>
-        <w:spacing w:after="0" w:before="0" w:line="384"/>
-      </w:pPr>
-      <w:r>
-        <w:rPr>
-          <w:rFonts w:ascii="휴먼명조" w:cs="휴먼명조" w:eastAsia="휴먼명조" w:hAnsi="휴먼명조"/>
-          <w:sz w:val="28"/>
-          <w:szCs w:val="28"/>
-        </w:rPr>
-        <w:t xml:space="preserve">이산가족 대상 정기 안내(명절 인사·실태조사 안내 등) 발송 시 고향별 화면 링크를 함께 보낸다. 1세대가 후손에게 전달하는 경로가 된다.</w:t>
-      </w:r>
-    </w:p>
-    <w:p>
-      <w:pPr>
-        <w:pStyle w:val="ListParagraph"/>
-        <w:numPr>
-          <w:ilvl w:val="0"/>
-          <w:numId w:val="2"/>
-        </w:numPr>
-        <w:spacing w:after="0" w:before="0" w:line="384"/>
-      </w:pPr>
-      <w:r>
-        <w:rPr>
-          <w:rFonts w:ascii="휴먼명조" w:cs="휴먼명조" w:eastAsia="휴먼명조" w:hAnsi="휴먼명조"/>
-          <w:sz w:val="28"/>
-          <w:szCs w:val="28"/>
-        </w:rPr>
-        <w:t xml:space="preserve">통일교육원 교원 연수와 학교 통일교육 자료에 고향 화면을 실습 자료로 넣는다.</w:t>
-      </w:r>
-    </w:p>
-    <w:p>
-      <w:pPr>
-        <w:pStyle w:val="ListParagraph"/>
-        <w:numPr>
-          <w:ilvl w:val="0"/>
-          <w:numId w:val="2"/>
-        </w:numPr>
-        <w:spacing w:after="0" w:before="0" w:line="384"/>
-      </w:pPr>
-      <w:r>
-        <w:rPr>
-          <w:rFonts w:ascii="휴먼명조" w:cs="휴먼명조" w:eastAsia="휴먼명조" w:hAnsi="휴먼명조"/>
-          <w:sz w:val="28"/>
-          <w:szCs w:val="28"/>
-        </w:rPr>
-        <w:t xml:space="preserve">이북5도위원회·지자체 하나센터 행사에서 고향별 사료를 상영·배포한다.</w:t>
-      </w:r>
-    </w:p>
-    <w:p>
-      <w:pPr>
-        <w:spacing w:after="0" w:before="60" w:line="384"/>
-      </w:pPr>
-      <w:r>
-        <w:rPr>
-          <w:rFonts w:ascii="휴먼명조" w:cs="휴먼명조" w:eastAsia="휴먼명조" w:hAnsi="휴먼명조"/>
-          <w:sz w:val="28"/>
-          <w:szCs w:val="28"/>
-        </w:rPr>
-        <w:t xml:space="preserve">시범운영 1년 차 목표: 박물관 사료 유입 월 500건, 후손 기증 문의 연 50건, 구행정구역 7종 전부 월 1회 이상 조회, 자료 기준일 표기율 100%. 위 배포 경로를 통한 도달률을 보수적으로 잡은 값이며, 시범운영 실측으로 대체한다.</w:t>
-      </w:r>
-    </w:p>
-    <w:p>
-      <w:pPr>
-        <w:spacing w:after="60" w:line="240"/>
-      </w:pPr>
-    </w:p>
-    <w:p>
-      <w:pPr>
-        <w:shd w:fill="E8ECF2" w:val="clear"/>
-        <w:spacing w:after="80" w:before="160" w:line="384"/>
-      </w:pPr>
-      <w:r>
-        <w:rPr>
-          <w:rFonts w:ascii="휴먼명조" w:cs="휴먼명조" w:eastAsia="휴먼명조" w:hAnsi="휴먼명조"/>
-          <w:b/>
-          <w:bCs/>
-          <w:sz w:val="28"/>
-          <w:szCs w:val="28"/>
-        </w:rPr>
-        <w:t xml:space="preserve">  기타 참고 사항 등</w:t>
-      </w:r>
-    </w:p>
-    <w:p>
-      <w:pPr>
-        <w:spacing w:after="40" w:before="120" w:line="384"/>
-      </w:pPr>
-      <w:r>
-        <w:rPr>
-          <w:rFonts w:ascii="휴먼명조" w:cs="휴먼명조" w:eastAsia="휴먼명조" w:hAnsi="휴먼명조"/>
-          <w:b/>
-          <w:bCs/>
-          <w:sz w:val="28"/>
-          <w:szCs w:val="28"/>
-        </w:rPr>
-        <w:t xml:space="preserve">생성형 AI 활용 내역</w:t>
-      </w:r>
-    </w:p>
-    <w:p>
-      <w:pPr>
-        <w:spacing w:after="0" w:before="0" w:line="384"/>
-      </w:pPr>
-      <w:r>
-        <w:rPr>
-          <w:rFonts w:ascii="휴먼명조" w:cs="휴먼명조" w:eastAsia="휴먼명조" w:hAnsi="휴먼명조"/>
-          <w:sz w:val="28"/>
-          <w:szCs w:val="28"/>
-        </w:rPr>
-        <w:t xml:space="preserve">본 기획서 작성과 시제품 구현에 생성형 AI(Anthropic Claude)를 활용했다 — 아이디어 발굴, 수집 스크립트와 파싱·정합성 검증, 화면·엔진 코드와 회귀 테스트, 문서 초안. 모든 수치는 사람이 원자료로 재확인했으며 AI가 만들어 낸 수치는 이 문서에 없다.</w:t>
-      </w:r>
-    </w:p>
-    <w:p>
-      <w:pPr>
-        <w:spacing w:after="40" w:before="120" w:line="384"/>
-      </w:pPr>
-      <w:r>
-        <w:rPr>
-          <w:rFonts w:ascii="휴먼명조" w:cs="휴먼명조" w:eastAsia="휴먼명조" w:hAnsi="휴먼명조"/>
-          <w:b/>
-          <w:bCs/>
-          <w:sz w:val="28"/>
-          <w:szCs w:val="28"/>
-        </w:rPr>
-        <w:t xml:space="preserve">참고 자료</w:t>
-      </w:r>
-    </w:p>
-    <w:p>
-      <w:pPr>
-        <w:spacing w:after="0" w:before="0" w:line="384"/>
-      </w:pPr>
-      <w:r>
-        <w:rPr>
-          <w:rFonts w:ascii="휴먼명조" w:cs="휴먼명조" w:eastAsia="휴먼명조" w:hAnsi="휴먼명조"/>
-          <w:sz w:val="28"/>
-          <w:szCs w:val="28"/>
-        </w:rPr>
-        <w:t xml:space="preserve">통일부 「2024년 제4차 남북 이산가족 실태조사 결과」(2025.1.24) · 이산가족정보통합시스템 · 공공데이터포털 통일부 개방 데이터 · 통계청 완전생명표(KOSIS) · 남북이산가족 디지털박물관 · 서울대학교 통일평화연구원에서 실시한 통일의식조사</w:t>
-      </w:r>
-    </w:p>
-    <w:p>
-      <w:pPr>
-        <w:spacing w:after="40" w:before="120" w:line="384"/>
-      </w:pPr>
-      <w:r>
-        <w:rPr>
-          <w:rFonts w:ascii="휴먼명조" w:cs="휴먼명조" w:eastAsia="휴먼명조" w:hAnsi="휴먼명조"/>
-          <w:b/>
-          <w:bCs/>
-          <w:sz w:val="28"/>
-          <w:szCs w:val="28"/>
-        </w:rPr>
-        <w:t xml:space="preserve">2025년 수상작과의 차이 (중복 검토)</w:t>
-      </w:r>
-    </w:p>
-    <w:p>
-      <w:pPr>
-        <w:spacing w:after="0" w:before="0" w:line="384"/>
-      </w:pPr>
-      <w:r>
-        <w:rPr>
-          <w:rFonts w:ascii="휴먼명조" w:cs="휴먼명조" w:eastAsia="휴먼명조" w:hAnsi="휴먼명조"/>
-          <w:sz w:val="28"/>
-          <w:szCs w:val="28"/>
-        </w:rPr>
-        <w:t xml:space="preserve">2025년 수상작은 모두 탈북민 정착을 다뤘다(위기가구 예측·지원시설 지도·정착 경로 추천). 본 아이디어는 모집단·축·목적이 전부 다르다.</w:t>
-      </w:r>
-    </w:p>
-    <w:p>
-      <w:pPr>
-        <w:shd w:fill="E8ECF2" w:val="clear"/>
-        <w:spacing w:after="80" w:before="160" w:line="384"/>
-      </w:pPr>
-      <w:r>
-        <w:rPr>
-          <w:rFonts w:ascii="휴먼명조" w:cs="휴먼명조" w:eastAsia="휴먼명조" w:hAnsi="휴먼명조"/>
-          <w:b/>
-          <w:bCs/>
-          <w:sz w:val="28"/>
-          <w:szCs w:val="28"/>
-        </w:rPr>
         <w:t xml:space="preserve">  별첨 — 시제품 화면</w:t>
       </w:r>
     </w:p>
@@ -2334,7 +2014,7 @@
       <w:r>
         <w:drawing>
           <wp:inline distT="0" distB="0" distL="0" distR="0">
-            <wp:extent cx="1428750" cy="962025"/>
+            <wp:extent cx="1428750" cy="704850"/>
             <wp:effectExtent t="0" r="0" b="0" l="0"/>
             <wp:docPr id="1" name="" descr="" title=""/>
             <wp:cNvGraphicFramePr>
@@ -2359,7 +2039,7 @@
                   <pic:spPr bwMode="auto">
                     <a:xfrm>
                       <a:off x="0" y="0"/>
-                      <a:ext cx="1428750" cy="962025"/>
+                      <a:ext cx="1428750" cy="704850"/>
                     </a:xfrm>
                     <a:prstGeom prst="rect">
                       <a:avLst/>
@@ -2374,7 +2054,7 @@
       <w:r>
         <w:drawing>
           <wp:inline distT="0" distB="0" distL="0" distR="0">
-            <wp:extent cx="1428750" cy="962025"/>
+            <wp:extent cx="1428750" cy="704850"/>
             <wp:effectExtent t="0" r="0" b="0" l="0"/>
             <wp:docPr id="1" name="" descr="" title=""/>
             <wp:cNvGraphicFramePr>
@@ -2399,7 +2079,7 @@
                   <pic:spPr bwMode="auto">
                     <a:xfrm>
                       <a:off x="0" y="0"/>
-                      <a:ext cx="1428750" cy="962025"/>
+                      <a:ext cx="1428750" cy="704850"/>
                     </a:xfrm>
                     <a:prstGeom prst="rect">
                       <a:avLst/>
@@ -2424,6 +2104,390 @@
           <w:szCs w:val="20"/>
         </w:rPr>
         <w:t xml:space="preserve">① 고향을 누르면 열리는 지역 화면 — 실시간 기상과 기준일을 함께      ② 한걸음씩 보기</w:t>
+      </w:r>
+    </w:p>
+    <w:p>
+      <w:pPr>
+        <w:spacing w:after="60" w:line="240"/>
+      </w:pPr>
+    </w:p>
+    <w:p>
+      <w:pPr>
+        <w:shd w:fill="E8ECF2" w:val="clear"/>
+        <w:spacing w:after="80" w:before="160" w:line="384"/>
+      </w:pPr>
+      <w:r>
+        <w:rPr>
+          <w:rFonts w:ascii="휴먼명조" w:cs="휴먼명조" w:eastAsia="휴먼명조" w:hAnsi="휴먼명조"/>
+          <w:b/>
+          <w:bCs/>
+          <w:sz w:val="28"/>
+          <w:szCs w:val="28"/>
+        </w:rPr>
+        <w:t xml:space="preserve">  기대효과</w:t>
+      </w:r>
+    </w:p>
+    <w:p>
+      <w:pPr>
+        <w:spacing w:after="40" w:before="120" w:line="384"/>
+      </w:pPr>
+      <w:r>
+        <w:rPr>
+          <w:rFonts w:ascii="휴먼명조" w:cs="휴먼명조" w:eastAsia="휴먼명조" w:hAnsi="휴먼명조"/>
+          <w:b/>
+          <w:bCs/>
+          <w:sz w:val="28"/>
+          <w:szCs w:val="28"/>
+        </w:rPr>
+        <w:t xml:space="preserve">작동 원리 — 알림에서 제보로 도는 한 바퀴</w:t>
+      </w:r>
+    </w:p>
+    <w:p>
+      <w:pPr>
+        <w:spacing w:after="0" w:before="0" w:line="384"/>
+      </w:pPr>
+      <w:r>
+        <w:rPr>
+          <w:rFonts w:ascii="휴먼명조" w:cs="휴먼명조" w:eastAsia="휴먼명조" w:hAnsi="휴먼명조"/>
+          <w:sz w:val="28"/>
+          <w:szCs w:val="28"/>
+        </w:rPr>
+        <w:t xml:space="preserve">기대효과는 화면을 몇 명이 봤는가가 아니라, 본 사람이 기록을 내놓는 쪽으로 돌아섰는가다.</w:t>
+      </w:r>
+    </w:p>
+    <w:p>
+      <w:pPr>
+        <w:pStyle w:val="ListParagraph"/>
+        <w:numPr>
+          <w:ilvl w:val="0"/>
+          <w:numId w:val="2"/>
+        </w:numPr>
+        <w:spacing w:after="0" w:before="0" w:line="384"/>
+      </w:pPr>
+      <w:r>
+        <w:rPr>
+          <w:rFonts w:ascii="휴먼명조" w:cs="휴먼명조" w:eastAsia="휴먼명조" w:hAnsi="휴먼명조"/>
+          <w:b/>
+          <w:bCs/>
+          <w:sz w:val="28"/>
+          <w:szCs w:val="28"/>
+        </w:rPr>
+        <w:t xml:space="preserve">알린다 — </w:t>
+      </w:r>
+      <w:r>
+        <w:rPr>
+          <w:rFonts w:ascii="휴먼명조" w:cs="휴먼명조" w:eastAsia="휴먼명조" w:hAnsi="휴먼명조"/>
+          <w:sz w:val="28"/>
+          <w:szCs w:val="28"/>
+        </w:rPr>
+        <w:t xml:space="preserve">후손도 법적 당사자이며 신청 가능한 제도가 10종 있다는 사실을 알린다(후손 교류 희망 55.7%).</w:t>
+      </w:r>
+    </w:p>
+    <w:p>
+      <w:pPr>
+        <w:pStyle w:val="ListParagraph"/>
+        <w:numPr>
+          <w:ilvl w:val="0"/>
+          <w:numId w:val="2"/>
+        </w:numPr>
+        <w:spacing w:after="0" w:before="0" w:line="384"/>
+      </w:pPr>
+      <w:r>
+        <w:rPr>
+          <w:rFonts w:ascii="휴먼명조" w:cs="휴먼명조" w:eastAsia="휴먼명조" w:hAnsi="휴먼명조"/>
+          <w:b/>
+          <w:bCs/>
+          <w:sz w:val="28"/>
+          <w:szCs w:val="28"/>
+        </w:rPr>
+        <w:t xml:space="preserve">모아 준다 — </w:t>
+      </w:r>
+      <w:r>
+        <w:rPr>
+          <w:rFonts w:ascii="휴먼명조" w:cs="휴먼명조" w:eastAsia="휴먼명조" w:hAnsi="휴먼명조"/>
+          <w:sz w:val="28"/>
+          <w:szCs w:val="28"/>
+        </w:rPr>
+        <w:t xml:space="preserve">흩어진 통계·연표·보도·사료·오늘 날씨를 고향 이름 하나로 모은다.</w:t>
+      </w:r>
+    </w:p>
+    <w:p>
+      <w:pPr>
+        <w:pStyle w:val="ListParagraph"/>
+        <w:numPr>
+          <w:ilvl w:val="0"/>
+          <w:numId w:val="2"/>
+        </w:numPr>
+        <w:spacing w:after="0" w:before="0" w:line="384"/>
+      </w:pPr>
+      <w:r>
+        <w:rPr>
+          <w:rFonts w:ascii="휴먼명조" w:cs="휴먼명조" w:eastAsia="휴먼명조" w:hAnsi="휴먼명조"/>
+          <w:b/>
+          <w:bCs/>
+          <w:sz w:val="28"/>
+          <w:szCs w:val="28"/>
+        </w:rPr>
+        <w:t xml:space="preserve">불러낸다 — </w:t>
+      </w:r>
+      <w:r>
+        <w:rPr>
+          <w:rFonts w:ascii="휴먼명조" w:cs="휴먼명조" w:eastAsia="휴먼명조" w:hAnsi="휴먼명조"/>
+          <w:sz w:val="28"/>
+          <w:szCs w:val="28"/>
+        </w:rPr>
+        <w:t xml:space="preserve">고향을 오늘 비가 오는 장소로 보여 준다. 같은 고향의 남의 집 사진이 내 집 사진을 떠올리게 한다.</w:t>
+      </w:r>
+    </w:p>
+    <w:p>
+      <w:pPr>
+        <w:pStyle w:val="ListParagraph"/>
+        <w:numPr>
+          <w:ilvl w:val="0"/>
+          <w:numId w:val="2"/>
+        </w:numPr>
+        <w:spacing w:after="0" w:before="0" w:line="384"/>
+      </w:pPr>
+      <w:r>
+        <w:rPr>
+          <w:rFonts w:ascii="휴먼명조" w:cs="휴먼명조" w:eastAsia="휴먼명조" w:hAnsi="휴먼명조"/>
+          <w:b/>
+          <w:bCs/>
+          <w:sz w:val="28"/>
+          <w:szCs w:val="28"/>
+        </w:rPr>
+        <w:t xml:space="preserve">받는다 — </w:t>
+      </w:r>
+      <w:r>
+        <w:rPr>
+          <w:rFonts w:ascii="휴먼명조" w:cs="휴먼명조" w:eastAsia="휴먼명조" w:hAnsi="휴먼명조"/>
+          <w:sz w:val="28"/>
+          <w:szCs w:val="28"/>
+        </w:rPr>
+        <w:t xml:space="preserve">그 자리에서 기증·유전자검사·영상편지로 연결한다. 본 사람이 자료를 내놓는 사람이 된다(1순위 59.9%).</w:t>
+      </w:r>
+    </w:p>
+    <w:p>
+      <w:pPr>
+        <w:spacing w:after="0" w:before="60" w:line="384"/>
+      </w:pPr>
+      <w:r>
+        <w:rPr>
+          <w:rFonts w:ascii="휴먼명조" w:cs="휴먼명조" w:eastAsia="휴먼명조" w:hAnsi="휴먼명조"/>
+          <w:sz w:val="28"/>
+          <w:szCs w:val="28"/>
+        </w:rPr>
+        <w:t xml:space="preserve">들어온 기록은 다시 둘째 걸음의 재료가 되어 고향 화면이 두꺼워진다. 다만 이 서비스는 슬픔을 연출하지 않는다 — 수치와 기록을 그대로 놓는다.</w:t>
+      </w:r>
+    </w:p>
+    <w:p>
+      <w:pPr>
+        <w:spacing w:after="40" w:before="120" w:line="384"/>
+      </w:pPr>
+      <w:r>
+        <w:rPr>
+          <w:rFonts w:ascii="휴먼명조" w:cs="휴먼명조" w:eastAsia="휴먼명조" w:hAnsi="휴먼명조"/>
+          <w:b/>
+          <w:bCs/>
+          <w:sz w:val="28"/>
+          <w:szCs w:val="28"/>
+        </w:rPr>
+        <w:t xml:space="preserve">부문별 기대효과와 목표</w:t>
+      </w:r>
+    </w:p>
+    <w:p>
+      <w:pPr>
+        <w:spacing w:after="0" w:before="0" w:line="384"/>
+      </w:pPr>
+      <w:r>
+        <w:rPr>
+          <w:rFonts w:ascii="휴먼명조" w:cs="휴먼명조" w:eastAsia="휴먼명조" w:hAnsi="휴먼명조"/>
+          <w:sz w:val="28"/>
+          <w:szCs w:val="28"/>
+        </w:rPr>
+        <w:t xml:space="preserve">정책 — "1만 명 하회 2038~2041년"과 고향별 우선순위를 예산·사업 논의에 놓는다. 이산가족 — 1순위 요청 사업에 직접 답한다. 후손 — 없던 경로를 만든다. 확장 — 같은 구조를 국군포로·납북자·이북5도민으로 넓힐 수 있다.</w:t>
+      </w:r>
+    </w:p>
+    <w:p>
+      <w:pPr>
+        <w:spacing w:after="40" w:before="120" w:line="384"/>
+      </w:pPr>
+      <w:r>
+        <w:rPr>
+          <w:rFonts w:ascii="휴먼명조" w:cs="휴먼명조" w:eastAsia="휴먼명조" w:hAnsi="휴먼명조"/>
+          <w:b/>
+          <w:bCs/>
+          <w:sz w:val="28"/>
+          <w:szCs w:val="28"/>
+        </w:rPr>
+        <w:t xml:space="preserve">배포 전략 — 후손은 어떻게 이 화면에 닿는가</w:t>
+      </w:r>
+    </w:p>
+    <w:p>
+      <w:pPr>
+        <w:spacing w:after="0" w:before="0" w:line="384"/>
+      </w:pPr>
+      <w:r>
+        <w:rPr>
+          <w:rFonts w:ascii="휴먼명조" w:cs="휴먼명조" w:eastAsia="휴먼명조" w:hAnsi="휴먼명조"/>
+          <w:sz w:val="28"/>
+          <w:szCs w:val="28"/>
+        </w:rPr>
+        <w:t xml:space="preserve">정부 누리집은 청년층이 자발적으로 찾아오지 않는다. 별도 예산 없이 기존 접점에 얹는 세 경로를 제안한다.</w:t>
+      </w:r>
+    </w:p>
+    <w:p>
+      <w:pPr>
+        <w:pStyle w:val="ListParagraph"/>
+        <w:numPr>
+          <w:ilvl w:val="0"/>
+          <w:numId w:val="2"/>
+        </w:numPr>
+        <w:spacing w:after="0" w:before="0" w:line="384"/>
+      </w:pPr>
+      <w:r>
+        <w:rPr>
+          <w:rFonts w:ascii="휴먼명조" w:cs="휴먼명조" w:eastAsia="휴먼명조" w:hAnsi="휴먼명조"/>
+          <w:sz w:val="28"/>
+          <w:szCs w:val="28"/>
+        </w:rPr>
+        <w:t xml:space="preserve">이산가족 대상 정기 안내(명절 인사·실태조사 안내 등) 발송 시 고향별 화면 링크를 함께 보낸다. 1세대가 후손에게 전달하는 경로가 된다.</w:t>
+      </w:r>
+    </w:p>
+    <w:p>
+      <w:pPr>
+        <w:pStyle w:val="ListParagraph"/>
+        <w:numPr>
+          <w:ilvl w:val="0"/>
+          <w:numId w:val="2"/>
+        </w:numPr>
+        <w:spacing w:after="0" w:before="0" w:line="384"/>
+      </w:pPr>
+      <w:r>
+        <w:rPr>
+          <w:rFonts w:ascii="휴먼명조" w:cs="휴먼명조" w:eastAsia="휴먼명조" w:hAnsi="휴먼명조"/>
+          <w:sz w:val="28"/>
+          <w:szCs w:val="28"/>
+        </w:rPr>
+        <w:t xml:space="preserve">이북5도위원회·지자체 하나센터 행사에서 고향별 사료를 상영·배포한다.</w:t>
+      </w:r>
+    </w:p>
+    <w:p>
+      <w:pPr>
+        <w:spacing w:after="0" w:before="60" w:line="384"/>
+      </w:pPr>
+      <w:r>
+        <w:rPr>
+          <w:rFonts w:ascii="휴먼명조" w:cs="휴먼명조" w:eastAsia="휴먼명조" w:hAnsi="휴먼명조"/>
+          <w:sz w:val="28"/>
+          <w:szCs w:val="28"/>
+        </w:rPr>
+        <w:t xml:space="preserve">시범운영 1년 차 목표: 박물관 사료 유입 월 500건, 후손 기증 문의 연 50건, 구행정구역 7종 전부 월 1회 이상 조회, 자료 기준일 표기율 100%. 위 배포 경로를 통한 도달률을 보수적으로 잡은 값이며, 시범운영 실측으로 대체한다.</w:t>
+      </w:r>
+    </w:p>
+    <w:p>
+      <w:pPr>
+        <w:spacing w:after="60" w:line="240"/>
+      </w:pPr>
+    </w:p>
+    <w:p>
+      <w:pPr>
+        <w:shd w:fill="E8ECF2" w:val="clear"/>
+        <w:spacing w:after="80" w:before="160" w:line="384"/>
+      </w:pPr>
+      <w:r>
+        <w:rPr>
+          <w:rFonts w:ascii="휴먼명조" w:cs="휴먼명조" w:eastAsia="휴먼명조" w:hAnsi="휴먼명조"/>
+          <w:b/>
+          <w:bCs/>
+          <w:sz w:val="28"/>
+          <w:szCs w:val="28"/>
+        </w:rPr>
+        <w:t xml:space="preserve">  기타 참고 사항 등</w:t>
+      </w:r>
+    </w:p>
+    <w:p>
+      <w:pPr>
+        <w:spacing w:after="40" w:before="120" w:line="384"/>
+      </w:pPr>
+      <w:r>
+        <w:rPr>
+          <w:rFonts w:ascii="휴먼명조" w:cs="휴먼명조" w:eastAsia="휴먼명조" w:hAnsi="휴먼명조"/>
+          <w:b/>
+          <w:bCs/>
+          <w:sz w:val="28"/>
+          <w:szCs w:val="28"/>
+        </w:rPr>
+        <w:t xml:space="preserve">생성형 AI 활용 내역</w:t>
+      </w:r>
+    </w:p>
+    <w:p>
+      <w:pPr>
+        <w:spacing w:after="0" w:before="0" w:line="384"/>
+      </w:pPr>
+      <w:r>
+        <w:rPr>
+          <w:rFonts w:ascii="휴먼명조" w:cs="휴먼명조" w:eastAsia="휴먼명조" w:hAnsi="휴먼명조"/>
+          <w:sz w:val="28"/>
+          <w:szCs w:val="28"/>
+        </w:rPr>
+        <w:t xml:space="preserve">본 기획서와 시제품 구현에 생성형 AI(Anthropic Claude)를 활용했다 — 아이디어 발굴, 수집·파싱·정합성 검증, 화면·엔진 코드와 회귀 테스트, 문서 초안. 모든 수치는 사람이 원자료로 재확인했으며 AI가 만들어 낸 수치는 이 문서에 없다.</w:t>
+      </w:r>
+    </w:p>
+    <w:p>
+      <w:pPr>
+        <w:spacing w:after="40" w:before="120" w:line="384"/>
+      </w:pPr>
+      <w:r>
+        <w:rPr>
+          <w:rFonts w:ascii="휴먼명조" w:cs="휴먼명조" w:eastAsia="휴먼명조" w:hAnsi="휴먼명조"/>
+          <w:b/>
+          <w:bCs/>
+          <w:sz w:val="28"/>
+          <w:szCs w:val="28"/>
+        </w:rPr>
+        <w:t xml:space="preserve">참고 자료</w:t>
+      </w:r>
+    </w:p>
+    <w:p>
+      <w:pPr>
+        <w:spacing w:after="0" w:before="0" w:line="384"/>
+      </w:pPr>
+      <w:r>
+        <w:rPr>
+          <w:rFonts w:ascii="휴먼명조" w:cs="휴먼명조" w:eastAsia="휴먼명조" w:hAnsi="휴먼명조"/>
+          <w:sz w:val="28"/>
+          <w:szCs w:val="28"/>
+        </w:rPr>
+        <w:t xml:space="preserve">통일부 「2024년 제4차 남북 이산가족 실태조사 결과」(2025.1.24) · 이산가족정보통합시스템 · 공공데이터포털 통일부 개방 데이터 · 통계청 완전생명표(KOSIS) · 남북이산가족 디지털박물관 · 서울대학교 통일평화연구원에서 실시한 통일의식조사</w:t>
+      </w:r>
+    </w:p>
+    <w:p>
+      <w:pPr>
+        <w:spacing w:after="40" w:before="120" w:line="384"/>
+      </w:pPr>
+      <w:r>
+        <w:rPr>
+          <w:rFonts w:ascii="휴먼명조" w:cs="휴먼명조" w:eastAsia="휴먼명조" w:hAnsi="휴먼명조"/>
+          <w:b/>
+          <w:bCs/>
+          <w:sz w:val="28"/>
+          <w:szCs w:val="28"/>
+        </w:rPr>
+        <w:t xml:space="preserve">2025년 수상작과의 차이 (중복 검토)</w:t>
+      </w:r>
+    </w:p>
+    <w:p>
+      <w:pPr>
+        <w:spacing w:after="0" w:before="0" w:line="384"/>
+      </w:pPr>
+      <w:r>
+        <w:rPr>
+          <w:rFonts w:ascii="휴먼명조" w:cs="휴먼명조" w:eastAsia="휴먼명조" w:hAnsi="휴먼명조"/>
+          <w:sz w:val="28"/>
+          <w:szCs w:val="28"/>
+        </w:rPr>
+        <w:t xml:space="preserve">2025년 수상작은 모두 탈북민 정착을 다뤘다(위기가구 예측·지원시설 지도·정착 경로 추천). 본 아이디어는 모집단(이산가족)·축(정착이 아니라 고향)이 다르고, 하는 일도 다르다 — 자료를 모아 보여주는 데서 그치지 않고 고향별 기록 공백을 계량해 기록 계승 우선순위를 도출한다.</w:t>
       </w:r>
     </w:p>
     <w:sectPr>

--- a/제출서류/서식3_아이디어기획서_고향잇기.docx
+++ b/제출서류/서식3_아이디어기획서_고향잇기.docx
@@ -34,7 +34,7 @@
     </w:p>
     <w:tbl>
       <w:tblPr>
-        <w:tblW w:type="dxa" w:w="9864"/>
+        <w:tblW w:type="dxa" w:w="9978"/>
         <w:tblBorders>
           <w:top w:val="single" w:color="auto" w:sz="4"/>
           <w:left w:val="single" w:color="auto" w:sz="4"/>
@@ -46,7 +46,7 @@
       </w:tblPr>
       <w:tblGrid>
         <w:gridCol w:w="1800"/>
-        <w:gridCol w:w="8064"/>
+        <w:gridCol w:w="8178"/>
       </w:tblGrid>
       <w:tr>
         <w:tc>
@@ -86,7 +86,7 @@
         </w:tc>
         <w:tc>
           <w:tcPr>
-            <w:tcW w:type="dxa" w:w="8064"/>
+            <w:tcW w:type="dxa" w:w="8178"/>
             <w:tcBorders>
               <w:top w:val="single" w:color="888888" w:sz="4"/>
               <w:left w:val="single" w:color="888888" w:sz="4"/>
@@ -154,7 +154,7 @@
         </w:tc>
         <w:tc>
           <w:tcPr>
-            <w:tcW w:type="dxa" w:w="8064"/>
+            <w:tcW w:type="dxa" w:w="8178"/>
             <w:tcBorders>
               <w:top w:val="single" w:color="888888" w:sz="4"/>
               <w:left w:val="single" w:color="888888" w:sz="4"/>
@@ -222,7 +222,7 @@
         </w:tc>
         <w:tc>
           <w:tcPr>
-            <w:tcW w:type="dxa" w:w="8064"/>
+            <w:tcW w:type="dxa" w:w="8178"/>
             <w:tcBorders>
               <w:top w:val="single" w:color="888888" w:sz="4"/>
               <w:left w:val="single" w:color="888888" w:sz="4"/>
@@ -680,7 +680,7 @@
           <w:sz w:val="28"/>
           <w:szCs w:val="28"/>
         </w:rPr>
-        <w:t xml:space="preserve">통일부는 이산가족 생존자 수를 매월 공표한다. 2026년 5월 기준 33,272명, 평균 83.0세이고 누계 134,546명 중 101,274명이 이미 세상을 떠났다. 그런데 이 숫자는 매달 따로 발표되고 끝나, "이 속도면 몇 년 뒤 몇 명이 남는가"를 계산해 보여주는 곳이 없다.</w:t>
+        <w:t xml:space="preserve">통일부는 이산가족 생존자 수를 매월 공표한다. 2026년 5월 기준 33,272명, 평균 83.0세이고 누계 134,546명 중 101,274명이 이미 세상을 떠났다. 그런데 이 숫자는 매달 따로 발표되고 끝나, 몇 년 뒤 몇 명이 남는지를 계산해 보여주는 곳이 없다.</w:t>
       </w:r>
     </w:p>
     <w:p>
@@ -693,7 +693,7 @@
           <w:sz w:val="28"/>
           <w:szCs w:val="28"/>
         </w:rPr>
-        <w:t xml:space="preserve">둘째, 자료의 시점이 감춰져 있다. "모른다"와 "없다"는 다르다 — 탈북민 출신지 통계가 2020년에 멈춘 것은 그 뒤를 모르는 것이고, 개성공단 통계가 2016년에 멈춘 것은 그 뒤가 없는 것이다.</w:t>
+        <w:t xml:space="preserve">둘째, 자료의 시점이 감춰져 있다. "모른다"와 "없다"는 다르다 — 탈북민 통계가 2020년에 멈춘 것은 그 뒤를 모르는 것이고, 개성공단 통계가 2016년에 멈춘 것은 그 뒤가 없는 것이다.</w:t>
       </w:r>
     </w:p>
     <w:p>
@@ -747,7 +747,7 @@
           <w:sz w:val="28"/>
           <w:szCs w:val="28"/>
         </w:rPr>
-        <w:t xml:space="preserve">같은 조사의 후손 항목은 통념을 뒤집는다. 1세대 사후 자손 세대 간 교류 희망이 1세대 37.7%, 후손 세대 55.7%로 후손 쪽이 18.0%p 높다. "관심을 가져야 한다" 44.7% 대 "실제 관심 있다" 31.6%로 당위와 행동 사이가 13.1%p 비어 있다. 문제는 무관심이 아니라 수단의 부재이고, 그 사이를 메우는 것이 이 서비스의 일이다.</w:t>
+        <w:t xml:space="preserve">같은 조사의 후손 항목은 통념을 뒤집는다. 1세대 사후 자손 세대 간 교류 희망이 1세대 37.7%, 후손 세대 55.7%로 후손 쪽이 18.0%p 높다. 문제는 무관심이 아니라 수단의 부재이고, 그 사이를 메우는 것이 이 서비스의 일이다.</w:t>
       </w:r>
     </w:p>
     <w:p>
@@ -827,7 +827,7 @@
     </w:p>
     <w:tbl>
       <w:tblPr>
-        <w:tblW w:type="dxa" w:w="9864"/>
+        <w:tblW w:type="dxa" w:w="9978"/>
         <w:tblBorders>
           <w:top w:val="single" w:color="auto" w:sz="4"/>
           <w:left w:val="single" w:color="auto" w:sz="4"/>
@@ -840,7 +840,7 @@
       <w:tblGrid>
         <w:gridCol w:w="1300"/>
         <w:gridCol w:w="2600"/>
-        <w:gridCol w:w="5964"/>
+        <w:gridCol w:w="6078"/>
       </w:tblGrid>
       <w:tr>
         <w:tc>
@@ -915,7 +915,7 @@
         </w:tc>
         <w:tc>
           <w:tcPr>
-            <w:tcW w:type="dxa" w:w="5964"/>
+            <w:tcW w:type="dxa" w:w="6078"/>
             <w:tcBorders>
               <w:top w:val="single" w:color="888888" w:sz="4"/>
               <w:left w:val="single" w:color="888888" w:sz="4"/>
@@ -1015,7 +1015,7 @@
         </w:tc>
         <w:tc>
           <w:tcPr>
-            <w:tcW w:type="dxa" w:w="5964"/>
+            <w:tcW w:type="dxa" w:w="6078"/>
             <w:tcBorders>
               <w:top w:val="single" w:color="888888" w:sz="4"/>
               <w:left w:val="single" w:color="888888" w:sz="4"/>
@@ -1111,7 +1111,7 @@
         </w:tc>
         <w:tc>
           <w:tcPr>
-            <w:tcW w:type="dxa" w:w="5964"/>
+            <w:tcW w:type="dxa" w:w="6078"/>
             <w:tcBorders>
               <w:top w:val="single" w:color="888888" w:sz="4"/>
               <w:left w:val="single" w:color="888888" w:sz="4"/>
@@ -1207,7 +1207,7 @@
         </w:tc>
         <w:tc>
           <w:tcPr>
-            <w:tcW w:type="dxa" w:w="5964"/>
+            <w:tcW w:type="dxa" w:w="6078"/>
             <w:tcBorders>
               <w:top w:val="single" w:color="888888" w:sz="4"/>
               <w:left w:val="single" w:color="888888" w:sz="4"/>
@@ -1317,7 +1317,7 @@
           <w:sz w:val="28"/>
           <w:szCs w:val="28"/>
         </w:rPr>
-        <w:t xml:space="preserve">고향 7종마다 생존자 1인당 남은 공식 기록을 계산했다. 나눗셈 한 번이고 추정·보간·가중이 없다. 결과의 격차가 크다 — 미수복강원 1.878건/인 대 황해도(구) 0.121건/인으로 15.5배다. 가장 많은 사람이 그리는 고향(황해도, 원적 확인분의 37.4%)에 가장 적은 기록이 남았다. 동향을 뺀 보수 집계로도 순위가 바뀌지 않는다.</w:t>
+        <w:t xml:space="preserve">고향 7종마다 생존자 1인당 남은 공식 기록을 계산했다. 나눗셈 한 번이고 추정·보간·가중이 없다. 격차가 크다 — 미수복강원 1.878건/인 대 황해도(구) 0.121건/인으로 15.5배다. 가장 많은 사람이 그리는 고향(황해도, 원적 확인분의 37.4%)에 가장 적은 기록이 남았다.</w:t>
       </w:r>
     </w:p>
     <w:p>
@@ -1453,7 +1453,7 @@
           <w:sz w:val="28"/>
           <w:szCs w:val="28"/>
         </w:rPr>
-        <w:t xml:space="preserve">1세대 본인에게만 열린 제도와 아직 닫힌 지점도 공개한다. 관계(손자녀 등)를 고르면 신청 가능한 제도와 공식 서식으로 연결되는 "자격 길잡이"를 둔다.</w:t>
+        <w:t xml:space="preserve">이어받는 사람을 자녀·손자녀로 좁히지 않는다. 이산가족법 제2조는 이산가족을 8촌 이내 친족으로 정하므로 조카와 사촌도 같은 자격이며, 대가 끊긴 집안의 기록이 여기서 빠지면 계승이 아니다. 화면에서 관계를 고르면 신청 가능한 제도와 공식 서식으로 연결되는 "자격 길잡이"를 둔다. 1세대 본인에게만 열린 제도와 아직 닫힌 지점도 함께 공개한다.</w:t>
       </w:r>
     </w:p>
     <w:p>
@@ -1481,7 +1481,7 @@
           <w:sz w:val="28"/>
           <w:szCs w:val="28"/>
         </w:rPr>
-        <w:t xml:space="preserve">실사용자 평균 나이가 83.0세다. 같은 데이터를 「한눈에」와 「한걸음씩」(카드 하나씩 8단계, 큰 버튼, 키보드 조작) 두 모드로 낸다. 고향 안내인(AI)은 보조 인터페이스이며 서비스는 AI 없이 완결된다 — 공식 수치를 문장으로 엮어 주기만 하고(수치 생성 금지, 스키마 밖 출력 폐기, 실패 시 규칙 문장), AI 문장과 공식 수치는 시각적으로 구분한다.</w:t>
+        <w:t xml:space="preserve">실사용자 평균 나이가 83.0세다. 같은 데이터를 「한눈에」와 「한걸음씩」(카드 하나씩 8단계, 큰 버튼, 키보드 조작) 두 모드로 낸다. 고향 안내인(AI)은 보조 인터페이스이며 서비스는 AI 없이 완결된다 — 수치를 만들지 않고 문장으로 엮어 주기만 한다.</w:t>
       </w:r>
     </w:p>
     <w:p>
@@ -1514,7 +1514,7 @@
     </w:p>
     <w:tbl>
       <w:tblPr>
-        <w:tblW w:type="dxa" w:w="9864"/>
+        <w:tblW w:type="dxa" w:w="9978"/>
         <w:tblBorders>
           <w:top w:val="single" w:color="auto" w:sz="4"/>
           <w:left w:val="single" w:color="auto" w:sz="4"/>
@@ -1525,13 +1525,13 @@
         </w:tblBorders>
       </w:tblPr>
       <w:tblGrid>
-        <w:gridCol w:w="4340"/>
-        <w:gridCol w:w="5524"/>
+        <w:gridCol w:w="4390"/>
+        <w:gridCol w:w="5588"/>
       </w:tblGrid>
       <w:tr>
         <w:tc>
           <w:tcPr>
-            <w:tcW w:type="dxa" w:w="4340"/>
+            <w:tcW w:type="dxa" w:w="4390"/>
             <w:tcBorders>
               <w:top w:val="single" w:color="888888" w:sz="4"/>
               <w:left w:val="single" w:color="888888" w:sz="4"/>
@@ -1566,7 +1566,7 @@
         </w:tc>
         <w:tc>
           <w:tcPr>
-            <w:tcW w:type="dxa" w:w="5524"/>
+            <w:tcW w:type="dxa" w:w="5588"/>
             <w:tcBorders>
               <w:top w:val="single" w:color="888888" w:sz="4"/>
               <w:left w:val="single" w:color="888888" w:sz="4"/>
@@ -1603,7 +1603,7 @@
       <w:tr>
         <w:tc>
           <w:tcPr>
-            <w:tcW w:type="dxa" w:w="4340"/>
+            <w:tcW w:type="dxa" w:w="4390"/>
             <w:tcBorders>
               <w:top w:val="single" w:color="888888" w:sz="4"/>
               <w:left w:val="single" w:color="888888" w:sz="4"/>
@@ -1634,7 +1634,7 @@
         </w:tc>
         <w:tc>
           <w:tcPr>
-            <w:tcW w:type="dxa" w:w="5524"/>
+            <w:tcW w:type="dxa" w:w="5588"/>
             <w:tcBorders>
               <w:top w:val="single" w:color="888888" w:sz="4"/>
               <w:left w:val="single" w:color="888888" w:sz="4"/>
@@ -1667,7 +1667,7 @@
       <w:tr>
         <w:tc>
           <w:tcPr>
-            <w:tcW w:type="dxa" w:w="4340"/>
+            <w:tcW w:type="dxa" w:w="4390"/>
             <w:tcBorders>
               <w:top w:val="single" w:color="888888" w:sz="4"/>
               <w:left w:val="single" w:color="888888" w:sz="4"/>
@@ -1698,7 +1698,7 @@
         </w:tc>
         <w:tc>
           <w:tcPr>
-            <w:tcW w:type="dxa" w:w="5524"/>
+            <w:tcW w:type="dxa" w:w="5588"/>
             <w:tcBorders>
               <w:top w:val="single" w:color="888888" w:sz="4"/>
               <w:left w:val="single" w:color="888888" w:sz="4"/>
@@ -1731,7 +1731,7 @@
       <w:tr>
         <w:tc>
           <w:tcPr>
-            <w:tcW w:type="dxa" w:w="4340"/>
+            <w:tcW w:type="dxa" w:w="4390"/>
             <w:tcBorders>
               <w:top w:val="single" w:color="888888" w:sz="4"/>
               <w:left w:val="single" w:color="888888" w:sz="4"/>
@@ -1762,7 +1762,7 @@
         </w:tc>
         <w:tc>
           <w:tcPr>
-            <w:tcW w:type="dxa" w:w="5524"/>
+            <w:tcW w:type="dxa" w:w="5588"/>
             <w:tcBorders>
               <w:top w:val="single" w:color="888888" w:sz="4"/>
               <w:left w:val="single" w:color="888888" w:sz="4"/>
@@ -1795,7 +1795,7 @@
       <w:tr>
         <w:tc>
           <w:tcPr>
-            <w:tcW w:type="dxa" w:w="4340"/>
+            <w:tcW w:type="dxa" w:w="4390"/>
             <w:tcBorders>
               <w:top w:val="single" w:color="888888" w:sz="4"/>
               <w:left w:val="single" w:color="888888" w:sz="4"/>
@@ -1826,7 +1826,7 @@
         </w:tc>
         <w:tc>
           <w:tcPr>
-            <w:tcW w:type="dxa" w:w="5524"/>
+            <w:tcW w:type="dxa" w:w="5588"/>
             <w:tcBorders>
               <w:top w:val="single" w:color="888888" w:sz="4"/>
               <w:left w:val="single" w:color="888888" w:sz="4"/>
@@ -1859,7 +1859,7 @@
       <w:tr>
         <w:tc>
           <w:tcPr>
-            <w:tcW w:type="dxa" w:w="4340"/>
+            <w:tcW w:type="dxa" w:w="4390"/>
             <w:tcBorders>
               <w:top w:val="single" w:color="888888" w:sz="4"/>
               <w:left w:val="single" w:color="888888" w:sz="4"/>
@@ -1890,7 +1890,7 @@
         </w:tc>
         <w:tc>
           <w:tcPr>
-            <w:tcW w:type="dxa" w:w="5524"/>
+            <w:tcW w:type="dxa" w:w="5588"/>
             <w:tcBorders>
               <w:top w:val="single" w:color="888888" w:sz="4"/>
               <w:left w:val="single" w:color="888888" w:sz="4"/>
@@ -2157,6 +2157,98 @@
     </w:p>
     <w:p>
       <w:pPr>
+        <w:spacing w:after="0" w:before="0" w:line="384"/>
+      </w:pPr>
+      <w:r>
+        <w:rPr>
+          <w:rFonts w:ascii="휴먼명조" w:cs="휴먼명조" w:eastAsia="휴먼명조" w:hAnsi="휴먼명조"/>
+          <w:b/>
+          <w:bCs/>
+          <w:sz w:val="28"/>
+          <w:szCs w:val="28"/>
+        </w:rPr>
+        <w:t xml:space="preserve">알린다 → 모아 준다 → 불러낸다 → 받는다. </w:t>
+      </w:r>
+      <w:r>
+        <w:rPr>
+          <w:rFonts w:ascii="휴먼명조" w:cs="휴먼명조" w:eastAsia="휴먼명조" w:hAnsi="휴먼명조"/>
+          <w:sz w:val="28"/>
+          <w:szCs w:val="28"/>
+        </w:rPr>
+        <w:t xml:space="preserve">후손도 법적 당사자이며 신청 가능한 제도가 10종 있다는 사실을 알리고(후손 교류 희망 55.7%), 흩어진 통계·기록·사료·오늘 날씨를 고향 이름 하나로 모으고, 같은 고향의 남의 집 사진이 내 집 사진을 떠올리게 하고, 그 자리에서 기증으로 연결한다(1순위 요구 59.9%). 들어온 기록은 다시 둘째 걸음의 재료가 되어 고향 화면이 두꺼워진다.</w:t>
+      </w:r>
+    </w:p>
+    <w:p>
+      <w:pPr>
+        <w:spacing w:after="0" w:before="60" w:line="384"/>
+      </w:pPr>
+      <w:r>
+        <w:rPr>
+          <w:rFonts w:ascii="휴먼명조" w:cs="휴먼명조" w:eastAsia="휴먼명조" w:hAnsi="휴먼명조"/>
+          <w:sz w:val="28"/>
+          <w:szCs w:val="28"/>
+        </w:rPr>
+        <w:t xml:space="preserve">다만 이 서비스는 슬픔을 연출하지 않는다 — 수치와 기록을 그대로 놓는다.</w:t>
+      </w:r>
+    </w:p>
+    <w:p>
+      <w:pPr>
+        <w:spacing w:after="40" w:before="120" w:line="384"/>
+      </w:pPr>
+      <w:r>
+        <w:rPr>
+          <w:rFonts w:ascii="휴먼명조" w:cs="휴먼명조" w:eastAsia="휴먼명조" w:hAnsi="휴먼명조"/>
+          <w:b/>
+          <w:bCs/>
+          <w:sz w:val="28"/>
+          <w:szCs w:val="28"/>
+        </w:rPr>
+        <w:t xml:space="preserve">부문별 기대효과와 목표</w:t>
+      </w:r>
+    </w:p>
+    <w:p>
+      <w:pPr>
+        <w:spacing w:after="0" w:before="0" w:line="384"/>
+      </w:pPr>
+      <w:r>
+        <w:rPr>
+          <w:rFonts w:ascii="휴먼명조" w:cs="휴먼명조" w:eastAsia="휴먼명조" w:hAnsi="휴먼명조"/>
+          <w:sz w:val="28"/>
+          <w:szCs w:val="28"/>
+        </w:rPr>
+        <w:t xml:space="preserve">정책 — "1만 명 하회 2038~2041년"과 고향별 우선순위를 예산·사업 논의에 놓는다. 이산가족 — 1순위 요청 사업에 직접 답한다. 후손 — 없던 경로를 만든다. 확장 — 같은 구조를 국군포로·납북자·이북5도민으로 넓힐 수 있다.</w:t>
+      </w:r>
+    </w:p>
+    <w:p>
+      <w:pPr>
+        <w:spacing w:after="40" w:before="120" w:line="384"/>
+      </w:pPr>
+      <w:r>
+        <w:rPr>
+          <w:rFonts w:ascii="휴먼명조" w:cs="휴먼명조" w:eastAsia="휴먼명조" w:hAnsi="휴먼명조"/>
+          <w:b/>
+          <w:bCs/>
+          <w:sz w:val="28"/>
+          <w:szCs w:val="28"/>
+        </w:rPr>
+        <w:t xml:space="preserve">배포 전략 — 후손은 어떻게 이 화면에 닿는가</w:t>
+      </w:r>
+    </w:p>
+    <w:p>
+      <w:pPr>
+        <w:spacing w:after="0" w:before="0" w:line="384"/>
+      </w:pPr>
+      <w:r>
+        <w:rPr>
+          <w:rFonts w:ascii="휴먼명조" w:cs="휴먼명조" w:eastAsia="휴먼명조" w:hAnsi="휴먼명조"/>
+          <w:sz w:val="28"/>
+          <w:szCs w:val="28"/>
+        </w:rPr>
+        <w:t xml:space="preserve">정부 누리집은 청년층이 자발적으로 찾아오지 않는다. 별도 예산 없이 기존 접점에 얹는 세 경로를 제안한다.</w:t>
+      </w:r>
+    </w:p>
+    <w:p>
+      <w:pPr>
         <w:pStyle w:val="ListParagraph"/>
         <w:numPr>
           <w:ilvl w:val="0"/>
@@ -2167,20 +2259,10 @@
       <w:r>
         <w:rPr>
           <w:rFonts w:ascii="휴먼명조" w:cs="휴먼명조" w:eastAsia="휴먼명조" w:hAnsi="휴먼명조"/>
-          <w:b/>
-          <w:bCs/>
-          <w:sz w:val="28"/>
-          <w:szCs w:val="28"/>
-        </w:rPr>
-        <w:t xml:space="preserve">알린다 — </w:t>
-      </w:r>
-      <w:r>
-        <w:rPr>
-          <w:rFonts w:ascii="휴먼명조" w:cs="휴먼명조" w:eastAsia="휴먼명조" w:hAnsi="휴먼명조"/>
-          <w:sz w:val="28"/>
-          <w:szCs w:val="28"/>
-        </w:rPr>
-        <w:t xml:space="preserve">후손도 법적 당사자이며 신청 가능한 제도가 10종 있다는 사실을 알린다(후손 교류 희망 55.7%).</w:t>
+          <w:sz w:val="28"/>
+          <w:szCs w:val="28"/>
+        </w:rPr>
+        <w:t xml:space="preserve">이산가족 대상 정기 안내(명절 인사·실태조사 안내 등) 발송 시 고향별 화면 링크를 함께 보낸다. 1세대가 후손에게 전달하는 경로가 된다.</w:t>
       </w:r>
     </w:p>
     <w:p>
@@ -2195,177 +2277,6 @@
       <w:r>
         <w:rPr>
           <w:rFonts w:ascii="휴먼명조" w:cs="휴먼명조" w:eastAsia="휴먼명조" w:hAnsi="휴먼명조"/>
-          <w:b/>
-          <w:bCs/>
-          <w:sz w:val="28"/>
-          <w:szCs w:val="28"/>
-        </w:rPr>
-        <w:t xml:space="preserve">모아 준다 — </w:t>
-      </w:r>
-      <w:r>
-        <w:rPr>
-          <w:rFonts w:ascii="휴먼명조" w:cs="휴먼명조" w:eastAsia="휴먼명조" w:hAnsi="휴먼명조"/>
-          <w:sz w:val="28"/>
-          <w:szCs w:val="28"/>
-        </w:rPr>
-        <w:t xml:space="preserve">흩어진 통계·연표·보도·사료·오늘 날씨를 고향 이름 하나로 모은다.</w:t>
-      </w:r>
-    </w:p>
-    <w:p>
-      <w:pPr>
-        <w:pStyle w:val="ListParagraph"/>
-        <w:numPr>
-          <w:ilvl w:val="0"/>
-          <w:numId w:val="2"/>
-        </w:numPr>
-        <w:spacing w:after="0" w:before="0" w:line="384"/>
-      </w:pPr>
-      <w:r>
-        <w:rPr>
-          <w:rFonts w:ascii="휴먼명조" w:cs="휴먼명조" w:eastAsia="휴먼명조" w:hAnsi="휴먼명조"/>
-          <w:b/>
-          <w:bCs/>
-          <w:sz w:val="28"/>
-          <w:szCs w:val="28"/>
-        </w:rPr>
-        <w:t xml:space="preserve">불러낸다 — </w:t>
-      </w:r>
-      <w:r>
-        <w:rPr>
-          <w:rFonts w:ascii="휴먼명조" w:cs="휴먼명조" w:eastAsia="휴먼명조" w:hAnsi="휴먼명조"/>
-          <w:sz w:val="28"/>
-          <w:szCs w:val="28"/>
-        </w:rPr>
-        <w:t xml:space="preserve">고향을 오늘 비가 오는 장소로 보여 준다. 같은 고향의 남의 집 사진이 내 집 사진을 떠올리게 한다.</w:t>
-      </w:r>
-    </w:p>
-    <w:p>
-      <w:pPr>
-        <w:pStyle w:val="ListParagraph"/>
-        <w:numPr>
-          <w:ilvl w:val="0"/>
-          <w:numId w:val="2"/>
-        </w:numPr>
-        <w:spacing w:after="0" w:before="0" w:line="384"/>
-      </w:pPr>
-      <w:r>
-        <w:rPr>
-          <w:rFonts w:ascii="휴먼명조" w:cs="휴먼명조" w:eastAsia="휴먼명조" w:hAnsi="휴먼명조"/>
-          <w:b/>
-          <w:bCs/>
-          <w:sz w:val="28"/>
-          <w:szCs w:val="28"/>
-        </w:rPr>
-        <w:t xml:space="preserve">받는다 — </w:t>
-      </w:r>
-      <w:r>
-        <w:rPr>
-          <w:rFonts w:ascii="휴먼명조" w:cs="휴먼명조" w:eastAsia="휴먼명조" w:hAnsi="휴먼명조"/>
-          <w:sz w:val="28"/>
-          <w:szCs w:val="28"/>
-        </w:rPr>
-        <w:t xml:space="preserve">그 자리에서 기증·유전자검사·영상편지로 연결한다. 본 사람이 자료를 내놓는 사람이 된다(1순위 59.9%).</w:t>
-      </w:r>
-    </w:p>
-    <w:p>
-      <w:pPr>
-        <w:spacing w:after="0" w:before="60" w:line="384"/>
-      </w:pPr>
-      <w:r>
-        <w:rPr>
-          <w:rFonts w:ascii="휴먼명조" w:cs="휴먼명조" w:eastAsia="휴먼명조" w:hAnsi="휴먼명조"/>
-          <w:sz w:val="28"/>
-          <w:szCs w:val="28"/>
-        </w:rPr>
-        <w:t xml:space="preserve">들어온 기록은 다시 둘째 걸음의 재료가 되어 고향 화면이 두꺼워진다. 다만 이 서비스는 슬픔을 연출하지 않는다 — 수치와 기록을 그대로 놓는다.</w:t>
-      </w:r>
-    </w:p>
-    <w:p>
-      <w:pPr>
-        <w:spacing w:after="40" w:before="120" w:line="384"/>
-      </w:pPr>
-      <w:r>
-        <w:rPr>
-          <w:rFonts w:ascii="휴먼명조" w:cs="휴먼명조" w:eastAsia="휴먼명조" w:hAnsi="휴먼명조"/>
-          <w:b/>
-          <w:bCs/>
-          <w:sz w:val="28"/>
-          <w:szCs w:val="28"/>
-        </w:rPr>
-        <w:t xml:space="preserve">부문별 기대효과와 목표</w:t>
-      </w:r>
-    </w:p>
-    <w:p>
-      <w:pPr>
-        <w:spacing w:after="0" w:before="0" w:line="384"/>
-      </w:pPr>
-      <w:r>
-        <w:rPr>
-          <w:rFonts w:ascii="휴먼명조" w:cs="휴먼명조" w:eastAsia="휴먼명조" w:hAnsi="휴먼명조"/>
-          <w:sz w:val="28"/>
-          <w:szCs w:val="28"/>
-        </w:rPr>
-        <w:t xml:space="preserve">정책 — "1만 명 하회 2038~2041년"과 고향별 우선순위를 예산·사업 논의에 놓는다. 이산가족 — 1순위 요청 사업에 직접 답한다. 후손 — 없던 경로를 만든다. 확장 — 같은 구조를 국군포로·납북자·이북5도민으로 넓힐 수 있다.</w:t>
-      </w:r>
-    </w:p>
-    <w:p>
-      <w:pPr>
-        <w:spacing w:after="40" w:before="120" w:line="384"/>
-      </w:pPr>
-      <w:r>
-        <w:rPr>
-          <w:rFonts w:ascii="휴먼명조" w:cs="휴먼명조" w:eastAsia="휴먼명조" w:hAnsi="휴먼명조"/>
-          <w:b/>
-          <w:bCs/>
-          <w:sz w:val="28"/>
-          <w:szCs w:val="28"/>
-        </w:rPr>
-        <w:t xml:space="preserve">배포 전략 — 후손은 어떻게 이 화면에 닿는가</w:t>
-      </w:r>
-    </w:p>
-    <w:p>
-      <w:pPr>
-        <w:spacing w:after="0" w:before="0" w:line="384"/>
-      </w:pPr>
-      <w:r>
-        <w:rPr>
-          <w:rFonts w:ascii="휴먼명조" w:cs="휴먼명조" w:eastAsia="휴먼명조" w:hAnsi="휴먼명조"/>
-          <w:sz w:val="28"/>
-          <w:szCs w:val="28"/>
-        </w:rPr>
-        <w:t xml:space="preserve">정부 누리집은 청년층이 자발적으로 찾아오지 않는다. 별도 예산 없이 기존 접점에 얹는 세 경로를 제안한다.</w:t>
-      </w:r>
-    </w:p>
-    <w:p>
-      <w:pPr>
-        <w:pStyle w:val="ListParagraph"/>
-        <w:numPr>
-          <w:ilvl w:val="0"/>
-          <w:numId w:val="2"/>
-        </w:numPr>
-        <w:spacing w:after="0" w:before="0" w:line="384"/>
-      </w:pPr>
-      <w:r>
-        <w:rPr>
-          <w:rFonts w:ascii="휴먼명조" w:cs="휴먼명조" w:eastAsia="휴먼명조" w:hAnsi="휴먼명조"/>
-          <w:sz w:val="28"/>
-          <w:szCs w:val="28"/>
-        </w:rPr>
-        <w:t xml:space="preserve">이산가족 대상 정기 안내(명절 인사·실태조사 안내 등) 발송 시 고향별 화면 링크를 함께 보낸다. 1세대가 후손에게 전달하는 경로가 된다.</w:t>
-      </w:r>
-    </w:p>
-    <w:p>
-      <w:pPr>
-        <w:pStyle w:val="ListParagraph"/>
-        <w:numPr>
-          <w:ilvl w:val="0"/>
-          <w:numId w:val="2"/>
-        </w:numPr>
-        <w:spacing w:after="0" w:before="0" w:line="384"/>
-      </w:pPr>
-      <w:r>
-        <w:rPr>
-          <w:rFonts w:ascii="휴먼명조" w:cs="휴먼명조" w:eastAsia="휴먼명조" w:hAnsi="휴먼명조"/>
           <w:sz w:val="28"/>
           <w:szCs w:val="28"/>
         </w:rPr>
@@ -2487,12 +2398,12 @@
           <w:sz w:val="28"/>
           <w:szCs w:val="28"/>
         </w:rPr>
-        <w:t xml:space="preserve">2025년 수상작은 모두 탈북민 정착을 다뤘다(위기가구 예측·지원시설 지도·정착 경로 추천). 본 아이디어는 모집단(이산가족)·축(정착이 아니라 고향)이 다르고, 하는 일도 다르다 — 자료를 모아 보여주는 데서 그치지 않고 고향별 기록 공백을 계량해 기록 계승 우선순위를 도출한다.</w:t>
+        <w:t xml:space="preserve">2025년 수상작은 모두 탈북민 정착을 다뤘다. 본 아이디어는 모집단과 축이 다르고, 고향별 기록 공백을 계량해 계승 우선순위를 도출한다.</w:t>
       </w:r>
     </w:p>
     <w:sectPr>
       <w:pgSz w:w="11906" w:h="16838" w:orient="portrait"/>
-      <w:pgMar w:top="1021" w:right="1021" w:bottom="1021" w:left="1021" w:header="708" w:footer="708" w:gutter="0"/>
+      <w:pgMar w:top="964" w:right="964" w:bottom="964" w:left="964" w:header="708" w:footer="708" w:gutter="0"/>
       <w:pgNumType/>
       <w:docGrid w:linePitch="360"/>
     </w:sectPr>

--- a/제출서류/서식3_아이디어기획서_고향잇기.docx
+++ b/제출서류/서식3_아이디어기획서_고향잇기.docx
@@ -4,7 +4,7 @@
   <w:body>
     <w:tbl>
       <w:tblPr>
-        <w:tblW w:type="dxa" w:w="10318"/>
+        <w:tblW w:type="dxa" w:w="10432"/>
         <w:tblBorders>
           <w:top w:val="single" w:color="auto" w:sz="4"/>
           <w:left w:val="single" w:color="auto" w:sz="4"/>
@@ -15,14 +15,14 @@
         </w:tblBorders>
       </w:tblPr>
       <w:tblGrid>
-        <w:gridCol w:w="2702"/>
-        <w:gridCol w:w="5650"/>
-        <w:gridCol w:w="1966"/>
+        <w:gridCol w:w="2732"/>
+        <w:gridCol w:w="5712"/>
+        <w:gridCol w:w="1988"/>
       </w:tblGrid>
       <w:tr>
         <w:tc>
           <w:tcPr>
-            <w:tcW w:type="dxa" w:w="8352"/>
+            <w:tcW w:type="dxa" w:w="8444"/>
             <w:gridSpan w:val="2"/>
             <w:tcBorders>
               <w:top w:val="none" w:color="FFFFFF" w:sz="0"/>
@@ -31,10 +31,10 @@
               <w:right w:val="none" w:color="FFFFFF" w:sz="0"/>
             </w:tcBorders>
             <w:tcMar>
-              <w:top w:type="dxa" w:w="50"/>
-              <w:left w:type="dxa" w:w="120"/>
-              <w:bottom w:type="dxa" w:w="50"/>
-              <w:right w:type="dxa" w:w="120"/>
+              <w:top w:type="dxa" w:w="16"/>
+              <w:left w:type="dxa" w:w="64"/>
+              <w:bottom w:type="dxa" w:w="16"/>
+              <w:right w:type="dxa" w:w="64"/>
             </w:tcMar>
             <w:vAlign w:val="center"/>
           </w:tcPr>
@@ -74,7 +74,7 @@
         </w:tc>
         <w:tc>
           <w:tcPr>
-            <w:tcW w:type="dxa" w:w="1966"/>
+            <w:tcW w:type="dxa" w:w="1988"/>
             <w:tcBorders>
               <w:top w:val="none" w:color="FFFFFF" w:sz="0"/>
               <w:left w:val="none" w:color="FFFFFF" w:sz="0"/>
@@ -91,7 +91,7 @@
           </w:tcPr>
           <w:tbl>
             <w:tblPr>
-              <w:tblW w:type="dxa" w:w="1666"/>
+              <w:tblW w:type="dxa" w:w="1688"/>
               <w:tblBorders>
                 <w:top w:val="single" w:color="auto" w:sz="4"/>
                 <w:left w:val="single" w:color="auto" w:sz="4"/>
@@ -102,12 +102,12 @@
               </w:tblBorders>
             </w:tblPr>
             <w:tblGrid>
-              <w:gridCol w:w="1666"/>
+              <w:gridCol w:w="1688"/>
             </w:tblGrid>
             <w:tr>
               <w:tc>
                 <w:tcPr>
-                  <w:tcW w:type="dxa" w:w="1666"/>
+                  <w:tcW w:type="dxa" w:w="1688"/>
                   <w:tcBorders>
                     <w:top w:val="single" w:color="7F7F7F" w:sz="4"/>
                     <w:left w:val="single" w:color="7F7F7F" w:sz="4"/>
@@ -116,10 +116,10 @@
                   </w:tcBorders>
                   <w:shd w:fill="315F97" w:val="clear"/>
                   <w:tcMar>
-                    <w:top w:type="dxa" w:w="50"/>
-                    <w:left w:type="dxa" w:w="120"/>
-                    <w:bottom w:type="dxa" w:w="50"/>
-                    <w:right w:type="dxa" w:w="120"/>
+                    <w:top w:type="dxa" w:w="16"/>
+                    <w:left w:type="dxa" w:w="64"/>
+                    <w:bottom w:type="dxa" w:w="16"/>
+                    <w:right w:type="dxa" w:w="64"/>
                   </w:tcMar>
                   <w:vAlign w:val="center"/>
                 </w:tcPr>
@@ -145,18 +145,18 @@
             <w:tr>
               <w:tc>
                 <w:tcPr>
-                  <w:tcW w:type="dxa" w:w="1666"/>
-                  <w:tcBorders>
-                    <w:top w:val="single" w:color="7F7F7F" w:sz="4"/>
-                    <w:left w:val="single" w:color="7F7F7F" w:sz="4"/>
-                    <w:bottom w:val="single" w:color="7F7F7F" w:sz="4"/>
-                    <w:right w:val="single" w:color="7F7F7F" w:sz="4"/>
-                  </w:tcBorders>
-                  <w:tcMar>
-                    <w:top w:type="dxa" w:w="50"/>
-                    <w:left w:type="dxa" w:w="120"/>
-                    <w:bottom w:type="dxa" w:w="50"/>
-                    <w:right w:type="dxa" w:w="120"/>
+                  <w:tcW w:type="dxa" w:w="1688"/>
+                  <w:tcBorders>
+                    <w:top w:val="single" w:color="7F7F7F" w:sz="4"/>
+                    <w:left w:val="single" w:color="7F7F7F" w:sz="4"/>
+                    <w:bottom w:val="single" w:color="7F7F7F" w:sz="4"/>
+                    <w:right w:val="single" w:color="7F7F7F" w:sz="4"/>
+                  </w:tcBorders>
+                  <w:tcMar>
+                    <w:top w:type="dxa" w:w="16"/>
+                    <w:left w:type="dxa" w:w="64"/>
+                    <w:bottom w:type="dxa" w:w="16"/>
+                    <w:right w:type="dxa" w:w="64"/>
                   </w:tcMar>
                   <w:vAlign w:val="center"/>
                 </w:tcPr>
@@ -183,7 +183,7 @@
       <w:tr>
         <w:tc>
           <w:tcPr>
-            <w:tcW w:type="dxa" w:w="2702"/>
+            <w:tcW w:type="dxa" w:w="2732"/>
             <w:tcBorders>
               <w:top w:val="single" w:color="7F7F7F" w:sz="4"/>
               <w:left w:val="single" w:color="7F7F7F" w:sz="4"/>
@@ -192,10 +192,10 @@
             </w:tcBorders>
             <w:shd w:fill="315F97" w:val="clear"/>
             <w:tcMar>
-              <w:top w:type="dxa" w:w="50"/>
-              <w:left w:type="dxa" w:w="120"/>
-              <w:bottom w:type="dxa" w:w="50"/>
-              <w:right w:type="dxa" w:w="120"/>
+              <w:top w:type="dxa" w:w="16"/>
+              <w:left w:type="dxa" w:w="64"/>
+              <w:bottom w:type="dxa" w:w="16"/>
+              <w:right w:type="dxa" w:w="64"/>
             </w:tcMar>
             <w:vAlign w:val="center"/>
           </w:tcPr>
@@ -219,7 +219,7 @@
         </w:tc>
         <w:tc>
           <w:tcPr>
-            <w:tcW w:type="dxa" w:w="7616"/>
+            <w:tcW w:type="dxa" w:w="7700"/>
             <w:gridSpan w:val="2"/>
             <w:tcBorders>
               <w:top w:val="single" w:color="7F7F7F" w:sz="4"/>
@@ -228,10 +228,10 @@
               <w:right w:val="single" w:color="7F7F7F" w:sz="4"/>
             </w:tcBorders>
             <w:tcMar>
-              <w:top w:type="dxa" w:w="50"/>
-              <w:left w:type="dxa" w:w="120"/>
-              <w:bottom w:type="dxa" w:w="50"/>
-              <w:right w:type="dxa" w:w="120"/>
+              <w:top w:type="dxa" w:w="16"/>
+              <w:left w:type="dxa" w:w="64"/>
+              <w:bottom w:type="dxa" w:w="16"/>
+              <w:right w:type="dxa" w:w="64"/>
             </w:tcMar>
             <w:vAlign w:val="center"/>
           </w:tcPr>
@@ -254,7 +254,7 @@
       <w:tr>
         <w:tc>
           <w:tcPr>
-            <w:tcW w:type="dxa" w:w="2702"/>
+            <w:tcW w:type="dxa" w:w="2732"/>
             <w:tcBorders>
               <w:top w:val="single" w:color="7F7F7F" w:sz="4"/>
               <w:left w:val="single" w:color="7F7F7F" w:sz="4"/>
@@ -263,10 +263,10 @@
             </w:tcBorders>
             <w:shd w:fill="315F97" w:val="clear"/>
             <w:tcMar>
-              <w:top w:type="dxa" w:w="50"/>
-              <w:left w:type="dxa" w:w="120"/>
-              <w:bottom w:type="dxa" w:w="50"/>
-              <w:right w:type="dxa" w:w="120"/>
+              <w:top w:type="dxa" w:w="16"/>
+              <w:left w:type="dxa" w:w="64"/>
+              <w:bottom w:type="dxa" w:w="16"/>
+              <w:right w:type="dxa" w:w="64"/>
             </w:tcMar>
             <w:vAlign w:val="center"/>
           </w:tcPr>
@@ -290,7 +290,7 @@
         </w:tc>
         <w:tc>
           <w:tcPr>
-            <w:tcW w:type="dxa" w:w="7616"/>
+            <w:tcW w:type="dxa" w:w="7700"/>
             <w:gridSpan w:val="2"/>
             <w:tcBorders>
               <w:top w:val="single" w:color="7F7F7F" w:sz="4"/>
@@ -299,10 +299,10 @@
               <w:right w:val="single" w:color="7F7F7F" w:sz="4"/>
             </w:tcBorders>
             <w:tcMar>
-              <w:top w:type="dxa" w:w="50"/>
-              <w:left w:type="dxa" w:w="120"/>
-              <w:bottom w:type="dxa" w:w="50"/>
-              <w:right w:type="dxa" w:w="120"/>
+              <w:top w:type="dxa" w:w="16"/>
+              <w:left w:type="dxa" w:w="64"/>
+              <w:bottom w:type="dxa" w:w="16"/>
+              <w:right w:type="dxa" w:w="64"/>
             </w:tcMar>
             <w:vAlign w:val="center"/>
           </w:tcPr>
@@ -317,7 +317,7 @@
                 <w:sz w:val="28"/>
                 <w:szCs w:val="28"/>
               </w:rPr>
-              <w:t xml:space="preserve">「이어 적는 고향」 : 이산가족 기록 공백 분석과 세대 계승 지도</w:t>
+              <w:t xml:space="preserve">「이어 적는 고향」 : 이산가족의 고향별 기록 공백을 계산해 기증으로 잇는 서비스</w:t>
             </w:r>
           </w:p>
         </w:tc>
@@ -325,12 +325,12 @@
     </w:tbl>
     <w:p>
       <w:pPr>
-        <w:spacing w:after="80" w:line="240"/>
+        <w:spacing w:after="50" w:line="240"/>
       </w:pPr>
     </w:p>
     <w:tbl>
       <w:tblPr>
-        <w:tblW w:type="dxa" w:w="10318"/>
+        <w:tblW w:type="dxa" w:w="10432"/>
         <w:tblBorders>
           <w:top w:val="single" w:color="auto" w:sz="4"/>
           <w:left w:val="single" w:color="auto" w:sz="4"/>
@@ -341,14 +341,14 @@
         </w:tblBorders>
       </w:tblPr>
       <w:tblGrid>
-        <w:gridCol w:w="2702"/>
-        <w:gridCol w:w="5650"/>
-        <w:gridCol w:w="1966"/>
+        <w:gridCol w:w="2732"/>
+        <w:gridCol w:w="5712"/>
+        <w:gridCol w:w="1988"/>
       </w:tblGrid>
       <w:tr>
         <w:tc>
           <w:tcPr>
-            <w:tcW w:type="dxa" w:w="2702"/>
+            <w:tcW w:type="dxa" w:w="2732"/>
             <w:tcBorders>
               <w:top w:val="single" w:color="7F7F7F" w:sz="4"/>
               <w:left w:val="single" w:color="7F7F7F" w:sz="4"/>
@@ -357,10 +357,10 @@
             </w:tcBorders>
             <w:shd w:fill="315F97" w:val="clear"/>
             <w:tcMar>
-              <w:top w:type="dxa" w:w="50"/>
-              <w:left w:type="dxa" w:w="120"/>
-              <w:bottom w:type="dxa" w:w="50"/>
-              <w:right w:type="dxa" w:w="120"/>
+              <w:top w:type="dxa" w:w="16"/>
+              <w:left w:type="dxa" w:w="64"/>
+              <w:bottom w:type="dxa" w:w="16"/>
+              <w:right w:type="dxa" w:w="64"/>
             </w:tcMar>
             <w:vAlign w:val="center"/>
           </w:tcPr>
@@ -384,7 +384,7 @@
         </w:tc>
         <w:tc>
           <w:tcPr>
-            <w:tcW w:type="dxa" w:w="7616"/>
+            <w:tcW w:type="dxa" w:w="7700"/>
             <w:gridSpan w:val="2"/>
             <w:tcBorders>
               <w:top w:val="none" w:color="FFFFFF" w:sz="0"/>
@@ -393,10 +393,10 @@
               <w:right w:val="none" w:color="FFFFFF" w:sz="0"/>
             </w:tcBorders>
             <w:tcMar>
-              <w:top w:type="dxa" w:w="50"/>
-              <w:left w:type="dxa" w:w="120"/>
-              <w:bottom w:type="dxa" w:w="50"/>
-              <w:right w:type="dxa" w:w="120"/>
+              <w:top w:type="dxa" w:w="16"/>
+              <w:left w:type="dxa" w:w="64"/>
+              <w:bottom w:type="dxa" w:w="16"/>
+              <w:right w:type="dxa" w:w="64"/>
             </w:tcMar>
             <w:vAlign w:val="center"/>
           </w:tcPr>
@@ -419,7 +419,7 @@
       <w:tr>
         <w:tc>
           <w:tcPr>
-            <w:tcW w:type="dxa" w:w="2702"/>
+            <w:tcW w:type="dxa" w:w="2732"/>
             <w:tcBorders>
               <w:top w:val="single" w:color="7F7F7F" w:sz="4"/>
               <w:left w:val="single" w:color="7F7F7F" w:sz="4"/>
@@ -428,10 +428,10 @@
             </w:tcBorders>
             <w:shd w:fill="D9D9D9" w:val="clear"/>
             <w:tcMar>
-              <w:top w:type="dxa" w:w="50"/>
-              <w:left w:type="dxa" w:w="120"/>
-              <w:bottom w:type="dxa" w:w="50"/>
-              <w:right w:type="dxa" w:w="120"/>
+              <w:top w:type="dxa" w:w="16"/>
+              <w:left w:type="dxa" w:w="64"/>
+              <w:bottom w:type="dxa" w:w="16"/>
+              <w:right w:type="dxa" w:w="64"/>
             </w:tcMar>
             <w:vAlign w:val="center"/>
           </w:tcPr>
@@ -454,7 +454,7 @@
         </w:tc>
         <w:tc>
           <w:tcPr>
-            <w:tcW w:type="dxa" w:w="7616"/>
+            <w:tcW w:type="dxa" w:w="7700"/>
             <w:gridSpan w:val="2"/>
             <w:tcBorders>
               <w:top w:val="single" w:color="7F7F7F" w:sz="4"/>
@@ -463,10 +463,10 @@
               <w:right w:val="single" w:color="7F7F7F" w:sz="4"/>
             </w:tcBorders>
             <w:tcMar>
-              <w:top w:type="dxa" w:w="50"/>
-              <w:left w:type="dxa" w:w="120"/>
-              <w:bottom w:type="dxa" w:w="50"/>
-              <w:right w:type="dxa" w:w="120"/>
+              <w:top w:type="dxa" w:w="16"/>
+              <w:left w:type="dxa" w:w="64"/>
+              <w:bottom w:type="dxa" w:w="16"/>
+              <w:right w:type="dxa" w:w="64"/>
             </w:tcMar>
             <w:vAlign w:val="top"/>
           </w:tcPr>
@@ -503,7 +503,7 @@
       <w:tr>
         <w:tc>
           <w:tcPr>
-            <w:tcW w:type="dxa" w:w="2702"/>
+            <w:tcW w:type="dxa" w:w="2732"/>
             <w:tcBorders>
               <w:top w:val="single" w:color="7F7F7F" w:sz="4"/>
               <w:left w:val="single" w:color="7F7F7F" w:sz="4"/>
@@ -512,10 +512,10 @@
             </w:tcBorders>
             <w:shd w:fill="D9D9D9" w:val="clear"/>
             <w:tcMar>
-              <w:top w:type="dxa" w:w="50"/>
-              <w:left w:type="dxa" w:w="120"/>
-              <w:bottom w:type="dxa" w:w="50"/>
-              <w:right w:type="dxa" w:w="120"/>
+              <w:top w:type="dxa" w:w="16"/>
+              <w:left w:type="dxa" w:w="64"/>
+              <w:bottom w:type="dxa" w:w="16"/>
+              <w:right w:type="dxa" w:w="64"/>
             </w:tcMar>
             <w:vAlign w:val="center"/>
           </w:tcPr>
@@ -538,7 +538,7 @@
         </w:tc>
         <w:tc>
           <w:tcPr>
-            <w:tcW w:type="dxa" w:w="7616"/>
+            <w:tcW w:type="dxa" w:w="7700"/>
             <w:gridSpan w:val="2"/>
             <w:tcBorders>
               <w:top w:val="single" w:color="7F7F7F" w:sz="4"/>
@@ -547,10 +547,10 @@
               <w:right w:val="single" w:color="7F7F7F" w:sz="4"/>
             </w:tcBorders>
             <w:tcMar>
-              <w:top w:type="dxa" w:w="50"/>
-              <w:left w:type="dxa" w:w="120"/>
-              <w:bottom w:type="dxa" w:w="50"/>
-              <w:right w:type="dxa" w:w="120"/>
+              <w:top w:type="dxa" w:w="16"/>
+              <w:left w:type="dxa" w:w="64"/>
+              <w:bottom w:type="dxa" w:w="16"/>
+              <w:right w:type="dxa" w:w="64"/>
             </w:tcMar>
             <w:vAlign w:val="top"/>
           </w:tcPr>
@@ -567,7 +567,7 @@
                 <w:sz w:val="28"/>
                 <w:szCs w:val="28"/>
               </w:rPr>
-              <w:t xml:space="preserve">가. 화면 로직이 직접 계산에 쓰는 통일부 데이터</w:t>
+              <w:t xml:space="preserve">가. 화면이 직접 계산에 쓰는 통일부 데이터</w:t>
             </w:r>
           </w:p>
           <w:p>
@@ -605,7 +605,7 @@
                 <w:sz w:val="28"/>
                 <w:szCs w:val="28"/>
               </w:rPr>
-              <w:t xml:space="preserve">화면용 팩을 굽는 데 쓰는 통일부 데이터 5종 54,572건(통합 인덱스 적재 기준, 2026-08-12) — 북한 동향 42,788 · 남북관계연표 8,969 · 보도자료 2,709 · 북한 개황 93 · 북한이탈주민 재북 출신지역별 현황 13</w:t>
+              <w:t xml:space="preserve">화면용 정적 데이터셋 생성에 쓰는 통일부 데이터 5종 54,572건(통합 인덱스 적재 기준, 2026-08-12) — 북한 동향 42,788 · 남북관계연표 8,969 · 보도자료 2,709 · 북한 개황 93 · 북한이탈주민 재북 출신지역별 현황 13</w:t>
             </w:r>
           </w:p>
           <w:p>
@@ -624,7 +624,7 @@
                 <w:sz w:val="28"/>
                 <w:szCs w:val="28"/>
               </w:rPr>
-              <w:t xml:space="preserve">남북이산가족 디지털박물관 사료 4,342건(14개 컬렉션) · 2024년 제4차 남북 이산가족 실태조사 결과(2025-01-24)</w:t>
+              <w:t xml:space="preserve">남북이산가족 디지털박물관 사료 4,342건(컬렉션 13개) · 2024년 제4차 남북 이산가족 실태조사 결과(2025-01-24)</w:t>
             </w:r>
           </w:p>
           <w:p>
@@ -640,15 +640,15 @@
                 <w:sz w:val="28"/>
                 <w:szCs w:val="28"/>
               </w:rPr>
-              <w:t xml:space="preserve">나. 팩트체커 코퍼스 26종 13,915건</w:t>
-            </w:r>
-            <w:r>
-              <w:rPr>
-                <w:rFonts w:ascii="휴먼명조" w:cs="휴먼명조" w:eastAsia="휴먼명조" w:hAnsi="휴먼명조"/>
-                <w:sz w:val="28"/>
-                <w:szCs w:val="28"/>
-              </w:rPr>
-              <w:t xml:space="preserve"> — 자연어 질문을 대조할 때만 쓰는 근거이며 지도·추계·순위 계산에는 들어가지 않는다.</w:t>
+              <w:t xml:space="preserve">나. 팩트체커에서만 쓰이는 26종 13,915건</w:t>
+            </w:r>
+            <w:r>
+              <w:rPr>
+                <w:rFonts w:ascii="휴먼명조" w:cs="휴먼명조" w:eastAsia="휴먼명조" w:hAnsi="휴먼명조"/>
+                <w:sz w:val="28"/>
+                <w:szCs w:val="28"/>
+              </w:rPr>
+              <w:t xml:space="preserve"> — 가의 5종을 뺀 나머지다. 자연어 질문을 대조할 때만 쓰고 지도·추계·순위 계산에는 들어가지 않는다.</w:t>
             </w:r>
           </w:p>
           <w:p>
@@ -696,7 +696,7 @@
                 <w:sz w:val="28"/>
                 <w:szCs w:val="28"/>
               </w:rPr>
-              <w:t xml:space="preserve">카탈로그에 선언한 통일부 데이터셋 35종(ready 34 · superseded 1) 중 레코드가 실린 것은 31종이고 4종은 선언만 되어 있다. 적재 레코드 68,487건 · 수치 37,912건 · 엔티티 721건(빌드 2026-08-12).</w:t>
+              <w:t xml:space="preserve">카탈로그에 선언한 통일부 데이터셋 35종(수집 완료 34 · 후속 자료로 대체 1) 중 레코드 인덱스에 실린 것은 31종이고, 나머지 4종 가운데 2종(용어사전·남북한 언어비교)은 다른 형식으로 수집·배포돼 팩트체커가 쓴다. 적재 레코드 68,487건 · 수치 37,912건 · 엔티티 721건(빌드 2026-08-12).</w:t>
             </w:r>
           </w:p>
         </w:tc>
@@ -704,12 +704,12 @@
     </w:tbl>
     <w:p>
       <w:pPr>
-        <w:spacing w:after="80" w:line="240"/>
+        <w:spacing w:after="50" w:line="240"/>
       </w:pPr>
     </w:p>
     <w:tbl>
       <w:tblPr>
-        <w:tblW w:type="dxa" w:w="10318"/>
+        <w:tblW w:type="dxa" w:w="10432"/>
         <w:tblBorders>
           <w:top w:val="single" w:color="auto" w:sz="4"/>
           <w:left w:val="single" w:color="auto" w:sz="4"/>
@@ -720,14 +720,14 @@
         </w:tblBorders>
       </w:tblPr>
       <w:tblGrid>
-        <w:gridCol w:w="2702"/>
-        <w:gridCol w:w="5650"/>
-        <w:gridCol w:w="1966"/>
+        <w:gridCol w:w="2732"/>
+        <w:gridCol w:w="5712"/>
+        <w:gridCol w:w="1988"/>
       </w:tblGrid>
       <w:tr>
         <w:tc>
           <w:tcPr>
-            <w:tcW w:type="dxa" w:w="2702"/>
+            <w:tcW w:type="dxa" w:w="2732"/>
             <w:tcBorders>
               <w:top w:val="single" w:color="7F7F7F" w:sz="4"/>
               <w:left w:val="single" w:color="7F7F7F" w:sz="4"/>
@@ -736,10 +736,10 @@
             </w:tcBorders>
             <w:shd w:fill="315F97" w:val="clear"/>
             <w:tcMar>
-              <w:top w:type="dxa" w:w="50"/>
-              <w:left w:type="dxa" w:w="120"/>
-              <w:bottom w:type="dxa" w:w="50"/>
-              <w:right w:type="dxa" w:w="120"/>
+              <w:top w:type="dxa" w:w="16"/>
+              <w:left w:type="dxa" w:w="64"/>
+              <w:bottom w:type="dxa" w:w="16"/>
+              <w:right w:type="dxa" w:w="64"/>
             </w:tcMar>
             <w:vAlign w:val="center"/>
           </w:tcPr>
@@ -763,7 +763,7 @@
         </w:tc>
         <w:tc>
           <w:tcPr>
-            <w:tcW w:type="dxa" w:w="7616"/>
+            <w:tcW w:type="dxa" w:w="7700"/>
             <w:gridSpan w:val="2"/>
             <w:tcBorders>
               <w:top w:val="none" w:color="FFFFFF" w:sz="0"/>
@@ -772,10 +772,10 @@
               <w:right w:val="none" w:color="FFFFFF" w:sz="0"/>
             </w:tcBorders>
             <w:tcMar>
-              <w:top w:type="dxa" w:w="50"/>
-              <w:left w:type="dxa" w:w="120"/>
-              <w:bottom w:type="dxa" w:w="50"/>
-              <w:right w:type="dxa" w:w="120"/>
+              <w:top w:type="dxa" w:w="16"/>
+              <w:left w:type="dxa" w:w="64"/>
+              <w:bottom w:type="dxa" w:w="16"/>
+              <w:right w:type="dxa" w:w="64"/>
             </w:tcMar>
             <w:vAlign w:val="center"/>
           </w:tcPr>
@@ -798,7 +798,7 @@
       <w:tr>
         <w:tc>
           <w:tcPr>
-            <w:tcW w:type="dxa" w:w="10318"/>
+            <w:tcW w:type="dxa" w:w="10432"/>
             <w:gridSpan w:val="3"/>
             <w:tcBorders>
               <w:top w:val="single" w:color="7F7F7F" w:sz="4"/>
@@ -808,10 +808,10 @@
             </w:tcBorders>
             <w:shd w:fill="D9D9D9" w:val="clear"/>
             <w:tcMar>
-              <w:top w:type="dxa" w:w="50"/>
-              <w:left w:type="dxa" w:w="120"/>
-              <w:bottom w:type="dxa" w:w="50"/>
-              <w:right w:type="dxa" w:w="120"/>
+              <w:top w:type="dxa" w:w="16"/>
+              <w:left w:type="dxa" w:w="64"/>
+              <w:bottom w:type="dxa" w:w="16"/>
+              <w:right w:type="dxa" w:w="64"/>
             </w:tcMar>
             <w:vAlign w:val="center"/>
           </w:tcPr>
@@ -836,7 +836,7 @@
       <w:tr>
         <w:tc>
           <w:tcPr>
-            <w:tcW w:type="dxa" w:w="10318"/>
+            <w:tcW w:type="dxa" w:w="10432"/>
             <w:gridSpan w:val="3"/>
             <w:tcBorders>
               <w:top w:val="single" w:color="7F7F7F" w:sz="4"/>
@@ -845,10 +845,10 @@
               <w:right w:val="single" w:color="7F7F7F" w:sz="4"/>
             </w:tcBorders>
             <w:tcMar>
-              <w:top w:type="dxa" w:w="50"/>
-              <w:left w:type="dxa" w:w="120"/>
-              <w:bottom w:type="dxa" w:w="50"/>
-              <w:right w:type="dxa" w:w="120"/>
+              <w:top w:type="dxa" w:w="16"/>
+              <w:left w:type="dxa" w:w="64"/>
+              <w:bottom w:type="dxa" w:w="16"/>
+              <w:right w:type="dxa" w:w="64"/>
             </w:tcMar>
             <w:vAlign w:val="top"/>
           </w:tcPr>
@@ -865,20 +865,20 @@
                 <w:sz w:val="28"/>
                 <w:szCs w:val="28"/>
               </w:rPr>
-              <w:t xml:space="preserve">무엇인가 — </w:t>
-            </w:r>
-            <w:r>
-              <w:rPr>
-                <w:rFonts w:ascii="휴먼명조" w:cs="휴먼명조" w:eastAsia="휴먼명조" w:hAnsi="휴먼명조"/>
-                <w:sz w:val="28"/>
-                <w:szCs w:val="28"/>
-              </w:rPr>
-              <w:t xml:space="preserve">통일부가 매달 공표하는 이산가족 통계와 기록물을 「고향」이라는 축으로 다시 엮어, 고향마다 기록이 얼마나 비어 있는지를 계산하고 그 공백을 다음 사람이 이어 적도록 연결한다. 보여주는 데서 멈추지 않고 분석해 순위를 내는 것이 다른 점이다. 이어 적는 사람은 자녀·손자녀만이 아니다 — 이산가족법 제2조제1호는 「8촌 이내의 친척·인척 및 배우자」까지를 이산가족으로 정하므로 조카·사촌도 같은 자격의 당사자다.</w:t>
-            </w:r>
-          </w:p>
-          <w:p>
-            <w:pPr>
-              <w:spacing w:after="0" w:before="60" w:line="384"/>
+              <w:t xml:space="preserve">무엇을 만드는가 — </w:t>
+            </w:r>
+            <w:r>
+              <w:rPr>
+                <w:rFonts w:ascii="휴먼명조" w:cs="휴먼명조" w:eastAsia="휴먼명조" w:hAnsi="휴먼명조"/>
+                <w:sz w:val="28"/>
+                <w:szCs w:val="28"/>
+              </w:rPr>
+              <w:t xml:space="preserve">「이어 적는 고향」은 고향 이름 하나를 누르면 그 고향의 기록이 얼마나 비어 있는지 계산해 알려 주고, 남은 기록을 보여 준 뒤 새 기록을 기증으로 잇는 웹 서비스다. 다른 점은 둘이다. 첫째, 통일부가 따로 공표하는 이산가족 통계와 기록물을 고향 이름으로 묶어 어느 고향의 기록이 비어 있는지 순위를 매긴다. 둘째, 모든 수치에 언제까지 확인된 값인지를 붙이고 「모른다(▲)」와 「없다(■)」를 갈라 적는다(상세 라-12).</w:t>
+            </w:r>
+          </w:p>
+          <w:p>
+            <w:pPr>
+              <w:spacing w:after="0" w:before="45" w:line="384"/>
               <w:jc w:val="both"/>
             </w:pPr>
             <w:r>
@@ -908,7 +908,7 @@
                 <w:sz w:val="28"/>
                 <w:szCs w:val="28"/>
               </w:rPr>
-              <w:t xml:space="preserve">시간의 공백. 2026-05-31 기준 생존 신청자 33,272명, 누계 134,546명 중 101,274명이 이미 세상을 떠났다. 「이 속도면 몇 년 뒤 몇 명이 남는가」를 함께 계산해 보여 주는 화면은 찾지 못했다.</w:t>
+              <w:t xml:space="preserve">시간의 공백. 고향을 기억하는 분들이 얼마나 빠르게 줄고 몇 년 뒤 몇 분이 남는지 계산해 보여 주는 화면을 찾지 못했다. 2026-05-31 기준 생존 신청자는 33,272명이고, 누계 134,546명 중 101,274명이 이미 세상을 떠났다.</w:t>
             </w:r>
           </w:p>
           <w:p>
@@ -927,7 +927,7 @@
                 <w:sz w:val="28"/>
                 <w:szCs w:val="28"/>
               </w:rPr>
-              <w:t xml:space="preserve">기록의 공백. 2025-08-31 기준 원적이 확인되는 생존자는 18,294명(전체 35,311명의 51.8%)이고 그중 황해도(구)가 6,851명(37.4%)으로 가장 많다. 그런데 기록은 반대로 쌓였다 — 고향별 기록 밀도가 미수복강원 1.878건/인, 황해도(구) 0.121건/인으로 15.5배 벌어져 있다. 이 격차를 공표 자료로 계산해 둔 자료는 찾지 못했다.</w:t>
+              <w:t xml:space="preserve">기록의 공백. 사람이 가장 많이 그리는 고향에 기록이 가장 적게 남았는데, 이 격차를 공표 자료로 계산해 둔 자료를 찾지 못했다. 원적이 확인되는 생존자는 18,294명이고(2025-08-31 공표, 전체 35,311명의 51.8%) 그중 황해도(구)가 6,851명으로 가장 많다(37.4%). 그런데 그 고향에 남은 공식 기록은 1인당 0.121건으로 가장 적고 가장 많은 미수복강원은 1.878건이다 — 15.5배다(기록 계는 여러 자료를 합친 값이라 단일 기준일이 없고, 집계 실행일이 2026-08-15다). 이 문서에서 「밀도」는 확인 시점이 이렇게 다른 두 계열의 나눗셈이며, 뒤에 나오는 15.5배는 전부 같은 조합이다.</w:t>
             </w:r>
           </w:p>
           <w:p>
@@ -946,12 +946,12 @@
                 <w:sz w:val="28"/>
                 <w:szCs w:val="28"/>
               </w:rPr>
-              <w:t xml:space="preserve">통로의 공백. 신청 서식에 세대를 적는 칸이 없어 후손 신청자를 셀 수 없고, 신청 경로 12종 중 후손이 주체가 될 수 있는지 판단할 근거 문장이 없는 것이 2종이다. 제도가 아직 다루지 않은 지점 11종도 정리했다.</w:t>
-            </w:r>
-          </w:p>
-          <w:p>
-            <w:pPr>
-              <w:spacing w:after="0" w:before="60" w:line="384"/>
+              <w:t xml:space="preserve">통로의 공백. 이어 적을 사람은 자녀·손자녀만이 아닌데 자기 이름으로 갈 창구가 한자리에 정리되어 있지 않다. 이산가족법 제2조제1호는 「8촌 이내의 친척·인척 및 배우자」까지를 이산가족으로 정하므로 조카·사촌도 같은 자격의 당사자다. 신청 서식에 세대 칸이 없어 후손 신청자를 셀 수 없고, 경로 12종 중 후손이 주체가 되는지 판단할 근거가 없는 것이 2종이며, 제도가 아직 다루지 않은 지점 11종도 정리했다.</w:t>
+            </w:r>
+          </w:p>
+          <w:p>
+            <w:pPr>
+              <w:spacing w:after="0" w:before="45" w:line="384"/>
               <w:jc w:val="both"/>
             </w:pPr>
             <w:r>
@@ -962,20 +962,20 @@
                 <w:sz w:val="28"/>
                 <w:szCs w:val="28"/>
               </w:rPr>
-              <w:t xml:space="preserve">기획 목적 — </w:t>
-            </w:r>
-            <w:r>
-              <w:rPr>
-                <w:rFonts w:ascii="휴먼명조" w:cs="휴먼명조" w:eastAsia="휴먼명조" w:hAnsi="휴먼명조"/>
-                <w:sz w:val="28"/>
-                <w:szCs w:val="28"/>
-              </w:rPr>
-              <w:t xml:space="preserve">세 공백을 계산·순위·경로로 바꾼다. 남은 시간을 숫자로 내고(기록 골든타임), 어느 고향부터 남겨야 하는지 순위를 내고(기록 계승 우선순위), 후손이 오늘 할 수 있는 행동으로 잇는다(세대 계승 다리). 기존 시스템을 대체하자는 것이 아니라 그 위에 분석 층과 계승 층을 얹자는 제안이다.</w:t>
-            </w:r>
-          </w:p>
-          <w:p>
-            <w:pPr>
-              <w:spacing w:after="0" w:before="60" w:line="384"/>
+              <w:t xml:space="preserve">발견 — </w:t>
+            </w:r>
+            <w:r>
+              <w:rPr>
+                <w:rFonts w:ascii="휴먼명조" w:cs="휴먼명조" w:eastAsia="휴먼명조" w:hAnsi="휴먼명조"/>
+                <w:sz w:val="28"/>
+                <w:szCs w:val="28"/>
+              </w:rPr>
+              <w:t xml:space="preserve">두 가지를 확인했다. 첫째, 기록은 사람이 아니라 사건을 따라 쌓였다 — 기록이 많이 남은 곳은 사람이 많은 고향이 아니라 남북 사건의 무대가 된 고향이었다. 둘째, 그 공백을 메우는 일을 이산가족 자신이 1순위로 요청해 두었다 — 제4차 실태조사에서 가장 높은 요청 사업이 「기록물 수집 보존」 59.9%였다. 할 일은 정해져 있고 어디부터 할지 정하는 계산이 없었을 뿐이다.</w:t>
+            </w:r>
+          </w:p>
+          <w:p>
+            <w:pPr>
+              <w:spacing w:after="0" w:before="45" w:line="384"/>
               <w:jc w:val="both"/>
             </w:pPr>
             <w:r>
@@ -986,34 +986,20 @@
                 <w:sz w:val="28"/>
                 <w:szCs w:val="28"/>
               </w:rPr>
-              <w:t xml:space="preserve">필요성 — </w:t>
-            </w:r>
-            <w:r>
-              <w:rPr>
-                <w:rFonts w:ascii="휴먼명조" w:cs="휴먼명조" w:eastAsia="휴먼명조" w:hAnsi="휴먼명조"/>
-                <w:sz w:val="28"/>
-                <w:szCs w:val="28"/>
-              </w:rPr>
-              <w:t xml:space="preserve">통일부 자신의 조사 결과가 근거다. 제4차 남북 이산가족 실태조사(전체 36,017명 · 심층 5,103명, 2025-01-24 공표)에서 1순위 요청 사업은 「사진·물건 등 기록물 수집 보존」 59.9%, 위로사업 2위는 「고향 관련 사진·영상의 수집·제작, 전시」 44.5%였다.</w:t>
-            </w:r>
-          </w:p>
-          <w:p>
-            <w:pPr>
-              <w:spacing w:after="0" w:before="60" w:line="384"/>
-              <w:jc w:val="both"/>
-            </w:pPr>
-            <w:r>
-              <w:rPr>
-                <w:rFonts w:ascii="휴먼명조" w:cs="휴먼명조" w:eastAsia="휴먼명조" w:hAnsi="휴먼명조"/>
-                <w:sz w:val="28"/>
-                <w:szCs w:val="28"/>
-              </w:rPr>
-              <w:t xml:space="preserve">같은 조사에서 기록을 이어받을 의향은 후손 세대 55.7%로 1세대 37.7%보다 18.0%p 높고, 「관심을 가져야 한다」 44.7%와 「실제 관심이 있다」 31.6% 사이가 13.1%p 비어 있다. 부족한 것은 마음이 아니라 수단이다(다만 후손 문항은 1세대 4,042명이 자기 자손을 평가한 값이다).</w:t>
-            </w:r>
-          </w:p>
-          <w:p>
-            <w:pPr>
-              <w:spacing w:after="0" w:before="60" w:line="384"/>
+              <w:t xml:space="preserve">기획 목적 — </w:t>
+            </w:r>
+            <w:r>
+              <w:rPr>
+                <w:rFonts w:ascii="휴먼명조" w:cs="휴먼명조" w:eastAsia="휴먼명조" w:hAnsi="휴먼명조"/>
+                <w:sz w:val="28"/>
+                <w:szCs w:val="28"/>
+              </w:rPr>
+              <w:t xml:space="preserve">세 공백을 계산·순위·경로로 바꾼다. 남은 시간을 숫자로 내고(기록 골든타임), 어느 고향부터 남겨야 하는지 순위를 매기고(기록 계승 우선순위), 후손이 오늘 할 수 있는 행동으로 잇는다(세대 계승 다리). 기존 시스템을 대체하자는 것이 아니라 그 위에 분석과 계승 두 층을 더하자는 제안이다.</w:t>
+            </w:r>
+          </w:p>
+          <w:p>
+            <w:pPr>
+              <w:spacing w:after="0" w:before="45" w:line="384"/>
               <w:jc w:val="both"/>
             </w:pPr>
             <w:r>
@@ -1024,6 +1010,44 @@
                 <w:sz w:val="28"/>
                 <w:szCs w:val="28"/>
               </w:rPr>
+              <w:t xml:space="preserve">필요성 — </w:t>
+            </w:r>
+            <w:r>
+              <w:rPr>
+                <w:rFonts w:ascii="휴먼명조" w:cs="휴먼명조" w:eastAsia="휴먼명조" w:hAnsi="휴먼명조"/>
+                <w:sz w:val="28"/>
+                <w:szCs w:val="28"/>
+              </w:rPr>
+              <w:t xml:space="preserve">통일부 자신의 조사가 근거다. 제4차 남북 이산가족 실태조사(전체 36,017명 · 심층 5,103명, 2025-01-24 공표)에서 1순위 요청 사업은 「사진·물건 등 기록물 수집 보존」 59.9%, 위로사업 2위는 「고향 관련 사진·영상의 수집·제작, 전시」 44.5%였다.</w:t>
+            </w:r>
+          </w:p>
+          <w:p>
+            <w:pPr>
+              <w:spacing w:after="0" w:before="45" w:line="384"/>
+              <w:jc w:val="both"/>
+            </w:pPr>
+            <w:r>
+              <w:rPr>
+                <w:rFonts w:ascii="휴먼명조" w:cs="휴먼명조" w:eastAsia="휴먼명조" w:hAnsi="휴먼명조"/>
+                <w:sz w:val="28"/>
+                <w:szCs w:val="28"/>
+              </w:rPr>
+              <w:t xml:space="preserve">같은 조사에서 기록을 이어받을 의향은 후손 세대 55.7%로 1세대 37.7%보다 18.0%p 높고, 「관심을 가져야 한다」 44.7%와 「실제 관심이 있다」 31.6% 사이가 13.1%p 비어 있다. 부족한 것은 마음이 아니라 수단이다(다만 후손 문항은 1세대 4,042명이 자기 자손을 평가한 값이다).</w:t>
+            </w:r>
+          </w:p>
+          <w:p>
+            <w:pPr>
+              <w:spacing w:after="0" w:before="45" w:line="384"/>
+              <w:jc w:val="both"/>
+            </w:pPr>
+            <w:r>
+              <w:rPr>
+                <w:rFonts w:ascii="휴먼명조" w:cs="휴먼명조" w:eastAsia="휴먼명조" w:hAnsi="휴먼명조"/>
+                <w:b/>
+                <w:bCs/>
+                <w:sz w:val="28"/>
+                <w:szCs w:val="28"/>
+              </w:rPr>
               <w:t xml:space="preserve">활용 분야·빈도·중요성 — </w:t>
             </w:r>
             <w:r>
@@ -1032,7 +1056,7 @@
                 <w:sz w:val="28"/>
                 <w:szCs w:val="28"/>
               </w:rPr>
-              <w:t xml:space="preserve">분야는 이산가족 정책(예산과 우선순위 판단)·통일교육·디지털박물관 이용 제고다. 갱신은 등록현황 월 1회, 연표·보도자료 주 1회, 기상은 실시간이다. 대상은 3만 명에 그치지 않는다 — 심층 응답 1세대의 79.2%(4,042/5,103, 2024년 조사)가 자손을 두었다. 누계 신청자 134,546명(2026-05-31, 사망 101,274명 포함)에 같은 비율을 적용하면 자손을 둔 1세대가 106,560명, 자녀를 1인당 2~4명으로 놓으면 2세대만 21만~43만 명이다. 이 범위는 공표 통계가 아니라 가정값이라 화면에서도 계산 근거와 구분해 적는다.</w:t>
+              <w:t xml:space="preserve">분야는 이산가족 정책(예산과 우선순위 판단)·통일교육·디지털박물관 이용 제고, 갱신은 등록현황 월 1회 · 연표·보도자료 주 1회 · 기상 실시간이다. 대상은 3만 명에 그치지 않는다 — 심층 응답 1세대의 79.2%(4,042/5,103, 2024년 조사)가 자손을 두었다. 누계 신청자 134,546명(2026-05-31, 사망 101,274명 포함)에 같은 비율을 적용하면 자손을 둔 1세대가 106,560명, 자녀를 1인당 2~4명으로 놓으면 2세대만 21만~43만 명이다. 공표 통계가 아니라 가정값이라 화면에서도 구분해 적는다.</w:t>
             </w:r>
           </w:p>
         </w:tc>
@@ -1040,7 +1064,7 @@
       <w:tr>
         <w:tc>
           <w:tcPr>
-            <w:tcW w:type="dxa" w:w="10318"/>
+            <w:tcW w:type="dxa" w:w="10432"/>
             <w:gridSpan w:val="3"/>
             <w:tcBorders>
               <w:top w:val="single" w:color="7F7F7F" w:sz="4"/>
@@ -1050,10 +1074,10 @@
             </w:tcBorders>
             <w:shd w:fill="D9D9D9" w:val="clear"/>
             <w:tcMar>
-              <w:top w:type="dxa" w:w="50"/>
-              <w:left w:type="dxa" w:w="120"/>
-              <w:bottom w:type="dxa" w:w="50"/>
-              <w:right w:type="dxa" w:w="120"/>
+              <w:top w:type="dxa" w:w="16"/>
+              <w:left w:type="dxa" w:w="64"/>
+              <w:bottom w:type="dxa" w:w="16"/>
+              <w:right w:type="dxa" w:w="64"/>
             </w:tcMar>
             <w:vAlign w:val="center"/>
           </w:tcPr>
@@ -1078,7 +1102,7 @@
       <w:tr>
         <w:tc>
           <w:tcPr>
-            <w:tcW w:type="dxa" w:w="10318"/>
+            <w:tcW w:type="dxa" w:w="10432"/>
             <w:gridSpan w:val="3"/>
             <w:tcBorders>
               <w:top w:val="single" w:color="7F7F7F" w:sz="4"/>
@@ -1087,15 +1111,30 @@
               <w:right w:val="single" w:color="7F7F7F" w:sz="4"/>
             </w:tcBorders>
             <w:tcMar>
-              <w:top w:type="dxa" w:w="50"/>
-              <w:left w:type="dxa" w:w="120"/>
-              <w:bottom w:type="dxa" w:w="50"/>
-              <w:right w:type="dxa" w:w="120"/>
+              <w:top w:type="dxa" w:w="16"/>
+              <w:left w:type="dxa" w:w="64"/>
+              <w:bottom w:type="dxa" w:w="16"/>
+              <w:right w:type="dxa" w:w="64"/>
             </w:tcMar>
             <w:vAlign w:val="top"/>
           </w:tcPr>
           <w:p>
             <w:pPr>
+              <w:spacing w:after="12" w:before="50" w:line="384"/>
+            </w:pPr>
+            <w:r>
+              <w:rPr>
+                <w:rFonts w:ascii="휴먼명조" w:cs="휴먼명조" w:eastAsia="휴먼명조" w:hAnsi="휴먼명조"/>
+                <w:b/>
+                <w:bCs/>
+                <w:sz w:val="28"/>
+                <w:szCs w:val="28"/>
+              </w:rPr>
+              <w:t xml:space="preserve">가. 서비스 — 무엇을 만드는가</w:t>
+            </w:r>
+          </w:p>
+          <w:p>
+            <w:pPr>
               <w:spacing w:after="0" w:before="0" w:line="384"/>
               <w:jc w:val="both"/>
             </w:pPr>
@@ -1107,44 +1146,20 @@
                 <w:sz w:val="28"/>
                 <w:szCs w:val="28"/>
               </w:rPr>
-              <w:t xml:space="preserve">1) 자료를 고향 좌표로 모으는 처리 흐름 — </w:t>
-            </w:r>
-            <w:r>
-              <w:rPr>
-                <w:rFonts w:ascii="휴먼명조" w:cs="휴먼명조" w:eastAsia="휴먼명조" w:hAnsi="휴먼명조"/>
-                <w:sz w:val="28"/>
-                <w:szCs w:val="28"/>
-              </w:rPr>
-              <w:t xml:space="preserve">통일부 공표 HWP·CSV·공개 API를 배치로 수집해 레코드 68,487건·수치 37,912건·엔티티 721건의 통합 인덱스로 만든다(빌드 2026-08-12). 이산가족 통계·박물관 사료 4,342건·실태조사 결과는 화면이 직접 읽는 팩으로 따로 굽는다. 지역별 기록 집계에는 연표 8,969건·보도자료 2,709건·동향 제목 42,813건·개황 93건을 통째로 스캔했다(2026-08-15 · 동향의 42,813건은 원본 파일 제목 전수 스캔값이라 인덱스 적재분 42,788건과 세는 대상이 다르다).</w:t>
-            </w:r>
-          </w:p>
-          <w:p>
-            <w:pPr>
-              <w:spacing w:after="0" w:before="60" w:line="384"/>
-              <w:jc w:val="both"/>
-            </w:pPr>
-            <w:r>
-              <w:rPr>
-                <w:rFonts w:ascii="휴먼명조" w:cs="휴먼명조" w:eastAsia="휴먼명조" w:hAnsi="휴먼명조"/>
-                <w:b/>
-                <w:bCs/>
-                <w:sz w:val="28"/>
-                <w:szCs w:val="28"/>
-              </w:rPr>
-              <w:t xml:space="preserve">2) as-of 3상태 모델 — </w:t>
-            </w:r>
-            <w:r>
-              <w:rPr>
-                <w:rFonts w:ascii="휴먼명조" w:cs="휴먼명조" w:eastAsia="휴먼명조" w:hAnsi="휴먼명조"/>
-                <w:sz w:val="28"/>
-                <w:szCs w:val="28"/>
-              </w:rPr>
-              <w:t xml:space="preserve">「모른다」와 「없다」를 구분한다. 모든 수치에 확인 시점을 세 상태로 붙이며, 색·도형·한국어 라벨의 3중 부호화라 색각 이상과 흑백 인쇄에서도 갈린다.</w:t>
+              <w:t xml:space="preserve">1) 한 줄 정의와 이용 흐름 — </w:t>
+            </w:r>
+            <w:r>
+              <w:rPr>
+                <w:rFonts w:ascii="휴먼명조" w:cs="휴먼명조" w:eastAsia="휴먼명조" w:hAnsi="휴먼명조"/>
+                <w:sz w:val="28"/>
+                <w:szCs w:val="28"/>
+              </w:rPr>
+              <w:t xml:space="preserve">개요에 적은 대로 고향 이름 하나에서 시작해 기증으로 끝나는 웹 서비스다. 이용 흐름은 일곱 걸음이고, 마지막 걸음의 결과가 다시 두 번째 걸음으로 돌아온다.</w:t>
             </w:r>
           </w:p>
           <w:tbl>
             <w:tblPr>
-              <w:tblW w:type="dxa" w:w="10018"/>
+              <w:tblW w:type="dxa" w:w="10132"/>
               <w:tblBorders>
                 <w:top w:val="single" w:color="auto" w:sz="4"/>
                 <w:left w:val="single" w:color="auto" w:sz="4"/>
@@ -1155,14 +1170,13 @@
               </w:tblBorders>
             </w:tblPr>
             <w:tblGrid>
-              <w:gridCol w:w="1500"/>
-              <w:gridCol w:w="2700"/>
-              <w:gridCol w:w="5818"/>
+              <w:gridCol w:w="2300"/>
+              <w:gridCol w:w="7832"/>
             </w:tblGrid>
             <w:tr>
               <w:tc>
                 <w:tcPr>
-                  <w:tcW w:type="dxa" w:w="1500"/>
+                  <w:tcW w:type="dxa" w:w="2300"/>
                   <w:tcBorders>
                     <w:top w:val="single" w:color="7F7F7F" w:sz="4"/>
                     <w:left w:val="single" w:color="7F7F7F" w:sz="4"/>
@@ -1171,10 +1185,10 @@
                   </w:tcBorders>
                   <w:shd w:fill="D9D9D9" w:val="clear"/>
                   <w:tcMar>
-                    <w:top w:type="dxa" w:w="50"/>
-                    <w:left w:type="dxa" w:w="120"/>
-                    <w:bottom w:type="dxa" w:w="50"/>
-                    <w:right w:type="dxa" w:w="120"/>
+                    <w:top w:type="dxa" w:w="16"/>
+                    <w:left w:type="dxa" w:w="64"/>
+                    <w:bottom w:type="dxa" w:w="16"/>
+                    <w:right w:type="dxa" w:w="64"/>
                   </w:tcMar>
                   <w:vAlign w:val="center"/>
                 </w:tcPr>
@@ -1188,16 +1202,16 @@
                       <w:rFonts w:ascii="휴먼명조" w:cs="휴먼명조" w:eastAsia="휴먼명조" w:hAnsi="휴먼명조"/>
                       <w:b/>
                       <w:bCs/>
-                      <w:sz w:val="24"/>
-                      <w:szCs w:val="24"/>
-                    </w:rPr>
-                    <w:t xml:space="preserve">상태</w:t>
-                  </w:r>
-                </w:p>
-              </w:tc>
-              <w:tc>
-                <w:tcPr>
-                  <w:tcW w:type="dxa" w:w="2700"/>
+                      <w:sz w:val="28"/>
+                      <w:szCs w:val="28"/>
+                    </w:rPr>
+                    <w:t xml:space="preserve">단계</w:t>
+                  </w:r>
+                </w:p>
+              </w:tc>
+              <w:tc>
+                <w:tcPr>
+                  <w:tcW w:type="dxa" w:w="7832"/>
                   <w:tcBorders>
                     <w:top w:val="single" w:color="7F7F7F" w:sz="4"/>
                     <w:left w:val="single" w:color="7F7F7F" w:sz="4"/>
@@ -1206,10 +1220,10 @@
                   </w:tcBorders>
                   <w:shd w:fill="D9D9D9" w:val="clear"/>
                   <w:tcMar>
-                    <w:top w:type="dxa" w:w="50"/>
-                    <w:left w:type="dxa" w:w="120"/>
-                    <w:bottom w:type="dxa" w:w="50"/>
-                    <w:right w:type="dxa" w:w="120"/>
+                    <w:top w:type="dxa" w:w="16"/>
+                    <w:left w:type="dxa" w:w="64"/>
+                    <w:bottom w:type="dxa" w:w="16"/>
+                    <w:right w:type="dxa" w:w="64"/>
                   </w:tcMar>
                   <w:vAlign w:val="center"/>
                 </w:tcPr>
@@ -1223,45 +1237,672 @@
                       <w:rFonts w:ascii="휴먼명조" w:cs="휴먼명조" w:eastAsia="휴먼명조" w:hAnsi="휴먼명조"/>
                       <w:b/>
                       <w:bCs/>
-                      <w:sz w:val="24"/>
-                      <w:szCs w:val="24"/>
-                    </w:rPr>
-                    <w:t xml:space="preserve">의미</w:t>
-                  </w:r>
-                </w:p>
-              </w:tc>
-              <w:tc>
-                <w:tcPr>
-                  <w:tcW w:type="dxa" w:w="5818"/>
-                  <w:tcBorders>
-                    <w:top w:val="single" w:color="7F7F7F" w:sz="4"/>
-                    <w:left w:val="single" w:color="7F7F7F" w:sz="4"/>
-                    <w:bottom w:val="single" w:color="7F7F7F" w:sz="4"/>
-                    <w:right w:val="single" w:color="7F7F7F" w:sz="4"/>
-                  </w:tcBorders>
-                  <w:shd w:fill="D9D9D9" w:val="clear"/>
-                  <w:tcMar>
-                    <w:top w:type="dxa" w:w="50"/>
-                    <w:left w:type="dxa" w:w="120"/>
-                    <w:bottom w:type="dxa" w:w="50"/>
-                    <w:right w:type="dxa" w:w="120"/>
-                  </w:tcMar>
-                  <w:vAlign w:val="center"/>
-                </w:tcPr>
-                <w:p>
-                  <w:pPr>
-                    <w:spacing w:line="384"/>
-                    <w:jc w:val="center"/>
+                      <w:sz w:val="28"/>
+                      <w:szCs w:val="28"/>
+                    </w:rPr>
+                    <w:t xml:space="preserve">화면에서 벌어지는 일</w:t>
+                  </w:r>
+                </w:p>
+              </w:tc>
+            </w:tr>
+            <w:tr>
+              <w:tc>
+                <w:tcPr>
+                  <w:tcW w:type="dxa" w:w="2300"/>
+                  <w:tcBorders>
+                    <w:top w:val="single" w:color="7F7F7F" w:sz="4"/>
+                    <w:left w:val="single" w:color="7F7F7F" w:sz="4"/>
+                    <w:bottom w:val="single" w:color="7F7F7F" w:sz="4"/>
+                    <w:right w:val="single" w:color="7F7F7F" w:sz="4"/>
+                  </w:tcBorders>
+                  <w:tcMar>
+                    <w:top w:type="dxa" w:w="16"/>
+                    <w:left w:type="dxa" w:w="64"/>
+                    <w:bottom w:type="dxa" w:w="16"/>
+                    <w:right w:type="dxa" w:w="64"/>
+                  </w:tcMar>
+                  <w:vAlign w:val="center"/>
+                </w:tcPr>
+                <w:p>
+                  <w:pPr>
+                    <w:spacing w:line="384"/>
+                    <w:jc w:val="both"/>
+                  </w:pPr>
+                  <w:r>
+                    <w:rPr>
+                      <w:rFonts w:ascii="휴먼명조" w:cs="휴먼명조" w:eastAsia="휴먼명조" w:hAnsi="휴먼명조"/>
+                      <w:sz w:val="28"/>
+                      <w:szCs w:val="28"/>
+                    </w:rPr>
+                    <w:t xml:space="preserve">① 고향 선택</w:t>
+                  </w:r>
+                </w:p>
+              </w:tc>
+              <w:tc>
+                <w:tcPr>
+                  <w:tcW w:type="dxa" w:w="7832"/>
+                  <w:tcBorders>
+                    <w:top w:val="single" w:color="7F7F7F" w:sz="4"/>
+                    <w:left w:val="single" w:color="7F7F7F" w:sz="4"/>
+                    <w:bottom w:val="single" w:color="7F7F7F" w:sz="4"/>
+                    <w:right w:val="single" w:color="7F7F7F" w:sz="4"/>
+                  </w:tcBorders>
+                  <w:tcMar>
+                    <w:top w:type="dxa" w:w="16"/>
+                    <w:left w:type="dxa" w:w="64"/>
+                    <w:bottom w:type="dxa" w:w="16"/>
+                    <w:right w:type="dxa" w:w="64"/>
+                  </w:tcMar>
+                  <w:vAlign w:val="center"/>
+                </w:tcPr>
+                <w:p>
+                  <w:pPr>
+                    <w:spacing w:line="384"/>
+                    <w:jc w:val="both"/>
+                  </w:pPr>
+                  <w:r>
+                    <w:rPr>
+                      <w:rFonts w:ascii="휴먼명조" w:cs="휴먼명조" w:eastAsia="휴먼명조" w:hAnsi="휴먼명조"/>
+                      <w:sz w:val="28"/>
+                      <w:szCs w:val="28"/>
+                    </w:rPr>
+                    <w:t xml:space="preserve">광복 당시 구행정구역 7종 중 하나를 누른다.</w:t>
+                  </w:r>
+                </w:p>
+              </w:tc>
+            </w:tr>
+            <w:tr>
+              <w:tc>
+                <w:tcPr>
+                  <w:tcW w:type="dxa" w:w="2300"/>
+                  <w:tcBorders>
+                    <w:top w:val="single" w:color="7F7F7F" w:sz="4"/>
+                    <w:left w:val="single" w:color="7F7F7F" w:sz="4"/>
+                    <w:bottom w:val="single" w:color="7F7F7F" w:sz="4"/>
+                    <w:right w:val="single" w:color="7F7F7F" w:sz="4"/>
+                  </w:tcBorders>
+                  <w:tcMar>
+                    <w:top w:type="dxa" w:w="16"/>
+                    <w:left w:type="dxa" w:w="64"/>
+                    <w:bottom w:type="dxa" w:w="16"/>
+                    <w:right w:type="dxa" w:w="64"/>
+                  </w:tcMar>
+                  <w:vAlign w:val="center"/>
+                </w:tcPr>
+                <w:p>
+                  <w:pPr>
+                    <w:spacing w:line="384"/>
+                    <w:jc w:val="both"/>
+                  </w:pPr>
+                  <w:r>
+                    <w:rPr>
+                      <w:rFonts w:ascii="휴먼명조" w:cs="휴먼명조" w:eastAsia="휴먼명조" w:hAnsi="휴먼명조"/>
+                      <w:sz w:val="28"/>
+                      <w:szCs w:val="28"/>
+                    </w:rPr>
+                    <w:t xml:space="preserve">② 고향의 오늘</w:t>
+                  </w:r>
+                </w:p>
+              </w:tc>
+              <w:tc>
+                <w:tcPr>
+                  <w:tcW w:type="dxa" w:w="7832"/>
+                  <w:tcBorders>
+                    <w:top w:val="single" w:color="7F7F7F" w:sz="4"/>
+                    <w:left w:val="single" w:color="7F7F7F" w:sz="4"/>
+                    <w:bottom w:val="single" w:color="7F7F7F" w:sz="4"/>
+                    <w:right w:val="single" w:color="7F7F7F" w:sz="4"/>
+                  </w:tcBorders>
+                  <w:tcMar>
+                    <w:top w:type="dxa" w:w="16"/>
+                    <w:left w:type="dxa" w:w="64"/>
+                    <w:bottom w:type="dxa" w:w="16"/>
+                    <w:right w:type="dxa" w:w="64"/>
+                  </w:tcMar>
+                  <w:vAlign w:val="center"/>
+                </w:tcPr>
+                <w:p>
+                  <w:pPr>
+                    <w:spacing w:line="384"/>
+                    <w:jc w:val="both"/>
+                  </w:pPr>
+                  <w:r>
+                    <w:rPr>
+                      <w:rFonts w:ascii="휴먼명조" w:cs="휴먼명조" w:eastAsia="휴먼명조" w:hAnsi="휴먼명조"/>
+                      <w:sz w:val="28"/>
+                      <w:szCs w:val="28"/>
+                    </w:rPr>
+                    <w:t xml:space="preserve">남은 분·날씨·연표·보도자료·동향·사료가 한 패널에 모이고 수치마다 기준일이 붙는다.</w:t>
+                  </w:r>
+                </w:p>
+              </w:tc>
+            </w:tr>
+            <w:tr>
+              <w:tc>
+                <w:tcPr>
+                  <w:tcW w:type="dxa" w:w="2300"/>
+                  <w:tcBorders>
+                    <w:top w:val="single" w:color="7F7F7F" w:sz="4"/>
+                    <w:left w:val="single" w:color="7F7F7F" w:sz="4"/>
+                    <w:bottom w:val="single" w:color="7F7F7F" w:sz="4"/>
+                    <w:right w:val="single" w:color="7F7F7F" w:sz="4"/>
+                  </w:tcBorders>
+                  <w:tcMar>
+                    <w:top w:type="dxa" w:w="16"/>
+                    <w:left w:type="dxa" w:w="64"/>
+                    <w:bottom w:type="dxa" w:w="16"/>
+                    <w:right w:type="dxa" w:w="64"/>
+                  </w:tcMar>
+                  <w:vAlign w:val="center"/>
+                </w:tcPr>
+                <w:p>
+                  <w:pPr>
+                    <w:spacing w:line="384"/>
+                    <w:jc w:val="both"/>
+                  </w:pPr>
+                  <w:r>
+                    <w:rPr>
+                      <w:rFonts w:ascii="휴먼명조" w:cs="휴먼명조" w:eastAsia="휴먼명조" w:hAnsi="휴먼명조"/>
+                      <w:sz w:val="28"/>
+                      <w:szCs w:val="28"/>
+                    </w:rPr>
+                    <w:t xml:space="preserve">③ 공백 확인</w:t>
+                  </w:r>
+                </w:p>
+              </w:tc>
+              <w:tc>
+                <w:tcPr>
+                  <w:tcW w:type="dxa" w:w="7832"/>
+                  <w:tcBorders>
+                    <w:top w:val="single" w:color="7F7F7F" w:sz="4"/>
+                    <w:left w:val="single" w:color="7F7F7F" w:sz="4"/>
+                    <w:bottom w:val="single" w:color="7F7F7F" w:sz="4"/>
+                    <w:right w:val="single" w:color="7F7F7F" w:sz="4"/>
+                  </w:tcBorders>
+                  <w:tcMar>
+                    <w:top w:type="dxa" w:w="16"/>
+                    <w:left w:type="dxa" w:w="64"/>
+                    <w:bottom w:type="dxa" w:w="16"/>
+                    <w:right w:type="dxa" w:w="64"/>
+                  </w:tcMar>
+                  <w:vAlign w:val="center"/>
+                </w:tcPr>
+                <w:p>
+                  <w:pPr>
+                    <w:spacing w:line="384"/>
+                    <w:jc w:val="both"/>
+                  </w:pPr>
+                  <w:r>
+                    <w:rPr>
+                      <w:rFonts w:ascii="휴먼명조" w:cs="휴먼명조" w:eastAsia="휴먼명조" w:hAnsi="휴먼명조"/>
+                      <w:sz w:val="28"/>
+                      <w:szCs w:val="28"/>
+                    </w:rPr>
+                    <w:t xml:space="preserve">「남은 분은 가장 많고 기록은 가장 적습니다」 — 황해도(구) 1인당 0.121건, 최상위와 15.5배.</w:t>
+                  </w:r>
+                </w:p>
+              </w:tc>
+            </w:tr>
+            <w:tr>
+              <w:tc>
+                <w:tcPr>
+                  <w:tcW w:type="dxa" w:w="2300"/>
+                  <w:tcBorders>
+                    <w:top w:val="single" w:color="7F7F7F" w:sz="4"/>
+                    <w:left w:val="single" w:color="7F7F7F" w:sz="4"/>
+                    <w:bottom w:val="single" w:color="7F7F7F" w:sz="4"/>
+                    <w:right w:val="single" w:color="7F7F7F" w:sz="4"/>
+                  </w:tcBorders>
+                  <w:tcMar>
+                    <w:top w:type="dxa" w:w="16"/>
+                    <w:left w:type="dxa" w:w="64"/>
+                    <w:bottom w:type="dxa" w:w="16"/>
+                    <w:right w:type="dxa" w:w="64"/>
+                  </w:tcMar>
+                  <w:vAlign w:val="center"/>
+                </w:tcPr>
+                <w:p>
+                  <w:pPr>
+                    <w:spacing w:line="384"/>
+                    <w:jc w:val="both"/>
+                  </w:pPr>
+                  <w:r>
+                    <w:rPr>
+                      <w:rFonts w:ascii="휴먼명조" w:cs="휴먼명조" w:eastAsia="휴먼명조" w:hAnsi="휴먼명조"/>
+                      <w:sz w:val="28"/>
+                      <w:szCs w:val="28"/>
+                    </w:rPr>
+                    <w:t xml:space="preserve">④ 기록 열람</w:t>
+                  </w:r>
+                </w:p>
+              </w:tc>
+              <w:tc>
+                <w:tcPr>
+                  <w:tcW w:type="dxa" w:w="7832"/>
+                  <w:tcBorders>
+                    <w:top w:val="single" w:color="7F7F7F" w:sz="4"/>
+                    <w:left w:val="single" w:color="7F7F7F" w:sz="4"/>
+                    <w:bottom w:val="single" w:color="7F7F7F" w:sz="4"/>
+                    <w:right w:val="single" w:color="7F7F7F" w:sz="4"/>
+                  </w:tcBorders>
+                  <w:tcMar>
+                    <w:top w:type="dxa" w:w="16"/>
+                    <w:left w:type="dxa" w:w="64"/>
+                    <w:bottom w:type="dxa" w:w="16"/>
+                    <w:right w:type="dxa" w:w="64"/>
+                  </w:tcMar>
+                  <w:vAlign w:val="center"/>
+                </w:tcPr>
+                <w:p>
+                  <w:pPr>
+                    <w:spacing w:line="384"/>
+                    <w:jc w:val="both"/>
+                  </w:pPr>
+                  <w:r>
+                    <w:rPr>
+                      <w:rFonts w:ascii="휴먼명조" w:cs="휴먼명조" w:eastAsia="휴먼명조" w:hAnsi="휴먼명조"/>
+                      <w:sz w:val="28"/>
+                      <w:szCs w:val="28"/>
+                    </w:rPr>
+                    <w:t xml:space="preserve">그 고향의 사료를 보고 원문은 디지털박물관으로 연결한다.</w:t>
+                  </w:r>
+                </w:p>
+              </w:tc>
+            </w:tr>
+            <w:tr>
+              <w:tc>
+                <w:tcPr>
+                  <w:tcW w:type="dxa" w:w="2300"/>
+                  <w:tcBorders>
+                    <w:top w:val="single" w:color="7F7F7F" w:sz="4"/>
+                    <w:left w:val="single" w:color="7F7F7F" w:sz="4"/>
+                    <w:bottom w:val="single" w:color="7F7F7F" w:sz="4"/>
+                    <w:right w:val="single" w:color="7F7F7F" w:sz="4"/>
+                  </w:tcBorders>
+                  <w:tcMar>
+                    <w:top w:type="dxa" w:w="16"/>
+                    <w:left w:type="dxa" w:w="64"/>
+                    <w:bottom w:type="dxa" w:w="16"/>
+                    <w:right w:type="dxa" w:w="64"/>
+                  </w:tcMar>
+                  <w:vAlign w:val="center"/>
+                </w:tcPr>
+                <w:p>
+                  <w:pPr>
+                    <w:spacing w:line="384"/>
+                    <w:jc w:val="both"/>
+                  </w:pPr>
+                  <w:r>
+                    <w:rPr>
+                      <w:rFonts w:ascii="휴먼명조" w:cs="휴먼명조" w:eastAsia="휴먼명조" w:hAnsi="휴먼명조"/>
+                      <w:sz w:val="28"/>
+                      <w:szCs w:val="28"/>
+                    </w:rPr>
+                    <w:t xml:space="preserve">⑤ 기억 기록</w:t>
+                  </w:r>
+                </w:p>
+              </w:tc>
+              <w:tc>
+                <w:tcPr>
+                  <w:tcW w:type="dxa" w:w="7832"/>
+                  <w:tcBorders>
+                    <w:top w:val="single" w:color="7F7F7F" w:sz="4"/>
+                    <w:left w:val="single" w:color="7F7F7F" w:sz="4"/>
+                    <w:bottom w:val="single" w:color="7F7F7F" w:sz="4"/>
+                    <w:right w:val="single" w:color="7F7F7F" w:sz="4"/>
+                  </w:tcBorders>
+                  <w:tcMar>
+                    <w:top w:type="dxa" w:w="16"/>
+                    <w:left w:type="dxa" w:w="64"/>
+                    <w:bottom w:type="dxa" w:w="16"/>
+                    <w:right w:type="dxa" w:w="64"/>
+                  </w:tcMar>
+                  <w:vAlign w:val="center"/>
+                </w:tcPr>
+                <w:p>
+                  <w:pPr>
+                    <w:spacing w:line="384"/>
+                    <w:jc w:val="both"/>
+                  </w:pPr>
+                  <w:r>
+                    <w:rPr>
+                      <w:rFonts w:ascii="휴먼명조" w:cs="휴먼명조" w:eastAsia="휴먼명조" w:hAnsi="휴먼명조"/>
+                      <w:sz w:val="28"/>
+                      <w:szCs w:val="28"/>
+                    </w:rPr>
+                    <w:t xml:space="preserve">기억 카드에 적어 한 장으로 만든다. 서버로 보내지 않는다.</w:t>
+                  </w:r>
+                </w:p>
+              </w:tc>
+            </w:tr>
+            <w:tr>
+              <w:tc>
+                <w:tcPr>
+                  <w:tcW w:type="dxa" w:w="2300"/>
+                  <w:tcBorders>
+                    <w:top w:val="single" w:color="7F7F7F" w:sz="4"/>
+                    <w:left w:val="single" w:color="7F7F7F" w:sz="4"/>
+                    <w:bottom w:val="single" w:color="7F7F7F" w:sz="4"/>
+                    <w:right w:val="single" w:color="7F7F7F" w:sz="4"/>
+                  </w:tcBorders>
+                  <w:tcMar>
+                    <w:top w:type="dxa" w:w="16"/>
+                    <w:left w:type="dxa" w:w="64"/>
+                    <w:bottom w:type="dxa" w:w="16"/>
+                    <w:right w:type="dxa" w:w="64"/>
+                  </w:tcMar>
+                  <w:vAlign w:val="center"/>
+                </w:tcPr>
+                <w:p>
+                  <w:pPr>
+                    <w:spacing w:line="384"/>
+                    <w:jc w:val="both"/>
+                  </w:pPr>
+                  <w:r>
+                    <w:rPr>
+                      <w:rFonts w:ascii="휴먼명조" w:cs="휴먼명조" w:eastAsia="휴먼명조" w:hAnsi="휴먼명조"/>
+                      <w:sz w:val="28"/>
+                      <w:szCs w:val="28"/>
+                    </w:rPr>
+                    <w:t xml:space="preserve">⑥ 기증 연결</w:t>
+                  </w:r>
+                </w:p>
+              </w:tc>
+              <w:tc>
+                <w:tcPr>
+                  <w:tcW w:type="dxa" w:w="7832"/>
+                  <w:tcBorders>
+                    <w:top w:val="single" w:color="7F7F7F" w:sz="4"/>
+                    <w:left w:val="single" w:color="7F7F7F" w:sz="4"/>
+                    <w:bottom w:val="single" w:color="7F7F7F" w:sz="4"/>
+                    <w:right w:val="single" w:color="7F7F7F" w:sz="4"/>
+                  </w:tcBorders>
+                  <w:tcMar>
+                    <w:top w:type="dxa" w:w="16"/>
+                    <w:left w:type="dxa" w:w="64"/>
+                    <w:bottom w:type="dxa" w:w="16"/>
+                    <w:right w:type="dxa" w:w="64"/>
+                  </w:tcMar>
+                  <w:vAlign w:val="center"/>
+                </w:tcPr>
+                <w:p>
+                  <w:pPr>
+                    <w:spacing w:line="384"/>
+                    <w:jc w:val="both"/>
+                  </w:pPr>
+                  <w:r>
+                    <w:rPr>
+                      <w:rFonts w:ascii="휴먼명조" w:cs="휴먼명조" w:eastAsia="휴먼명조" w:hAnsi="휴먼명조"/>
+                      <w:sz w:val="28"/>
+                      <w:szCs w:val="28"/>
+                    </w:rPr>
+                    <w:t xml:space="preserve">생애기록물 수집 동의·유전자검사 등 후손이 주체가 되는 경로 10종으로 보낸다.</w:t>
+                  </w:r>
+                </w:p>
+              </w:tc>
+            </w:tr>
+            <w:tr>
+              <w:tc>
+                <w:tcPr>
+                  <w:tcW w:type="dxa" w:w="2300"/>
+                  <w:tcBorders>
+                    <w:top w:val="single" w:color="7F7F7F" w:sz="4"/>
+                    <w:left w:val="single" w:color="7F7F7F" w:sz="4"/>
+                    <w:bottom w:val="single" w:color="7F7F7F" w:sz="4"/>
+                    <w:right w:val="single" w:color="7F7F7F" w:sz="4"/>
+                  </w:tcBorders>
+                  <w:tcMar>
+                    <w:top w:type="dxa" w:w="16"/>
+                    <w:left w:type="dxa" w:w="64"/>
+                    <w:bottom w:type="dxa" w:w="16"/>
+                    <w:right w:type="dxa" w:w="64"/>
+                  </w:tcMar>
+                  <w:vAlign w:val="center"/>
+                </w:tcPr>
+                <w:p>
+                  <w:pPr>
+                    <w:spacing w:line="384"/>
+                    <w:jc w:val="both"/>
+                  </w:pPr>
+                  <w:r>
+                    <w:rPr>
+                      <w:rFonts w:ascii="휴먼명조" w:cs="휴먼명조" w:eastAsia="휴먼명조" w:hAnsi="휴먼명조"/>
+                      <w:sz w:val="28"/>
+                      <w:szCs w:val="28"/>
+                    </w:rPr>
+                    <w:t xml:space="preserve">⑦ 데이터 축적</w:t>
+                  </w:r>
+                </w:p>
+              </w:tc>
+              <w:tc>
+                <w:tcPr>
+                  <w:tcW w:type="dxa" w:w="7832"/>
+                  <w:tcBorders>
+                    <w:top w:val="single" w:color="7F7F7F" w:sz="4"/>
+                    <w:left w:val="single" w:color="7F7F7F" w:sz="4"/>
+                    <w:bottom w:val="single" w:color="7F7F7F" w:sz="4"/>
+                    <w:right w:val="single" w:color="7F7F7F" w:sz="4"/>
+                  </w:tcBorders>
+                  <w:tcMar>
+                    <w:top w:type="dxa" w:w="16"/>
+                    <w:left w:type="dxa" w:w="64"/>
+                    <w:bottom w:type="dxa" w:w="16"/>
+                    <w:right w:type="dxa" w:w="64"/>
+                  </w:tcMar>
+                  <w:vAlign w:val="center"/>
+                </w:tcPr>
+                <w:p>
+                  <w:pPr>
+                    <w:spacing w:line="384"/>
+                    <w:jc w:val="both"/>
+                  </w:pPr>
+                  <w:r>
+                    <w:rPr>
+                      <w:rFonts w:ascii="휴먼명조" w:cs="휴먼명조" w:eastAsia="휴먼명조" w:hAnsi="휴먼명조"/>
+                      <w:sz w:val="28"/>
+                      <w:szCs w:val="28"/>
+                    </w:rPr>
+                    <w:t xml:space="preserve">기증분이 사료에 더해지면 ②의 건수와 ③의 공백이 바뀐다.</w:t>
+                  </w:r>
+                </w:p>
+              </w:tc>
+            </w:tr>
+            <w:tr>
+              <w:tc>
+                <w:tcPr>
+                  <w:tcW w:type="dxa" w:w="10132"/>
+                  <w:gridSpan w:val="2"/>
+                  <w:tcBorders>
+                    <w:top w:val="single" w:color="7F7F7F" w:sz="4"/>
+                    <w:left w:val="single" w:color="7F7F7F" w:sz="4"/>
+                    <w:bottom w:val="single" w:color="7F7F7F" w:sz="4"/>
+                    <w:right w:val="single" w:color="7F7F7F" w:sz="4"/>
+                  </w:tcBorders>
+                  <w:tcMar>
+                    <w:top w:type="dxa" w:w="16"/>
+                    <w:left w:type="dxa" w:w="64"/>
+                    <w:bottom w:type="dxa" w:w="16"/>
+                    <w:right w:type="dxa" w:w="64"/>
+                  </w:tcMar>
+                  <w:vAlign w:val="center"/>
+                </w:tcPr>
+                <w:p>
+                  <w:pPr>
+                    <w:spacing w:line="384"/>
+                    <w:jc w:val="both"/>
                   </w:pPr>
                   <w:r>
                     <w:rPr>
                       <w:rFonts w:ascii="휴먼명조" w:cs="휴먼명조" w:eastAsia="휴먼명조" w:hAnsi="휴먼명조"/>
                       <w:b/>
                       <w:bCs/>
-                      <w:sz w:val="24"/>
-                      <w:szCs w:val="24"/>
-                    </w:rPr>
-                    <w:t xml:space="preserve">화면 문구(예)</w:t>
+                      <w:sz w:val="28"/>
+                      <w:szCs w:val="28"/>
+                    </w:rPr>
+                    <w:t xml:space="preserve">돌아오는 고리 — ⑦로 들어온 기록이 ②의 건수를 늘리고 ③의 공백을 줄인다. 15.5배 격차를 좁히는 길은 이 고리 하나뿐이다.</w:t>
+                  </w:r>
+                </w:p>
+              </w:tc>
+            </w:tr>
+          </w:tbl>
+          <w:p>
+            <w:pPr>
+              <w:spacing w:after="0" w:before="15" w:line="384"/>
+              <w:jc w:val="both"/>
+            </w:pPr>
+            <w:r>
+              <w:rPr>
+                <w:rFonts w:ascii="휴먼명조" w:cs="휴먼명조" w:eastAsia="휴먼명조" w:hAnsi="휴먼명조"/>
+                <w:sz w:val="28"/>
+                <w:szCs w:val="28"/>
+              </w:rPr>
+              <w:t xml:space="preserve">※ ③의 분모는 생존자 2025-08-31 공표값이고, 분자인 기록 계는 합산값이라 단일 기준일이 없다(확인 하한 2025-05-31). 확인 시점이 다른 값을 한 문장에 묶지 않는 규약은 도해에도 적용한다.</w:t>
+            </w:r>
+          </w:p>
+          <w:p>
+            <w:pPr>
+              <w:spacing w:after="0" w:before="24" w:line="384"/>
+              <w:jc w:val="both"/>
+            </w:pPr>
+            <w:r>
+              <w:rPr>
+                <w:rFonts w:ascii="휴먼명조" w:cs="휴먼명조" w:eastAsia="휴먼명조" w:hAnsi="휴먼명조"/>
+                <w:b/>
+                <w:bCs/>
+                <w:sz w:val="28"/>
+                <w:szCs w:val="28"/>
+              </w:rPr>
+              <w:t xml:space="preserve">2) 화면과 기능 10종 — </w:t>
+            </w:r>
+            <w:r>
+              <w:rPr>
+                <w:rFonts w:ascii="휴먼명조" w:cs="휴먼명조" w:eastAsia="휴먼명조" w:hAnsi="휴먼명조"/>
+                <w:sz w:val="28"/>
+                <w:szCs w:val="28"/>
+              </w:rPr>
+              <w:t xml:space="preserve">열 가지 기능이 위 일곱 걸음 위에 놓이며, 자리는 홈 화면(한 화면에 한 가지만 보이도록 나눈 13개 장면)과 분석 요약 화면 두 곳이다. 쓰는 자료는 시점의 성격이 다르다 — 등록현황 기준일 2025-08-31 · 재북 출신지 2020-03-31 · 기록 집계 실행일 2026-08-15 · 사료 수집일 2026-08-19이며 수치마다 화면에 붙는다. 오른쪽 칸은 상술 항목이다.</w:t>
+            </w:r>
+          </w:p>
+          <w:tbl>
+            <w:tblPr>
+              <w:tblW w:type="dxa" w:w="10132"/>
+              <w:tblBorders>
+                <w:top w:val="single" w:color="auto" w:sz="4"/>
+                <w:left w:val="single" w:color="auto" w:sz="4"/>
+                <w:bottom w:val="single" w:color="auto" w:sz="4"/>
+                <w:right w:val="single" w:color="auto" w:sz="4"/>
+                <w:insideH w:val="single" w:color="auto" w:sz="4"/>
+                <w:insideV w:val="single" w:color="auto" w:sz="4"/>
+              </w:tblBorders>
+            </w:tblPr>
+            <w:tblGrid>
+              <w:gridCol w:w="2750"/>
+              <w:gridCol w:w="6132"/>
+              <w:gridCol w:w="1250"/>
+            </w:tblGrid>
+            <w:tr>
+              <w:tc>
+                <w:tcPr>
+                  <w:tcW w:type="dxa" w:w="2750"/>
+                  <w:tcBorders>
+                    <w:top w:val="single" w:color="7F7F7F" w:sz="4"/>
+                    <w:left w:val="single" w:color="7F7F7F" w:sz="4"/>
+                    <w:bottom w:val="single" w:color="7F7F7F" w:sz="4"/>
+                    <w:right w:val="single" w:color="7F7F7F" w:sz="4"/>
+                  </w:tcBorders>
+                  <w:shd w:fill="D9D9D9" w:val="clear"/>
+                  <w:tcMar>
+                    <w:top w:type="dxa" w:w="16"/>
+                    <w:left w:type="dxa" w:w="64"/>
+                    <w:bottom w:type="dxa" w:w="16"/>
+                    <w:right w:type="dxa" w:w="64"/>
+                  </w:tcMar>
+                  <w:vAlign w:val="center"/>
+                </w:tcPr>
+                <w:p>
+                  <w:pPr>
+                    <w:spacing w:line="384"/>
+                    <w:jc w:val="center"/>
+                  </w:pPr>
+                  <w:r>
+                    <w:rPr>
+                      <w:rFonts w:ascii="휴먼명조" w:cs="휴먼명조" w:eastAsia="휴먼명조" w:hAnsi="휴먼명조"/>
+                      <w:b/>
+                      <w:bCs/>
+                      <w:sz w:val="28"/>
+                      <w:szCs w:val="28"/>
+                    </w:rPr>
+                    <w:t xml:space="preserve">기능</w:t>
+                  </w:r>
+                </w:p>
+              </w:tc>
+              <w:tc>
+                <w:tcPr>
+                  <w:tcW w:type="dxa" w:w="6132"/>
+                  <w:tcBorders>
+                    <w:top w:val="single" w:color="7F7F7F" w:sz="4"/>
+                    <w:left w:val="single" w:color="7F7F7F" w:sz="4"/>
+                    <w:bottom w:val="single" w:color="7F7F7F" w:sz="4"/>
+                    <w:right w:val="single" w:color="7F7F7F" w:sz="4"/>
+                  </w:tcBorders>
+                  <w:shd w:fill="D9D9D9" w:val="clear"/>
+                  <w:tcMar>
+                    <w:top w:type="dxa" w:w="16"/>
+                    <w:left w:type="dxa" w:w="64"/>
+                    <w:bottom w:type="dxa" w:w="16"/>
+                    <w:right w:type="dxa" w:w="64"/>
+                  </w:tcMar>
+                  <w:vAlign w:val="center"/>
+                </w:tcPr>
+                <w:p>
+                  <w:pPr>
+                    <w:spacing w:line="384"/>
+                    <w:jc w:val="center"/>
+                  </w:pPr>
+                  <w:r>
+                    <w:rPr>
+                      <w:rFonts w:ascii="휴먼명조" w:cs="휴먼명조" w:eastAsia="휴먼명조" w:hAnsi="휴먼명조"/>
+                      <w:b/>
+                      <w:bCs/>
+                      <w:sz w:val="28"/>
+                      <w:szCs w:val="28"/>
+                    </w:rPr>
+                    <w:t xml:space="preserve">하는 일</w:t>
+                  </w:r>
+                </w:p>
+              </w:tc>
+              <w:tc>
+                <w:tcPr>
+                  <w:tcW w:type="dxa" w:w="1250"/>
+                  <w:tcBorders>
+                    <w:top w:val="single" w:color="7F7F7F" w:sz="4"/>
+                    <w:left w:val="single" w:color="7F7F7F" w:sz="4"/>
+                    <w:bottom w:val="single" w:color="7F7F7F" w:sz="4"/>
+                    <w:right w:val="single" w:color="7F7F7F" w:sz="4"/>
+                  </w:tcBorders>
+                  <w:shd w:fill="D9D9D9" w:val="clear"/>
+                  <w:tcMar>
+                    <w:top w:type="dxa" w:w="16"/>
+                    <w:left w:type="dxa" w:w="64"/>
+                    <w:bottom w:type="dxa" w:w="16"/>
+                    <w:right w:type="dxa" w:w="64"/>
+                  </w:tcMar>
+                  <w:vAlign w:val="center"/>
+                </w:tcPr>
+                <w:p>
+                  <w:pPr>
+                    <w:spacing w:line="384"/>
+                    <w:jc w:val="center"/>
+                  </w:pPr>
+                  <w:r>
+                    <w:rPr>
+                      <w:rFonts w:ascii="휴먼명조" w:cs="휴먼명조" w:eastAsia="휴먼명조" w:hAnsi="휴먼명조"/>
+                      <w:b/>
+                      <w:bCs/>
+                      <w:sz w:val="28"/>
+                      <w:szCs w:val="28"/>
+                    </w:rPr>
+                    <w:t xml:space="preserve">상술</w:t>
                   </w:r>
                 </w:p>
               </w:tc>
@@ -1269,50 +1910,18 @@
             <w:tr>
               <w:tc>
                 <w:tcPr>
-                  <w:tcW w:type="dxa" w:w="1500"/>
-                  <w:tcBorders>
-                    <w:top w:val="single" w:color="7F7F7F" w:sz="4"/>
-                    <w:left w:val="single" w:color="7F7F7F" w:sz="4"/>
-                    <w:bottom w:val="single" w:color="7F7F7F" w:sz="4"/>
-                    <w:right w:val="single" w:color="7F7F7F" w:sz="4"/>
-                  </w:tcBorders>
-                  <w:tcMar>
-                    <w:top w:type="dxa" w:w="50"/>
-                    <w:left w:type="dxa" w:w="120"/>
-                    <w:bottom w:type="dxa" w:w="50"/>
-                    <w:right w:type="dxa" w:w="120"/>
-                  </w:tcMar>
-                  <w:vAlign w:val="center"/>
-                </w:tcPr>
-                <w:p>
-                  <w:pPr>
-                    <w:spacing w:line="384"/>
-                    <w:jc w:val="center"/>
-                  </w:pPr>
-                  <w:r>
-                    <w:rPr>
-                      <w:rFonts w:ascii="휴먼명조" w:cs="휴먼명조" w:eastAsia="휴먼명조" w:hAnsi="휴먼명조"/>
-                      <w:sz w:val="28"/>
-                      <w:szCs w:val="28"/>
-                    </w:rPr>
-                    <w:t xml:space="preserve">● 최신</w:t>
-                  </w:r>
-                </w:p>
-              </w:tc>
-              <w:tc>
-                <w:tcPr>
-                  <w:tcW w:type="dxa" w:w="2700"/>
-                  <w:tcBorders>
-                    <w:top w:val="single" w:color="7F7F7F" w:sz="4"/>
-                    <w:left w:val="single" w:color="7F7F7F" w:sz="4"/>
-                    <w:bottom w:val="single" w:color="7F7F7F" w:sz="4"/>
-                    <w:right w:val="single" w:color="7F7F7F" w:sz="4"/>
-                  </w:tcBorders>
-                  <w:tcMar>
-                    <w:top w:type="dxa" w:w="50"/>
-                    <w:left w:type="dxa" w:w="120"/>
-                    <w:bottom w:type="dxa" w:w="50"/>
-                    <w:right w:type="dxa" w:w="120"/>
+                  <w:tcW w:type="dxa" w:w="2750"/>
+                  <w:tcBorders>
+                    <w:top w:val="single" w:color="7F7F7F" w:sz="4"/>
+                    <w:left w:val="single" w:color="7F7F7F" w:sz="4"/>
+                    <w:bottom w:val="single" w:color="7F7F7F" w:sz="4"/>
+                    <w:right w:val="single" w:color="7F7F7F" w:sz="4"/>
+                  </w:tcBorders>
+                  <w:tcMar>
+                    <w:top w:type="dxa" w:w="16"/>
+                    <w:left w:type="dxa" w:w="64"/>
+                    <w:bottom w:type="dxa" w:w="16"/>
+                    <w:right w:type="dxa" w:w="64"/>
                   </w:tcMar>
                   <w:vAlign w:val="center"/>
                 </w:tcPr>
@@ -1327,24 +1936,24 @@
                       <w:sz w:val="28"/>
                       <w:szCs w:val="28"/>
                     </w:rPr>
-                    <w:t xml:space="preserve">최근 갱신됨</w:t>
-                  </w:r>
-                </w:p>
-              </w:tc>
-              <w:tc>
-                <w:tcPr>
-                  <w:tcW w:type="dxa" w:w="5818"/>
-                  <w:tcBorders>
-                    <w:top w:val="single" w:color="7F7F7F" w:sz="4"/>
-                    <w:left w:val="single" w:color="7F7F7F" w:sz="4"/>
-                    <w:bottom w:val="single" w:color="7F7F7F" w:sz="4"/>
-                    <w:right w:val="single" w:color="7F7F7F" w:sz="4"/>
-                  </w:tcBorders>
-                  <w:tcMar>
-                    <w:top w:type="dxa" w:w="50"/>
-                    <w:left w:type="dxa" w:w="120"/>
-                    <w:bottom w:type="dxa" w:w="50"/>
-                    <w:right w:type="dxa" w:w="120"/>
+                    <w:t xml:space="preserve">고향별 공백 분석</w:t>
+                  </w:r>
+                </w:p>
+              </w:tc>
+              <w:tc>
+                <w:tcPr>
+                  <w:tcW w:type="dxa" w:w="6132"/>
+                  <w:tcBorders>
+                    <w:top w:val="single" w:color="7F7F7F" w:sz="4"/>
+                    <w:left w:val="single" w:color="7F7F7F" w:sz="4"/>
+                    <w:bottom w:val="single" w:color="7F7F7F" w:sz="4"/>
+                    <w:right w:val="single" w:color="7F7F7F" w:sz="4"/>
+                  </w:tcBorders>
+                  <w:tcMar>
+                    <w:top w:type="dxa" w:w="16"/>
+                    <w:left w:type="dxa" w:w="64"/>
+                    <w:bottom w:type="dxa" w:w="16"/>
+                    <w:right w:type="dxa" w:w="64"/>
                   </w:tcMar>
                   <w:vAlign w:val="center"/>
                 </w:tcPr>
@@ -1359,7 +1968,39 @@
                       <w:sz w:val="28"/>
                       <w:szCs w:val="28"/>
                     </w:rPr>
-                    <w:t xml:space="preserve">「2026년 5월 기준 최신 자료입니다」</w:t>
+                    <w:t xml:space="preserve">기록 밀도를 순위로 낸다</w:t>
+                  </w:r>
+                </w:p>
+              </w:tc>
+              <w:tc>
+                <w:tcPr>
+                  <w:tcW w:type="dxa" w:w="1250"/>
+                  <w:tcBorders>
+                    <w:top w:val="single" w:color="7F7F7F" w:sz="4"/>
+                    <w:left w:val="single" w:color="7F7F7F" w:sz="4"/>
+                    <w:bottom w:val="single" w:color="7F7F7F" w:sz="4"/>
+                    <w:right w:val="single" w:color="7F7F7F" w:sz="4"/>
+                  </w:tcBorders>
+                  <w:tcMar>
+                    <w:top w:type="dxa" w:w="16"/>
+                    <w:left w:type="dxa" w:w="64"/>
+                    <w:bottom w:type="dxa" w:w="16"/>
+                    <w:right w:type="dxa" w:w="64"/>
+                  </w:tcMar>
+                  <w:vAlign w:val="center"/>
+                </w:tcPr>
+                <w:p>
+                  <w:pPr>
+                    <w:spacing w:line="384"/>
+                    <w:jc w:val="center"/>
+                  </w:pPr>
+                  <w:r>
+                    <w:rPr>
+                      <w:rFonts w:ascii="휴먼명조" w:cs="휴먼명조" w:eastAsia="휴먼명조" w:hAnsi="휴먼명조"/>
+                      <w:sz w:val="28"/>
+                      <w:szCs w:val="28"/>
+                    </w:rPr>
+                    <w:t xml:space="preserve">나-4</w:t>
                   </w:r>
                 </w:p>
               </w:tc>
@@ -1367,50 +2008,18 @@
             <w:tr>
               <w:tc>
                 <w:tcPr>
-                  <w:tcW w:type="dxa" w:w="1500"/>
-                  <w:tcBorders>
-                    <w:top w:val="single" w:color="7F7F7F" w:sz="4"/>
-                    <w:left w:val="single" w:color="7F7F7F" w:sz="4"/>
-                    <w:bottom w:val="single" w:color="7F7F7F" w:sz="4"/>
-                    <w:right w:val="single" w:color="7F7F7F" w:sz="4"/>
-                  </w:tcBorders>
-                  <w:tcMar>
-                    <w:top w:type="dxa" w:w="50"/>
-                    <w:left w:type="dxa" w:w="120"/>
-                    <w:bottom w:type="dxa" w:w="50"/>
-                    <w:right w:type="dxa" w:w="120"/>
-                  </w:tcMar>
-                  <w:vAlign w:val="center"/>
-                </w:tcPr>
-                <w:p>
-                  <w:pPr>
-                    <w:spacing w:line="384"/>
-                    <w:jc w:val="center"/>
-                  </w:pPr>
-                  <w:r>
-                    <w:rPr>
-                      <w:rFonts w:ascii="휴먼명조" w:cs="휴먼명조" w:eastAsia="휴먼명조" w:hAnsi="휴먼명조"/>
-                      <w:sz w:val="28"/>
-                      <w:szCs w:val="28"/>
-                    </w:rPr>
-                    <w:t xml:space="preserve">▲ 이후 미확인</w:t>
-                  </w:r>
-                </w:p>
-              </w:tc>
-              <w:tc>
-                <w:tcPr>
-                  <w:tcW w:type="dxa" w:w="2700"/>
-                  <w:tcBorders>
-                    <w:top w:val="single" w:color="7F7F7F" w:sz="4"/>
-                    <w:left w:val="single" w:color="7F7F7F" w:sz="4"/>
-                    <w:bottom w:val="single" w:color="7F7F7F" w:sz="4"/>
-                    <w:right w:val="single" w:color="7F7F7F" w:sz="4"/>
-                  </w:tcBorders>
-                  <w:tcMar>
-                    <w:top w:type="dxa" w:w="50"/>
-                    <w:left w:type="dxa" w:w="120"/>
-                    <w:bottom w:type="dxa" w:w="50"/>
-                    <w:right w:type="dxa" w:w="120"/>
+                  <w:tcW w:type="dxa" w:w="2750"/>
+                  <w:tcBorders>
+                    <w:top w:val="single" w:color="7F7F7F" w:sz="4"/>
+                    <w:left w:val="single" w:color="7F7F7F" w:sz="4"/>
+                    <w:bottom w:val="single" w:color="7F7F7F" w:sz="4"/>
+                    <w:right w:val="single" w:color="7F7F7F" w:sz="4"/>
+                  </w:tcBorders>
+                  <w:tcMar>
+                    <w:top w:type="dxa" w:w="16"/>
+                    <w:left w:type="dxa" w:w="64"/>
+                    <w:bottom w:type="dxa" w:w="16"/>
+                    <w:right w:type="dxa" w:w="64"/>
                   </w:tcMar>
                   <w:vAlign w:val="center"/>
                 </w:tcPr>
@@ -1425,24 +2034,24 @@
                       <w:sz w:val="28"/>
                       <w:szCs w:val="28"/>
                     </w:rPr>
-                    <w:t xml:space="preserve">자료는 있으나 그 뒤는 모름</w:t>
-                  </w:r>
-                </w:p>
-              </w:tc>
-              <w:tc>
-                <w:tcPr>
-                  <w:tcW w:type="dxa" w:w="5818"/>
-                  <w:tcBorders>
-                    <w:top w:val="single" w:color="7F7F7F" w:sz="4"/>
-                    <w:left w:val="single" w:color="7F7F7F" w:sz="4"/>
-                    <w:bottom w:val="single" w:color="7F7F7F" w:sz="4"/>
-                    <w:right w:val="single" w:color="7F7F7F" w:sz="4"/>
-                  </w:tcBorders>
-                  <w:tcMar>
-                    <w:top w:type="dxa" w:w="50"/>
-                    <w:left w:type="dxa" w:w="120"/>
-                    <w:bottom w:type="dxa" w:w="50"/>
-                    <w:right w:type="dxa" w:w="120"/>
+                    <w:t xml:space="preserve">기록 계승 우선순위</w:t>
+                  </w:r>
+                </w:p>
+              </w:tc>
+              <w:tc>
+                <w:tcPr>
+                  <w:tcW w:type="dxa" w:w="6132"/>
+                  <w:tcBorders>
+                    <w:top w:val="single" w:color="7F7F7F" w:sz="4"/>
+                    <w:left w:val="single" w:color="7F7F7F" w:sz="4"/>
+                    <w:bottom w:val="single" w:color="7F7F7F" w:sz="4"/>
+                    <w:right w:val="single" w:color="7F7F7F" w:sz="4"/>
+                  </w:tcBorders>
+                  <w:tcMar>
+                    <w:top w:type="dxa" w:w="16"/>
+                    <w:left w:type="dxa" w:w="64"/>
+                    <w:bottom w:type="dxa" w:w="16"/>
+                    <w:right w:type="dxa" w:w="64"/>
                   </w:tcMar>
                   <w:vAlign w:val="center"/>
                 </w:tcPr>
@@ -1457,7 +2066,39 @@
                       <w:sz w:val="28"/>
                       <w:szCs w:val="28"/>
                     </w:rPr>
-                    <w:t xml:space="preserve">「2020년 3월 기준. 이후 상황은 확인되지 않습니다」</w:t>
+                    <w:t xml:space="preserve">세 지표를 합쳐 차례를 정한다</w:t>
+                  </w:r>
+                </w:p>
+              </w:tc>
+              <w:tc>
+                <w:tcPr>
+                  <w:tcW w:type="dxa" w:w="1250"/>
+                  <w:tcBorders>
+                    <w:top w:val="single" w:color="7F7F7F" w:sz="4"/>
+                    <w:left w:val="single" w:color="7F7F7F" w:sz="4"/>
+                    <w:bottom w:val="single" w:color="7F7F7F" w:sz="4"/>
+                    <w:right w:val="single" w:color="7F7F7F" w:sz="4"/>
+                  </w:tcBorders>
+                  <w:tcMar>
+                    <w:top w:type="dxa" w:w="16"/>
+                    <w:left w:type="dxa" w:w="64"/>
+                    <w:bottom w:type="dxa" w:w="16"/>
+                    <w:right w:type="dxa" w:w="64"/>
+                  </w:tcMar>
+                  <w:vAlign w:val="center"/>
+                </w:tcPr>
+                <w:p>
+                  <w:pPr>
+                    <w:spacing w:line="384"/>
+                    <w:jc w:val="center"/>
+                  </w:pPr>
+                  <w:r>
+                    <w:rPr>
+                      <w:rFonts w:ascii="휴먼명조" w:cs="휴먼명조" w:eastAsia="휴먼명조" w:hAnsi="휴먼명조"/>
+                      <w:sz w:val="28"/>
+                      <w:szCs w:val="28"/>
+                    </w:rPr>
+                    <w:t xml:space="preserve">나-5</w:t>
                   </w:r>
                 </w:p>
               </w:tc>
@@ -1465,50 +2106,18 @@
             <w:tr>
               <w:tc>
                 <w:tcPr>
-                  <w:tcW w:type="dxa" w:w="1500"/>
-                  <w:tcBorders>
-                    <w:top w:val="single" w:color="7F7F7F" w:sz="4"/>
-                    <w:left w:val="single" w:color="7F7F7F" w:sz="4"/>
-                    <w:bottom w:val="single" w:color="7F7F7F" w:sz="4"/>
-                    <w:right w:val="single" w:color="7F7F7F" w:sz="4"/>
-                  </w:tcBorders>
-                  <w:tcMar>
-                    <w:top w:type="dxa" w:w="50"/>
-                    <w:left w:type="dxa" w:w="120"/>
-                    <w:bottom w:type="dxa" w:w="50"/>
-                    <w:right w:type="dxa" w:w="120"/>
-                  </w:tcMar>
-                  <w:vAlign w:val="center"/>
-                </w:tcPr>
-                <w:p>
-                  <w:pPr>
-                    <w:spacing w:line="384"/>
-                    <w:jc w:val="center"/>
-                  </w:pPr>
-                  <w:r>
-                    <w:rPr>
-                      <w:rFonts w:ascii="휴먼명조" w:cs="휴먼명조" w:eastAsia="휴먼명조" w:hAnsi="휴먼명조"/>
-                      <w:sz w:val="28"/>
-                      <w:szCs w:val="28"/>
-                    </w:rPr>
-                    <w:t xml:space="preserve">■ 데이터 종료</w:t>
-                  </w:r>
-                </w:p>
-              </w:tc>
-              <w:tc>
-                <w:tcPr>
-                  <w:tcW w:type="dxa" w:w="2700"/>
-                  <w:tcBorders>
-                    <w:top w:val="single" w:color="7F7F7F" w:sz="4"/>
-                    <w:left w:val="single" w:color="7F7F7F" w:sz="4"/>
-                    <w:bottom w:val="single" w:color="7F7F7F" w:sz="4"/>
-                    <w:right w:val="single" w:color="7F7F7F" w:sz="4"/>
-                  </w:tcBorders>
-                  <w:tcMar>
-                    <w:top w:type="dxa" w:w="50"/>
-                    <w:left w:type="dxa" w:w="120"/>
-                    <w:bottom w:type="dxa" w:w="50"/>
-                    <w:right w:type="dxa" w:w="120"/>
+                  <w:tcW w:type="dxa" w:w="2750"/>
+                  <w:tcBorders>
+                    <w:top w:val="single" w:color="7F7F7F" w:sz="4"/>
+                    <w:left w:val="single" w:color="7F7F7F" w:sz="4"/>
+                    <w:bottom w:val="single" w:color="7F7F7F" w:sz="4"/>
+                    <w:right w:val="single" w:color="7F7F7F" w:sz="4"/>
+                  </w:tcBorders>
+                  <w:tcMar>
+                    <w:top w:type="dxa" w:w="16"/>
+                    <w:left w:type="dxa" w:w="64"/>
+                    <w:bottom w:type="dxa" w:w="16"/>
+                    <w:right w:type="dxa" w:w="64"/>
                   </w:tcMar>
                   <w:vAlign w:val="center"/>
                 </w:tcPr>
@@ -1523,24 +2132,24 @@
                       <w:sz w:val="28"/>
                       <w:szCs w:val="28"/>
                     </w:rPr>
-                    <w:t xml:space="preserve">활동이 끝나 없다고 단정 가능</w:t>
-                  </w:r>
-                </w:p>
-              </w:tc>
-              <w:tc>
-                <w:tcPr>
-                  <w:tcW w:type="dxa" w:w="5818"/>
-                  <w:tcBorders>
-                    <w:top w:val="single" w:color="7F7F7F" w:sz="4"/>
-                    <w:left w:val="single" w:color="7F7F7F" w:sz="4"/>
-                    <w:bottom w:val="single" w:color="7F7F7F" w:sz="4"/>
-                    <w:right w:val="single" w:color="7F7F7F" w:sz="4"/>
-                  </w:tcBorders>
-                  <w:tcMar>
-                    <w:top w:type="dxa" w:w="50"/>
-                    <w:left w:type="dxa" w:w="120"/>
-                    <w:bottom w:type="dxa" w:w="50"/>
-                    <w:right w:type="dxa" w:w="120"/>
+                    <w:t xml:space="preserve">기록 골든타임</w:t>
+                  </w:r>
+                </w:p>
+              </w:tc>
+              <w:tc>
+                <w:tcPr>
+                  <w:tcW w:type="dxa" w:w="6132"/>
+                  <w:tcBorders>
+                    <w:top w:val="single" w:color="7F7F7F" w:sz="4"/>
+                    <w:left w:val="single" w:color="7F7F7F" w:sz="4"/>
+                    <w:bottom w:val="single" w:color="7F7F7F" w:sz="4"/>
+                    <w:right w:val="single" w:color="7F7F7F" w:sz="4"/>
+                  </w:tcBorders>
+                  <w:tcMar>
+                    <w:top w:type="dxa" w:w="16"/>
+                    <w:left w:type="dxa" w:w="64"/>
+                    <w:bottom w:type="dxa" w:w="16"/>
+                    <w:right w:type="dxa" w:w="64"/>
                   </w:tcMar>
                   <w:vAlign w:val="center"/>
                 </w:tcPr>
@@ -1555,7 +2164,725 @@
                       <w:sz w:val="28"/>
                       <w:szCs w:val="28"/>
                     </w:rPr>
-                    <w:t xml:space="preserve">「이후 데이터는 존재하지 않습니다(개성공단 전면중단)」</w:t>
+                    <w:t xml:space="preserve">98개월 실측에 추계를 잇는다</w:t>
+                  </w:r>
+                </w:p>
+              </w:tc>
+              <w:tc>
+                <w:tcPr>
+                  <w:tcW w:type="dxa" w:w="1250"/>
+                  <w:tcBorders>
+                    <w:top w:val="single" w:color="7F7F7F" w:sz="4"/>
+                    <w:left w:val="single" w:color="7F7F7F" w:sz="4"/>
+                    <w:bottom w:val="single" w:color="7F7F7F" w:sz="4"/>
+                    <w:right w:val="single" w:color="7F7F7F" w:sz="4"/>
+                  </w:tcBorders>
+                  <w:tcMar>
+                    <w:top w:type="dxa" w:w="16"/>
+                    <w:left w:type="dxa" w:w="64"/>
+                    <w:bottom w:type="dxa" w:w="16"/>
+                    <w:right w:type="dxa" w:w="64"/>
+                  </w:tcMar>
+                  <w:vAlign w:val="center"/>
+                </w:tcPr>
+                <w:p>
+                  <w:pPr>
+                    <w:spacing w:line="384"/>
+                    <w:jc w:val="center"/>
+                  </w:pPr>
+                  <w:r>
+                    <w:rPr>
+                      <w:rFonts w:ascii="휴먼명조" w:cs="휴먼명조" w:eastAsia="휴먼명조" w:hAnsi="휴먼명조"/>
+                      <w:sz w:val="28"/>
+                      <w:szCs w:val="28"/>
+                    </w:rPr>
+                    <w:t xml:space="preserve">나-6</w:t>
+                  </w:r>
+                </w:p>
+              </w:tc>
+            </w:tr>
+            <w:tr>
+              <w:tc>
+                <w:tcPr>
+                  <w:tcW w:type="dxa" w:w="2750"/>
+                  <w:tcBorders>
+                    <w:top w:val="single" w:color="7F7F7F" w:sz="4"/>
+                    <w:left w:val="single" w:color="7F7F7F" w:sz="4"/>
+                    <w:bottom w:val="single" w:color="7F7F7F" w:sz="4"/>
+                    <w:right w:val="single" w:color="7F7F7F" w:sz="4"/>
+                  </w:tcBorders>
+                  <w:tcMar>
+                    <w:top w:type="dxa" w:w="16"/>
+                    <w:left w:type="dxa" w:w="64"/>
+                    <w:bottom w:type="dxa" w:w="16"/>
+                    <w:right w:type="dxa" w:w="64"/>
+                  </w:tcMar>
+                  <w:vAlign w:val="center"/>
+                </w:tcPr>
+                <w:p>
+                  <w:pPr>
+                    <w:spacing w:line="384"/>
+                    <w:jc w:val="both"/>
+                  </w:pPr>
+                  <w:r>
+                    <w:rPr>
+                      <w:rFonts w:ascii="휴먼명조" w:cs="휴먼명조" w:eastAsia="휴먼명조" w:hAnsi="휴먼명조"/>
+                      <w:sz w:val="28"/>
+                      <w:szCs w:val="28"/>
+                    </w:rPr>
+                    <w:t xml:space="preserve">고향 좌표계 지도</w:t>
+                  </w:r>
+                </w:p>
+              </w:tc>
+              <w:tc>
+                <w:tcPr>
+                  <w:tcW w:type="dxa" w:w="6132"/>
+                  <w:tcBorders>
+                    <w:top w:val="single" w:color="7F7F7F" w:sz="4"/>
+                    <w:left w:val="single" w:color="7F7F7F" w:sz="4"/>
+                    <w:bottom w:val="single" w:color="7F7F7F" w:sz="4"/>
+                    <w:right w:val="single" w:color="7F7F7F" w:sz="4"/>
+                  </w:tcBorders>
+                  <w:tcMar>
+                    <w:top w:type="dxa" w:w="16"/>
+                    <w:left w:type="dxa" w:w="64"/>
+                    <w:bottom w:type="dxa" w:w="16"/>
+                    <w:right w:type="dxa" w:w="64"/>
+                  </w:tcMar>
+                  <w:vAlign w:val="center"/>
+                </w:tcPr>
+                <w:p>
+                  <w:pPr>
+                    <w:spacing w:line="384"/>
+                    <w:jc w:val="both"/>
+                  </w:pPr>
+                  <w:r>
+                    <w:rPr>
+                      <w:rFonts w:ascii="휴먼명조" w:cs="휴먼명조" w:eastAsia="휴먼명조" w:hAnsi="휴먼명조"/>
+                      <w:sz w:val="28"/>
+                      <w:szCs w:val="28"/>
+                    </w:rPr>
+                    <w:t xml:space="preserve">두 좌표계를 한 지도에 겹친다</w:t>
+                  </w:r>
+                </w:p>
+              </w:tc>
+              <w:tc>
+                <w:tcPr>
+                  <w:tcW w:type="dxa" w:w="1250"/>
+                  <w:tcBorders>
+                    <w:top w:val="single" w:color="7F7F7F" w:sz="4"/>
+                    <w:left w:val="single" w:color="7F7F7F" w:sz="4"/>
+                    <w:bottom w:val="single" w:color="7F7F7F" w:sz="4"/>
+                    <w:right w:val="single" w:color="7F7F7F" w:sz="4"/>
+                  </w:tcBorders>
+                  <w:tcMar>
+                    <w:top w:type="dxa" w:w="16"/>
+                    <w:left w:type="dxa" w:w="64"/>
+                    <w:bottom w:type="dxa" w:w="16"/>
+                    <w:right w:type="dxa" w:w="64"/>
+                  </w:tcMar>
+                  <w:vAlign w:val="center"/>
+                </w:tcPr>
+                <w:p>
+                  <w:pPr>
+                    <w:spacing w:line="384"/>
+                    <w:jc w:val="center"/>
+                  </w:pPr>
+                  <w:r>
+                    <w:rPr>
+                      <w:rFonts w:ascii="휴먼명조" w:cs="휴먼명조" w:eastAsia="휴먼명조" w:hAnsi="휴먼명조"/>
+                      <w:sz w:val="28"/>
+                      <w:szCs w:val="28"/>
+                    </w:rPr>
+                    <w:t xml:space="preserve">나-7</w:t>
+                  </w:r>
+                </w:p>
+              </w:tc>
+            </w:tr>
+            <w:tr>
+              <w:tc>
+                <w:tcPr>
+                  <w:tcW w:type="dxa" w:w="2750"/>
+                  <w:tcBorders>
+                    <w:top w:val="single" w:color="7F7F7F" w:sz="4"/>
+                    <w:left w:val="single" w:color="7F7F7F" w:sz="4"/>
+                    <w:bottom w:val="single" w:color="7F7F7F" w:sz="4"/>
+                    <w:right w:val="single" w:color="7F7F7F" w:sz="4"/>
+                  </w:tcBorders>
+                  <w:tcMar>
+                    <w:top w:type="dxa" w:w="16"/>
+                    <w:left w:type="dxa" w:w="64"/>
+                    <w:bottom w:type="dxa" w:w="16"/>
+                    <w:right w:type="dxa" w:w="64"/>
+                  </w:tcMar>
+                  <w:vAlign w:val="center"/>
+                </w:tcPr>
+                <w:p>
+                  <w:pPr>
+                    <w:spacing w:line="384"/>
+                    <w:jc w:val="both"/>
+                  </w:pPr>
+                  <w:r>
+                    <w:rPr>
+                      <w:rFonts w:ascii="휴먼명조" w:cs="휴먼명조" w:eastAsia="휴먼명조" w:hAnsi="휴먼명조"/>
+                      <w:sz w:val="28"/>
+                      <w:szCs w:val="28"/>
+                    </w:rPr>
+                    <w:t xml:space="preserve">사료 탐색</w:t>
+                  </w:r>
+                </w:p>
+              </w:tc>
+              <w:tc>
+                <w:tcPr>
+                  <w:tcW w:type="dxa" w:w="6132"/>
+                  <w:tcBorders>
+                    <w:top w:val="single" w:color="7F7F7F" w:sz="4"/>
+                    <w:left w:val="single" w:color="7F7F7F" w:sz="4"/>
+                    <w:bottom w:val="single" w:color="7F7F7F" w:sz="4"/>
+                    <w:right w:val="single" w:color="7F7F7F" w:sz="4"/>
+                  </w:tcBorders>
+                  <w:tcMar>
+                    <w:top w:type="dxa" w:w="16"/>
+                    <w:left w:type="dxa" w:w="64"/>
+                    <w:bottom w:type="dxa" w:w="16"/>
+                    <w:right w:type="dxa" w:w="64"/>
+                  </w:tcMar>
+                  <w:vAlign w:val="center"/>
+                </w:tcPr>
+                <w:p>
+                  <w:pPr>
+                    <w:spacing w:line="384"/>
+                    <w:jc w:val="both"/>
+                  </w:pPr>
+                  <w:r>
+                    <w:rPr>
+                      <w:rFonts w:ascii="휴먼명조" w:cs="휴먼명조" w:eastAsia="휴먼명조" w:hAnsi="휴먼명조"/>
+                      <w:sz w:val="28"/>
+                      <w:szCs w:val="28"/>
+                    </w:rPr>
+                    <w:t xml:space="preserve">고향이 붙은 1,445건을 연다</w:t>
+                  </w:r>
+                </w:p>
+              </w:tc>
+              <w:tc>
+                <w:tcPr>
+                  <w:tcW w:type="dxa" w:w="1250"/>
+                  <w:tcBorders>
+                    <w:top w:val="single" w:color="7F7F7F" w:sz="4"/>
+                    <w:left w:val="single" w:color="7F7F7F" w:sz="4"/>
+                    <w:bottom w:val="single" w:color="7F7F7F" w:sz="4"/>
+                    <w:right w:val="single" w:color="7F7F7F" w:sz="4"/>
+                  </w:tcBorders>
+                  <w:tcMar>
+                    <w:top w:type="dxa" w:w="16"/>
+                    <w:left w:type="dxa" w:w="64"/>
+                    <w:bottom w:type="dxa" w:w="16"/>
+                    <w:right w:type="dxa" w:w="64"/>
+                  </w:tcMar>
+                  <w:vAlign w:val="center"/>
+                </w:tcPr>
+                <w:p>
+                  <w:pPr>
+                    <w:spacing w:line="384"/>
+                    <w:jc w:val="center"/>
+                  </w:pPr>
+                  <w:r>
+                    <w:rPr>
+                      <w:rFonts w:ascii="휴먼명조" w:cs="휴먼명조" w:eastAsia="휴먼명조" w:hAnsi="휴먼명조"/>
+                      <w:sz w:val="28"/>
+                      <w:szCs w:val="28"/>
+                    </w:rPr>
+                    <w:t xml:space="preserve">나-7</w:t>
+                  </w:r>
+                </w:p>
+              </w:tc>
+            </w:tr>
+            <w:tr>
+              <w:tc>
+                <w:tcPr>
+                  <w:tcW w:type="dxa" w:w="2750"/>
+                  <w:tcBorders>
+                    <w:top w:val="single" w:color="7F7F7F" w:sz="4"/>
+                    <w:left w:val="single" w:color="7F7F7F" w:sz="4"/>
+                    <w:bottom w:val="single" w:color="7F7F7F" w:sz="4"/>
+                    <w:right w:val="single" w:color="7F7F7F" w:sz="4"/>
+                  </w:tcBorders>
+                  <w:tcMar>
+                    <w:top w:type="dxa" w:w="16"/>
+                    <w:left w:type="dxa" w:w="64"/>
+                    <w:bottom w:type="dxa" w:w="16"/>
+                    <w:right w:type="dxa" w:w="64"/>
+                  </w:tcMar>
+                  <w:vAlign w:val="center"/>
+                </w:tcPr>
+                <w:p>
+                  <w:pPr>
+                    <w:spacing w:line="384"/>
+                    <w:jc w:val="both"/>
+                  </w:pPr>
+                  <w:r>
+                    <w:rPr>
+                      <w:rFonts w:ascii="휴먼명조" w:cs="휴먼명조" w:eastAsia="휴먼명조" w:hAnsi="휴먼명조"/>
+                      <w:sz w:val="28"/>
+                      <w:szCs w:val="28"/>
+                    </w:rPr>
+                    <w:t xml:space="preserve">세대 계승 경로</w:t>
+                  </w:r>
+                </w:p>
+              </w:tc>
+              <w:tc>
+                <w:tcPr>
+                  <w:tcW w:type="dxa" w:w="6132"/>
+                  <w:tcBorders>
+                    <w:top w:val="single" w:color="7F7F7F" w:sz="4"/>
+                    <w:left w:val="single" w:color="7F7F7F" w:sz="4"/>
+                    <w:bottom w:val="single" w:color="7F7F7F" w:sz="4"/>
+                    <w:right w:val="single" w:color="7F7F7F" w:sz="4"/>
+                  </w:tcBorders>
+                  <w:tcMar>
+                    <w:top w:type="dxa" w:w="16"/>
+                    <w:left w:type="dxa" w:w="64"/>
+                    <w:bottom w:type="dxa" w:w="16"/>
+                    <w:right w:type="dxa" w:w="64"/>
+                  </w:tcMar>
+                  <w:vAlign w:val="center"/>
+                </w:tcPr>
+                <w:p>
+                  <w:pPr>
+                    <w:spacing w:line="384"/>
+                    <w:jc w:val="both"/>
+                  </w:pPr>
+                  <w:r>
+                    <w:rPr>
+                      <w:rFonts w:ascii="휴먼명조" w:cs="휴먼명조" w:eastAsia="휴먼명조" w:hAnsi="휴먼명조"/>
+                      <w:sz w:val="28"/>
+                      <w:szCs w:val="28"/>
+                    </w:rPr>
+                    <w:t xml:space="preserve">경로 12종의 자격을 가린다</w:t>
+                  </w:r>
+                </w:p>
+              </w:tc>
+              <w:tc>
+                <w:tcPr>
+                  <w:tcW w:type="dxa" w:w="1250"/>
+                  <w:tcBorders>
+                    <w:top w:val="single" w:color="7F7F7F" w:sz="4"/>
+                    <w:left w:val="single" w:color="7F7F7F" w:sz="4"/>
+                    <w:bottom w:val="single" w:color="7F7F7F" w:sz="4"/>
+                    <w:right w:val="single" w:color="7F7F7F" w:sz="4"/>
+                  </w:tcBorders>
+                  <w:tcMar>
+                    <w:top w:type="dxa" w:w="16"/>
+                    <w:left w:type="dxa" w:w="64"/>
+                    <w:bottom w:type="dxa" w:w="16"/>
+                    <w:right w:type="dxa" w:w="64"/>
+                  </w:tcMar>
+                  <w:vAlign w:val="center"/>
+                </w:tcPr>
+                <w:p>
+                  <w:pPr>
+                    <w:spacing w:line="384"/>
+                    <w:jc w:val="center"/>
+                  </w:pPr>
+                  <w:r>
+                    <w:rPr>
+                      <w:rFonts w:ascii="휴먼명조" w:cs="휴먼명조" w:eastAsia="휴먼명조" w:hAnsi="휴먼명조"/>
+                      <w:sz w:val="28"/>
+                      <w:szCs w:val="28"/>
+                    </w:rPr>
+                    <w:t xml:space="preserve">나-8</w:t>
+                  </w:r>
+                </w:p>
+              </w:tc>
+            </w:tr>
+            <w:tr>
+              <w:tc>
+                <w:tcPr>
+                  <w:tcW w:type="dxa" w:w="2750"/>
+                  <w:tcBorders>
+                    <w:top w:val="single" w:color="7F7F7F" w:sz="4"/>
+                    <w:left w:val="single" w:color="7F7F7F" w:sz="4"/>
+                    <w:bottom w:val="single" w:color="7F7F7F" w:sz="4"/>
+                    <w:right w:val="single" w:color="7F7F7F" w:sz="4"/>
+                  </w:tcBorders>
+                  <w:tcMar>
+                    <w:top w:type="dxa" w:w="16"/>
+                    <w:left w:type="dxa" w:w="64"/>
+                    <w:bottom w:type="dxa" w:w="16"/>
+                    <w:right w:type="dxa" w:w="64"/>
+                  </w:tcMar>
+                  <w:vAlign w:val="center"/>
+                </w:tcPr>
+                <w:p>
+                  <w:pPr>
+                    <w:spacing w:line="384"/>
+                    <w:jc w:val="both"/>
+                  </w:pPr>
+                  <w:r>
+                    <w:rPr>
+                      <w:rFonts w:ascii="휴먼명조" w:cs="휴먼명조" w:eastAsia="휴먼명조" w:hAnsi="휴먼명조"/>
+                      <w:sz w:val="28"/>
+                      <w:szCs w:val="28"/>
+                    </w:rPr>
+                    <w:t xml:space="preserve">고향 안내인</w:t>
+                  </w:r>
+                </w:p>
+              </w:tc>
+              <w:tc>
+                <w:tcPr>
+                  <w:tcW w:type="dxa" w:w="6132"/>
+                  <w:tcBorders>
+                    <w:top w:val="single" w:color="7F7F7F" w:sz="4"/>
+                    <w:left w:val="single" w:color="7F7F7F" w:sz="4"/>
+                    <w:bottom w:val="single" w:color="7F7F7F" w:sz="4"/>
+                    <w:right w:val="single" w:color="7F7F7F" w:sz="4"/>
+                  </w:tcBorders>
+                  <w:tcMar>
+                    <w:top w:type="dxa" w:w="16"/>
+                    <w:left w:type="dxa" w:w="64"/>
+                    <w:bottom w:type="dxa" w:w="16"/>
+                    <w:right w:type="dxa" w:w="64"/>
+                  </w:tcMar>
+                  <w:vAlign w:val="center"/>
+                </w:tcPr>
+                <w:p>
+                  <w:pPr>
+                    <w:spacing w:line="384"/>
+                    <w:jc w:val="both"/>
+                  </w:pPr>
+                  <w:r>
+                    <w:rPr>
+                      <w:rFonts w:ascii="휴먼명조" w:cs="휴먼명조" w:eastAsia="휴먼명조" w:hAnsi="휴먼명조"/>
+                      <w:sz w:val="28"/>
+                      <w:szCs w:val="28"/>
+                    </w:rPr>
+                    <w:t xml:space="preserve">규칙이 답하고 AI는 해석한다</w:t>
+                  </w:r>
+                </w:p>
+              </w:tc>
+              <w:tc>
+                <w:tcPr>
+                  <w:tcW w:type="dxa" w:w="1250"/>
+                  <w:tcBorders>
+                    <w:top w:val="single" w:color="7F7F7F" w:sz="4"/>
+                    <w:left w:val="single" w:color="7F7F7F" w:sz="4"/>
+                    <w:bottom w:val="single" w:color="7F7F7F" w:sz="4"/>
+                    <w:right w:val="single" w:color="7F7F7F" w:sz="4"/>
+                  </w:tcBorders>
+                  <w:tcMar>
+                    <w:top w:type="dxa" w:w="16"/>
+                    <w:left w:type="dxa" w:w="64"/>
+                    <w:bottom w:type="dxa" w:w="16"/>
+                    <w:right w:type="dxa" w:w="64"/>
+                  </w:tcMar>
+                  <w:vAlign w:val="center"/>
+                </w:tcPr>
+                <w:p>
+                  <w:pPr>
+                    <w:spacing w:line="384"/>
+                    <w:jc w:val="center"/>
+                  </w:pPr>
+                  <w:r>
+                    <w:rPr>
+                      <w:rFonts w:ascii="휴먼명조" w:cs="휴먼명조" w:eastAsia="휴먼명조" w:hAnsi="휴먼명조"/>
+                      <w:sz w:val="28"/>
+                      <w:szCs w:val="28"/>
+                    </w:rPr>
+                    <w:t xml:space="preserve">다-10</w:t>
+                  </w:r>
+                </w:p>
+              </w:tc>
+            </w:tr>
+            <w:tr>
+              <w:tc>
+                <w:tcPr>
+                  <w:tcW w:type="dxa" w:w="2750"/>
+                  <w:tcBorders>
+                    <w:top w:val="single" w:color="7F7F7F" w:sz="4"/>
+                    <w:left w:val="single" w:color="7F7F7F" w:sz="4"/>
+                    <w:bottom w:val="single" w:color="7F7F7F" w:sz="4"/>
+                    <w:right w:val="single" w:color="7F7F7F" w:sz="4"/>
+                  </w:tcBorders>
+                  <w:tcMar>
+                    <w:top w:type="dxa" w:w="16"/>
+                    <w:left w:type="dxa" w:w="64"/>
+                    <w:bottom w:type="dxa" w:w="16"/>
+                    <w:right w:type="dxa" w:w="64"/>
+                  </w:tcMar>
+                  <w:vAlign w:val="center"/>
+                </w:tcPr>
+                <w:p>
+                  <w:pPr>
+                    <w:spacing w:line="384"/>
+                    <w:jc w:val="both"/>
+                  </w:pPr>
+                  <w:r>
+                    <w:rPr>
+                      <w:rFonts w:ascii="휴먼명조" w:cs="휴먼명조" w:eastAsia="휴먼명조" w:hAnsi="휴먼명조"/>
+                      <w:sz w:val="28"/>
+                      <w:szCs w:val="28"/>
+                    </w:rPr>
+                    <w:t xml:space="preserve">기억 카드</w:t>
+                  </w:r>
+                </w:p>
+              </w:tc>
+              <w:tc>
+                <w:tcPr>
+                  <w:tcW w:type="dxa" w:w="6132"/>
+                  <w:tcBorders>
+                    <w:top w:val="single" w:color="7F7F7F" w:sz="4"/>
+                    <w:left w:val="single" w:color="7F7F7F" w:sz="4"/>
+                    <w:bottom w:val="single" w:color="7F7F7F" w:sz="4"/>
+                    <w:right w:val="single" w:color="7F7F7F" w:sz="4"/>
+                  </w:tcBorders>
+                  <w:tcMar>
+                    <w:top w:type="dxa" w:w="16"/>
+                    <w:left w:type="dxa" w:w="64"/>
+                    <w:bottom w:type="dxa" w:w="16"/>
+                    <w:right w:type="dxa" w:w="64"/>
+                  </w:tcMar>
+                  <w:vAlign w:val="center"/>
+                </w:tcPr>
+                <w:p>
+                  <w:pPr>
+                    <w:spacing w:line="384"/>
+                    <w:jc w:val="both"/>
+                  </w:pPr>
+                  <w:r>
+                    <w:rPr>
+                      <w:rFonts w:ascii="휴먼명조" w:cs="휴먼명조" w:eastAsia="휴먼명조" w:hAnsi="휴먼명조"/>
+                      <w:sz w:val="28"/>
+                      <w:szCs w:val="28"/>
+                    </w:rPr>
+                    <w:t xml:space="preserve">우리 집 기억을 한 장에 적는다</w:t>
+                  </w:r>
+                </w:p>
+              </w:tc>
+              <w:tc>
+                <w:tcPr>
+                  <w:tcW w:type="dxa" w:w="1250"/>
+                  <w:tcBorders>
+                    <w:top w:val="single" w:color="7F7F7F" w:sz="4"/>
+                    <w:left w:val="single" w:color="7F7F7F" w:sz="4"/>
+                    <w:bottom w:val="single" w:color="7F7F7F" w:sz="4"/>
+                    <w:right w:val="single" w:color="7F7F7F" w:sz="4"/>
+                  </w:tcBorders>
+                  <w:tcMar>
+                    <w:top w:type="dxa" w:w="16"/>
+                    <w:left w:type="dxa" w:w="64"/>
+                    <w:bottom w:type="dxa" w:w="16"/>
+                    <w:right w:type="dxa" w:w="64"/>
+                  </w:tcMar>
+                  <w:vAlign w:val="center"/>
+                </w:tcPr>
+                <w:p>
+                  <w:pPr>
+                    <w:spacing w:line="384"/>
+                    <w:jc w:val="center"/>
+                  </w:pPr>
+                  <w:r>
+                    <w:rPr>
+                      <w:rFonts w:ascii="휴먼명조" w:cs="휴먼명조" w:eastAsia="휴먼명조" w:hAnsi="휴먼명조"/>
+                      <w:sz w:val="28"/>
+                      <w:szCs w:val="28"/>
+                    </w:rPr>
+                    <w:t xml:space="preserve">다-11</w:t>
+                  </w:r>
+                </w:p>
+              </w:tc>
+            </w:tr>
+            <w:tr>
+              <w:tc>
+                <w:tcPr>
+                  <w:tcW w:type="dxa" w:w="2750"/>
+                  <w:tcBorders>
+                    <w:top w:val="single" w:color="7F7F7F" w:sz="4"/>
+                    <w:left w:val="single" w:color="7F7F7F" w:sz="4"/>
+                    <w:bottom w:val="single" w:color="7F7F7F" w:sz="4"/>
+                    <w:right w:val="single" w:color="7F7F7F" w:sz="4"/>
+                  </w:tcBorders>
+                  <w:tcMar>
+                    <w:top w:type="dxa" w:w="16"/>
+                    <w:left w:type="dxa" w:w="64"/>
+                    <w:bottom w:type="dxa" w:w="16"/>
+                    <w:right w:type="dxa" w:w="64"/>
+                  </w:tcMar>
+                  <w:vAlign w:val="center"/>
+                </w:tcPr>
+                <w:p>
+                  <w:pPr>
+                    <w:spacing w:line="384"/>
+                    <w:jc w:val="both"/>
+                  </w:pPr>
+                  <w:r>
+                    <w:rPr>
+                      <w:rFonts w:ascii="휴먼명조" w:cs="휴먼명조" w:eastAsia="휴먼명조" w:hAnsi="휴먼명조"/>
+                      <w:sz w:val="28"/>
+                      <w:szCs w:val="28"/>
+                    </w:rPr>
+                    <w:t xml:space="preserve">기증 연결</w:t>
+                  </w:r>
+                </w:p>
+              </w:tc>
+              <w:tc>
+                <w:tcPr>
+                  <w:tcW w:type="dxa" w:w="6132"/>
+                  <w:tcBorders>
+                    <w:top w:val="single" w:color="7F7F7F" w:sz="4"/>
+                    <w:left w:val="single" w:color="7F7F7F" w:sz="4"/>
+                    <w:bottom w:val="single" w:color="7F7F7F" w:sz="4"/>
+                    <w:right w:val="single" w:color="7F7F7F" w:sz="4"/>
+                  </w:tcBorders>
+                  <w:tcMar>
+                    <w:top w:type="dxa" w:w="16"/>
+                    <w:left w:type="dxa" w:w="64"/>
+                    <w:bottom w:type="dxa" w:w="16"/>
+                    <w:right w:type="dxa" w:w="64"/>
+                  </w:tcMar>
+                  <w:vAlign w:val="center"/>
+                </w:tcPr>
+                <w:p>
+                  <w:pPr>
+                    <w:spacing w:line="384"/>
+                    <w:jc w:val="both"/>
+                  </w:pPr>
+                  <w:r>
+                    <w:rPr>
+                      <w:rFonts w:ascii="휴먼명조" w:cs="휴먼명조" w:eastAsia="휴먼명조" w:hAnsi="휴먼명조"/>
+                      <w:sz w:val="28"/>
+                      <w:szCs w:val="28"/>
+                    </w:rPr>
+                    <w:t xml:space="preserve">기증 2경로를 맨 앞에 둔다</w:t>
+                  </w:r>
+                </w:p>
+              </w:tc>
+              <w:tc>
+                <w:tcPr>
+                  <w:tcW w:type="dxa" w:w="1250"/>
+                  <w:tcBorders>
+                    <w:top w:val="single" w:color="7F7F7F" w:sz="4"/>
+                    <w:left w:val="single" w:color="7F7F7F" w:sz="4"/>
+                    <w:bottom w:val="single" w:color="7F7F7F" w:sz="4"/>
+                    <w:right w:val="single" w:color="7F7F7F" w:sz="4"/>
+                  </w:tcBorders>
+                  <w:tcMar>
+                    <w:top w:type="dxa" w:w="16"/>
+                    <w:left w:type="dxa" w:w="64"/>
+                    <w:bottom w:type="dxa" w:w="16"/>
+                    <w:right w:type="dxa" w:w="64"/>
+                  </w:tcMar>
+                  <w:vAlign w:val="center"/>
+                </w:tcPr>
+                <w:p>
+                  <w:pPr>
+                    <w:spacing w:line="384"/>
+                    <w:jc w:val="center"/>
+                  </w:pPr>
+                  <w:r>
+                    <w:rPr>
+                      <w:rFonts w:ascii="휴먼명조" w:cs="휴먼명조" w:eastAsia="휴먼명조" w:hAnsi="휴먼명조"/>
+                      <w:sz w:val="28"/>
+                      <w:szCs w:val="28"/>
+                    </w:rPr>
+                    <w:t xml:space="preserve">나-8</w:t>
+                  </w:r>
+                </w:p>
+              </w:tc>
+            </w:tr>
+            <w:tr>
+              <w:tc>
+                <w:tcPr>
+                  <w:tcW w:type="dxa" w:w="2750"/>
+                  <w:tcBorders>
+                    <w:top w:val="single" w:color="7F7F7F" w:sz="4"/>
+                    <w:left w:val="single" w:color="7F7F7F" w:sz="4"/>
+                    <w:bottom w:val="single" w:color="7F7F7F" w:sz="4"/>
+                    <w:right w:val="single" w:color="7F7F7F" w:sz="4"/>
+                  </w:tcBorders>
+                  <w:tcMar>
+                    <w:top w:type="dxa" w:w="16"/>
+                    <w:left w:type="dxa" w:w="64"/>
+                    <w:bottom w:type="dxa" w:w="16"/>
+                    <w:right w:type="dxa" w:w="64"/>
+                  </w:tcMar>
+                  <w:vAlign w:val="center"/>
+                </w:tcPr>
+                <w:p>
+                  <w:pPr>
+                    <w:spacing w:line="384"/>
+                    <w:jc w:val="both"/>
+                  </w:pPr>
+                  <w:r>
+                    <w:rPr>
+                      <w:rFonts w:ascii="휴먼명조" w:cs="휴먼명조" w:eastAsia="휴먼명조" w:hAnsi="휴먼명조"/>
+                      <w:sz w:val="28"/>
+                      <w:szCs w:val="28"/>
+                    </w:rPr>
+                    <w:t xml:space="preserve">기준일 표시</w:t>
+                  </w:r>
+                </w:p>
+              </w:tc>
+              <w:tc>
+                <w:tcPr>
+                  <w:tcW w:type="dxa" w:w="6132"/>
+                  <w:tcBorders>
+                    <w:top w:val="single" w:color="7F7F7F" w:sz="4"/>
+                    <w:left w:val="single" w:color="7F7F7F" w:sz="4"/>
+                    <w:bottom w:val="single" w:color="7F7F7F" w:sz="4"/>
+                    <w:right w:val="single" w:color="7F7F7F" w:sz="4"/>
+                  </w:tcBorders>
+                  <w:tcMar>
+                    <w:top w:type="dxa" w:w="16"/>
+                    <w:left w:type="dxa" w:w="64"/>
+                    <w:bottom w:type="dxa" w:w="16"/>
+                    <w:right w:type="dxa" w:w="64"/>
+                  </w:tcMar>
+                  <w:vAlign w:val="center"/>
+                </w:tcPr>
+                <w:p>
+                  <w:pPr>
+                    <w:spacing w:line="384"/>
+                    <w:jc w:val="both"/>
+                  </w:pPr>
+                  <w:r>
+                    <w:rPr>
+                      <w:rFonts w:ascii="휴먼명조" w:cs="휴먼명조" w:eastAsia="휴먼명조" w:hAnsi="휴먼명조"/>
+                      <w:sz w:val="28"/>
+                      <w:szCs w:val="28"/>
+                    </w:rPr>
+                    <w:t xml:space="preserve">● ▲ ■ 세 상태를 붙인다</w:t>
+                  </w:r>
+                </w:p>
+              </w:tc>
+              <w:tc>
+                <w:tcPr>
+                  <w:tcW w:type="dxa" w:w="1250"/>
+                  <w:tcBorders>
+                    <w:top w:val="single" w:color="7F7F7F" w:sz="4"/>
+                    <w:left w:val="single" w:color="7F7F7F" w:sz="4"/>
+                    <w:bottom w:val="single" w:color="7F7F7F" w:sz="4"/>
+                    <w:right w:val="single" w:color="7F7F7F" w:sz="4"/>
+                  </w:tcBorders>
+                  <w:tcMar>
+                    <w:top w:type="dxa" w:w="16"/>
+                    <w:left w:type="dxa" w:w="64"/>
+                    <w:bottom w:type="dxa" w:w="16"/>
+                    <w:right w:type="dxa" w:w="64"/>
+                  </w:tcMar>
+                  <w:vAlign w:val="center"/>
+                </w:tcPr>
+                <w:p>
+                  <w:pPr>
+                    <w:spacing w:line="384"/>
+                    <w:jc w:val="center"/>
+                  </w:pPr>
+                  <w:r>
+                    <w:rPr>
+                      <w:rFonts w:ascii="휴먼명조" w:cs="휴먼명조" w:eastAsia="휴먼명조" w:hAnsi="휴먼명조"/>
+                      <w:sz w:val="28"/>
+                      <w:szCs w:val="28"/>
+                    </w:rPr>
+                    <w:t xml:space="preserve">라-12</w:t>
                   </w:r>
                 </w:p>
               </w:tc>
@@ -1563,219 +2890,13 @@
           </w:tbl>
           <w:p>
             <w:pPr>
-              <w:spacing w:after="0" w:before="60" w:line="384"/>
-              <w:jc w:val="both"/>
-            </w:pPr>
-            <w:r>
-              <w:rPr>
-                <w:rFonts w:ascii="휴먼명조" w:cs="휴먼명조" w:eastAsia="휴먼명조" w:hAnsi="휴먼명조"/>
-                <w:sz w:val="28"/>
-                <w:szCs w:val="28"/>
-              </w:rPr>
-              <w:t xml:space="preserve">■에는 이유를 반드시 붙이고, 주제 단위 종료 공지 2종(개성공단 2016-02-10 · 금강산 2008-07-11)이 데이터셋 단위 판정보다 앞선다. 남북회담은 2018-12-31 이후 자료가 없으나 「회담이 없었다」인지 「자료가 갱신되지 않았다」인지 가릴 수 없어 ▲ 이후 미확인에 둔다 — stale 을 frozen 으로 읽지 않는 것이 이 모델의 핵심이다. 같은 통계도 채널이 다르면 기준일이 다르다 — 포털 파일데이터 2025-08-31 35,311명 대 게시판 공표 HWP 2026-05-31 33,272명, 9개월 차다. 축이 다른 값을 한 문장에 묶는 것도 막는다 — 평균 나이 83.02세는 2025-08-31 축이라 2026-05-31 신청현황과 같은 줄에 쓰지 못하고, 어기면 검증기가 그 문장을 폐기한다.</w:t>
-            </w:r>
-          </w:p>
-          <w:p>
-            <w:pPr>
-              <w:spacing w:after="0" w:before="60" w:line="384"/>
-              <w:jc w:val="both"/>
-            </w:pPr>
-            <w:r>
-              <w:rPr>
-                <w:rFonts w:ascii="휴먼명조" w:cs="휴먼명조" w:eastAsia="휴먼명조" w:hAnsi="휴먼명조"/>
-                <w:b/>
-                <w:bCs/>
-                <w:sz w:val="28"/>
-                <w:szCs w:val="28"/>
-              </w:rPr>
-              <w:t xml:space="preserve">3) 기록 골든타임 — </w:t>
-            </w:r>
-            <w:r>
-              <w:rPr>
-                <w:rFonts w:ascii="휴먼명조" w:cs="휴먼명조" w:eastAsia="휴먼명조" w:hAnsi="휴먼명조"/>
-                <w:sz w:val="28"/>
-                <w:szCs w:val="28"/>
-              </w:rPr>
-              <w:t xml:space="preserve">등록현황 98개월 실측 위에 생잔 추계를 얹어 남은 시간을 계산한다. 모집단·연령분포·성별은 전부 통일부 공표값이고(총 33,272명 = 남 20,269 · 여 13,003, 공표 원표와 대조 일치), 완전생명표는 곱해지는 계수일 뿐이다. 단정하지 않고 두 시나리오의 범위로 낸다 — 2030년 22,172~24,544명, 2040년 8,316~10,167명, 2만 명 하회 2031~2033년, 1만 명 하회 2038~2041년. 오차도 감추지 않는다 — 1차연도 모델 사망률 9.34%는 실측 7.48%보다 1.86%p 높고 교정계수는 k=0.7306이다. 신규 등록 유입은 최근 24개월 월 중앙값 +10.0명(연 0.34%)이라 결과를 바꾸지 않는다.</w:t>
-            </w:r>
-          </w:p>
-          <w:p>
-            <w:pPr>
-              <w:spacing w:after="0" w:before="60" w:line="384"/>
-              <w:jc w:val="both"/>
-            </w:pPr>
-            <w:r>
-              <w:rPr>
-                <w:rFonts w:ascii="휴먼명조" w:cs="휴먼명조" w:eastAsia="휴먼명조" w:hAnsi="휴먼명조"/>
-                <w:b/>
-                <w:bCs/>
-                <w:sz w:val="28"/>
-                <w:szCs w:val="28"/>
-              </w:rPr>
-              <w:t xml:space="preserve">4) 고향별 기록 공백 분석 — </w:t>
-            </w:r>
-            <w:r>
-              <w:rPr>
-                <w:rFonts w:ascii="휴먼명조" w:cs="휴먼명조" w:eastAsia="휴먼명조" w:hAnsi="휴먼명조"/>
-                <w:sz w:val="28"/>
-                <w:szCs w:val="28"/>
-              </w:rPr>
-              <w:t xml:space="preserve">이 아이디어의 중심이다(생존자 축 2025-08-31 월별 공표값 · 기록 집계 2026-08-15). 화면의 지역 안내가 쓰는 2026-05-31 게시판 공표값과 인원이 다른 것은 공표 채널이 달라서이며(미수복강원 516명 대 491명), 두 축을 한 문장에 섞지 않는다. 밀도 = 그 고향에 관한 공식 기록 건수 ÷ 그 고향 출신 생존자 수. 최상위 미수복강원 1.878건/인(969건 ÷ 516명), 최하위 황해도(구) 0.121건/인(829건 ÷ 6,851명)으로 15.5배 차이가 난다(동향을 뺀 보수적 집계에서는 19배, 순위는 그대로). 원적 1위 황해도(구)는 원적 확인 생존자 18,294명의 37.4%인데 연표에는 16건(1,161건의 1.4%), 보도자료에는 14건(587건의 2.4%)뿐이다. 반대로 미수복경기(개성)는 생존자 5.9%인데 연표 33.1% · 보도자료 43.3%다. 기록은 사람이 아니라 사건을 따라 쌓였다.</w:t>
-            </w:r>
-          </w:p>
-          <w:p>
-            <w:pPr>
-              <w:spacing w:after="0" w:before="60" w:line="384"/>
-              <w:jc w:val="both"/>
-            </w:pPr>
-            <w:r>
-              <w:rPr>
-                <w:rFonts w:ascii="휴먼명조" w:cs="휴먼명조" w:eastAsia="휴먼명조" w:hAnsi="휴먼명조"/>
-                <w:b/>
-                <w:bCs/>
-                <w:sz w:val="28"/>
-                <w:szCs w:val="28"/>
-              </w:rPr>
-              <w:t xml:space="preserve">5) 기록 계승 우선순위 — </w:t>
-            </w:r>
-            <w:r>
-              <w:rPr>
-                <w:rFonts w:ascii="휴먼명조" w:cs="휴먼명조" w:eastAsia="휴먼명조" w:hAnsi="휴먼명조"/>
-                <w:sz w:val="28"/>
-                <w:szCs w:val="28"/>
-              </w:rPr>
-              <w:t xml:space="preserve">줄어드는 속도·기록 공백·식별 가능한 사료의 공백, 세 축의 순위를 합산해 어디부터 이어 적어야 하는지를 낸다. 1순위 평안북도(구) 순위합 4(생존 -53.1% · 기록 0.400건/인 · 식별사료 0.018건/인), 2순위 황해도(구) 9, 가장 여유 있는 곳은 미수복강원 18이다. 한 축에 업혀 있는 순위인지 스스로 검사해 공개한다 — 축을 하나씩 빼면 2/3 축에서 1위가 유지되고 감소 축을 빼면 황해도(구)가 1위다. 표본이 7개뿐이라 점수가 아니라 정렬을 돕는 값이라고 화면에 적는다.</w:t>
-            </w:r>
-          </w:p>
-          <w:p>
-            <w:pPr>
-              <w:spacing w:after="0" w:before="60" w:line="384"/>
-              <w:jc w:val="both"/>
-            </w:pPr>
-            <w:r>
-              <w:rPr>
-                <w:rFonts w:ascii="휴먼명조" w:cs="휴먼명조" w:eastAsia="휴먼명조" w:hAnsi="휴먼명조"/>
-                <w:b/>
-                <w:bCs/>
-                <w:sz w:val="28"/>
-                <w:szCs w:val="28"/>
-              </w:rPr>
-              <w:t xml:space="preserve">6) 성립하지 않은 분석도 지우지 않는다 — </w:t>
-            </w:r>
-            <w:r>
-              <w:rPr>
-                <w:rFonts w:ascii="휴먼명조" w:cs="휴먼명조" w:eastAsia="휴먼명조" w:hAnsi="휴먼명조"/>
-                <w:sz w:val="28"/>
-                <w:szCs w:val="28"/>
-              </w:rPr>
-              <w:t xml:space="preserve">21개 분석을 시도해 11개 성립 · 4개 약함 · 6개 불가로 판정하고 불가 6종의 사유를 화면에 남긴다. 지역이 7개뿐이라 상관을 판정할 수 없고, 동향 42,788건 중 발생일이 붙는 것은 33.8%뿐이라 연도 곡선을 그리지 않는다. 이산가족 원적과 탈북민 재북 출신지의 차이도 함경북도(구) 5.9% 대 59.4%까지만 말하고 순위상관은 ρ=0.357 · p=0.444 · n=7로 판정 불가에 둔다. 지운 분석은 반박할 수 없지만 남긴 분석은 반박할 수 있다.</w:t>
-            </w:r>
-          </w:p>
-          <w:p>
-            <w:pPr>
-              <w:spacing w:after="0" w:before="60" w:line="384"/>
-              <w:jc w:val="both"/>
-            </w:pPr>
-            <w:r>
-              <w:rPr>
-                <w:rFonts w:ascii="휴먼명조" w:cs="휴먼명조" w:eastAsia="휴먼명조" w:hAnsi="휴먼명조"/>
-                <w:b/>
-                <w:bCs/>
-                <w:sz w:val="28"/>
-                <w:szCs w:val="28"/>
-              </w:rPr>
-              <w:t xml:space="preserve">7) 고향 좌표계 지도와 사료 — </w:t>
-            </w:r>
-            <w:r>
-              <w:rPr>
-                <w:rFonts w:ascii="휴먼명조" w:cs="휴먼명조" w:eastAsia="휴먼명조" w:hAnsi="휴먼명조"/>
-                <w:sz w:val="28"/>
-                <w:szCs w:val="28"/>
-              </w:rPr>
-              <w:t xml:space="preserve">이산가족 원적(광복 당시 7종)과 탈북민 재북 출신지(현행 13종)를 한 지도의 두 좌표계로 겹치고, 지역을 누르면 종료 공지·오늘 날씨·생존자·출신지 분포·기록 건수·사료가 한 패널에 모인다. 사료 4,342건 중 1,445건(33.3%)을 고향으로 태깅했고 이미지는 저장하지 않고 원문으로 연결한다. 한계도 적는다 — 원적 「기타」 16,331명(49.1%, 2026-05-31)은 비율의 분모로 쓸 수 없고, 강원 태깅 397건 중 280건은 근거 지명이 상봉 장소(금강산·장전항·갈마)뿐이라 고향 축에서 걸러낸다. 생산연도가 판독된 사료 3,098건 중 2,832건(91.4%)이 2000~2018년, 1946~1953년은 30건(1.0%), 2019년 이후는 0건이다 — 기록은 헤어질 때가 아니라 만날 때 만들어졌다.</w:t>
-            </w:r>
-          </w:p>
-          <w:p>
-            <w:pPr>
-              <w:spacing w:after="0" w:before="60" w:line="384"/>
-              <w:jc w:val="both"/>
-            </w:pPr>
-            <w:r>
-              <w:rPr>
-                <w:rFonts w:ascii="휴먼명조" w:cs="휴먼명조" w:eastAsia="휴먼명조" w:hAnsi="휴먼명조"/>
-                <w:b/>
-                <w:bCs/>
-                <w:sz w:val="28"/>
-                <w:szCs w:val="28"/>
-              </w:rPr>
-              <w:t xml:space="preserve">8) 세대 계승 다리 — </w:t>
-            </w:r>
-            <w:r>
-              <w:rPr>
-                <w:rFonts w:ascii="휴먼명조" w:cs="휴먼명조" w:eastAsia="휴먼명조" w:hAnsi="휴먼명조"/>
-                <w:sz w:val="28"/>
-                <w:szCs w:val="28"/>
-              </w:rPr>
-              <w:t xml:space="preserve">법령과 안내문 원문을 확인해 신청 경로 12종을 정리했다. 후손이 자기 이름으로 신청 주체가 될 수 있는 것 10종, 근거 문장이 없어 「불명」으로 남긴 것 2종, 1세대 전용은 0종이다. 모든 판정에 원문 인용을 붙이고 인용이 없으면 판정하지 않는다. 창구 링크 29개를 눌러 28개 생존·1개 사망을 표시하고(확인일 2026-08-19), 제도가 아직 다루지 않은 지점 11종도 같은 화면에 공개한다. 이산가족찾기 안내문의 「1세대 본인 또는 가족으로 1인 이상 신청 가능」과 「가급적 이산 1세대를 신청인으로」는 한쪽으로 정리하지 않고 나란히 인용해 후손이 스스로 판단하게 한다.</w:t>
-            </w:r>
-          </w:p>
-          <w:p>
-            <w:pPr>
-              <w:spacing w:after="0" w:before="60" w:line="384"/>
-              <w:jc w:val="both"/>
-            </w:pPr>
-            <w:r>
-              <w:rPr>
-                <w:rFonts w:ascii="휴먼명조" w:cs="휴먼명조" w:eastAsia="휴먼명조" w:hAnsi="휴먼명조"/>
-                <w:b/>
-                <w:bCs/>
-                <w:sz w:val="28"/>
-                <w:szCs w:val="28"/>
-              </w:rPr>
-              <w:t xml:space="preserve">9) 두 가지 밀도 · 안내인 · 기억 카드 — </w:t>
-            </w:r>
-            <w:r>
-              <w:rPr>
-                <w:rFonts w:ascii="휴먼명조" w:cs="휴먼명조" w:eastAsia="휴먼명조" w:hAnsi="휴먼명조"/>
-                <w:sz w:val="28"/>
-                <w:szCs w:val="28"/>
-              </w:rPr>
-              <w:t xml:space="preserve">생존 신청자 평균 나이는 83.02세(2025-08-31 축)다. 같은 데이터를 「한눈에」와 「한걸음씩」 두 밀도로 낸다. 고향 안내인은 규칙이 먼저이고 AI는 해석만 하며 스키마 밖 출력은 폐기한다(규칙 계층·기준일 결합·순위 정책 검사 29건 통과). 기억 카드는 후손이 자기 집 기록을 한 장으로 적어 PNG·인쇄로 가져가는 기능이며 브라우저 안에서만 처리한다. 남의 집 기록을 내 카드의 근거로 삼지 않도록 기증자 성함 193명 전수 대조를 통과했다.</w:t>
-            </w:r>
-          </w:p>
-          <w:p>
-            <w:pPr>
-              <w:spacing w:after="0" w:before="60" w:line="384"/>
-              <w:jc w:val="both"/>
-            </w:pPr>
-            <w:r>
-              <w:rPr>
-                <w:rFonts w:ascii="휴먼명조" w:cs="휴먼명조" w:eastAsia="휴먼명조" w:hAnsi="휴먼명조"/>
-                <w:b/>
-                <w:bCs/>
-                <w:sz w:val="28"/>
-                <w:szCs w:val="28"/>
-              </w:rPr>
-              <w:t xml:space="preserve">10) 구현 기술과 서비스 방법 — </w:t>
-            </w:r>
-            <w:r>
-              <w:rPr>
-                <w:rFonts w:ascii="휴먼명조" w:cs="휴먼명조" w:eastAsia="휴먼명조" w:hAnsi="휴먼명조"/>
-                <w:sz w:val="28"/>
-                <w:szCs w:val="28"/>
-              </w:rPr>
-              <w:t xml:space="preserve">화면은 React·TypeScript 정적 웹이고 갱신은 월 1회 배치다. 새 데이터베이스 없이 공표 자료를 읽어 쓰며, 수집·검증·이 문서 생성까지 전부 재실행 가능한 스크립트다. 접근성도 실측으로 고쳤다 — 48px 미만 터치 대상이 165개 중 79개였고(2026-08-19) 최소 크기를 단일 상수로 강제해 지금은 0개, 본문 대비는 2.63:1에서 4.54:1로 올렸다. 홈은 5막 13씬이며 정보를 지우지 않고 배치로 밀도를 조절한다(세로 길이 1280폭 기준 15.2화면, 2026-08-20 실측).</w:t>
-            </w:r>
-          </w:p>
-          <w:p>
-            <w:pPr>
               <w:spacing w:before="80" w:line="240"/>
               <w:jc w:val="center"/>
             </w:pPr>
             <w:r>
               <w:drawing>
                 <wp:inline distT="0" distB="0" distL="0" distR="0">
-                  <wp:extent cx="2809875" cy="1114425"/>
+                  <wp:extent cx="2047875" cy="1143000"/>
                   <wp:effectExtent t="0" r="0" b="0" l="0"/>
                   <wp:docPr id="1" name="" descr="" title=""/>
                   <wp:cNvGraphicFramePr>
@@ -1800,7 +2921,7 @@
                         <pic:spPr bwMode="auto">
                           <a:xfrm>
                             <a:off x="0" y="0"/>
-                            <a:ext cx="2809875" cy="1114425"/>
+                            <a:ext cx="2047875" cy="1143000"/>
                           </a:xfrm>
                           <a:prstGeom prst="rect">
                             <a:avLst/>
@@ -1823,7 +2944,7 @@
             <w:r>
               <w:drawing>
                 <wp:inline distT="0" distB="0" distL="0" distR="0">
-                  <wp:extent cx="3505200" cy="1123950"/>
+                  <wp:extent cx="2495550" cy="800100"/>
                   <wp:effectExtent t="0" r="0" b="0" l="0"/>
                   <wp:docPr id="1" name="" descr="" title=""/>
                   <wp:cNvGraphicFramePr>
@@ -1848,7 +2969,7 @@
                         <pic:spPr bwMode="auto">
                           <a:xfrm>
                             <a:off x="0" y="0"/>
-                            <a:ext cx="3505200" cy="1123950"/>
+                            <a:ext cx="2495550" cy="800100"/>
                           </a:xfrm>
                           <a:prstGeom prst="rect">
                             <a:avLst/>
@@ -1863,21 +2984,21 @@
           </w:p>
           <w:p>
             <w:pPr>
-              <w:spacing w:after="60" w:line="260"/>
-              <w:jc w:val="center"/>
-            </w:pPr>
-            <w:r>
-              <w:rPr>
-                <w:rFonts w:ascii="휴먼명조" w:cs="휴먼명조" w:eastAsia="휴먼명조" w:hAnsi="휴먼명조"/>
-                <w:sz w:val="22"/>
-                <w:szCs w:val="22"/>
-              </w:rPr>
-              <w:t xml:space="preserve">① 고향 패널 ▲이후 미확인   ② 한걸음씩 보기</w:t>
-            </w:r>
-          </w:p>
-          <w:p>
-            <w:pPr>
-              <w:spacing w:after="0" w:before="60" w:line="384"/>
+              <w:spacing w:after="0" w:before="15" w:line="384"/>
+              <w:jc w:val="both"/>
+            </w:pPr>
+            <w:r>
+              <w:rPr>
+                <w:rFonts w:ascii="휴먼명조" w:cs="휴먼명조" w:eastAsia="휴먼명조" w:hAnsi="휴먼명조"/>
+                <w:sz w:val="28"/>
+                <w:szCs w:val="28"/>
+              </w:rPr>
+              <w:t xml:space="preserve">※ ① 고향 패널 — 같은 통계의 두 공표 채널(2026-05-31 6,321명 · 2025-08-31 6,851명)이 왜 다른지 화면이 스스로 설명한다  ② 한걸음씩 보기</w:t>
+            </w:r>
+          </w:p>
+          <w:p>
+            <w:pPr>
+              <w:spacing w:after="0" w:before="24" w:line="384"/>
               <w:jc w:val="both"/>
             </w:pPr>
             <w:r>
@@ -1888,20 +3009,83 @@
                 <w:sz w:val="28"/>
                 <w:szCs w:val="28"/>
               </w:rPr>
-              <w:t xml:space="preserve">11) 통일부가 운영할 때 달라지는 것 — </w:t>
-            </w:r>
-            <w:r>
-              <w:rPr>
-                <w:rFonts w:ascii="휴먼명조" w:cs="휴먼명조" w:eastAsia="휴먼명조" w:hAnsi="휴먼명조"/>
-                <w:sz w:val="28"/>
-                <w:szCs w:val="28"/>
-              </w:rPr>
-              <w:t xml:space="preserve">본 시제품은 공개 자료만 외부에서 수집해 만든 것이라 제약이 있다. 자료와 시스템을 가진 쪽이 같은 구조를 구현하면 아래 제약은 사라진다 — 지적이 아니라 도입 시 얻는 이점이다.</w:t>
+              <w:t xml:space="preserve">3) 사용 시나리오 — </w:t>
+            </w:r>
+            <w:r>
+              <w:rPr>
+                <w:rFonts w:ascii="휴먼명조" w:cs="휴먼명조" w:eastAsia="휴먼명조" w:hAnsi="휴먼명조"/>
+                <w:sz w:val="28"/>
+                <w:szCs w:val="28"/>
+              </w:rPr>
+              <w:t xml:space="preserve">아래 두 인물은 설명을 위한 가상 인물이고 인용한 수치만 실측값이다. 후손 — 손주가 할아버지의 고향 「황해도」를 누른다. 남은 분 6,851명으로 원적 1위인데 기록은 1인당 0.121건으로 최하위라는 안내를 읽고, 사료를 넘기다 집에 있는 사진을 떠올려 기억 카드에 적고 생애기록물 수집 동의 창구로 간다. 「기록이 많은 고향」이 아니라 「내 고향이 비어 있다」는 사실이 이 사람을 움직였다. 정책 담당자 — 「기록 계승 우선순위」 1순위 평안북도(구)(순위합 4)와 「1만 명 하회 2038~2041년」을 함께 보고 다음 연도 사료 수집 대상 고향을 정한다.</w:t>
+            </w:r>
+          </w:p>
+          <w:p>
+            <w:pPr>
+              <w:spacing w:after="12" w:before="50" w:line="384"/>
+            </w:pPr>
+            <w:r>
+              <w:rPr>
+                <w:rFonts w:ascii="휴먼명조" w:cs="휴먼명조" w:eastAsia="휴먼명조" w:hAnsi="휴먼명조"/>
+                <w:b/>
+                <w:bCs/>
+                <w:sz w:val="28"/>
+                <w:szCs w:val="28"/>
+              </w:rPr>
+              <w:t xml:space="preserve">나. 창의성 — 다른 곳이 하지 않는 계산</w:t>
+            </w:r>
+          </w:p>
+          <w:p>
+            <w:pPr>
+              <w:spacing w:after="0" w:before="0" w:line="384"/>
+              <w:jc w:val="both"/>
+            </w:pPr>
+            <w:r>
+              <w:rPr>
+                <w:rFonts w:ascii="휴먼명조" w:cs="휴먼명조" w:eastAsia="휴먼명조" w:hAnsi="휴먼명조"/>
+                <w:b/>
+                <w:bCs/>
+                <w:sz w:val="28"/>
+                <w:szCs w:val="28"/>
+              </w:rPr>
+              <w:t xml:space="preserve">먼저 겹침부터 끊는다 — </w:t>
+            </w:r>
+            <w:r>
+              <w:rPr>
+                <w:rFonts w:ascii="휴먼명조" w:cs="휴먼명조" w:eastAsia="휴먼명조" w:hAnsi="휴먼명조"/>
+                <w:sz w:val="28"/>
+                <w:szCs w:val="28"/>
+              </w:rPr>
+              <w:t xml:space="preserve">2025년 수상작 「AI 위기가구 예측」·「나와 닮은 선배가 걸어온 길」·「동행 MAP」은 탈북민 정착을, 「북킷리스트」는 도서를 다뤘다. 이 아이디어는 모집단(이산가족과 8촌 이내 친족)·기준(고향)·목적(기록 공백의 측정과 계승)이 다르고, 개인을 예측하지도 추천하지도 않는다.</w:t>
+            </w:r>
+          </w:p>
+          <w:p>
+            <w:pPr>
+              <w:spacing w:after="0" w:before="24" w:line="384"/>
+              <w:jc w:val="both"/>
+            </w:pPr>
+            <w:r>
+              <w:rPr>
+                <w:rFonts w:ascii="휴먼명조" w:cs="휴먼명조" w:eastAsia="휴먼명조" w:hAnsi="휴먼명조"/>
+                <w:b/>
+                <w:bCs/>
+                <w:sz w:val="28"/>
+                <w:szCs w:val="28"/>
+              </w:rPr>
+              <w:t xml:space="preserve">4) 고향별 기록 공백 분석 — </w:t>
+            </w:r>
+            <w:r>
+              <w:rPr>
+                <w:rFonts w:ascii="휴먼명조" w:cs="휴먼명조" w:eastAsia="휴먼명조" w:hAnsi="휴먼명조"/>
+                <w:sz w:val="28"/>
+                <w:szCs w:val="28"/>
+              </w:rPr>
+              <w:t xml:space="preserve">이 아이디어의 중심이다. 화면의 지역 안내가 쓰는 2026-05-31 게시판 공표값과 인원이 다른 것은 공표 채널이 달라서이며(미수복강원 516명 대 491명), 확인 시점이 다른 값을 한 문장에 섞지 않는다. 밀도 = 그 고향에 관한 공식 기록 건수 ÷ 그 고향 출신 생존자 수. 나눗셈 한 번이고 추정·보간·가중이 없다.</w:t>
             </w:r>
           </w:p>
           <w:tbl>
             <w:tblPr>
-              <w:tblW w:type="dxa" w:w="10018"/>
+              <w:tblW w:type="dxa" w:w="10132"/>
               <w:tblBorders>
                 <w:top w:val="single" w:color="auto" w:sz="4"/>
                 <w:left w:val="single" w:color="auto" w:sz="4"/>
@@ -1912,13 +3096,16 @@
               </w:tblBorders>
             </w:tblPr>
             <w:tblGrid>
-              <w:gridCol w:w="4508"/>
-              <w:gridCol w:w="5510"/>
+              <w:gridCol w:w="2418"/>
+              <w:gridCol w:w="1900"/>
+              <w:gridCol w:w="1900"/>
+              <w:gridCol w:w="1900"/>
+              <w:gridCol w:w="2014"/>
             </w:tblGrid>
             <w:tr>
               <w:tc>
                 <w:tcPr>
-                  <w:tcW w:type="dxa" w:w="4508"/>
+                  <w:tcW w:type="dxa" w:w="2418"/>
                   <w:tcBorders>
                     <w:top w:val="single" w:color="7F7F7F" w:sz="4"/>
                     <w:left w:val="single" w:color="7F7F7F" w:sz="4"/>
@@ -1927,10 +3114,10 @@
                   </w:tcBorders>
                   <w:shd w:fill="D9D9D9" w:val="clear"/>
                   <w:tcMar>
-                    <w:top w:type="dxa" w:w="50"/>
-                    <w:left w:type="dxa" w:w="120"/>
-                    <w:bottom w:type="dxa" w:w="50"/>
-                    <w:right w:type="dxa" w:w="120"/>
+                    <w:top w:type="dxa" w:w="16"/>
+                    <w:left w:type="dxa" w:w="64"/>
+                    <w:bottom w:type="dxa" w:w="16"/>
+                    <w:right w:type="dxa" w:w="64"/>
                   </w:tcMar>
                   <w:vAlign w:val="center"/>
                 </w:tcPr>
@@ -1944,16 +3131,16 @@
                       <w:rFonts w:ascii="휴먼명조" w:cs="휴먼명조" w:eastAsia="휴먼명조" w:hAnsi="휴먼명조"/>
                       <w:b/>
                       <w:bCs/>
-                      <w:sz w:val="24"/>
-                      <w:szCs w:val="24"/>
-                    </w:rPr>
-                    <w:t xml:space="preserve">외부 구현의 제약</w:t>
-                  </w:r>
-                </w:p>
-              </w:tc>
-              <w:tc>
-                <w:tcPr>
-                  <w:tcW w:type="dxa" w:w="5510"/>
+                      <w:sz w:val="28"/>
+                      <w:szCs w:val="28"/>
+                    </w:rPr>
+                    <w:t xml:space="preserve">고향</w:t>
+                  </w:r>
+                </w:p>
+              </w:tc>
+              <w:tc>
+                <w:tcPr>
+                  <w:tcW w:type="dxa" w:w="1900"/>
                   <w:tcBorders>
                     <w:top w:val="single" w:color="7F7F7F" w:sz="4"/>
                     <w:left w:val="single" w:color="7F7F7F" w:sz="4"/>
@@ -1962,10 +3149,10 @@
                   </w:tcBorders>
                   <w:shd w:fill="D9D9D9" w:val="clear"/>
                   <w:tcMar>
-                    <w:top w:type="dxa" w:w="50"/>
-                    <w:left w:type="dxa" w:w="120"/>
-                    <w:bottom w:type="dxa" w:w="50"/>
-                    <w:right w:type="dxa" w:w="120"/>
+                    <w:top w:type="dxa" w:w="16"/>
+                    <w:left w:type="dxa" w:w="64"/>
+                    <w:bottom w:type="dxa" w:w="16"/>
+                    <w:right w:type="dxa" w:w="64"/>
                   </w:tcMar>
                   <w:vAlign w:val="center"/>
                 </w:tcPr>
@@ -1979,10 +3166,115 @@
                       <w:rFonts w:ascii="휴먼명조" w:cs="휴먼명조" w:eastAsia="휴먼명조" w:hAnsi="휴먼명조"/>
                       <w:b/>
                       <w:bCs/>
-                      <w:sz w:val="24"/>
-                      <w:szCs w:val="24"/>
-                    </w:rPr>
-                    <w:t xml:space="preserve">통일부가 도입할 때</w:t>
+                      <w:sz w:val="28"/>
+                      <w:szCs w:val="28"/>
+                    </w:rPr>
+                    <w:t xml:space="preserve">생존자(명)</w:t>
+                  </w:r>
+                </w:p>
+              </w:tc>
+              <w:tc>
+                <w:tcPr>
+                  <w:tcW w:type="dxa" w:w="1900"/>
+                  <w:tcBorders>
+                    <w:top w:val="single" w:color="7F7F7F" w:sz="4"/>
+                    <w:left w:val="single" w:color="7F7F7F" w:sz="4"/>
+                    <w:bottom w:val="single" w:color="7F7F7F" w:sz="4"/>
+                    <w:right w:val="single" w:color="7F7F7F" w:sz="4"/>
+                  </w:tcBorders>
+                  <w:shd w:fill="D9D9D9" w:val="clear"/>
+                  <w:tcMar>
+                    <w:top w:type="dxa" w:w="16"/>
+                    <w:left w:type="dxa" w:w="64"/>
+                    <w:bottom w:type="dxa" w:w="16"/>
+                    <w:right w:type="dxa" w:w="64"/>
+                  </w:tcMar>
+                  <w:vAlign w:val="center"/>
+                </w:tcPr>
+                <w:p>
+                  <w:pPr>
+                    <w:spacing w:line="384"/>
+                    <w:jc w:val="center"/>
+                  </w:pPr>
+                  <w:r>
+                    <w:rPr>
+                      <w:rFonts w:ascii="휴먼명조" w:cs="휴먼명조" w:eastAsia="휴먼명조" w:hAnsi="휴먼명조"/>
+                      <w:b/>
+                      <w:bCs/>
+                      <w:sz w:val="28"/>
+                      <w:szCs w:val="28"/>
+                    </w:rPr>
+                    <w:t xml:space="preserve">기록 계(건)</w:t>
+                  </w:r>
+                </w:p>
+              </w:tc>
+              <w:tc>
+                <w:tcPr>
+                  <w:tcW w:type="dxa" w:w="1900"/>
+                  <w:tcBorders>
+                    <w:top w:val="single" w:color="7F7F7F" w:sz="4"/>
+                    <w:left w:val="single" w:color="7F7F7F" w:sz="4"/>
+                    <w:bottom w:val="single" w:color="7F7F7F" w:sz="4"/>
+                    <w:right w:val="single" w:color="7F7F7F" w:sz="4"/>
+                  </w:tcBorders>
+                  <w:shd w:fill="D9D9D9" w:val="clear"/>
+                  <w:tcMar>
+                    <w:top w:type="dxa" w:w="16"/>
+                    <w:left w:type="dxa" w:w="64"/>
+                    <w:bottom w:type="dxa" w:w="16"/>
+                    <w:right w:type="dxa" w:w="64"/>
+                  </w:tcMar>
+                  <w:vAlign w:val="center"/>
+                </w:tcPr>
+                <w:p>
+                  <w:pPr>
+                    <w:spacing w:line="384"/>
+                    <w:jc w:val="center"/>
+                  </w:pPr>
+                  <w:r>
+                    <w:rPr>
+                      <w:rFonts w:ascii="휴먼명조" w:cs="휴먼명조" w:eastAsia="휴먼명조" w:hAnsi="휴먼명조"/>
+                      <w:b/>
+                      <w:bCs/>
+                      <w:sz w:val="28"/>
+                      <w:szCs w:val="28"/>
+                    </w:rPr>
+                    <w:t xml:space="preserve">밀도(건/인)</w:t>
+                  </w:r>
+                </w:p>
+              </w:tc>
+              <w:tc>
+                <w:tcPr>
+                  <w:tcW w:type="dxa" w:w="2014"/>
+                  <w:tcBorders>
+                    <w:top w:val="single" w:color="7F7F7F" w:sz="4"/>
+                    <w:left w:val="single" w:color="7F7F7F" w:sz="4"/>
+                    <w:bottom w:val="single" w:color="7F7F7F" w:sz="4"/>
+                    <w:right w:val="single" w:color="7F7F7F" w:sz="4"/>
+                  </w:tcBorders>
+                  <w:shd w:fill="D9D9D9" w:val="clear"/>
+                  <w:tcMar>
+                    <w:top w:type="dxa" w:w="16"/>
+                    <w:left w:type="dxa" w:w="64"/>
+                    <w:bottom w:type="dxa" w:w="16"/>
+                    <w:right w:type="dxa" w:w="64"/>
+                  </w:tcMar>
+                  <w:vAlign w:val="center"/>
+                </w:tcPr>
+                <w:p>
+                  <w:pPr>
+                    <w:spacing w:line="384"/>
+                    <w:jc w:val="center"/>
+                  </w:pPr>
+                  <w:r>
+                    <w:rPr>
+                      <w:rFonts w:ascii="휴먼명조" w:cs="휴먼명조" w:eastAsia="휴먼명조" w:hAnsi="휴먼명조"/>
+                      <w:b/>
+                      <w:bCs/>
+                      <w:sz w:val="28"/>
+                      <w:szCs w:val="28"/>
+                    </w:rPr>
+                    <w:t xml:space="preserve">원적 비중(%)</w:t>
                   </w:r>
                 </w:p>
               </w:tc>
@@ -1990,18 +3282,18 @@
             <w:tr>
               <w:tc>
                 <w:tcPr>
-                  <w:tcW w:type="dxa" w:w="4508"/>
-                  <w:tcBorders>
-                    <w:top w:val="single" w:color="7F7F7F" w:sz="4"/>
-                    <w:left w:val="single" w:color="7F7F7F" w:sz="4"/>
-                    <w:bottom w:val="single" w:color="7F7F7F" w:sz="4"/>
-                    <w:right w:val="single" w:color="7F7F7F" w:sz="4"/>
-                  </w:tcBorders>
-                  <w:tcMar>
-                    <w:top w:type="dxa" w:w="50"/>
-                    <w:left w:type="dxa" w:w="120"/>
-                    <w:bottom w:type="dxa" w:w="50"/>
-                    <w:right w:type="dxa" w:w="120"/>
+                  <w:tcW w:type="dxa" w:w="2418"/>
+                  <w:tcBorders>
+                    <w:top w:val="single" w:color="7F7F7F" w:sz="4"/>
+                    <w:left w:val="single" w:color="7F7F7F" w:sz="4"/>
+                    <w:bottom w:val="single" w:color="7F7F7F" w:sz="4"/>
+                    <w:right w:val="single" w:color="7F7F7F" w:sz="4"/>
+                  </w:tcBorders>
+                  <w:tcMar>
+                    <w:top w:type="dxa" w:w="16"/>
+                    <w:left w:type="dxa" w:w="64"/>
+                    <w:bottom w:type="dxa" w:w="16"/>
+                    <w:right w:type="dxa" w:w="64"/>
                   </w:tcMar>
                   <w:vAlign w:val="center"/>
                 </w:tcPr>
@@ -2016,39 +3308,135 @@
                       <w:sz w:val="28"/>
                       <w:szCs w:val="28"/>
                     </w:rPr>
-                    <w:t xml:space="preserve">사료 이미지를 외부에서 표시할 수 없다</w:t>
-                  </w:r>
-                </w:p>
-              </w:tc>
-              <w:tc>
-                <w:tcPr>
-                  <w:tcW w:type="dxa" w:w="5510"/>
-                  <w:tcBorders>
-                    <w:top w:val="single" w:color="7F7F7F" w:sz="4"/>
-                    <w:left w:val="single" w:color="7F7F7F" w:sz="4"/>
-                    <w:bottom w:val="single" w:color="7F7F7F" w:sz="4"/>
-                    <w:right w:val="single" w:color="7F7F7F" w:sz="4"/>
-                  </w:tcBorders>
-                  <w:tcMar>
-                    <w:top w:type="dxa" w:w="50"/>
-                    <w:left w:type="dxa" w:w="120"/>
-                    <w:bottom w:type="dxa" w:w="50"/>
-                    <w:right w:type="dxa" w:w="120"/>
-                  </w:tcMar>
-                  <w:vAlign w:val="center"/>
-                </w:tcPr>
-                <w:p>
-                  <w:pPr>
-                    <w:spacing w:line="384"/>
-                    <w:jc w:val="both"/>
-                  </w:pPr>
-                  <w:r>
-                    <w:rPr>
-                      <w:rFonts w:ascii="휴먼명조" w:cs="휴먼명조" w:eastAsia="휴먼명조" w:hAnsi="휴먼명조"/>
-                      <w:sz w:val="28"/>
-                      <w:szCs w:val="28"/>
-                    </w:rPr>
-                    <w:t xml:space="preserve">같은 도메인이라 제약 없이 보인다</w:t>
+                    <w:t xml:space="preserve">황해도(구)</w:t>
+                  </w:r>
+                </w:p>
+              </w:tc>
+              <w:tc>
+                <w:tcPr>
+                  <w:tcW w:type="dxa" w:w="1900"/>
+                  <w:tcBorders>
+                    <w:top w:val="single" w:color="7F7F7F" w:sz="4"/>
+                    <w:left w:val="single" w:color="7F7F7F" w:sz="4"/>
+                    <w:bottom w:val="single" w:color="7F7F7F" w:sz="4"/>
+                    <w:right w:val="single" w:color="7F7F7F" w:sz="4"/>
+                  </w:tcBorders>
+                  <w:tcMar>
+                    <w:top w:type="dxa" w:w="16"/>
+                    <w:left w:type="dxa" w:w="64"/>
+                    <w:bottom w:type="dxa" w:w="16"/>
+                    <w:right w:type="dxa" w:w="64"/>
+                  </w:tcMar>
+                  <w:vAlign w:val="center"/>
+                </w:tcPr>
+                <w:p>
+                  <w:pPr>
+                    <w:spacing w:line="384"/>
+                    <w:jc w:val="center"/>
+                  </w:pPr>
+                  <w:r>
+                    <w:rPr>
+                      <w:rFonts w:ascii="휴먼명조" w:cs="휴먼명조" w:eastAsia="휴먼명조" w:hAnsi="휴먼명조"/>
+                      <w:sz w:val="28"/>
+                      <w:szCs w:val="28"/>
+                    </w:rPr>
+                    <w:t xml:space="preserve">6,851</w:t>
+                  </w:r>
+                </w:p>
+              </w:tc>
+              <w:tc>
+                <w:tcPr>
+                  <w:tcW w:type="dxa" w:w="1900"/>
+                  <w:tcBorders>
+                    <w:top w:val="single" w:color="7F7F7F" w:sz="4"/>
+                    <w:left w:val="single" w:color="7F7F7F" w:sz="4"/>
+                    <w:bottom w:val="single" w:color="7F7F7F" w:sz="4"/>
+                    <w:right w:val="single" w:color="7F7F7F" w:sz="4"/>
+                  </w:tcBorders>
+                  <w:tcMar>
+                    <w:top w:type="dxa" w:w="16"/>
+                    <w:left w:type="dxa" w:w="64"/>
+                    <w:bottom w:type="dxa" w:w="16"/>
+                    <w:right w:type="dxa" w:w="64"/>
+                  </w:tcMar>
+                  <w:vAlign w:val="center"/>
+                </w:tcPr>
+                <w:p>
+                  <w:pPr>
+                    <w:spacing w:line="384"/>
+                    <w:jc w:val="center"/>
+                  </w:pPr>
+                  <w:r>
+                    <w:rPr>
+                      <w:rFonts w:ascii="휴먼명조" w:cs="휴먼명조" w:eastAsia="휴먼명조" w:hAnsi="휴먼명조"/>
+                      <w:sz w:val="28"/>
+                      <w:szCs w:val="28"/>
+                    </w:rPr>
+                    <w:t xml:space="preserve">829</w:t>
+                  </w:r>
+                </w:p>
+              </w:tc>
+              <w:tc>
+                <w:tcPr>
+                  <w:tcW w:type="dxa" w:w="1900"/>
+                  <w:tcBorders>
+                    <w:top w:val="single" w:color="7F7F7F" w:sz="4"/>
+                    <w:left w:val="single" w:color="7F7F7F" w:sz="4"/>
+                    <w:bottom w:val="single" w:color="7F7F7F" w:sz="4"/>
+                    <w:right w:val="single" w:color="7F7F7F" w:sz="4"/>
+                  </w:tcBorders>
+                  <w:tcMar>
+                    <w:top w:type="dxa" w:w="16"/>
+                    <w:left w:type="dxa" w:w="64"/>
+                    <w:bottom w:type="dxa" w:w="16"/>
+                    <w:right w:type="dxa" w:w="64"/>
+                  </w:tcMar>
+                  <w:vAlign w:val="center"/>
+                </w:tcPr>
+                <w:p>
+                  <w:pPr>
+                    <w:spacing w:line="384"/>
+                    <w:jc w:val="center"/>
+                  </w:pPr>
+                  <w:r>
+                    <w:rPr>
+                      <w:rFonts w:ascii="휴먼명조" w:cs="휴먼명조" w:eastAsia="휴먼명조" w:hAnsi="휴먼명조"/>
+                      <w:sz w:val="28"/>
+                      <w:szCs w:val="28"/>
+                    </w:rPr>
+                    <w:t xml:space="preserve">0.121</w:t>
+                  </w:r>
+                </w:p>
+              </w:tc>
+              <w:tc>
+                <w:tcPr>
+                  <w:tcW w:type="dxa" w:w="2014"/>
+                  <w:tcBorders>
+                    <w:top w:val="single" w:color="7F7F7F" w:sz="4"/>
+                    <w:left w:val="single" w:color="7F7F7F" w:sz="4"/>
+                    <w:bottom w:val="single" w:color="7F7F7F" w:sz="4"/>
+                    <w:right w:val="single" w:color="7F7F7F" w:sz="4"/>
+                  </w:tcBorders>
+                  <w:tcMar>
+                    <w:top w:type="dxa" w:w="16"/>
+                    <w:left w:type="dxa" w:w="64"/>
+                    <w:bottom w:type="dxa" w:w="16"/>
+                    <w:right w:type="dxa" w:w="64"/>
+                  </w:tcMar>
+                  <w:vAlign w:val="center"/>
+                </w:tcPr>
+                <w:p>
+                  <w:pPr>
+                    <w:spacing w:line="384"/>
+                    <w:jc w:val="center"/>
+                  </w:pPr>
+                  <w:r>
+                    <w:rPr>
+                      <w:rFonts w:ascii="휴먼명조" w:cs="휴먼명조" w:eastAsia="휴먼명조" w:hAnsi="휴먼명조"/>
+                      <w:sz w:val="28"/>
+                      <w:szCs w:val="28"/>
+                    </w:rPr>
+                    <w:t xml:space="preserve">37.4</w:t>
                   </w:r>
                 </w:p>
               </w:tc>
@@ -2056,18 +3444,18 @@
             <w:tr>
               <w:tc>
                 <w:tcPr>
-                  <w:tcW w:type="dxa" w:w="4508"/>
-                  <w:tcBorders>
-                    <w:top w:val="single" w:color="7F7F7F" w:sz="4"/>
-                    <w:left w:val="single" w:color="7F7F7F" w:sz="4"/>
-                    <w:bottom w:val="single" w:color="7F7F7F" w:sz="4"/>
-                    <w:right w:val="single" w:color="7F7F7F" w:sz="4"/>
-                  </w:tcBorders>
-                  <w:tcMar>
-                    <w:top w:type="dxa" w:w="50"/>
-                    <w:left w:type="dxa" w:w="120"/>
-                    <w:bottom w:type="dxa" w:w="50"/>
-                    <w:right w:type="dxa" w:w="120"/>
+                  <w:tcW w:type="dxa" w:w="2418"/>
+                  <w:tcBorders>
+                    <w:top w:val="single" w:color="7F7F7F" w:sz="4"/>
+                    <w:left w:val="single" w:color="7F7F7F" w:sz="4"/>
+                    <w:bottom w:val="single" w:color="7F7F7F" w:sz="4"/>
+                    <w:right w:val="single" w:color="7F7F7F" w:sz="4"/>
+                  </w:tcBorders>
+                  <w:tcMar>
+                    <w:top w:type="dxa" w:w="16"/>
+                    <w:left w:type="dxa" w:w="64"/>
+                    <w:bottom w:type="dxa" w:w="16"/>
+                    <w:right w:type="dxa" w:w="64"/>
                   </w:tcMar>
                   <w:vAlign w:val="center"/>
                 </w:tcPr>
@@ -2082,39 +3470,135 @@
                       <w:sz w:val="28"/>
                       <w:szCs w:val="28"/>
                     </w:rPr>
-                    <w:t xml:space="preserve">채널에 따라 같은 통계의 기준일이 9개월까지 다르다</w:t>
-                  </w:r>
-                </w:p>
-              </w:tc>
-              <w:tc>
-                <w:tcPr>
-                  <w:tcW w:type="dxa" w:w="5510"/>
-                  <w:tcBorders>
-                    <w:top w:val="single" w:color="7F7F7F" w:sz="4"/>
-                    <w:left w:val="single" w:color="7F7F7F" w:sz="4"/>
-                    <w:bottom w:val="single" w:color="7F7F7F" w:sz="4"/>
-                    <w:right w:val="single" w:color="7F7F7F" w:sz="4"/>
-                  </w:tcBorders>
-                  <w:tcMar>
-                    <w:top w:type="dxa" w:w="50"/>
-                    <w:left w:type="dxa" w:w="120"/>
-                    <w:bottom w:type="dxa" w:w="50"/>
-                    <w:right w:type="dxa" w:w="120"/>
-                  </w:tcMar>
-                  <w:vAlign w:val="center"/>
-                </w:tcPr>
-                <w:p>
-                  <w:pPr>
-                    <w:spacing w:line="384"/>
-                    <w:jc w:val="both"/>
-                  </w:pPr>
-                  <w:r>
-                    <w:rPr>
-                      <w:rFonts w:ascii="휴먼명조" w:cs="휴먼명조" w:eastAsia="휴먼명조" w:hAnsi="휴먼명조"/>
-                      <w:sz w:val="28"/>
-                      <w:szCs w:val="28"/>
-                    </w:rPr>
-                    <w:t xml:space="preserve">원장이 하나이므로 시차 없이 최신값을 쓴다</w:t>
+                    <w:t xml:space="preserve">평안남도(구)</w:t>
+                  </w:r>
+                </w:p>
+              </w:tc>
+              <w:tc>
+                <w:tcPr>
+                  <w:tcW w:type="dxa" w:w="1900"/>
+                  <w:tcBorders>
+                    <w:top w:val="single" w:color="7F7F7F" w:sz="4"/>
+                    <w:left w:val="single" w:color="7F7F7F" w:sz="4"/>
+                    <w:bottom w:val="single" w:color="7F7F7F" w:sz="4"/>
+                    <w:right w:val="single" w:color="7F7F7F" w:sz="4"/>
+                  </w:tcBorders>
+                  <w:tcMar>
+                    <w:top w:type="dxa" w:w="16"/>
+                    <w:left w:type="dxa" w:w="64"/>
+                    <w:bottom w:type="dxa" w:w="16"/>
+                    <w:right w:type="dxa" w:w="64"/>
+                  </w:tcMar>
+                  <w:vAlign w:val="center"/>
+                </w:tcPr>
+                <w:p>
+                  <w:pPr>
+                    <w:spacing w:line="384"/>
+                    <w:jc w:val="center"/>
+                  </w:pPr>
+                  <w:r>
+                    <w:rPr>
+                      <w:rFonts w:ascii="휴먼명조" w:cs="휴먼명조" w:eastAsia="휴먼명조" w:hAnsi="휴먼명조"/>
+                      <w:sz w:val="28"/>
+                      <w:szCs w:val="28"/>
+                    </w:rPr>
+                    <w:t xml:space="preserve">3,555</w:t>
+                  </w:r>
+                </w:p>
+              </w:tc>
+              <w:tc>
+                <w:tcPr>
+                  <w:tcW w:type="dxa" w:w="1900"/>
+                  <w:tcBorders>
+                    <w:top w:val="single" w:color="7F7F7F" w:sz="4"/>
+                    <w:left w:val="single" w:color="7F7F7F" w:sz="4"/>
+                    <w:bottom w:val="single" w:color="7F7F7F" w:sz="4"/>
+                    <w:right w:val="single" w:color="7F7F7F" w:sz="4"/>
+                  </w:tcBorders>
+                  <w:tcMar>
+                    <w:top w:type="dxa" w:w="16"/>
+                    <w:left w:type="dxa" w:w="64"/>
+                    <w:bottom w:type="dxa" w:w="16"/>
+                    <w:right w:type="dxa" w:w="64"/>
+                  </w:tcMar>
+                  <w:vAlign w:val="center"/>
+                </w:tcPr>
+                <w:p>
+                  <w:pPr>
+                    <w:spacing w:line="384"/>
+                    <w:jc w:val="center"/>
+                  </w:pPr>
+                  <w:r>
+                    <w:rPr>
+                      <w:rFonts w:ascii="휴먼명조" w:cs="휴먼명조" w:eastAsia="휴먼명조" w:hAnsi="휴먼명조"/>
+                      <w:sz w:val="28"/>
+                      <w:szCs w:val="28"/>
+                    </w:rPr>
+                    <w:t xml:space="preserve">4,499</w:t>
+                  </w:r>
+                </w:p>
+              </w:tc>
+              <w:tc>
+                <w:tcPr>
+                  <w:tcW w:type="dxa" w:w="1900"/>
+                  <w:tcBorders>
+                    <w:top w:val="single" w:color="7F7F7F" w:sz="4"/>
+                    <w:left w:val="single" w:color="7F7F7F" w:sz="4"/>
+                    <w:bottom w:val="single" w:color="7F7F7F" w:sz="4"/>
+                    <w:right w:val="single" w:color="7F7F7F" w:sz="4"/>
+                  </w:tcBorders>
+                  <w:tcMar>
+                    <w:top w:type="dxa" w:w="16"/>
+                    <w:left w:type="dxa" w:w="64"/>
+                    <w:bottom w:type="dxa" w:w="16"/>
+                    <w:right w:type="dxa" w:w="64"/>
+                  </w:tcMar>
+                  <w:vAlign w:val="center"/>
+                </w:tcPr>
+                <w:p>
+                  <w:pPr>
+                    <w:spacing w:line="384"/>
+                    <w:jc w:val="center"/>
+                  </w:pPr>
+                  <w:r>
+                    <w:rPr>
+                      <w:rFonts w:ascii="휴먼명조" w:cs="휴먼명조" w:eastAsia="휴먼명조" w:hAnsi="휴먼명조"/>
+                      <w:sz w:val="28"/>
+                      <w:szCs w:val="28"/>
+                    </w:rPr>
+                    <w:t xml:space="preserve">1.266</w:t>
+                  </w:r>
+                </w:p>
+              </w:tc>
+              <w:tc>
+                <w:tcPr>
+                  <w:tcW w:type="dxa" w:w="2014"/>
+                  <w:tcBorders>
+                    <w:top w:val="single" w:color="7F7F7F" w:sz="4"/>
+                    <w:left w:val="single" w:color="7F7F7F" w:sz="4"/>
+                    <w:bottom w:val="single" w:color="7F7F7F" w:sz="4"/>
+                    <w:right w:val="single" w:color="7F7F7F" w:sz="4"/>
+                  </w:tcBorders>
+                  <w:tcMar>
+                    <w:top w:type="dxa" w:w="16"/>
+                    <w:left w:type="dxa" w:w="64"/>
+                    <w:bottom w:type="dxa" w:w="16"/>
+                    <w:right w:type="dxa" w:w="64"/>
+                  </w:tcMar>
+                  <w:vAlign w:val="center"/>
+                </w:tcPr>
+                <w:p>
+                  <w:pPr>
+                    <w:spacing w:line="384"/>
+                    <w:jc w:val="center"/>
+                  </w:pPr>
+                  <w:r>
+                    <w:rPr>
+                      <w:rFonts w:ascii="휴먼명조" w:cs="휴먼명조" w:eastAsia="휴먼명조" w:hAnsi="휴먼명조"/>
+                      <w:sz w:val="28"/>
+                      <w:szCs w:val="28"/>
+                    </w:rPr>
+                    <w:t xml:space="preserve">19.4</w:t>
                   </w:r>
                 </w:p>
               </w:tc>
@@ -2122,18 +3606,18 @@
             <w:tr>
               <w:tc>
                 <w:tcPr>
-                  <w:tcW w:type="dxa" w:w="4508"/>
-                  <w:tcBorders>
-                    <w:top w:val="single" w:color="7F7F7F" w:sz="4"/>
-                    <w:left w:val="single" w:color="7F7F7F" w:sz="4"/>
-                    <w:bottom w:val="single" w:color="7F7F7F" w:sz="4"/>
-                    <w:right w:val="single" w:color="7F7F7F" w:sz="4"/>
-                  </w:tcBorders>
-                  <w:tcMar>
-                    <w:top w:type="dxa" w:w="50"/>
-                    <w:left w:type="dxa" w:w="120"/>
-                    <w:bottom w:type="dxa" w:w="50"/>
-                    <w:right w:type="dxa" w:w="120"/>
+                  <w:tcW w:type="dxa" w:w="2418"/>
+                  <w:tcBorders>
+                    <w:top w:val="single" w:color="7F7F7F" w:sz="4"/>
+                    <w:left w:val="single" w:color="7F7F7F" w:sz="4"/>
+                    <w:bottom w:val="single" w:color="7F7F7F" w:sz="4"/>
+                    <w:right w:val="single" w:color="7F7F7F" w:sz="4"/>
+                  </w:tcBorders>
+                  <w:tcMar>
+                    <w:top w:type="dxa" w:w="16"/>
+                    <w:left w:type="dxa" w:w="64"/>
+                    <w:bottom w:type="dxa" w:w="16"/>
+                    <w:right w:type="dxa" w:w="64"/>
                   </w:tcMar>
                   <w:vAlign w:val="center"/>
                 </w:tcPr>
@@ -2148,39 +3632,135 @@
                       <w:sz w:val="28"/>
                       <w:szCs w:val="28"/>
                     </w:rPr>
-                    <w:t xml:space="preserve">사료 고향 태깅이 본문 지명에 의존해 33.3%에 그친다</w:t>
-                  </w:r>
-                </w:p>
-              </w:tc>
-              <w:tc>
-                <w:tcPr>
-                  <w:tcW w:type="dxa" w:w="5510"/>
-                  <w:tcBorders>
-                    <w:top w:val="single" w:color="7F7F7F" w:sz="4"/>
-                    <w:left w:val="single" w:color="7F7F7F" w:sz="4"/>
-                    <w:bottom w:val="single" w:color="7F7F7F" w:sz="4"/>
-                    <w:right w:val="single" w:color="7F7F7F" w:sz="4"/>
-                  </w:tcBorders>
-                  <w:tcMar>
-                    <w:top w:type="dxa" w:w="50"/>
-                    <w:left w:type="dxa" w:w="120"/>
-                    <w:bottom w:type="dxa" w:w="50"/>
-                    <w:right w:type="dxa" w:w="120"/>
-                  </w:tcMar>
-                  <w:vAlign w:val="center"/>
-                </w:tcPr>
-                <w:p>
-                  <w:pPr>
-                    <w:spacing w:line="384"/>
-                    <w:jc w:val="both"/>
-                  </w:pPr>
-                  <w:r>
-                    <w:rPr>
-                      <w:rFonts w:ascii="휴먼명조" w:cs="휴먼명조" w:eastAsia="휴먼명조" w:hAnsi="휴먼명조"/>
-                      <w:sz w:val="28"/>
-                      <w:szCs w:val="28"/>
-                    </w:rPr>
-                    <w:t xml:space="preserve">기증 접수 서식에 고향란 한 칸이면 신규분은 100%</w:t>
+                    <w:t xml:space="preserve">함경남도(구)</w:t>
+                  </w:r>
+                </w:p>
+              </w:tc>
+              <w:tc>
+                <w:tcPr>
+                  <w:tcW w:type="dxa" w:w="1900"/>
+                  <w:tcBorders>
+                    <w:top w:val="single" w:color="7F7F7F" w:sz="4"/>
+                    <w:left w:val="single" w:color="7F7F7F" w:sz="4"/>
+                    <w:bottom w:val="single" w:color="7F7F7F" w:sz="4"/>
+                    <w:right w:val="single" w:color="7F7F7F" w:sz="4"/>
+                  </w:tcBorders>
+                  <w:tcMar>
+                    <w:top w:type="dxa" w:w="16"/>
+                    <w:left w:type="dxa" w:w="64"/>
+                    <w:bottom w:type="dxa" w:w="16"/>
+                    <w:right w:type="dxa" w:w="64"/>
+                  </w:tcMar>
+                  <w:vAlign w:val="center"/>
+                </w:tcPr>
+                <w:p>
+                  <w:pPr>
+                    <w:spacing w:line="384"/>
+                    <w:jc w:val="center"/>
+                  </w:pPr>
+                  <w:r>
+                    <w:rPr>
+                      <w:rFonts w:ascii="휴먼명조" w:cs="휴먼명조" w:eastAsia="휴먼명조" w:hAnsi="휴먼명조"/>
+                      <w:sz w:val="28"/>
+                      <w:szCs w:val="28"/>
+                    </w:rPr>
+                    <w:t xml:space="preserve">3,147</w:t>
+                  </w:r>
+                </w:p>
+              </w:tc>
+              <w:tc>
+                <w:tcPr>
+                  <w:tcW w:type="dxa" w:w="1900"/>
+                  <w:tcBorders>
+                    <w:top w:val="single" w:color="7F7F7F" w:sz="4"/>
+                    <w:left w:val="single" w:color="7F7F7F" w:sz="4"/>
+                    <w:bottom w:val="single" w:color="7F7F7F" w:sz="4"/>
+                    <w:right w:val="single" w:color="7F7F7F" w:sz="4"/>
+                  </w:tcBorders>
+                  <w:tcMar>
+                    <w:top w:type="dxa" w:w="16"/>
+                    <w:left w:type="dxa" w:w="64"/>
+                    <w:bottom w:type="dxa" w:w="16"/>
+                    <w:right w:type="dxa" w:w="64"/>
+                  </w:tcMar>
+                  <w:vAlign w:val="center"/>
+                </w:tcPr>
+                <w:p>
+                  <w:pPr>
+                    <w:spacing w:line="384"/>
+                    <w:jc w:val="center"/>
+                  </w:pPr>
+                  <w:r>
+                    <w:rPr>
+                      <w:rFonts w:ascii="휴먼명조" w:cs="휴먼명조" w:eastAsia="휴먼명조" w:hAnsi="휴먼명조"/>
+                      <w:sz w:val="28"/>
+                      <w:szCs w:val="28"/>
+                    </w:rPr>
+                    <w:t xml:space="preserve">1,443</w:t>
+                  </w:r>
+                </w:p>
+              </w:tc>
+              <w:tc>
+                <w:tcPr>
+                  <w:tcW w:type="dxa" w:w="1900"/>
+                  <w:tcBorders>
+                    <w:top w:val="single" w:color="7F7F7F" w:sz="4"/>
+                    <w:left w:val="single" w:color="7F7F7F" w:sz="4"/>
+                    <w:bottom w:val="single" w:color="7F7F7F" w:sz="4"/>
+                    <w:right w:val="single" w:color="7F7F7F" w:sz="4"/>
+                  </w:tcBorders>
+                  <w:tcMar>
+                    <w:top w:type="dxa" w:w="16"/>
+                    <w:left w:type="dxa" w:w="64"/>
+                    <w:bottom w:type="dxa" w:w="16"/>
+                    <w:right w:type="dxa" w:w="64"/>
+                  </w:tcMar>
+                  <w:vAlign w:val="center"/>
+                </w:tcPr>
+                <w:p>
+                  <w:pPr>
+                    <w:spacing w:line="384"/>
+                    <w:jc w:val="center"/>
+                  </w:pPr>
+                  <w:r>
+                    <w:rPr>
+                      <w:rFonts w:ascii="휴먼명조" w:cs="휴먼명조" w:eastAsia="휴먼명조" w:hAnsi="휴먼명조"/>
+                      <w:sz w:val="28"/>
+                      <w:szCs w:val="28"/>
+                    </w:rPr>
+                    <w:t xml:space="preserve">0.459</w:t>
+                  </w:r>
+                </w:p>
+              </w:tc>
+              <w:tc>
+                <w:tcPr>
+                  <w:tcW w:type="dxa" w:w="2014"/>
+                  <w:tcBorders>
+                    <w:top w:val="single" w:color="7F7F7F" w:sz="4"/>
+                    <w:left w:val="single" w:color="7F7F7F" w:sz="4"/>
+                    <w:bottom w:val="single" w:color="7F7F7F" w:sz="4"/>
+                    <w:right w:val="single" w:color="7F7F7F" w:sz="4"/>
+                  </w:tcBorders>
+                  <w:tcMar>
+                    <w:top w:type="dxa" w:w="16"/>
+                    <w:left w:type="dxa" w:w="64"/>
+                    <w:bottom w:type="dxa" w:w="16"/>
+                    <w:right w:type="dxa" w:w="64"/>
+                  </w:tcMar>
+                  <w:vAlign w:val="center"/>
+                </w:tcPr>
+                <w:p>
+                  <w:pPr>
+                    <w:spacing w:line="384"/>
+                    <w:jc w:val="center"/>
+                  </w:pPr>
+                  <w:r>
+                    <w:rPr>
+                      <w:rFonts w:ascii="휴먼명조" w:cs="휴먼명조" w:eastAsia="휴먼명조" w:hAnsi="휴먼명조"/>
+                      <w:sz w:val="28"/>
+                      <w:szCs w:val="28"/>
+                    </w:rPr>
+                    <w:t xml:space="preserve">17.2</w:t>
                   </w:r>
                 </w:p>
               </w:tc>
@@ -2188,18 +3768,18 @@
             <w:tr>
               <w:tc>
                 <w:tcPr>
-                  <w:tcW w:type="dxa" w:w="4508"/>
-                  <w:tcBorders>
-                    <w:top w:val="single" w:color="7F7F7F" w:sz="4"/>
-                    <w:left w:val="single" w:color="7F7F7F" w:sz="4"/>
-                    <w:bottom w:val="single" w:color="7F7F7F" w:sz="4"/>
-                    <w:right w:val="single" w:color="7F7F7F" w:sz="4"/>
-                  </w:tcBorders>
-                  <w:tcMar>
-                    <w:top w:type="dxa" w:w="50"/>
-                    <w:left w:type="dxa" w:w="120"/>
-                    <w:bottom w:type="dxa" w:w="50"/>
-                    <w:right w:type="dxa" w:w="120"/>
+                  <w:tcW w:type="dxa" w:w="2418"/>
+                  <w:tcBorders>
+                    <w:top w:val="single" w:color="7F7F7F" w:sz="4"/>
+                    <w:left w:val="single" w:color="7F7F7F" w:sz="4"/>
+                    <w:bottom w:val="single" w:color="7F7F7F" w:sz="4"/>
+                    <w:right w:val="single" w:color="7F7F7F" w:sz="4"/>
+                  </w:tcBorders>
+                  <w:tcMar>
+                    <w:top w:type="dxa" w:w="16"/>
+                    <w:left w:type="dxa" w:w="64"/>
+                    <w:bottom w:type="dxa" w:w="16"/>
+                    <w:right w:type="dxa" w:w="64"/>
                   </w:tcMar>
                   <w:vAlign w:val="center"/>
                 </w:tcPr>
@@ -2214,24 +3794,154 @@
                       <w:sz w:val="28"/>
                       <w:szCs w:val="28"/>
                     </w:rPr>
-                    <w:t xml:space="preserve">세대 구분 정보가 없어 후손 이용 규모를 셀 수 없다</w:t>
-                  </w:r>
-                </w:p>
-              </w:tc>
-              <w:tc>
-                <w:tcPr>
-                  <w:tcW w:type="dxa" w:w="5510"/>
-                  <w:tcBorders>
-                    <w:top w:val="single" w:color="7F7F7F" w:sz="4"/>
-                    <w:left w:val="single" w:color="7F7F7F" w:sz="4"/>
-                    <w:bottom w:val="single" w:color="7F7F7F" w:sz="4"/>
-                    <w:right w:val="single" w:color="7F7F7F" w:sz="4"/>
-                  </w:tcBorders>
-                  <w:tcMar>
-                    <w:top w:type="dxa" w:w="50"/>
-                    <w:left w:type="dxa" w:w="120"/>
-                    <w:bottom w:type="dxa" w:w="50"/>
-                    <w:right w:type="dxa" w:w="120"/>
+                    <w:t xml:space="preserve">평안북도(구)</w:t>
+                  </w:r>
+                </w:p>
+              </w:tc>
+              <w:tc>
+                <w:tcPr>
+                  <w:tcW w:type="dxa" w:w="1900"/>
+                  <w:tcBorders>
+                    <w:top w:val="single" w:color="7F7F7F" w:sz="4"/>
+                    <w:left w:val="single" w:color="7F7F7F" w:sz="4"/>
+                    <w:bottom w:val="single" w:color="7F7F7F" w:sz="4"/>
+                    <w:right w:val="single" w:color="7F7F7F" w:sz="4"/>
+                  </w:tcBorders>
+                  <w:tcMar>
+                    <w:top w:type="dxa" w:w="16"/>
+                    <w:left w:type="dxa" w:w="64"/>
+                    <w:bottom w:type="dxa" w:w="16"/>
+                    <w:right w:type="dxa" w:w="64"/>
+                  </w:tcMar>
+                  <w:vAlign w:val="center"/>
+                </w:tcPr>
+                <w:p>
+                  <w:pPr>
+                    <w:spacing w:line="384"/>
+                    <w:jc w:val="center"/>
+                  </w:pPr>
+                  <w:r>
+                    <w:rPr>
+                      <w:rFonts w:ascii="휴먼명조" w:cs="휴먼명조" w:eastAsia="휴먼명조" w:hAnsi="휴먼명조"/>
+                      <w:sz w:val="28"/>
+                      <w:szCs w:val="28"/>
+                    </w:rPr>
+                    <w:t xml:space="preserve">2,061</w:t>
+                  </w:r>
+                </w:p>
+              </w:tc>
+              <w:tc>
+                <w:tcPr>
+                  <w:tcW w:type="dxa" w:w="1900"/>
+                  <w:tcBorders>
+                    <w:top w:val="single" w:color="7F7F7F" w:sz="4"/>
+                    <w:left w:val="single" w:color="7F7F7F" w:sz="4"/>
+                    <w:bottom w:val="single" w:color="7F7F7F" w:sz="4"/>
+                    <w:right w:val="single" w:color="7F7F7F" w:sz="4"/>
+                  </w:tcBorders>
+                  <w:tcMar>
+                    <w:top w:type="dxa" w:w="16"/>
+                    <w:left w:type="dxa" w:w="64"/>
+                    <w:bottom w:type="dxa" w:w="16"/>
+                    <w:right w:type="dxa" w:w="64"/>
+                  </w:tcMar>
+                  <w:vAlign w:val="center"/>
+                </w:tcPr>
+                <w:p>
+                  <w:pPr>
+                    <w:spacing w:line="384"/>
+                    <w:jc w:val="center"/>
+                  </w:pPr>
+                  <w:r>
+                    <w:rPr>
+                      <w:rFonts w:ascii="휴먼명조" w:cs="휴먼명조" w:eastAsia="휴먼명조" w:hAnsi="휴먼명조"/>
+                      <w:sz w:val="28"/>
+                      <w:szCs w:val="28"/>
+                    </w:rPr>
+                    <w:t xml:space="preserve">825</w:t>
+                  </w:r>
+                </w:p>
+              </w:tc>
+              <w:tc>
+                <w:tcPr>
+                  <w:tcW w:type="dxa" w:w="1900"/>
+                  <w:tcBorders>
+                    <w:top w:val="single" w:color="7F7F7F" w:sz="4"/>
+                    <w:left w:val="single" w:color="7F7F7F" w:sz="4"/>
+                    <w:bottom w:val="single" w:color="7F7F7F" w:sz="4"/>
+                    <w:right w:val="single" w:color="7F7F7F" w:sz="4"/>
+                  </w:tcBorders>
+                  <w:tcMar>
+                    <w:top w:type="dxa" w:w="16"/>
+                    <w:left w:type="dxa" w:w="64"/>
+                    <w:bottom w:type="dxa" w:w="16"/>
+                    <w:right w:type="dxa" w:w="64"/>
+                  </w:tcMar>
+                  <w:vAlign w:val="center"/>
+                </w:tcPr>
+                <w:p>
+                  <w:pPr>
+                    <w:spacing w:line="384"/>
+                    <w:jc w:val="center"/>
+                  </w:pPr>
+                  <w:r>
+                    <w:rPr>
+                      <w:rFonts w:ascii="휴먼명조" w:cs="휴먼명조" w:eastAsia="휴먼명조" w:hAnsi="휴먼명조"/>
+                      <w:sz w:val="28"/>
+                      <w:szCs w:val="28"/>
+                    </w:rPr>
+                    <w:t xml:space="preserve">0.400</w:t>
+                  </w:r>
+                </w:p>
+              </w:tc>
+              <w:tc>
+                <w:tcPr>
+                  <w:tcW w:type="dxa" w:w="2014"/>
+                  <w:tcBorders>
+                    <w:top w:val="single" w:color="7F7F7F" w:sz="4"/>
+                    <w:left w:val="single" w:color="7F7F7F" w:sz="4"/>
+                    <w:bottom w:val="single" w:color="7F7F7F" w:sz="4"/>
+                    <w:right w:val="single" w:color="7F7F7F" w:sz="4"/>
+                  </w:tcBorders>
+                  <w:tcMar>
+                    <w:top w:type="dxa" w:w="16"/>
+                    <w:left w:type="dxa" w:w="64"/>
+                    <w:bottom w:type="dxa" w:w="16"/>
+                    <w:right w:type="dxa" w:w="64"/>
+                  </w:tcMar>
+                  <w:vAlign w:val="center"/>
+                </w:tcPr>
+                <w:p>
+                  <w:pPr>
+                    <w:spacing w:line="384"/>
+                    <w:jc w:val="center"/>
+                  </w:pPr>
+                  <w:r>
+                    <w:rPr>
+                      <w:rFonts w:ascii="휴먼명조" w:cs="휴먼명조" w:eastAsia="휴먼명조" w:hAnsi="휴먼명조"/>
+                      <w:sz w:val="28"/>
+                      <w:szCs w:val="28"/>
+                    </w:rPr>
+                    <w:t xml:space="preserve">11.3</w:t>
+                  </w:r>
+                </w:p>
+              </w:tc>
+            </w:tr>
+            <w:tr>
+              <w:tc>
+                <w:tcPr>
+                  <w:tcW w:type="dxa" w:w="2418"/>
+                  <w:tcBorders>
+                    <w:top w:val="single" w:color="7F7F7F" w:sz="4"/>
+                    <w:left w:val="single" w:color="7F7F7F" w:sz="4"/>
+                    <w:bottom w:val="single" w:color="7F7F7F" w:sz="4"/>
+                    <w:right w:val="single" w:color="7F7F7F" w:sz="4"/>
+                  </w:tcBorders>
+                  <w:tcMar>
+                    <w:top w:type="dxa" w:w="16"/>
+                    <w:left w:type="dxa" w:w="64"/>
+                    <w:bottom w:type="dxa" w:w="16"/>
+                    <w:right w:type="dxa" w:w="64"/>
                   </w:tcMar>
                   <w:vAlign w:val="center"/>
                 </w:tcPr>
@@ -2246,7 +3956,459 @@
                       <w:sz w:val="28"/>
                       <w:szCs w:val="28"/>
                     </w:rPr>
-                    <w:t xml:space="preserve">신청 서식 체크박스 한 칸이면 후손 참여 통계가 생긴다</w:t>
+                    <w:t xml:space="preserve">함경북도(구)</w:t>
+                  </w:r>
+                </w:p>
+              </w:tc>
+              <w:tc>
+                <w:tcPr>
+                  <w:tcW w:type="dxa" w:w="1900"/>
+                  <w:tcBorders>
+                    <w:top w:val="single" w:color="7F7F7F" w:sz="4"/>
+                    <w:left w:val="single" w:color="7F7F7F" w:sz="4"/>
+                    <w:bottom w:val="single" w:color="7F7F7F" w:sz="4"/>
+                    <w:right w:val="single" w:color="7F7F7F" w:sz="4"/>
+                  </w:tcBorders>
+                  <w:tcMar>
+                    <w:top w:type="dxa" w:w="16"/>
+                    <w:left w:type="dxa" w:w="64"/>
+                    <w:bottom w:type="dxa" w:w="16"/>
+                    <w:right w:type="dxa" w:w="64"/>
+                  </w:tcMar>
+                  <w:vAlign w:val="center"/>
+                </w:tcPr>
+                <w:p>
+                  <w:pPr>
+                    <w:spacing w:line="384"/>
+                    <w:jc w:val="center"/>
+                  </w:pPr>
+                  <w:r>
+                    <w:rPr>
+                      <w:rFonts w:ascii="휴먼명조" w:cs="휴먼명조" w:eastAsia="휴먼명조" w:hAnsi="휴먼명조"/>
+                      <w:sz w:val="28"/>
+                      <w:szCs w:val="28"/>
+                    </w:rPr>
+                    <w:t xml:space="preserve">1,086</w:t>
+                  </w:r>
+                </w:p>
+              </w:tc>
+              <w:tc>
+                <w:tcPr>
+                  <w:tcW w:type="dxa" w:w="1900"/>
+                  <w:tcBorders>
+                    <w:top w:val="single" w:color="7F7F7F" w:sz="4"/>
+                    <w:left w:val="single" w:color="7F7F7F" w:sz="4"/>
+                    <w:bottom w:val="single" w:color="7F7F7F" w:sz="4"/>
+                    <w:right w:val="single" w:color="7F7F7F" w:sz="4"/>
+                  </w:tcBorders>
+                  <w:tcMar>
+                    <w:top w:type="dxa" w:w="16"/>
+                    <w:left w:type="dxa" w:w="64"/>
+                    <w:bottom w:type="dxa" w:w="16"/>
+                    <w:right w:type="dxa" w:w="64"/>
+                  </w:tcMar>
+                  <w:vAlign w:val="center"/>
+                </w:tcPr>
+                <w:p>
+                  <w:pPr>
+                    <w:spacing w:line="384"/>
+                    <w:jc w:val="center"/>
+                  </w:pPr>
+                  <w:r>
+                    <w:rPr>
+                      <w:rFonts w:ascii="휴먼명조" w:cs="휴먼명조" w:eastAsia="휴먼명조" w:hAnsi="휴먼명조"/>
+                      <w:sz w:val="28"/>
+                      <w:szCs w:val="28"/>
+                    </w:rPr>
+                    <w:t xml:space="preserve">621</w:t>
+                  </w:r>
+                </w:p>
+              </w:tc>
+              <w:tc>
+                <w:tcPr>
+                  <w:tcW w:type="dxa" w:w="1900"/>
+                  <w:tcBorders>
+                    <w:top w:val="single" w:color="7F7F7F" w:sz="4"/>
+                    <w:left w:val="single" w:color="7F7F7F" w:sz="4"/>
+                    <w:bottom w:val="single" w:color="7F7F7F" w:sz="4"/>
+                    <w:right w:val="single" w:color="7F7F7F" w:sz="4"/>
+                  </w:tcBorders>
+                  <w:tcMar>
+                    <w:top w:type="dxa" w:w="16"/>
+                    <w:left w:type="dxa" w:w="64"/>
+                    <w:bottom w:type="dxa" w:w="16"/>
+                    <w:right w:type="dxa" w:w="64"/>
+                  </w:tcMar>
+                  <w:vAlign w:val="center"/>
+                </w:tcPr>
+                <w:p>
+                  <w:pPr>
+                    <w:spacing w:line="384"/>
+                    <w:jc w:val="center"/>
+                  </w:pPr>
+                  <w:r>
+                    <w:rPr>
+                      <w:rFonts w:ascii="휴먼명조" w:cs="휴먼명조" w:eastAsia="휴먼명조" w:hAnsi="휴먼명조"/>
+                      <w:sz w:val="28"/>
+                      <w:szCs w:val="28"/>
+                    </w:rPr>
+                    <w:t xml:space="preserve">0.572</w:t>
+                  </w:r>
+                </w:p>
+              </w:tc>
+              <w:tc>
+                <w:tcPr>
+                  <w:tcW w:type="dxa" w:w="2014"/>
+                  <w:tcBorders>
+                    <w:top w:val="single" w:color="7F7F7F" w:sz="4"/>
+                    <w:left w:val="single" w:color="7F7F7F" w:sz="4"/>
+                    <w:bottom w:val="single" w:color="7F7F7F" w:sz="4"/>
+                    <w:right w:val="single" w:color="7F7F7F" w:sz="4"/>
+                  </w:tcBorders>
+                  <w:tcMar>
+                    <w:top w:type="dxa" w:w="16"/>
+                    <w:left w:type="dxa" w:w="64"/>
+                    <w:bottom w:type="dxa" w:w="16"/>
+                    <w:right w:type="dxa" w:w="64"/>
+                  </w:tcMar>
+                  <w:vAlign w:val="center"/>
+                </w:tcPr>
+                <w:p>
+                  <w:pPr>
+                    <w:spacing w:line="384"/>
+                    <w:jc w:val="center"/>
+                  </w:pPr>
+                  <w:r>
+                    <w:rPr>
+                      <w:rFonts w:ascii="휴먼명조" w:cs="휴먼명조" w:eastAsia="휴먼명조" w:hAnsi="휴먼명조"/>
+                      <w:sz w:val="28"/>
+                      <w:szCs w:val="28"/>
+                    </w:rPr>
+                    <w:t xml:space="preserve">5.9</w:t>
+                  </w:r>
+                </w:p>
+              </w:tc>
+            </w:tr>
+            <w:tr>
+              <w:tc>
+                <w:tcPr>
+                  <w:tcW w:type="dxa" w:w="2418"/>
+                  <w:tcBorders>
+                    <w:top w:val="single" w:color="7F7F7F" w:sz="4"/>
+                    <w:left w:val="single" w:color="7F7F7F" w:sz="4"/>
+                    <w:bottom w:val="single" w:color="7F7F7F" w:sz="4"/>
+                    <w:right w:val="single" w:color="7F7F7F" w:sz="4"/>
+                  </w:tcBorders>
+                  <w:tcMar>
+                    <w:top w:type="dxa" w:w="16"/>
+                    <w:left w:type="dxa" w:w="64"/>
+                    <w:bottom w:type="dxa" w:w="16"/>
+                    <w:right w:type="dxa" w:w="64"/>
+                  </w:tcMar>
+                  <w:vAlign w:val="center"/>
+                </w:tcPr>
+                <w:p>
+                  <w:pPr>
+                    <w:spacing w:line="384"/>
+                    <w:jc w:val="both"/>
+                  </w:pPr>
+                  <w:r>
+                    <w:rPr>
+                      <w:rFonts w:ascii="휴먼명조" w:cs="휴먼명조" w:eastAsia="휴먼명조" w:hAnsi="휴먼명조"/>
+                      <w:sz w:val="28"/>
+                      <w:szCs w:val="28"/>
+                    </w:rPr>
+                    <w:t xml:space="preserve">미수복경기</w:t>
+                  </w:r>
+                </w:p>
+              </w:tc>
+              <w:tc>
+                <w:tcPr>
+                  <w:tcW w:type="dxa" w:w="1900"/>
+                  <w:tcBorders>
+                    <w:top w:val="single" w:color="7F7F7F" w:sz="4"/>
+                    <w:left w:val="single" w:color="7F7F7F" w:sz="4"/>
+                    <w:bottom w:val="single" w:color="7F7F7F" w:sz="4"/>
+                    <w:right w:val="single" w:color="7F7F7F" w:sz="4"/>
+                  </w:tcBorders>
+                  <w:tcMar>
+                    <w:top w:type="dxa" w:w="16"/>
+                    <w:left w:type="dxa" w:w="64"/>
+                    <w:bottom w:type="dxa" w:w="16"/>
+                    <w:right w:type="dxa" w:w="64"/>
+                  </w:tcMar>
+                  <w:vAlign w:val="center"/>
+                </w:tcPr>
+                <w:p>
+                  <w:pPr>
+                    <w:spacing w:line="384"/>
+                    <w:jc w:val="center"/>
+                  </w:pPr>
+                  <w:r>
+                    <w:rPr>
+                      <w:rFonts w:ascii="휴먼명조" w:cs="휴먼명조" w:eastAsia="휴먼명조" w:hAnsi="휴먼명조"/>
+                      <w:sz w:val="28"/>
+                      <w:szCs w:val="28"/>
+                    </w:rPr>
+                    <w:t xml:space="preserve">1,078</w:t>
+                  </w:r>
+                </w:p>
+              </w:tc>
+              <w:tc>
+                <w:tcPr>
+                  <w:tcW w:type="dxa" w:w="1900"/>
+                  <w:tcBorders>
+                    <w:top w:val="single" w:color="7F7F7F" w:sz="4"/>
+                    <w:left w:val="single" w:color="7F7F7F" w:sz="4"/>
+                    <w:bottom w:val="single" w:color="7F7F7F" w:sz="4"/>
+                    <w:right w:val="single" w:color="7F7F7F" w:sz="4"/>
+                  </w:tcBorders>
+                  <w:tcMar>
+                    <w:top w:type="dxa" w:w="16"/>
+                    <w:left w:type="dxa" w:w="64"/>
+                    <w:bottom w:type="dxa" w:w="16"/>
+                    <w:right w:type="dxa" w:w="64"/>
+                  </w:tcMar>
+                  <w:vAlign w:val="center"/>
+                </w:tcPr>
+                <w:p>
+                  <w:pPr>
+                    <w:spacing w:line="384"/>
+                    <w:jc w:val="center"/>
+                  </w:pPr>
+                  <w:r>
+                    <w:rPr>
+                      <w:rFonts w:ascii="휴먼명조" w:cs="휴먼명조" w:eastAsia="휴먼명조" w:hAnsi="휴먼명조"/>
+                      <w:sz w:val="28"/>
+                      <w:szCs w:val="28"/>
+                    </w:rPr>
+                    <w:t xml:space="preserve">979</w:t>
+                  </w:r>
+                </w:p>
+              </w:tc>
+              <w:tc>
+                <w:tcPr>
+                  <w:tcW w:type="dxa" w:w="1900"/>
+                  <w:tcBorders>
+                    <w:top w:val="single" w:color="7F7F7F" w:sz="4"/>
+                    <w:left w:val="single" w:color="7F7F7F" w:sz="4"/>
+                    <w:bottom w:val="single" w:color="7F7F7F" w:sz="4"/>
+                    <w:right w:val="single" w:color="7F7F7F" w:sz="4"/>
+                  </w:tcBorders>
+                  <w:tcMar>
+                    <w:top w:type="dxa" w:w="16"/>
+                    <w:left w:type="dxa" w:w="64"/>
+                    <w:bottom w:type="dxa" w:w="16"/>
+                    <w:right w:type="dxa" w:w="64"/>
+                  </w:tcMar>
+                  <w:vAlign w:val="center"/>
+                </w:tcPr>
+                <w:p>
+                  <w:pPr>
+                    <w:spacing w:line="384"/>
+                    <w:jc w:val="center"/>
+                  </w:pPr>
+                  <w:r>
+                    <w:rPr>
+                      <w:rFonts w:ascii="휴먼명조" w:cs="휴먼명조" w:eastAsia="휴먼명조" w:hAnsi="휴먼명조"/>
+                      <w:sz w:val="28"/>
+                      <w:szCs w:val="28"/>
+                    </w:rPr>
+                    <w:t xml:space="preserve">0.908</w:t>
+                  </w:r>
+                </w:p>
+              </w:tc>
+              <w:tc>
+                <w:tcPr>
+                  <w:tcW w:type="dxa" w:w="2014"/>
+                  <w:tcBorders>
+                    <w:top w:val="single" w:color="7F7F7F" w:sz="4"/>
+                    <w:left w:val="single" w:color="7F7F7F" w:sz="4"/>
+                    <w:bottom w:val="single" w:color="7F7F7F" w:sz="4"/>
+                    <w:right w:val="single" w:color="7F7F7F" w:sz="4"/>
+                  </w:tcBorders>
+                  <w:tcMar>
+                    <w:top w:type="dxa" w:w="16"/>
+                    <w:left w:type="dxa" w:w="64"/>
+                    <w:bottom w:type="dxa" w:w="16"/>
+                    <w:right w:type="dxa" w:w="64"/>
+                  </w:tcMar>
+                  <w:vAlign w:val="center"/>
+                </w:tcPr>
+                <w:p>
+                  <w:pPr>
+                    <w:spacing w:line="384"/>
+                    <w:jc w:val="center"/>
+                  </w:pPr>
+                  <w:r>
+                    <w:rPr>
+                      <w:rFonts w:ascii="휴먼명조" w:cs="휴먼명조" w:eastAsia="휴먼명조" w:hAnsi="휴먼명조"/>
+                      <w:sz w:val="28"/>
+                      <w:szCs w:val="28"/>
+                    </w:rPr>
+                    <w:t xml:space="preserve">5.9</w:t>
+                  </w:r>
+                </w:p>
+              </w:tc>
+            </w:tr>
+            <w:tr>
+              <w:tc>
+                <w:tcPr>
+                  <w:tcW w:type="dxa" w:w="2418"/>
+                  <w:tcBorders>
+                    <w:top w:val="single" w:color="7F7F7F" w:sz="4"/>
+                    <w:left w:val="single" w:color="7F7F7F" w:sz="4"/>
+                    <w:bottom w:val="single" w:color="7F7F7F" w:sz="4"/>
+                    <w:right w:val="single" w:color="7F7F7F" w:sz="4"/>
+                  </w:tcBorders>
+                  <w:tcMar>
+                    <w:top w:type="dxa" w:w="16"/>
+                    <w:left w:type="dxa" w:w="64"/>
+                    <w:bottom w:type="dxa" w:w="16"/>
+                    <w:right w:type="dxa" w:w="64"/>
+                  </w:tcMar>
+                  <w:vAlign w:val="center"/>
+                </w:tcPr>
+                <w:p>
+                  <w:pPr>
+                    <w:spacing w:line="384"/>
+                    <w:jc w:val="both"/>
+                  </w:pPr>
+                  <w:r>
+                    <w:rPr>
+                      <w:rFonts w:ascii="휴먼명조" w:cs="휴먼명조" w:eastAsia="휴먼명조" w:hAnsi="휴먼명조"/>
+                      <w:sz w:val="28"/>
+                      <w:szCs w:val="28"/>
+                    </w:rPr>
+                    <w:t xml:space="preserve">미수복강원</w:t>
+                  </w:r>
+                </w:p>
+              </w:tc>
+              <w:tc>
+                <w:tcPr>
+                  <w:tcW w:type="dxa" w:w="1900"/>
+                  <w:tcBorders>
+                    <w:top w:val="single" w:color="7F7F7F" w:sz="4"/>
+                    <w:left w:val="single" w:color="7F7F7F" w:sz="4"/>
+                    <w:bottom w:val="single" w:color="7F7F7F" w:sz="4"/>
+                    <w:right w:val="single" w:color="7F7F7F" w:sz="4"/>
+                  </w:tcBorders>
+                  <w:tcMar>
+                    <w:top w:type="dxa" w:w="16"/>
+                    <w:left w:type="dxa" w:w="64"/>
+                    <w:bottom w:type="dxa" w:w="16"/>
+                    <w:right w:type="dxa" w:w="64"/>
+                  </w:tcMar>
+                  <w:vAlign w:val="center"/>
+                </w:tcPr>
+                <w:p>
+                  <w:pPr>
+                    <w:spacing w:line="384"/>
+                    <w:jc w:val="center"/>
+                  </w:pPr>
+                  <w:r>
+                    <w:rPr>
+                      <w:rFonts w:ascii="휴먼명조" w:cs="휴먼명조" w:eastAsia="휴먼명조" w:hAnsi="휴먼명조"/>
+                      <w:sz w:val="28"/>
+                      <w:szCs w:val="28"/>
+                    </w:rPr>
+                    <w:t xml:space="preserve">516</w:t>
+                  </w:r>
+                </w:p>
+              </w:tc>
+              <w:tc>
+                <w:tcPr>
+                  <w:tcW w:type="dxa" w:w="1900"/>
+                  <w:tcBorders>
+                    <w:top w:val="single" w:color="7F7F7F" w:sz="4"/>
+                    <w:left w:val="single" w:color="7F7F7F" w:sz="4"/>
+                    <w:bottom w:val="single" w:color="7F7F7F" w:sz="4"/>
+                    <w:right w:val="single" w:color="7F7F7F" w:sz="4"/>
+                  </w:tcBorders>
+                  <w:tcMar>
+                    <w:top w:type="dxa" w:w="16"/>
+                    <w:left w:type="dxa" w:w="64"/>
+                    <w:bottom w:type="dxa" w:w="16"/>
+                    <w:right w:type="dxa" w:w="64"/>
+                  </w:tcMar>
+                  <w:vAlign w:val="center"/>
+                </w:tcPr>
+                <w:p>
+                  <w:pPr>
+                    <w:spacing w:line="384"/>
+                    <w:jc w:val="center"/>
+                  </w:pPr>
+                  <w:r>
+                    <w:rPr>
+                      <w:rFonts w:ascii="휴먼명조" w:cs="휴먼명조" w:eastAsia="휴먼명조" w:hAnsi="휴먼명조"/>
+                      <w:sz w:val="28"/>
+                      <w:szCs w:val="28"/>
+                    </w:rPr>
+                    <w:t xml:space="preserve">969</w:t>
+                  </w:r>
+                </w:p>
+              </w:tc>
+              <w:tc>
+                <w:tcPr>
+                  <w:tcW w:type="dxa" w:w="1900"/>
+                  <w:tcBorders>
+                    <w:top w:val="single" w:color="7F7F7F" w:sz="4"/>
+                    <w:left w:val="single" w:color="7F7F7F" w:sz="4"/>
+                    <w:bottom w:val="single" w:color="7F7F7F" w:sz="4"/>
+                    <w:right w:val="single" w:color="7F7F7F" w:sz="4"/>
+                  </w:tcBorders>
+                  <w:tcMar>
+                    <w:top w:type="dxa" w:w="16"/>
+                    <w:left w:type="dxa" w:w="64"/>
+                    <w:bottom w:type="dxa" w:w="16"/>
+                    <w:right w:type="dxa" w:w="64"/>
+                  </w:tcMar>
+                  <w:vAlign w:val="center"/>
+                </w:tcPr>
+                <w:p>
+                  <w:pPr>
+                    <w:spacing w:line="384"/>
+                    <w:jc w:val="center"/>
+                  </w:pPr>
+                  <w:r>
+                    <w:rPr>
+                      <w:rFonts w:ascii="휴먼명조" w:cs="휴먼명조" w:eastAsia="휴먼명조" w:hAnsi="휴먼명조"/>
+                      <w:sz w:val="28"/>
+                      <w:szCs w:val="28"/>
+                    </w:rPr>
+                    <w:t xml:space="preserve">1.878</w:t>
+                  </w:r>
+                </w:p>
+              </w:tc>
+              <w:tc>
+                <w:tcPr>
+                  <w:tcW w:type="dxa" w:w="2014"/>
+                  <w:tcBorders>
+                    <w:top w:val="single" w:color="7F7F7F" w:sz="4"/>
+                    <w:left w:val="single" w:color="7F7F7F" w:sz="4"/>
+                    <w:bottom w:val="single" w:color="7F7F7F" w:sz="4"/>
+                    <w:right w:val="single" w:color="7F7F7F" w:sz="4"/>
+                  </w:tcBorders>
+                  <w:tcMar>
+                    <w:top w:type="dxa" w:w="16"/>
+                    <w:left w:type="dxa" w:w="64"/>
+                    <w:bottom w:type="dxa" w:w="16"/>
+                    <w:right w:type="dxa" w:w="64"/>
+                  </w:tcMar>
+                  <w:vAlign w:val="center"/>
+                </w:tcPr>
+                <w:p>
+                  <w:pPr>
+                    <w:spacing w:line="384"/>
+                    <w:jc w:val="center"/>
+                  </w:pPr>
+                  <w:r>
+                    <w:rPr>
+                      <w:rFonts w:ascii="휴먼명조" w:cs="휴먼명조" w:eastAsia="휴먼명조" w:hAnsi="휴먼명조"/>
+                      <w:sz w:val="28"/>
+                      <w:szCs w:val="28"/>
+                    </w:rPr>
+                    <w:t xml:space="preserve">2.8</w:t>
                   </w:r>
                 </w:p>
               </w:tc>
@@ -2254,7 +4416,35 @@
           </w:tbl>
           <w:p>
             <w:pPr>
-              <w:spacing w:after="0" w:before="60" w:line="384"/>
+              <w:spacing w:after="0" w:before="15" w:line="384"/>
+              <w:jc w:val="both"/>
+            </w:pPr>
+            <w:r>
+              <w:rPr>
+                <w:rFonts w:ascii="휴먼명조" w:cs="휴먼명조" w:eastAsia="휴먼명조" w:hAnsi="휴먼명조"/>
+                <w:sz w:val="28"/>
+                <w:szCs w:val="28"/>
+              </w:rPr>
+              <w:t xml:space="preserve">※ 생존자는 2025-08-31 공표값이다. 기록 계(연표·보도자료·동향·개황·사료의 합)는 합산값이라 단일 기준일이 없다 — 확인 하한 2025-05-31(개황), 집계 실행 2026-08-15, 사료 수집 2026-08-19. 강원 사료 397건 중 280건은 근거 지명이 상봉 장소(금강산·장전항·갈마)뿐이라 미수복강원 행에서만 뺐고, 사료의 「함경도(구)」 태그 59건은 남·북 판정이 불가능해 두 행에 모두 걸었다.</w:t>
+            </w:r>
+          </w:p>
+          <w:p>
+            <w:pPr>
+              <w:spacing w:after="0" w:before="45" w:line="384"/>
+              <w:jc w:val="both"/>
+            </w:pPr>
+            <w:r>
+              <w:rPr>
+                <w:rFonts w:ascii="휴먼명조" w:cs="휴먼명조" w:eastAsia="휴먼명조" w:hAnsi="휴먼명조"/>
+                <w:sz w:val="28"/>
+                <w:szCs w:val="28"/>
+              </w:rPr>
+              <w:t xml:space="preserve">사람이 가장 많은 곳에 기록이 가장 적다. 최상위와 최하위가 15.5배, 동향과 개황을 뺀 보수적 집계(연표·보도자료·사료만)로도 19배이며 순위는 그대로다. 원적 1위 황해도(구)는 원적 확인 생존자 18,294명의 37.4%인데, 7개 고향 중 하나로 지역이 판정된 남북관계연표 1,161건 가운데 16건(1.4%) · 같은 기준 보도자료 587건 가운데 14건(2.4%)뿐이고, 반대로 미수복경기(개성)는 생존자 5.9%인데 연표 33.1% · 보도자료 43.3%다. 기록은 사람이 아니라 사건을 따라 쌓였다 — 평양은 수도, 개성은 공단, 금강산은 상봉 장소였기 때문이다. 어느 고향이 더 중요하다는 뜻이 아니라 그 비대칭을 보이는 계산이다.</w:t>
+            </w:r>
+          </w:p>
+          <w:p>
+            <w:pPr>
+              <w:spacing w:after="0" w:before="24" w:line="384"/>
               <w:jc w:val="both"/>
             </w:pPr>
             <w:r>
@@ -2265,48 +4455,20 @@
                 <w:sz w:val="28"/>
                 <w:szCs w:val="28"/>
               </w:rPr>
-              <w:t xml:space="preserve">12) 효과성 — </w:t>
-            </w:r>
-            <w:r>
-              <w:rPr>
-                <w:rFonts w:ascii="휴먼명조" w:cs="휴먼명조" w:eastAsia="휴먼명조" w:hAnsi="휴먼명조"/>
-                <w:sz w:val="28"/>
-                <w:szCs w:val="28"/>
-              </w:rPr>
-              <w:t xml:space="preserve">본 사람이 이어 적는 사람이 된다. 알린다(8촌 이내 친족이 당사자이고 경로가 10종 있다) → 모아 준다(통계·연표·보도·사료·오늘 날씨를 고향 이름 하나로) → 불러낸다(같은 고향의 남의 집 사진이 내 집 사진을 떠올리게 한다) → 받는다(그 자리에서 기증·유전자검사·영상편지로 잇는다). 들어온 기록은 다시 그 고향 화면의 재료가 되어 15.5배 밀도 격차를 좁힌다. 정책에는 「1만 명 하회 2038~2041년」과 「계승 1순위 평안북도(구)」라는, 예산과 순서를 논의할 때 쓸 숫자를 놓는다. 이산가족에게는 1순위 요청 사업(59.9%)에 답하고 후손에게는 없던 경로를 만든다. 같은 구조는 국군포로·납북자로 넓힐 수 있다.</w:t>
-            </w:r>
-          </w:p>
-          <w:p>
-            <w:pPr>
-              <w:spacing w:after="0" w:before="60" w:line="384"/>
-              <w:jc w:val="both"/>
-            </w:pPr>
-            <w:r>
-              <w:rPr>
-                <w:rFonts w:ascii="휴먼명조" w:cs="휴먼명조" w:eastAsia="휴먼명조" w:hAnsi="휴먼명조"/>
-                <w:sz w:val="28"/>
-                <w:szCs w:val="28"/>
-              </w:rPr>
-              <w:t xml:space="preserve">교류가 멈춘 것과 이산가족 정책이 멈춘 것은 다르다. 당국 차원 교류는 2018년 462건·2,829명을 끝으로 2026-05-31까지 89개월 연속 0건이지만, 보도자료 언급은 2010~2018년 연평균 14건에서 2019~2024년 14.7건으로 줄지 않았다(코퍼스 2025-10-24까지 · 부분 연도 2025년 제외). 교류 성사는 남측만으로 결정되지 않으므로 이 서비스는 실적이 아니라 기록으로 할 수 있는 일에 집중한다.</w:t>
-            </w:r>
-          </w:p>
-          <w:p>
-            <w:pPr>
-              <w:spacing w:after="0" w:before="60" w:line="384"/>
-              <w:jc w:val="both"/>
-            </w:pPr>
-            <w:r>
-              <w:rPr>
-                <w:rFonts w:ascii="휴먼명조" w:cs="휴먼명조" w:eastAsia="휴먼명조" w:hAnsi="휴먼명조"/>
-                <w:sz w:val="28"/>
-                <w:szCs w:val="28"/>
-              </w:rPr>
-              <w:t xml:space="preserve">닿는 길은 별도 예산 없이 기존 접점에 얹는다 — ① 이산가족 정기 안내 발송에 고향별 화면 링크 동봉, ② 통일교육원·학교 통일교육 실습 자료, ③ 이북5도위원회·지자체 행사의 고향별 사료 상영. 시범운영 1년 차 목표는 사료 고향 태깅률 33.3% → 60%, 계승 1순위 두 고향(평안북도·황해도) 사료 집중 수집, 기준일 표기율 100% 유지다.</w:t>
-            </w:r>
-          </w:p>
-          <w:p>
-            <w:pPr>
-              <w:spacing w:after="0" w:before="60" w:line="384"/>
+              <w:t xml:space="preserve">5) 기록 계승 우선순위 — </w:t>
+            </w:r>
+            <w:r>
+              <w:rPr>
+                <w:rFonts w:ascii="휴먼명조" w:cs="휴먼명조" w:eastAsia="휴먼명조" w:hAnsi="휴먼명조"/>
+                <w:sz w:val="28"/>
+                <w:szCs w:val="28"/>
+              </w:rPr>
+              <w:t xml:space="preserve">줄어드는 속도·기록 공백·식별 가능한 사료의 공백, 세 지표의 순위를 합산해 어디부터 이어 적어야 하는지를 산출한다. 1순위 평안북도(구) 순위합 4(생존 -53.1% · 기록 0.400건/인 · 식별사료 0.018건/인), 2순위 황해도(구) 9, 가장 큰 곳은 미수복강원 18이다. 한 지표에 매달린 순위인지 자체 검사해 공개한다 — 지표를 하나씩 빼면 셋 중 둘에서 1위가 유지되고 감소 지표를 빼면 황해도(구)가 1위다. 표본이 7개뿐이라 점수가 아니라 정렬을 돕는 값이라고 화면에 적는다.</w:t>
+            </w:r>
+          </w:p>
+          <w:p>
+            <w:pPr>
+              <w:spacing w:after="0" w:before="24" w:line="384"/>
               <w:jc w:val="both"/>
             </w:pPr>
             <w:r>
@@ -2317,15 +4479,1478 @@
                 <w:sz w:val="28"/>
                 <w:szCs w:val="28"/>
               </w:rPr>
-              <w:t xml:space="preserve">13) 검증 — </w:t>
-            </w:r>
-            <w:r>
-              <w:rPr>
-                <w:rFonts w:ascii="휴먼명조" w:cs="휴먼명조" w:eastAsia="휴먼명조" w:hAnsi="휴먼명조"/>
-                <w:sz w:val="28"/>
-                <w:szCs w:val="28"/>
-              </w:rPr>
-              <w:t xml:space="preserve">측정한 것만 말한다. 회귀 평가 48/48(안전 위반 0 · 빈손 응답 0), 실사용 난문 108/108(출처 누락 0 · 시점 누락 0), 화면 검증 72/72(48px 미만 0건 · 의심 요청 0건 · 기증자 성함 193명 전수 대조 포함), 고향 안내인 29/29를 통과한다(전부 2026-08-20 실행). 데이터 정합도 검사한다 — 생존자 5개 분류의 합이 전부 33,272이고, 33,272 + 101,274 = 134,546이 맞으며, 교류현황 38개 연도행 15개 열이 공표 합계와 일치한다. 이 문서의 규격도 스크립트가 잰다.</w:t>
+              <w:t xml:space="preserve">6) 기록 골든타임 — </w:t>
+            </w:r>
+            <w:r>
+              <w:rPr>
+                <w:rFonts w:ascii="휴먼명조" w:cs="휴먼명조" w:eastAsia="휴먼명조" w:hAnsi="휴먼명조"/>
+                <w:sz w:val="28"/>
+                <w:szCs w:val="28"/>
+              </w:rPr>
+              <w:t xml:space="preserve">등록현황 98개월(2017-07-31~2025-08-31) 실측치로 모델을 교정하고, 2026-05-31 공표 원표의 생존자 구성(총 33,272명 = 남 20,269 · 여 13,003, 공표 원표와 일치)을 출발점으로 해마다 사망확률을 적용해 남는 인원을 세는 추계를 돌린다. 모집단·연령분포·성별은 전부 통일부 공표값이고 완전생명표는 곱해지는 계수일 뿐이다. 단일 값으로 단정하지 않고 두 시나리오의 범위로 낸다.</w:t>
+            </w:r>
+          </w:p>
+          <w:tbl>
+            <w:tblPr>
+              <w:tblW w:type="dxa" w:w="10132"/>
+              <w:tblBorders>
+                <w:top w:val="single" w:color="auto" w:sz="4"/>
+                <w:left w:val="single" w:color="auto" w:sz="4"/>
+                <w:bottom w:val="single" w:color="auto" w:sz="4"/>
+                <w:right w:val="single" w:color="auto" w:sz="4"/>
+                <w:insideH w:val="single" w:color="auto" w:sz="4"/>
+                <w:insideV w:val="single" w:color="auto" w:sz="4"/>
+              </w:tblBorders>
+            </w:tblPr>
+            <w:tblGrid>
+              <w:gridCol w:w="1800"/>
+              <w:gridCol w:w="3400"/>
+              <w:gridCol w:w="4932"/>
+            </w:tblGrid>
+            <w:tr>
+              <w:tc>
+                <w:tcPr>
+                  <w:tcW w:type="dxa" w:w="1800"/>
+                  <w:tcBorders>
+                    <w:top w:val="single" w:color="7F7F7F" w:sz="4"/>
+                    <w:left w:val="single" w:color="7F7F7F" w:sz="4"/>
+                    <w:bottom w:val="single" w:color="7F7F7F" w:sz="4"/>
+                    <w:right w:val="single" w:color="7F7F7F" w:sz="4"/>
+                  </w:tcBorders>
+                  <w:shd w:fill="D9D9D9" w:val="clear"/>
+                  <w:tcMar>
+                    <w:top w:type="dxa" w:w="16"/>
+                    <w:left w:type="dxa" w:w="64"/>
+                    <w:bottom w:type="dxa" w:w="16"/>
+                    <w:right w:type="dxa" w:w="64"/>
+                  </w:tcMar>
+                  <w:vAlign w:val="center"/>
+                </w:tcPr>
+                <w:p>
+                  <w:pPr>
+                    <w:spacing w:line="384"/>
+                    <w:jc w:val="center"/>
+                  </w:pPr>
+                  <w:r>
+                    <w:rPr>
+                      <w:rFonts w:ascii="휴먼명조" w:cs="휴먼명조" w:eastAsia="휴먼명조" w:hAnsi="휴먼명조"/>
+                      <w:b/>
+                      <w:bCs/>
+                      <w:sz w:val="28"/>
+                      <w:szCs w:val="28"/>
+                    </w:rPr>
+                    <w:t xml:space="preserve">시점</w:t>
+                  </w:r>
+                </w:p>
+              </w:tc>
+              <w:tc>
+                <w:tcPr>
+                  <w:tcW w:type="dxa" w:w="3400"/>
+                  <w:tcBorders>
+                    <w:top w:val="single" w:color="7F7F7F" w:sz="4"/>
+                    <w:left w:val="single" w:color="7F7F7F" w:sz="4"/>
+                    <w:bottom w:val="single" w:color="7F7F7F" w:sz="4"/>
+                    <w:right w:val="single" w:color="7F7F7F" w:sz="4"/>
+                  </w:tcBorders>
+                  <w:shd w:fill="D9D9D9" w:val="clear"/>
+                  <w:tcMar>
+                    <w:top w:type="dxa" w:w="16"/>
+                    <w:left w:type="dxa" w:w="64"/>
+                    <w:bottom w:type="dxa" w:w="16"/>
+                    <w:right w:type="dxa" w:w="64"/>
+                  </w:tcMar>
+                  <w:vAlign w:val="center"/>
+                </w:tcPr>
+                <w:p>
+                  <w:pPr>
+                    <w:spacing w:line="384"/>
+                    <w:jc w:val="center"/>
+                  </w:pPr>
+                  <w:r>
+                    <w:rPr>
+                      <w:rFonts w:ascii="휴먼명조" w:cs="휴먼명조" w:eastAsia="휴먼명조" w:hAnsi="휴먼명조"/>
+                      <w:b/>
+                      <w:bCs/>
+                      <w:sz w:val="28"/>
+                      <w:szCs w:val="28"/>
+                    </w:rPr>
+                    <w:t xml:space="preserve">남는 인원(추계)</w:t>
+                  </w:r>
+                </w:p>
+              </w:tc>
+              <w:tc>
+                <w:tcPr>
+                  <w:tcW w:type="dxa" w:w="4932"/>
+                  <w:tcBorders>
+                    <w:top w:val="single" w:color="7F7F7F" w:sz="4"/>
+                    <w:left w:val="single" w:color="7F7F7F" w:sz="4"/>
+                    <w:bottom w:val="single" w:color="7F7F7F" w:sz="4"/>
+                    <w:right w:val="single" w:color="7F7F7F" w:sz="4"/>
+                  </w:tcBorders>
+                  <w:shd w:fill="D9D9D9" w:val="clear"/>
+                  <w:tcMar>
+                    <w:top w:type="dxa" w:w="16"/>
+                    <w:left w:type="dxa" w:w="64"/>
+                    <w:bottom w:type="dxa" w:w="16"/>
+                    <w:right w:type="dxa" w:w="64"/>
+                  </w:tcMar>
+                  <w:vAlign w:val="center"/>
+                </w:tcPr>
+                <w:p>
+                  <w:pPr>
+                    <w:spacing w:line="384"/>
+                    <w:jc w:val="center"/>
+                  </w:pPr>
+                  <w:r>
+                    <w:rPr>
+                      <w:rFonts w:ascii="휴먼명조" w:cs="휴먼명조" w:eastAsia="휴먼명조" w:hAnsi="휴먼명조"/>
+                      <w:b/>
+                      <w:bCs/>
+                      <w:sz w:val="28"/>
+                      <w:szCs w:val="28"/>
+                    </w:rPr>
+                    <w:t xml:space="preserve">임계선에 닿는 해</w:t>
+                  </w:r>
+                </w:p>
+              </w:tc>
+            </w:tr>
+            <w:tr>
+              <w:tc>
+                <w:tcPr>
+                  <w:tcW w:type="dxa" w:w="1800"/>
+                  <w:tcBorders>
+                    <w:top w:val="single" w:color="7F7F7F" w:sz="4"/>
+                    <w:left w:val="single" w:color="7F7F7F" w:sz="4"/>
+                    <w:bottom w:val="single" w:color="7F7F7F" w:sz="4"/>
+                    <w:right w:val="single" w:color="7F7F7F" w:sz="4"/>
+                  </w:tcBorders>
+                  <w:tcMar>
+                    <w:top w:type="dxa" w:w="16"/>
+                    <w:left w:type="dxa" w:w="64"/>
+                    <w:bottom w:type="dxa" w:w="16"/>
+                    <w:right w:type="dxa" w:w="64"/>
+                  </w:tcMar>
+                  <w:vAlign w:val="center"/>
+                </w:tcPr>
+                <w:p>
+                  <w:pPr>
+                    <w:spacing w:line="384"/>
+                    <w:jc w:val="center"/>
+                  </w:pPr>
+                  <w:r>
+                    <w:rPr>
+                      <w:rFonts w:ascii="휴먼명조" w:cs="휴먼명조" w:eastAsia="휴먼명조" w:hAnsi="휴먼명조"/>
+                      <w:sz w:val="28"/>
+                      <w:szCs w:val="28"/>
+                    </w:rPr>
+                    <w:t xml:space="preserve">2030년</w:t>
+                  </w:r>
+                </w:p>
+              </w:tc>
+              <w:tc>
+                <w:tcPr>
+                  <w:tcW w:type="dxa" w:w="3400"/>
+                  <w:tcBorders>
+                    <w:top w:val="single" w:color="7F7F7F" w:sz="4"/>
+                    <w:left w:val="single" w:color="7F7F7F" w:sz="4"/>
+                    <w:bottom w:val="single" w:color="7F7F7F" w:sz="4"/>
+                    <w:right w:val="single" w:color="7F7F7F" w:sz="4"/>
+                  </w:tcBorders>
+                  <w:tcMar>
+                    <w:top w:type="dxa" w:w="16"/>
+                    <w:left w:type="dxa" w:w="64"/>
+                    <w:bottom w:type="dxa" w:w="16"/>
+                    <w:right w:type="dxa" w:w="64"/>
+                  </w:tcMar>
+                  <w:vAlign w:val="center"/>
+                </w:tcPr>
+                <w:p>
+                  <w:pPr>
+                    <w:spacing w:line="384"/>
+                    <w:jc w:val="center"/>
+                  </w:pPr>
+                  <w:r>
+                    <w:rPr>
+                      <w:rFonts w:ascii="휴먼명조" w:cs="휴먼명조" w:eastAsia="휴먼명조" w:hAnsi="휴먼명조"/>
+                      <w:sz w:val="28"/>
+                      <w:szCs w:val="28"/>
+                    </w:rPr>
+                    <w:t xml:space="preserve">22,172~24,544명</w:t>
+                  </w:r>
+                </w:p>
+              </w:tc>
+              <w:tc>
+                <w:tcPr>
+                  <w:tcW w:type="dxa" w:w="4932"/>
+                  <w:tcBorders>
+                    <w:top w:val="single" w:color="7F7F7F" w:sz="4"/>
+                    <w:left w:val="single" w:color="7F7F7F" w:sz="4"/>
+                    <w:bottom w:val="single" w:color="7F7F7F" w:sz="4"/>
+                    <w:right w:val="single" w:color="7F7F7F" w:sz="4"/>
+                  </w:tcBorders>
+                  <w:tcMar>
+                    <w:top w:type="dxa" w:w="16"/>
+                    <w:left w:type="dxa" w:w="64"/>
+                    <w:bottom w:type="dxa" w:w="16"/>
+                    <w:right w:type="dxa" w:w="64"/>
+                  </w:tcMar>
+                  <w:vAlign w:val="center"/>
+                </w:tcPr>
+                <w:p>
+                  <w:pPr>
+                    <w:spacing w:line="384"/>
+                    <w:jc w:val="center"/>
+                  </w:pPr>
+                  <w:r>
+                    <w:rPr>
+                      <w:rFonts w:ascii="휴먼명조" w:cs="휴먼명조" w:eastAsia="휴먼명조" w:hAnsi="휴먼명조"/>
+                      <w:sz w:val="28"/>
+                      <w:szCs w:val="28"/>
+                    </w:rPr>
+                    <w:t xml:space="preserve">2만 명 하회 2031~2033년</w:t>
+                  </w:r>
+                </w:p>
+              </w:tc>
+            </w:tr>
+            <w:tr>
+              <w:tc>
+                <w:tcPr>
+                  <w:tcW w:type="dxa" w:w="1800"/>
+                  <w:tcBorders>
+                    <w:top w:val="single" w:color="7F7F7F" w:sz="4"/>
+                    <w:left w:val="single" w:color="7F7F7F" w:sz="4"/>
+                    <w:bottom w:val="single" w:color="7F7F7F" w:sz="4"/>
+                    <w:right w:val="single" w:color="7F7F7F" w:sz="4"/>
+                  </w:tcBorders>
+                  <w:tcMar>
+                    <w:top w:type="dxa" w:w="16"/>
+                    <w:left w:type="dxa" w:w="64"/>
+                    <w:bottom w:type="dxa" w:w="16"/>
+                    <w:right w:type="dxa" w:w="64"/>
+                  </w:tcMar>
+                  <w:vAlign w:val="center"/>
+                </w:tcPr>
+                <w:p>
+                  <w:pPr>
+                    <w:spacing w:line="384"/>
+                    <w:jc w:val="center"/>
+                  </w:pPr>
+                  <w:r>
+                    <w:rPr>
+                      <w:rFonts w:ascii="휴먼명조" w:cs="휴먼명조" w:eastAsia="휴먼명조" w:hAnsi="휴먼명조"/>
+                      <w:sz w:val="28"/>
+                      <w:szCs w:val="28"/>
+                    </w:rPr>
+                    <w:t xml:space="preserve">2040년</w:t>
+                  </w:r>
+                </w:p>
+              </w:tc>
+              <w:tc>
+                <w:tcPr>
+                  <w:tcW w:type="dxa" w:w="3400"/>
+                  <w:tcBorders>
+                    <w:top w:val="single" w:color="7F7F7F" w:sz="4"/>
+                    <w:left w:val="single" w:color="7F7F7F" w:sz="4"/>
+                    <w:bottom w:val="single" w:color="7F7F7F" w:sz="4"/>
+                    <w:right w:val="single" w:color="7F7F7F" w:sz="4"/>
+                  </w:tcBorders>
+                  <w:tcMar>
+                    <w:top w:type="dxa" w:w="16"/>
+                    <w:left w:type="dxa" w:w="64"/>
+                    <w:bottom w:type="dxa" w:w="16"/>
+                    <w:right w:type="dxa" w:w="64"/>
+                  </w:tcMar>
+                  <w:vAlign w:val="center"/>
+                </w:tcPr>
+                <w:p>
+                  <w:pPr>
+                    <w:spacing w:line="384"/>
+                    <w:jc w:val="center"/>
+                  </w:pPr>
+                  <w:r>
+                    <w:rPr>
+                      <w:rFonts w:ascii="휴먼명조" w:cs="휴먼명조" w:eastAsia="휴먼명조" w:hAnsi="휴먼명조"/>
+                      <w:sz w:val="28"/>
+                      <w:szCs w:val="28"/>
+                    </w:rPr>
+                    <w:t xml:space="preserve">8,316~10,167명</w:t>
+                  </w:r>
+                </w:p>
+              </w:tc>
+              <w:tc>
+                <w:tcPr>
+                  <w:tcW w:type="dxa" w:w="4932"/>
+                  <w:tcBorders>
+                    <w:top w:val="single" w:color="7F7F7F" w:sz="4"/>
+                    <w:left w:val="single" w:color="7F7F7F" w:sz="4"/>
+                    <w:bottom w:val="single" w:color="7F7F7F" w:sz="4"/>
+                    <w:right w:val="single" w:color="7F7F7F" w:sz="4"/>
+                  </w:tcBorders>
+                  <w:tcMar>
+                    <w:top w:type="dxa" w:w="16"/>
+                    <w:left w:type="dxa" w:w="64"/>
+                    <w:bottom w:type="dxa" w:w="16"/>
+                    <w:right w:type="dxa" w:w="64"/>
+                  </w:tcMar>
+                  <w:vAlign w:val="center"/>
+                </w:tcPr>
+                <w:p>
+                  <w:pPr>
+                    <w:spacing w:line="384"/>
+                    <w:jc w:val="center"/>
+                  </w:pPr>
+                  <w:r>
+                    <w:rPr>
+                      <w:rFonts w:ascii="휴먼명조" w:cs="휴먼명조" w:eastAsia="휴먼명조" w:hAnsi="휴먼명조"/>
+                      <w:sz w:val="28"/>
+                      <w:szCs w:val="28"/>
+                    </w:rPr>
+                    <w:t xml:space="preserve">1만 명 하회 2038~2041년</w:t>
+                  </w:r>
+                </w:p>
+              </w:tc>
+            </w:tr>
+          </w:tbl>
+          <w:p>
+            <w:pPr>
+              <w:spacing w:after="0" w:before="45" w:line="384"/>
+              <w:jc w:val="both"/>
+            </w:pPr>
+            <w:r>
+              <w:rPr>
+                <w:rFonts w:ascii="휴먼명조" w:cs="휴먼명조" w:eastAsia="휴먼명조" w:hAnsi="휴먼명조"/>
+                <w:sz w:val="28"/>
+                <w:szCs w:val="28"/>
+              </w:rPr>
+              <w:t xml:space="preserve">오차도 감추지 않는다 — 1차연도 모델 사망률 9.34%는 실측 7.48%보다 1.86%p 높고, 그만큼을 교정계수 0.73으로 되돌린다. 신규 유입은 최근 24개월 월 중앙값 +10.0명(연 0.34%)이라 결과를 바꾸지 않는다.</w:t>
+            </w:r>
+          </w:p>
+          <w:p>
+            <w:pPr>
+              <w:spacing w:after="0" w:before="24" w:line="384"/>
+              <w:jc w:val="both"/>
+            </w:pPr>
+            <w:r>
+              <w:rPr>
+                <w:rFonts w:ascii="휴먼명조" w:cs="휴먼명조" w:eastAsia="휴먼명조" w:hAnsi="휴먼명조"/>
+                <w:b/>
+                <w:bCs/>
+                <w:sz w:val="28"/>
+                <w:szCs w:val="28"/>
+              </w:rPr>
+              <w:t xml:space="preserve">7) 고향 좌표계 지도와 사료 — </w:t>
+            </w:r>
+            <w:r>
+              <w:rPr>
+                <w:rFonts w:ascii="휴먼명조" w:cs="휴먼명조" w:eastAsia="휴먼명조" w:hAnsi="휴먼명조"/>
+                <w:sz w:val="28"/>
+                <w:szCs w:val="28"/>
+              </w:rPr>
+              <w:t xml:space="preserve">이산가족 원적(광복 당시 7종)과 탈북민 재북 출신지(현행 13종)를 한 지도에 두 좌표계로 겹치고, 지역을 누르면 종료 공지·날씨·생존자·출신지 분포·기록 건수·사료가 한 패널에 모인다. 사료 4,342건 중 1,445건(33.3%)에 고향을 붙였고, 이미지는 저장하지 않고 원문으로 연결한다(사유는 다-11). 한계도 적는다 — 원적 「기타」 16,331명(49.1%, 2026-05-31)은 분모로 쓸 수 없다. 생산연도가 판독된 사료 3,098건 중 2,832건(91.4%)이 2000~2018년, 1946~1953년은 30건(1.0%), 2019년 이후는 0건이다 — 기록은 헤어질 때가 아니라 만날 때 만들어졌다(다만 생산연도가 없는 1,244건이 이 분포에서 빠졌고, 2019년 이후 0건은 수집이 그때 멈춘 탓일 수 있어 단정하지 않는다).</w:t>
+            </w:r>
+          </w:p>
+          <w:p>
+            <w:pPr>
+              <w:spacing w:after="0" w:before="24" w:line="384"/>
+              <w:jc w:val="both"/>
+            </w:pPr>
+            <w:r>
+              <w:rPr>
+                <w:rFonts w:ascii="휴먼명조" w:cs="휴먼명조" w:eastAsia="휴먼명조" w:hAnsi="휴먼명조"/>
+                <w:b/>
+                <w:bCs/>
+                <w:sz w:val="28"/>
+                <w:szCs w:val="28"/>
+              </w:rPr>
+              <w:t xml:space="preserve">8) 세대 계승 다리 — 신청 경로 12종 — </w:t>
+            </w:r>
+            <w:r>
+              <w:rPr>
+                <w:rFonts w:ascii="휴먼명조" w:cs="휴먼명조" w:eastAsia="휴먼명조" w:hAnsi="휴먼명조"/>
+                <w:sz w:val="28"/>
+                <w:szCs w:val="28"/>
+              </w:rPr>
+              <w:t xml:space="preserve">법령과 안내문 원문을 확인해 정리했다. 후손이 자기 이름으로 주체가 될 수 있는 것 10종, 근거 문장이 없어 「불명」으로 남긴 것 2종, 1세대 전용 0종이며, 판정마다 원문을 인용하고 인용이 없으면 판정하지 않는다. 창구 링크 29개를 점검해 정상 28개·연결 불가 1개로 표시하고(2026-08-19), 제도가 아직 다루지 않은 11종도 같은 화면에 공개한다. 이산가족찾기 안내문의 「1세대 본인 또는 가족으로 1인 이상 신청 가능」과 「가급적 이산 1세대를 신청인으로」는 한쪽으로 정리하지 않고 나란히 인용해 후손이 스스로 판단하게 한다.</w:t>
+            </w:r>
+          </w:p>
+          <w:p>
+            <w:pPr>
+              <w:spacing w:after="12" w:before="50" w:line="384"/>
+            </w:pPr>
+            <w:r>
+              <w:rPr>
+                <w:rFonts w:ascii="휴먼명조" w:cs="휴먼명조" w:eastAsia="휴먼명조" w:hAnsi="휴먼명조"/>
+                <w:b/>
+                <w:bCs/>
+                <w:sz w:val="28"/>
+                <w:szCs w:val="28"/>
+              </w:rPr>
+              <w:t xml:space="preserve">다. 데이터 활용과 구현 기술</w:t>
+            </w:r>
+          </w:p>
+          <w:p>
+            <w:pPr>
+              <w:spacing w:after="0" w:before="0" w:line="384"/>
+              <w:jc w:val="both"/>
+            </w:pPr>
+            <w:r>
+              <w:rPr>
+                <w:rFonts w:ascii="휴먼명조" w:cs="휴먼명조" w:eastAsia="휴먼명조" w:hAnsi="휴먼명조"/>
+                <w:b/>
+                <w:bCs/>
+                <w:sz w:val="28"/>
+                <w:szCs w:val="28"/>
+              </w:rPr>
+              <w:t xml:space="preserve">9) 자료를 고향 좌표로 모으는 처리 흐름 — </w:t>
+            </w:r>
+            <w:r>
+              <w:rPr>
+                <w:rFonts w:ascii="휴먼명조" w:cs="휴먼명조" w:eastAsia="휴먼명조" w:hAnsi="휴먼명조"/>
+                <w:sz w:val="28"/>
+                <w:szCs w:val="28"/>
+              </w:rPr>
+              <w:t xml:space="preserve">통일부 공표 HWP·CSV·공개 API를 배치로 수집해 레코드 68,487건·수치 37,912건·엔티티 721건의 통합 인덱스로 만든다(빌드 2026-08-12). 이산가족 통계·박물관 사료 4,342건·실태조사 결과는 화면이 직접 읽는 정적 데이터셋으로 미리 만들어 둔다. 지역별 기록 집계에는 연표 8,969건·보도자료 2,709건·동향 제목 42,813건·개황 93건을 전수 집계했다(집계 실행 2026-08-15 · 동향 42,813건은 원본 파일 제목의 전수값이라 인덱스 적재분 42,788건과 세는 대상이 다르다).</w:t>
+            </w:r>
+          </w:p>
+          <w:p>
+            <w:pPr>
+              <w:spacing w:after="0" w:before="24" w:line="384"/>
+              <w:jc w:val="both"/>
+            </w:pPr>
+            <w:r>
+              <w:rPr>
+                <w:rFonts w:ascii="휴먼명조" w:cs="휴먼명조" w:eastAsia="휴먼명조" w:hAnsi="휴먼명조"/>
+                <w:b/>
+                <w:bCs/>
+                <w:sz w:val="28"/>
+                <w:szCs w:val="28"/>
+              </w:rPr>
+              <w:t xml:space="preserve">10) 화면 구현 · 접근성 · 서비스 방법 — </w:t>
+            </w:r>
+            <w:r>
+              <w:rPr>
+                <w:rFonts w:ascii="휴먼명조" w:cs="휴먼명조" w:eastAsia="휴먼명조" w:hAnsi="휴먼명조"/>
+                <w:sz w:val="28"/>
+                <w:szCs w:val="28"/>
+              </w:rPr>
+              <w:t xml:space="preserve">화면은 React·TypeScript 정적 웹이고 갱신은 월 1회 배치다. 새 데이터베이스 없이 공표 자료를 읽어 쓰며, 수집·검증·이 문서 생성까지 전부 재실행 가능한 스크립트다. 생존 신청자 평균 나이가 83.02세(2025-08-31 확인값)라 같은 데이터를 「한눈에」와 「한걸음씩」 두 밀도로 낸다. 고향 안내인은 규칙이 먼저 답하고 AI는 해석만 담당하며 미리 정한 출력 형식을 벗어난 것은 폐기한다(검사 29건 통과). 팩트체커는 통합 인덱스 전량(31종 68,487건, 빌드 2026-08-12)에 질문을 대조하는 별도 화면이고, 앞의 「나」 26종 13,915건은 그중 팩트체커만 쓰는 몫이다. 지도·추계·순위 계산에는 관여하지 않는다. 접근성도 실측으로 고쳤다 — 누르는 자리 165개가 전부 48px 이상임을 자동 검사로 확인하고(2026-08-20 실측, 48px 미만 0건) 본문 대비는 2.63:1에서 4.54:1로 올렸다. 홈 화면은 한 화면에 한 가지만 보이도록 13개 장면으로 나누며, 정보를 삭제하지 않고 배치로 밀도를 조절한다(1280폭에서 홈 전체 높이 13,430px, 2026-08-20 실측).</w:t>
+            </w:r>
+          </w:p>
+          <w:p>
+            <w:pPr>
+              <w:spacing w:after="0" w:before="24" w:line="384"/>
+              <w:jc w:val="both"/>
+            </w:pPr>
+            <w:r>
+              <w:rPr>
+                <w:rFonts w:ascii="휴먼명조" w:cs="휴먼명조" w:eastAsia="휴먼명조" w:hAnsi="휴먼명조"/>
+                <w:b/>
+                <w:bCs/>
+                <w:sz w:val="28"/>
+                <w:szCs w:val="28"/>
+              </w:rPr>
+              <w:t xml:space="preserve">11) 개인정보 · 저작권 · 자료 이용 조건 — </w:t>
+            </w:r>
+            <w:r>
+              <w:rPr>
+                <w:rFonts w:ascii="휴먼명조" w:cs="휴먼명조" w:eastAsia="휴먼명조" w:hAnsi="휴먼명조"/>
+                <w:sz w:val="28"/>
+                <w:szCs w:val="28"/>
+              </w:rPr>
+              <w:t xml:space="preserve">개인 단위 데이터를 다루지 않는다. 쓰는 것은 전부 공표 집계와 공개 사료이고 개인을 식별하거나 예측하는 계산은 설계에 없다. 기억 카드는 후손이 자기 집 기록을 한 장으로 적어 그림·인쇄로 가져가는 기능이며, 적은 내용은 서버로 보내지 않고 그 기기의 브라우저에만 임시로 남는다 — 화면에 그 사실과 「이 기기에서 지우기」 단추를 함께 둔다. 사료 이미지는 저장하지 않는다 — 기증자 저작물인데 개방형 라이선스 표기를 확인하지 못했기 때문이며, 주소만 참조하고 자세히 보기는 박물관으로 보낸다. 타 기관 자료는 그 기관이 요구하는 표기를 그대로 적는다 — 통일의식조사는 「서울대학교 통일평화연구원에서 실시한 통일의식조사 자료임을 명기해 주시길 부탁 드립니다」를 싣고, 지도 지오메트리는 Natural Earth(Public Domain)임을 밝히며, 이산가족 공표 통계에는 국가통계 승인번호 제103003호를 병기한다.</w:t>
+            </w:r>
+          </w:p>
+          <w:p>
+            <w:pPr>
+              <w:spacing w:after="12" w:before="50" w:line="384"/>
+            </w:pPr>
+            <w:r>
+              <w:rPr>
+                <w:rFonts w:ascii="휴먼명조" w:cs="휴먼명조" w:eastAsia="휴먼명조" w:hAnsi="휴먼명조"/>
+                <w:b/>
+                <w:bCs/>
+                <w:sz w:val="28"/>
+                <w:szCs w:val="28"/>
+              </w:rPr>
+              <w:t xml:space="preserve">라. 데이터 신뢰성 확보 — 앞의 계산이 성립하는 전제</w:t>
+            </w:r>
+          </w:p>
+          <w:p>
+            <w:pPr>
+              <w:spacing w:after="0" w:before="0" w:line="384"/>
+              <w:jc w:val="both"/>
+            </w:pPr>
+            <w:r>
+              <w:rPr>
+                <w:rFonts w:ascii="휴먼명조" w:cs="휴먼명조" w:eastAsia="휴먼명조" w:hAnsi="휴먼명조"/>
+                <w:b/>
+                <w:bCs/>
+                <w:sz w:val="28"/>
+                <w:szCs w:val="28"/>
+              </w:rPr>
+              <w:t xml:space="preserve">12) 「모른다」와 「없다」를 구분한다 — as-of 3상태 모델 — </w:t>
+            </w:r>
+            <w:r>
+              <w:rPr>
+                <w:rFonts w:ascii="휴먼명조" w:cs="휴먼명조" w:eastAsia="휴먼명조" w:hAnsi="휴먼명조"/>
+                <w:sz w:val="28"/>
+                <w:szCs w:val="28"/>
+              </w:rPr>
+              <w:t xml:space="preserve">앞의 모든 계산이 성립하는 근거다. 모든 수치에 확인 시점을 세 상태로 붙이며, 색·도형·한국어 라벨의 3중 부호화라 색각 이상과 흑백 인쇄에서도 구분된다.</w:t>
+            </w:r>
+          </w:p>
+          <w:tbl>
+            <w:tblPr>
+              <w:tblW w:type="dxa" w:w="10132"/>
+              <w:tblBorders>
+                <w:top w:val="single" w:color="auto" w:sz="4"/>
+                <w:left w:val="single" w:color="auto" w:sz="4"/>
+                <w:bottom w:val="single" w:color="auto" w:sz="4"/>
+                <w:right w:val="single" w:color="auto" w:sz="4"/>
+                <w:insideH w:val="single" w:color="auto" w:sz="4"/>
+                <w:insideV w:val="single" w:color="auto" w:sz="4"/>
+              </w:tblBorders>
+            </w:tblPr>
+            <w:tblGrid>
+              <w:gridCol w:w="1500"/>
+              <w:gridCol w:w="2700"/>
+              <w:gridCol w:w="5932"/>
+            </w:tblGrid>
+            <w:tr>
+              <w:tc>
+                <w:tcPr>
+                  <w:tcW w:type="dxa" w:w="1500"/>
+                  <w:tcBorders>
+                    <w:top w:val="single" w:color="7F7F7F" w:sz="4"/>
+                    <w:left w:val="single" w:color="7F7F7F" w:sz="4"/>
+                    <w:bottom w:val="single" w:color="7F7F7F" w:sz="4"/>
+                    <w:right w:val="single" w:color="7F7F7F" w:sz="4"/>
+                  </w:tcBorders>
+                  <w:shd w:fill="D9D9D9" w:val="clear"/>
+                  <w:tcMar>
+                    <w:top w:type="dxa" w:w="16"/>
+                    <w:left w:type="dxa" w:w="64"/>
+                    <w:bottom w:type="dxa" w:w="16"/>
+                    <w:right w:type="dxa" w:w="64"/>
+                  </w:tcMar>
+                  <w:vAlign w:val="center"/>
+                </w:tcPr>
+                <w:p>
+                  <w:pPr>
+                    <w:spacing w:line="384"/>
+                    <w:jc w:val="center"/>
+                  </w:pPr>
+                  <w:r>
+                    <w:rPr>
+                      <w:rFonts w:ascii="휴먼명조" w:cs="휴먼명조" w:eastAsia="휴먼명조" w:hAnsi="휴먼명조"/>
+                      <w:b/>
+                      <w:bCs/>
+                      <w:sz w:val="28"/>
+                      <w:szCs w:val="28"/>
+                    </w:rPr>
+                    <w:t xml:space="preserve">상태</w:t>
+                  </w:r>
+                </w:p>
+              </w:tc>
+              <w:tc>
+                <w:tcPr>
+                  <w:tcW w:type="dxa" w:w="2700"/>
+                  <w:tcBorders>
+                    <w:top w:val="single" w:color="7F7F7F" w:sz="4"/>
+                    <w:left w:val="single" w:color="7F7F7F" w:sz="4"/>
+                    <w:bottom w:val="single" w:color="7F7F7F" w:sz="4"/>
+                    <w:right w:val="single" w:color="7F7F7F" w:sz="4"/>
+                  </w:tcBorders>
+                  <w:shd w:fill="D9D9D9" w:val="clear"/>
+                  <w:tcMar>
+                    <w:top w:type="dxa" w:w="16"/>
+                    <w:left w:type="dxa" w:w="64"/>
+                    <w:bottom w:type="dxa" w:w="16"/>
+                    <w:right w:type="dxa" w:w="64"/>
+                  </w:tcMar>
+                  <w:vAlign w:val="center"/>
+                </w:tcPr>
+                <w:p>
+                  <w:pPr>
+                    <w:spacing w:line="384"/>
+                    <w:jc w:val="center"/>
+                  </w:pPr>
+                  <w:r>
+                    <w:rPr>
+                      <w:rFonts w:ascii="휴먼명조" w:cs="휴먼명조" w:eastAsia="휴먼명조" w:hAnsi="휴먼명조"/>
+                      <w:b/>
+                      <w:bCs/>
+                      <w:sz w:val="28"/>
+                      <w:szCs w:val="28"/>
+                    </w:rPr>
+                    <w:t xml:space="preserve">의미</w:t>
+                  </w:r>
+                </w:p>
+              </w:tc>
+              <w:tc>
+                <w:tcPr>
+                  <w:tcW w:type="dxa" w:w="5932"/>
+                  <w:tcBorders>
+                    <w:top w:val="single" w:color="7F7F7F" w:sz="4"/>
+                    <w:left w:val="single" w:color="7F7F7F" w:sz="4"/>
+                    <w:bottom w:val="single" w:color="7F7F7F" w:sz="4"/>
+                    <w:right w:val="single" w:color="7F7F7F" w:sz="4"/>
+                  </w:tcBorders>
+                  <w:shd w:fill="D9D9D9" w:val="clear"/>
+                  <w:tcMar>
+                    <w:top w:type="dxa" w:w="16"/>
+                    <w:left w:type="dxa" w:w="64"/>
+                    <w:bottom w:type="dxa" w:w="16"/>
+                    <w:right w:type="dxa" w:w="64"/>
+                  </w:tcMar>
+                  <w:vAlign w:val="center"/>
+                </w:tcPr>
+                <w:p>
+                  <w:pPr>
+                    <w:spacing w:line="384"/>
+                    <w:jc w:val="center"/>
+                  </w:pPr>
+                  <w:r>
+                    <w:rPr>
+                      <w:rFonts w:ascii="휴먼명조" w:cs="휴먼명조" w:eastAsia="휴먼명조" w:hAnsi="휴먼명조"/>
+                      <w:b/>
+                      <w:bCs/>
+                      <w:sz w:val="28"/>
+                      <w:szCs w:val="28"/>
+                    </w:rPr>
+                    <w:t xml:space="preserve">화면 문구(예)</w:t>
+                  </w:r>
+                </w:p>
+              </w:tc>
+            </w:tr>
+            <w:tr>
+              <w:tc>
+                <w:tcPr>
+                  <w:tcW w:type="dxa" w:w="1500"/>
+                  <w:tcBorders>
+                    <w:top w:val="single" w:color="7F7F7F" w:sz="4"/>
+                    <w:left w:val="single" w:color="7F7F7F" w:sz="4"/>
+                    <w:bottom w:val="single" w:color="7F7F7F" w:sz="4"/>
+                    <w:right w:val="single" w:color="7F7F7F" w:sz="4"/>
+                  </w:tcBorders>
+                  <w:tcMar>
+                    <w:top w:type="dxa" w:w="16"/>
+                    <w:left w:type="dxa" w:w="64"/>
+                    <w:bottom w:type="dxa" w:w="16"/>
+                    <w:right w:type="dxa" w:w="64"/>
+                  </w:tcMar>
+                  <w:vAlign w:val="center"/>
+                </w:tcPr>
+                <w:p>
+                  <w:pPr>
+                    <w:spacing w:line="384"/>
+                    <w:jc w:val="center"/>
+                  </w:pPr>
+                  <w:r>
+                    <w:rPr>
+                      <w:rFonts w:ascii="휴먼명조" w:cs="휴먼명조" w:eastAsia="휴먼명조" w:hAnsi="휴먼명조"/>
+                      <w:sz w:val="28"/>
+                      <w:szCs w:val="28"/>
+                    </w:rPr>
+                    <w:t xml:space="preserve">● 최신</w:t>
+                  </w:r>
+                </w:p>
+              </w:tc>
+              <w:tc>
+                <w:tcPr>
+                  <w:tcW w:type="dxa" w:w="2700"/>
+                  <w:tcBorders>
+                    <w:top w:val="single" w:color="7F7F7F" w:sz="4"/>
+                    <w:left w:val="single" w:color="7F7F7F" w:sz="4"/>
+                    <w:bottom w:val="single" w:color="7F7F7F" w:sz="4"/>
+                    <w:right w:val="single" w:color="7F7F7F" w:sz="4"/>
+                  </w:tcBorders>
+                  <w:tcMar>
+                    <w:top w:type="dxa" w:w="16"/>
+                    <w:left w:type="dxa" w:w="64"/>
+                    <w:bottom w:type="dxa" w:w="16"/>
+                    <w:right w:type="dxa" w:w="64"/>
+                  </w:tcMar>
+                  <w:vAlign w:val="center"/>
+                </w:tcPr>
+                <w:p>
+                  <w:pPr>
+                    <w:spacing w:line="384"/>
+                    <w:jc w:val="both"/>
+                  </w:pPr>
+                  <w:r>
+                    <w:rPr>
+                      <w:rFonts w:ascii="휴먼명조" w:cs="휴먼명조" w:eastAsia="휴먼명조" w:hAnsi="휴먼명조"/>
+                      <w:sz w:val="28"/>
+                      <w:szCs w:val="28"/>
+                    </w:rPr>
+                    <w:t xml:space="preserve">지금 값이라고 말할 수 있음</w:t>
+                  </w:r>
+                </w:p>
+              </w:tc>
+              <w:tc>
+                <w:tcPr>
+                  <w:tcW w:type="dxa" w:w="5932"/>
+                  <w:tcBorders>
+                    <w:top w:val="single" w:color="7F7F7F" w:sz="4"/>
+                    <w:left w:val="single" w:color="7F7F7F" w:sz="4"/>
+                    <w:bottom w:val="single" w:color="7F7F7F" w:sz="4"/>
+                    <w:right w:val="single" w:color="7F7F7F" w:sz="4"/>
+                  </w:tcBorders>
+                  <w:tcMar>
+                    <w:top w:type="dxa" w:w="16"/>
+                    <w:left w:type="dxa" w:w="64"/>
+                    <w:bottom w:type="dxa" w:w="16"/>
+                    <w:right w:type="dxa" w:w="64"/>
+                  </w:tcMar>
+                  <w:vAlign w:val="center"/>
+                </w:tcPr>
+                <w:p>
+                  <w:pPr>
+                    <w:spacing w:line="384"/>
+                    <w:jc w:val="both"/>
+                  </w:pPr>
+                  <w:r>
+                    <w:rPr>
+                      <w:rFonts w:ascii="휴먼명조" w:cs="휴먼명조" w:eastAsia="휴먼명조" w:hAnsi="휴먼명조"/>
+                      <w:sz w:val="28"/>
+                      <w:szCs w:val="28"/>
+                    </w:rPr>
+                    <w:t xml:space="preserve">「지금 이 시각 값입니다」(실시간 기상)</w:t>
+                  </w:r>
+                </w:p>
+              </w:tc>
+            </w:tr>
+            <w:tr>
+              <w:tc>
+                <w:tcPr>
+                  <w:tcW w:type="dxa" w:w="1500"/>
+                  <w:tcBorders>
+                    <w:top w:val="single" w:color="7F7F7F" w:sz="4"/>
+                    <w:left w:val="single" w:color="7F7F7F" w:sz="4"/>
+                    <w:bottom w:val="single" w:color="7F7F7F" w:sz="4"/>
+                    <w:right w:val="single" w:color="7F7F7F" w:sz="4"/>
+                  </w:tcBorders>
+                  <w:tcMar>
+                    <w:top w:type="dxa" w:w="16"/>
+                    <w:left w:type="dxa" w:w="64"/>
+                    <w:bottom w:type="dxa" w:w="16"/>
+                    <w:right w:type="dxa" w:w="64"/>
+                  </w:tcMar>
+                  <w:vAlign w:val="center"/>
+                </w:tcPr>
+                <w:p>
+                  <w:pPr>
+                    <w:spacing w:line="384"/>
+                    <w:jc w:val="center"/>
+                  </w:pPr>
+                  <w:r>
+                    <w:rPr>
+                      <w:rFonts w:ascii="휴먼명조" w:cs="휴먼명조" w:eastAsia="휴먼명조" w:hAnsi="휴먼명조"/>
+                      <w:sz w:val="28"/>
+                      <w:szCs w:val="28"/>
+                    </w:rPr>
+                    <w:t xml:space="preserve">▲ 이후 미확인</w:t>
+                  </w:r>
+                </w:p>
+              </w:tc>
+              <w:tc>
+                <w:tcPr>
+                  <w:tcW w:type="dxa" w:w="2700"/>
+                  <w:tcBorders>
+                    <w:top w:val="single" w:color="7F7F7F" w:sz="4"/>
+                    <w:left w:val="single" w:color="7F7F7F" w:sz="4"/>
+                    <w:bottom w:val="single" w:color="7F7F7F" w:sz="4"/>
+                    <w:right w:val="single" w:color="7F7F7F" w:sz="4"/>
+                  </w:tcBorders>
+                  <w:tcMar>
+                    <w:top w:type="dxa" w:w="16"/>
+                    <w:left w:type="dxa" w:w="64"/>
+                    <w:bottom w:type="dxa" w:w="16"/>
+                    <w:right w:type="dxa" w:w="64"/>
+                  </w:tcMar>
+                  <w:vAlign w:val="center"/>
+                </w:tcPr>
+                <w:p>
+                  <w:pPr>
+                    <w:spacing w:line="384"/>
+                    <w:jc w:val="both"/>
+                  </w:pPr>
+                  <w:r>
+                    <w:rPr>
+                      <w:rFonts w:ascii="휴먼명조" w:cs="휴먼명조" w:eastAsia="휴먼명조" w:hAnsi="휴먼명조"/>
+                      <w:sz w:val="28"/>
+                      <w:szCs w:val="28"/>
+                    </w:rPr>
+                    <w:t xml:space="preserve">자료는 있으나 그 뒤는 모름</w:t>
+                  </w:r>
+                </w:p>
+              </w:tc>
+              <w:tc>
+                <w:tcPr>
+                  <w:tcW w:type="dxa" w:w="5932"/>
+                  <w:tcBorders>
+                    <w:top w:val="single" w:color="7F7F7F" w:sz="4"/>
+                    <w:left w:val="single" w:color="7F7F7F" w:sz="4"/>
+                    <w:bottom w:val="single" w:color="7F7F7F" w:sz="4"/>
+                    <w:right w:val="single" w:color="7F7F7F" w:sz="4"/>
+                  </w:tcBorders>
+                  <w:tcMar>
+                    <w:top w:type="dxa" w:w="16"/>
+                    <w:left w:type="dxa" w:w="64"/>
+                    <w:bottom w:type="dxa" w:w="16"/>
+                    <w:right w:type="dxa" w:w="64"/>
+                  </w:tcMar>
+                  <w:vAlign w:val="center"/>
+                </w:tcPr>
+                <w:p>
+                  <w:pPr>
+                    <w:spacing w:line="384"/>
+                    <w:jc w:val="both"/>
+                  </w:pPr>
+                  <w:r>
+                    <w:rPr>
+                      <w:rFonts w:ascii="휴먼명조" w:cs="휴먼명조" w:eastAsia="휴먼명조" w:hAnsi="휴먼명조"/>
+                      <w:sz w:val="28"/>
+                      <w:szCs w:val="28"/>
+                    </w:rPr>
+                    <w:t xml:space="preserve">「2020년 3월 기준. 이후 상황은 확인되지 않습니다」</w:t>
+                  </w:r>
+                </w:p>
+              </w:tc>
+            </w:tr>
+            <w:tr>
+              <w:tc>
+                <w:tcPr>
+                  <w:tcW w:type="dxa" w:w="1500"/>
+                  <w:tcBorders>
+                    <w:top w:val="single" w:color="7F7F7F" w:sz="4"/>
+                    <w:left w:val="single" w:color="7F7F7F" w:sz="4"/>
+                    <w:bottom w:val="single" w:color="7F7F7F" w:sz="4"/>
+                    <w:right w:val="single" w:color="7F7F7F" w:sz="4"/>
+                  </w:tcBorders>
+                  <w:tcMar>
+                    <w:top w:type="dxa" w:w="16"/>
+                    <w:left w:type="dxa" w:w="64"/>
+                    <w:bottom w:type="dxa" w:w="16"/>
+                    <w:right w:type="dxa" w:w="64"/>
+                  </w:tcMar>
+                  <w:vAlign w:val="center"/>
+                </w:tcPr>
+                <w:p>
+                  <w:pPr>
+                    <w:spacing w:line="384"/>
+                    <w:jc w:val="center"/>
+                  </w:pPr>
+                  <w:r>
+                    <w:rPr>
+                      <w:rFonts w:ascii="휴먼명조" w:cs="휴먼명조" w:eastAsia="휴먼명조" w:hAnsi="휴먼명조"/>
+                      <w:sz w:val="28"/>
+                      <w:szCs w:val="28"/>
+                    </w:rPr>
+                    <w:t xml:space="preserve">■ 데이터 종료</w:t>
+                  </w:r>
+                </w:p>
+              </w:tc>
+              <w:tc>
+                <w:tcPr>
+                  <w:tcW w:type="dxa" w:w="2700"/>
+                  <w:tcBorders>
+                    <w:top w:val="single" w:color="7F7F7F" w:sz="4"/>
+                    <w:left w:val="single" w:color="7F7F7F" w:sz="4"/>
+                    <w:bottom w:val="single" w:color="7F7F7F" w:sz="4"/>
+                    <w:right w:val="single" w:color="7F7F7F" w:sz="4"/>
+                  </w:tcBorders>
+                  <w:tcMar>
+                    <w:top w:type="dxa" w:w="16"/>
+                    <w:left w:type="dxa" w:w="64"/>
+                    <w:bottom w:type="dxa" w:w="16"/>
+                    <w:right w:type="dxa" w:w="64"/>
+                  </w:tcMar>
+                  <w:vAlign w:val="center"/>
+                </w:tcPr>
+                <w:p>
+                  <w:pPr>
+                    <w:spacing w:line="384"/>
+                    <w:jc w:val="both"/>
+                  </w:pPr>
+                  <w:r>
+                    <w:rPr>
+                      <w:rFonts w:ascii="휴먼명조" w:cs="휴먼명조" w:eastAsia="휴먼명조" w:hAnsi="휴먼명조"/>
+                      <w:sz w:val="28"/>
+                      <w:szCs w:val="28"/>
+                    </w:rPr>
+                    <w:t xml:space="preserve">활동이 끝나 없다고 단정 가능</w:t>
+                  </w:r>
+                </w:p>
+              </w:tc>
+              <w:tc>
+                <w:tcPr>
+                  <w:tcW w:type="dxa" w:w="5932"/>
+                  <w:tcBorders>
+                    <w:top w:val="single" w:color="7F7F7F" w:sz="4"/>
+                    <w:left w:val="single" w:color="7F7F7F" w:sz="4"/>
+                    <w:bottom w:val="single" w:color="7F7F7F" w:sz="4"/>
+                    <w:right w:val="single" w:color="7F7F7F" w:sz="4"/>
+                  </w:tcBorders>
+                  <w:tcMar>
+                    <w:top w:type="dxa" w:w="16"/>
+                    <w:left w:type="dxa" w:w="64"/>
+                    <w:bottom w:type="dxa" w:w="16"/>
+                    <w:right w:type="dxa" w:w="64"/>
+                  </w:tcMar>
+                  <w:vAlign w:val="center"/>
+                </w:tcPr>
+                <w:p>
+                  <w:pPr>
+                    <w:spacing w:line="384"/>
+                    <w:jc w:val="both"/>
+                  </w:pPr>
+                  <w:r>
+                    <w:rPr>
+                      <w:rFonts w:ascii="휴먼명조" w:cs="휴먼명조" w:eastAsia="휴먼명조" w:hAnsi="휴먼명조"/>
+                      <w:sz w:val="28"/>
+                      <w:szCs w:val="28"/>
+                    </w:rPr>
+                    <w:t xml:space="preserve">「이후 데이터는 존재하지 않습니다(개성공단 전면중단)」</w:t>
+                  </w:r>
+                </w:p>
+              </w:tc>
+            </w:tr>
+          </w:tbl>
+          <w:p>
+            <w:pPr>
+              <w:spacing w:after="0" w:before="45" w:line="384"/>
+              <w:jc w:val="both"/>
+            </w:pPr>
+            <w:r>
+              <w:rPr>
+                <w:rFonts w:ascii="휴먼명조" w:cs="휴먼명조" w:eastAsia="휴먼명조" w:hAnsi="휴먼명조"/>
+                <w:sz w:val="28"/>
+                <w:szCs w:val="28"/>
+              </w:rPr>
+              <w:t xml:space="preserve">■에는 이유를 반드시 붙이고, 주제 단위 종료 공지 2종(개성공단 2016-02-10 · 금강산 2008-07-11)이 데이터셋 단위 판정보다 앞선다. 남북회담은 2018-12-31 이후 자료가 없으나 「회담이 없었다」인지 「갱신되지 않았다」인지 가릴 수 없어 ▲에 둔다 — 「모른다」를 「없다」로 읽지 않는 것이 이 모델의 핵심이다. 같은 통계도 채널이 다르면 기준일이 다르다 — 포털 파일데이터 2025-08-31 35,311명 대 게시판 HWP 2026-05-31 33,272명으로 9개월 차이가 난다. 확인 시점이 다른 값을 한 문장에 묶는 것도 막는다 — 평균 나이 83.02세는 2025-08-31 확인값이라 2026-05-31 신청현황과 같은 줄에 쓰지 못하고, 합산값에 기준일 하나를 붙이지도 못한다. 어긴 문장은 자체 검증 절차에서 폐기된다.</w:t>
+            </w:r>
+          </w:p>
+          <w:p>
+            <w:pPr>
+              <w:spacing w:after="0" w:before="24" w:line="384"/>
+              <w:jc w:val="both"/>
+            </w:pPr>
+            <w:r>
+              <w:rPr>
+                <w:rFonts w:ascii="휴먼명조" w:cs="휴먼명조" w:eastAsia="휴먼명조" w:hAnsi="휴먼명조"/>
+                <w:b/>
+                <w:bCs/>
+                <w:sz w:val="28"/>
+                <w:szCs w:val="28"/>
+              </w:rPr>
+              <w:t xml:space="preserve">13) 성립하지 않은 분석도 지우지 않는다 — </w:t>
+            </w:r>
+            <w:r>
+              <w:rPr>
+                <w:rFonts w:ascii="휴먼명조" w:cs="휴먼명조" w:eastAsia="휴먼명조" w:hAnsi="휴먼명조"/>
+                <w:sz w:val="28"/>
+                <w:szCs w:val="28"/>
+              </w:rPr>
+              <w:t xml:space="preserve">21개 분석을 시도해 11개 성립 · 4개 약함 · 6개 불가로 판정하고 불가 6종의 사유를 화면에 남긴다. 동향 42,788건 중 발생일이 붙는 것은 33.8%뿐이라 연도 곡선을 그리지 않는다. 원적과 탈북민 재북 출신지의 차이도 함경북도(구) 5.9% 대 59.4%까지만 말하고, 지역이 7개뿐이라 판정 불가에 둔다(순위상관 0.357, 유의확률 0.444). 지운 분석은 반박할 수 없지만 남긴 분석은 반박할 수 있다.</w:t>
+            </w:r>
+          </w:p>
+          <w:p>
+            <w:pPr>
+              <w:spacing w:after="12" w:before="50" w:line="384"/>
+            </w:pPr>
+            <w:r>
+              <w:rPr>
+                <w:rFonts w:ascii="휴먼명조" w:cs="휴먼명조" w:eastAsia="휴먼명조" w:hAnsi="휴먼명조"/>
+                <w:b/>
+                <w:bCs/>
+                <w:sz w:val="28"/>
+                <w:szCs w:val="28"/>
+              </w:rPr>
+              <w:t xml:space="preserve">마. 효과성 — 도입하면 무엇이 달라지는가</w:t>
+            </w:r>
+          </w:p>
+          <w:p>
+            <w:pPr>
+              <w:spacing w:after="0" w:before="0" w:line="384"/>
+              <w:jc w:val="both"/>
+            </w:pPr>
+            <w:r>
+              <w:rPr>
+                <w:rFonts w:ascii="휴먼명조" w:cs="휴먼명조" w:eastAsia="휴먼명조" w:hAnsi="휴먼명조"/>
+                <w:b/>
+                <w:bCs/>
+                <w:sz w:val="28"/>
+                <w:szCs w:val="28"/>
+              </w:rPr>
+              <w:t xml:space="preserve">14) 통일부가 운영할 때 달라지는 것 — </w:t>
+            </w:r>
+            <w:r>
+              <w:rPr>
+                <w:rFonts w:ascii="휴먼명조" w:cs="휴먼명조" w:eastAsia="휴먼명조" w:hAnsi="휴먼명조"/>
+                <w:sz w:val="28"/>
+                <w:szCs w:val="28"/>
+              </w:rPr>
+              <w:t xml:space="preserve">본 시제품은 공개 자료만 외부에서 수집해 만든 것이라 제약이 있다. 자료와 시스템을 가진 쪽이 같은 구조를 구현하면 아래 제약은 사라진다 — 지적이 아니라 도입의 이점이다.</w:t>
+            </w:r>
+          </w:p>
+          <w:tbl>
+            <w:tblPr>
+              <w:tblW w:type="dxa" w:w="10132"/>
+              <w:tblBorders>
+                <w:top w:val="single" w:color="auto" w:sz="4"/>
+                <w:left w:val="single" w:color="auto" w:sz="4"/>
+                <w:bottom w:val="single" w:color="auto" w:sz="4"/>
+                <w:right w:val="single" w:color="auto" w:sz="4"/>
+                <w:insideH w:val="single" w:color="auto" w:sz="4"/>
+                <w:insideV w:val="single" w:color="auto" w:sz="4"/>
+              </w:tblBorders>
+            </w:tblPr>
+            <w:tblGrid>
+              <w:gridCol w:w="4559"/>
+              <w:gridCol w:w="5573"/>
+            </w:tblGrid>
+            <w:tr>
+              <w:tc>
+                <w:tcPr>
+                  <w:tcW w:type="dxa" w:w="4559"/>
+                  <w:tcBorders>
+                    <w:top w:val="single" w:color="7F7F7F" w:sz="4"/>
+                    <w:left w:val="single" w:color="7F7F7F" w:sz="4"/>
+                    <w:bottom w:val="single" w:color="7F7F7F" w:sz="4"/>
+                    <w:right w:val="single" w:color="7F7F7F" w:sz="4"/>
+                  </w:tcBorders>
+                  <w:shd w:fill="D9D9D9" w:val="clear"/>
+                  <w:tcMar>
+                    <w:top w:type="dxa" w:w="16"/>
+                    <w:left w:type="dxa" w:w="64"/>
+                    <w:bottom w:type="dxa" w:w="16"/>
+                    <w:right w:type="dxa" w:w="64"/>
+                  </w:tcMar>
+                  <w:vAlign w:val="center"/>
+                </w:tcPr>
+                <w:p>
+                  <w:pPr>
+                    <w:spacing w:line="384"/>
+                    <w:jc w:val="center"/>
+                  </w:pPr>
+                  <w:r>
+                    <w:rPr>
+                      <w:rFonts w:ascii="휴먼명조" w:cs="휴먼명조" w:eastAsia="휴먼명조" w:hAnsi="휴먼명조"/>
+                      <w:b/>
+                      <w:bCs/>
+                      <w:sz w:val="28"/>
+                      <w:szCs w:val="28"/>
+                    </w:rPr>
+                    <w:t xml:space="preserve">외부 구현의 제약</w:t>
+                  </w:r>
+                </w:p>
+              </w:tc>
+              <w:tc>
+                <w:tcPr>
+                  <w:tcW w:type="dxa" w:w="5573"/>
+                  <w:tcBorders>
+                    <w:top w:val="single" w:color="7F7F7F" w:sz="4"/>
+                    <w:left w:val="single" w:color="7F7F7F" w:sz="4"/>
+                    <w:bottom w:val="single" w:color="7F7F7F" w:sz="4"/>
+                    <w:right w:val="single" w:color="7F7F7F" w:sz="4"/>
+                  </w:tcBorders>
+                  <w:shd w:fill="D9D9D9" w:val="clear"/>
+                  <w:tcMar>
+                    <w:top w:type="dxa" w:w="16"/>
+                    <w:left w:type="dxa" w:w="64"/>
+                    <w:bottom w:type="dxa" w:w="16"/>
+                    <w:right w:type="dxa" w:w="64"/>
+                  </w:tcMar>
+                  <w:vAlign w:val="center"/>
+                </w:tcPr>
+                <w:p>
+                  <w:pPr>
+                    <w:spacing w:line="384"/>
+                    <w:jc w:val="center"/>
+                  </w:pPr>
+                  <w:r>
+                    <w:rPr>
+                      <w:rFonts w:ascii="휴먼명조" w:cs="휴먼명조" w:eastAsia="휴먼명조" w:hAnsi="휴먼명조"/>
+                      <w:b/>
+                      <w:bCs/>
+                      <w:sz w:val="28"/>
+                      <w:szCs w:val="28"/>
+                    </w:rPr>
+                    <w:t xml:space="preserve">통일부가 도입할 때</w:t>
+                  </w:r>
+                </w:p>
+              </w:tc>
+            </w:tr>
+            <w:tr>
+              <w:tc>
+                <w:tcPr>
+                  <w:tcW w:type="dxa" w:w="4559"/>
+                  <w:tcBorders>
+                    <w:top w:val="single" w:color="7F7F7F" w:sz="4"/>
+                    <w:left w:val="single" w:color="7F7F7F" w:sz="4"/>
+                    <w:bottom w:val="single" w:color="7F7F7F" w:sz="4"/>
+                    <w:right w:val="single" w:color="7F7F7F" w:sz="4"/>
+                  </w:tcBorders>
+                  <w:tcMar>
+                    <w:top w:type="dxa" w:w="16"/>
+                    <w:left w:type="dxa" w:w="64"/>
+                    <w:bottom w:type="dxa" w:w="16"/>
+                    <w:right w:type="dxa" w:w="64"/>
+                  </w:tcMar>
+                  <w:vAlign w:val="center"/>
+                </w:tcPr>
+                <w:p>
+                  <w:pPr>
+                    <w:spacing w:line="384"/>
+                    <w:jc w:val="both"/>
+                  </w:pPr>
+                  <w:r>
+                    <w:rPr>
+                      <w:rFonts w:ascii="휴먼명조" w:cs="휴먼명조" w:eastAsia="휴먼명조" w:hAnsi="휴먼명조"/>
+                      <w:sz w:val="28"/>
+                      <w:szCs w:val="28"/>
+                    </w:rPr>
+                    <w:t xml:space="preserve">사료 이미지를 외부에서 표시할 수 없다</w:t>
+                  </w:r>
+                </w:p>
+              </w:tc>
+              <w:tc>
+                <w:tcPr>
+                  <w:tcW w:type="dxa" w:w="5573"/>
+                  <w:tcBorders>
+                    <w:top w:val="single" w:color="7F7F7F" w:sz="4"/>
+                    <w:left w:val="single" w:color="7F7F7F" w:sz="4"/>
+                    <w:bottom w:val="single" w:color="7F7F7F" w:sz="4"/>
+                    <w:right w:val="single" w:color="7F7F7F" w:sz="4"/>
+                  </w:tcBorders>
+                  <w:tcMar>
+                    <w:top w:type="dxa" w:w="16"/>
+                    <w:left w:type="dxa" w:w="64"/>
+                    <w:bottom w:type="dxa" w:w="16"/>
+                    <w:right w:type="dxa" w:w="64"/>
+                  </w:tcMar>
+                  <w:vAlign w:val="center"/>
+                </w:tcPr>
+                <w:p>
+                  <w:pPr>
+                    <w:spacing w:line="384"/>
+                    <w:jc w:val="both"/>
+                  </w:pPr>
+                  <w:r>
+                    <w:rPr>
+                      <w:rFonts w:ascii="휴먼명조" w:cs="휴먼명조" w:eastAsia="휴먼명조" w:hAnsi="휴먼명조"/>
+                      <w:sz w:val="28"/>
+                      <w:szCs w:val="28"/>
+                    </w:rPr>
+                    <w:t xml:space="preserve">같은 도메인이라 제약 없이 보인다</w:t>
+                  </w:r>
+                </w:p>
+              </w:tc>
+            </w:tr>
+            <w:tr>
+              <w:tc>
+                <w:tcPr>
+                  <w:tcW w:type="dxa" w:w="4559"/>
+                  <w:tcBorders>
+                    <w:top w:val="single" w:color="7F7F7F" w:sz="4"/>
+                    <w:left w:val="single" w:color="7F7F7F" w:sz="4"/>
+                    <w:bottom w:val="single" w:color="7F7F7F" w:sz="4"/>
+                    <w:right w:val="single" w:color="7F7F7F" w:sz="4"/>
+                  </w:tcBorders>
+                  <w:tcMar>
+                    <w:top w:type="dxa" w:w="16"/>
+                    <w:left w:type="dxa" w:w="64"/>
+                    <w:bottom w:type="dxa" w:w="16"/>
+                    <w:right w:type="dxa" w:w="64"/>
+                  </w:tcMar>
+                  <w:vAlign w:val="center"/>
+                </w:tcPr>
+                <w:p>
+                  <w:pPr>
+                    <w:spacing w:line="384"/>
+                    <w:jc w:val="both"/>
+                  </w:pPr>
+                  <w:r>
+                    <w:rPr>
+                      <w:rFonts w:ascii="휴먼명조" w:cs="휴먼명조" w:eastAsia="휴먼명조" w:hAnsi="휴먼명조"/>
+                      <w:sz w:val="28"/>
+                      <w:szCs w:val="28"/>
+                    </w:rPr>
+                    <w:t xml:space="preserve">채널에 따라 같은 통계의 기준일이 9개월까지 다르다</w:t>
+                  </w:r>
+                </w:p>
+              </w:tc>
+              <w:tc>
+                <w:tcPr>
+                  <w:tcW w:type="dxa" w:w="5573"/>
+                  <w:tcBorders>
+                    <w:top w:val="single" w:color="7F7F7F" w:sz="4"/>
+                    <w:left w:val="single" w:color="7F7F7F" w:sz="4"/>
+                    <w:bottom w:val="single" w:color="7F7F7F" w:sz="4"/>
+                    <w:right w:val="single" w:color="7F7F7F" w:sz="4"/>
+                  </w:tcBorders>
+                  <w:tcMar>
+                    <w:top w:type="dxa" w:w="16"/>
+                    <w:left w:type="dxa" w:w="64"/>
+                    <w:bottom w:type="dxa" w:w="16"/>
+                    <w:right w:type="dxa" w:w="64"/>
+                  </w:tcMar>
+                  <w:vAlign w:val="center"/>
+                </w:tcPr>
+                <w:p>
+                  <w:pPr>
+                    <w:spacing w:line="384"/>
+                    <w:jc w:val="both"/>
+                  </w:pPr>
+                  <w:r>
+                    <w:rPr>
+                      <w:rFonts w:ascii="휴먼명조" w:cs="휴먼명조" w:eastAsia="휴먼명조" w:hAnsi="휴먼명조"/>
+                      <w:sz w:val="28"/>
+                      <w:szCs w:val="28"/>
+                    </w:rPr>
+                    <w:t xml:space="preserve">원본 통계가 한 곳에 있어 시차가 없다</w:t>
+                  </w:r>
+                </w:p>
+              </w:tc>
+            </w:tr>
+            <w:tr>
+              <w:tc>
+                <w:tcPr>
+                  <w:tcW w:type="dxa" w:w="4559"/>
+                  <w:tcBorders>
+                    <w:top w:val="single" w:color="7F7F7F" w:sz="4"/>
+                    <w:left w:val="single" w:color="7F7F7F" w:sz="4"/>
+                    <w:bottom w:val="single" w:color="7F7F7F" w:sz="4"/>
+                    <w:right w:val="single" w:color="7F7F7F" w:sz="4"/>
+                  </w:tcBorders>
+                  <w:tcMar>
+                    <w:top w:type="dxa" w:w="16"/>
+                    <w:left w:type="dxa" w:w="64"/>
+                    <w:bottom w:type="dxa" w:w="16"/>
+                    <w:right w:type="dxa" w:w="64"/>
+                  </w:tcMar>
+                  <w:vAlign w:val="center"/>
+                </w:tcPr>
+                <w:p>
+                  <w:pPr>
+                    <w:spacing w:line="384"/>
+                    <w:jc w:val="both"/>
+                  </w:pPr>
+                  <w:r>
+                    <w:rPr>
+                      <w:rFonts w:ascii="휴먼명조" w:cs="휴먼명조" w:eastAsia="휴먼명조" w:hAnsi="휴먼명조"/>
+                      <w:sz w:val="28"/>
+                      <w:szCs w:val="28"/>
+                    </w:rPr>
+                    <w:t xml:space="preserve">사료 고향 태깅이 본문 지명에 의존해 33.3%에 그친다</w:t>
+                  </w:r>
+                </w:p>
+              </w:tc>
+              <w:tc>
+                <w:tcPr>
+                  <w:tcW w:type="dxa" w:w="5573"/>
+                  <w:tcBorders>
+                    <w:top w:val="single" w:color="7F7F7F" w:sz="4"/>
+                    <w:left w:val="single" w:color="7F7F7F" w:sz="4"/>
+                    <w:bottom w:val="single" w:color="7F7F7F" w:sz="4"/>
+                    <w:right w:val="single" w:color="7F7F7F" w:sz="4"/>
+                  </w:tcBorders>
+                  <w:tcMar>
+                    <w:top w:type="dxa" w:w="16"/>
+                    <w:left w:type="dxa" w:w="64"/>
+                    <w:bottom w:type="dxa" w:w="16"/>
+                    <w:right w:type="dxa" w:w="64"/>
+                  </w:tcMar>
+                  <w:vAlign w:val="center"/>
+                </w:tcPr>
+                <w:p>
+                  <w:pPr>
+                    <w:spacing w:line="384"/>
+                    <w:jc w:val="both"/>
+                  </w:pPr>
+                  <w:r>
+                    <w:rPr>
+                      <w:rFonts w:ascii="휴먼명조" w:cs="휴먼명조" w:eastAsia="휴먼명조" w:hAnsi="휴먼명조"/>
+                      <w:sz w:val="28"/>
+                      <w:szCs w:val="28"/>
+                    </w:rPr>
+                    <w:t xml:space="preserve">기증 접수 서식에 고향란 한 칸이면 신규분은 100%</w:t>
+                  </w:r>
+                </w:p>
+              </w:tc>
+            </w:tr>
+            <w:tr>
+              <w:tc>
+                <w:tcPr>
+                  <w:tcW w:type="dxa" w:w="4559"/>
+                  <w:tcBorders>
+                    <w:top w:val="single" w:color="7F7F7F" w:sz="4"/>
+                    <w:left w:val="single" w:color="7F7F7F" w:sz="4"/>
+                    <w:bottom w:val="single" w:color="7F7F7F" w:sz="4"/>
+                    <w:right w:val="single" w:color="7F7F7F" w:sz="4"/>
+                  </w:tcBorders>
+                  <w:tcMar>
+                    <w:top w:type="dxa" w:w="16"/>
+                    <w:left w:type="dxa" w:w="64"/>
+                    <w:bottom w:type="dxa" w:w="16"/>
+                    <w:right w:type="dxa" w:w="64"/>
+                  </w:tcMar>
+                  <w:vAlign w:val="center"/>
+                </w:tcPr>
+                <w:p>
+                  <w:pPr>
+                    <w:spacing w:line="384"/>
+                    <w:jc w:val="both"/>
+                  </w:pPr>
+                  <w:r>
+                    <w:rPr>
+                      <w:rFonts w:ascii="휴먼명조" w:cs="휴먼명조" w:eastAsia="휴먼명조" w:hAnsi="휴먼명조"/>
+                      <w:sz w:val="28"/>
+                      <w:szCs w:val="28"/>
+                    </w:rPr>
+                    <w:t xml:space="preserve">세대 구분 정보가 없어 후손 이용 규모를 셀 수 없다</w:t>
+                  </w:r>
+                </w:p>
+              </w:tc>
+              <w:tc>
+                <w:tcPr>
+                  <w:tcW w:type="dxa" w:w="5573"/>
+                  <w:tcBorders>
+                    <w:top w:val="single" w:color="7F7F7F" w:sz="4"/>
+                    <w:left w:val="single" w:color="7F7F7F" w:sz="4"/>
+                    <w:bottom w:val="single" w:color="7F7F7F" w:sz="4"/>
+                    <w:right w:val="single" w:color="7F7F7F" w:sz="4"/>
+                  </w:tcBorders>
+                  <w:tcMar>
+                    <w:top w:type="dxa" w:w="16"/>
+                    <w:left w:type="dxa" w:w="64"/>
+                    <w:bottom w:type="dxa" w:w="16"/>
+                    <w:right w:type="dxa" w:w="64"/>
+                  </w:tcMar>
+                  <w:vAlign w:val="center"/>
+                </w:tcPr>
+                <w:p>
+                  <w:pPr>
+                    <w:spacing w:line="384"/>
+                    <w:jc w:val="both"/>
+                  </w:pPr>
+                  <w:r>
+                    <w:rPr>
+                      <w:rFonts w:ascii="휴먼명조" w:cs="휴먼명조" w:eastAsia="휴먼명조" w:hAnsi="휴먼명조"/>
+                      <w:sz w:val="28"/>
+                      <w:szCs w:val="28"/>
+                    </w:rPr>
+                    <w:t xml:space="preserve">신청 서식 체크박스 한 칸이면 후손 참여 통계가 생긴다</w:t>
+                  </w:r>
+                </w:p>
+              </w:tc>
+            </w:tr>
+          </w:tbl>
+          <w:p>
+            <w:pPr>
+              <w:spacing w:after="0" w:before="24" w:line="384"/>
+              <w:jc w:val="both"/>
+            </w:pPr>
+            <w:r>
+              <w:rPr>
+                <w:rFonts w:ascii="휴먼명조" w:cs="휴먼명조" w:eastAsia="휴먼명조" w:hAnsi="휴먼명조"/>
+                <w:b/>
+                <w:bCs/>
+                <w:sz w:val="28"/>
+                <w:szCs w:val="28"/>
+              </w:rPr>
+              <w:t xml:space="preserve">15) 도입 로드맵과 확산 — </w:t>
+            </w:r>
+            <w:r>
+              <w:rPr>
+                <w:rFonts w:ascii="휴먼명조" w:cs="휴먼명조" w:eastAsia="휴먼명조" w:hAnsi="휴먼명조"/>
+                <w:sz w:val="28"/>
+                <w:szCs w:val="28"/>
+              </w:rPr>
+              <w:t xml:space="preserve">현행 운영을 평가하는 것이 아니라 도입 순서를 제안하는 것이며, 확산은 별도 예산 없이 기존 접점을 쓴다.</w:t>
+            </w:r>
+          </w:p>
+          <w:p>
+            <w:pPr>
+              <w:pStyle w:val="ListParagraph"/>
+              <w:numPr>
+                <w:ilvl w:val="0"/>
+                <w:numId w:val="2"/>
+              </w:numPr>
+              <w:spacing w:after="0" w:before="0" w:line="384"/>
+              <w:jc w:val="both"/>
+            </w:pPr>
+            <w:r>
+              <w:rPr>
+                <w:rFonts w:ascii="휴먼명조" w:cs="휴먼명조" w:eastAsia="휴먼명조" w:hAnsi="휴먼명조"/>
+                <w:sz w:val="28"/>
+                <w:szCs w:val="28"/>
+              </w:rPr>
+              <w:t xml:space="preserve">1단계 시범(1년) — 고향별 화면을 공개하고 이산가족 정기 안내 발송에 링크를 동봉한다. 통일교육원·학교 실습 자료로 쓰고 이북5도위원회·지자체 행사에서 고향별 사료를 상영한다. 끝나면 사료 고향 태깅률 33.3% → 60%, 계승 1·2순위 고향 사료 집중 수집, 기준일 표기율 100%가 확인된다. 2단계 접수 서식 개선 — 기증 서식에 고향란 한 칸, 신청 서식에 세대 구분 한 칸. 그 두 칸이 전부이며, 끝나면 신규 기증분 고향 태깅 100%와 후손 참여 규모의 최초 집계가 가능해진다. 3단계 내부 운영 전환 — 같은 도메인에서 사료 이미지를 표시하고 원본 통계를 한 곳으로 모아 채널 간 9개월 차이를 없앤다. 별도 예산·인력 소요는 숫자로 적지 않았다 — 근거로 댈 산출물이 없기 때문이다.</w:t>
+            </w:r>
+          </w:p>
+          <w:p>
+            <w:pPr>
+              <w:spacing w:after="0" w:before="24" w:line="384"/>
+              <w:jc w:val="both"/>
+            </w:pPr>
+            <w:r>
+              <w:rPr>
+                <w:rFonts w:ascii="휴먼명조" w:cs="휴먼명조" w:eastAsia="휴먼명조" w:hAnsi="휴먼명조"/>
+                <w:b/>
+                <w:bCs/>
+                <w:sz w:val="28"/>
+                <w:szCs w:val="28"/>
+              </w:rPr>
+              <w:t xml:space="preserve">16) 기대효과 — </w:t>
+            </w:r>
+            <w:r>
+              <w:rPr>
+                <w:rFonts w:ascii="휴먼명조" w:cs="휴먼명조" w:eastAsia="휴먼명조" w:hAnsi="휴먼명조"/>
+                <w:sz w:val="28"/>
+                <w:szCs w:val="28"/>
+              </w:rPr>
+              <w:t xml:space="preserve">본 사람이 이어 적는 사람이 된다. 알린다(8촌 이내 친족도 당사자이고 경로가 10종) → 모은다(통계·연표·보도자료·사료·날씨를 고향 이름 하나로) → 불러낸다(남의 집 사진이 내 집 사진을 떠올리게 한다) → 받는다(그 자리에서 기증·유전자검사·영상편지로). 들어온 기록은 다시 그 고향 화면의 재료가 되어 15.5배 밀도 격차를 좁힌다. 정책에는 「1만 명 하회 2038~2041년」과 「계승 1순위 평안북도(구)」라는, 예산과 순서를 논의할 숫자를 놓는다. 이산가족에게는 1순위 요청 사업(59.9%)에 답하고 후손에게는 없던 경로를 만든다. 정량 목표는 확인 방법이 있는 것만 세운다 — 15)의 각 단계에서 「끝나면 확인되는 것」이 그대로 목표이고, 사료 고향 태깅률은 지역명이 확인되는 건수 ÷ 전체 4,342건으로 배치마다 다시 계산된다. 이용자 수·유입·기증 건수 목표는 넣지 않았다 — 근거로 댈 실측이 없어 목표로 세우는 순간 지어낸 숫자가 된다.</w:t>
+            </w:r>
+          </w:p>
+          <w:p>
+            <w:pPr>
+              <w:spacing w:after="0" w:before="45" w:line="384"/>
+              <w:jc w:val="both"/>
+            </w:pPr>
+            <w:r>
+              <w:rPr>
+                <w:rFonts w:ascii="휴먼명조" w:cs="휴먼명조" w:eastAsia="휴먼명조" w:hAnsi="휴먼명조"/>
+                <w:sz w:val="28"/>
+                <w:szCs w:val="28"/>
+              </w:rPr>
+              <w:t xml:space="preserve">교류가 멈춘 것과 이산가족 정책이 멈춘 것은 다르다 — 당국 차원 교류는 2018년 462건·2,829명을 끝으로 2026-05-31까지 89개월 연속 0건이지만, 보도자료 언급은 2010~2018년 연평균 14건에서 2019~2024년 14.7건으로 줄지 않았다(확인 하한 2025-10-24 · 2025년 제외). 성사는 남측만으로 결정되지 않으므로 이 서비스는 실적이 아니라 기록으로 할 수 있는 일에 집중하며, 같은 구조는 국군포로·납북자로 넓힐 수 있다.</w:t>
+            </w:r>
+          </w:p>
+          <w:p>
+            <w:pPr>
+              <w:spacing w:after="0" w:before="24" w:line="384"/>
+              <w:jc w:val="both"/>
+            </w:pPr>
+            <w:r>
+              <w:rPr>
+                <w:rFonts w:ascii="휴먼명조" w:cs="휴먼명조" w:eastAsia="휴먼명조" w:hAnsi="휴먼명조"/>
+                <w:b/>
+                <w:bCs/>
+                <w:sz w:val="28"/>
+                <w:szCs w:val="28"/>
+              </w:rPr>
+              <w:t xml:space="preserve">17) 검증 — </w:t>
+            </w:r>
+            <w:r>
+              <w:rPr>
+                <w:rFonts w:ascii="휴먼명조" w:cs="휴먼명조" w:eastAsia="휴먼명조" w:hAnsi="휴먼명조"/>
+                <w:sz w:val="28"/>
+                <w:szCs w:val="28"/>
+              </w:rPr>
+              <w:t xml:space="preserve">측정한 것만 말한다. 회귀 평가 48/48(안전 규칙 위반 0 · 근거 미제시 0), 실사용 난문 108/108(출처 누락 0 · 시점 누락 0), 화면 검증 72/72(48px 미만 0 · 기증자 성함 193명 전수 대조 포함), 고향 안내인 29/29를 통과한다(전부 2026-08-20 실행). 데이터 정합도 검사한다 — 생존자 5개 분류의 합이 전부 33,272이고 33,272 + 101,274 = 134,546이 맞으며, 교류현황 38개 연도행 15개 열이 공표 합계와 일치한다. 이 문서의 규격도 검사 스크립트로 확인한다.</w:t>
             </w:r>
           </w:p>
         </w:tc>
@@ -2333,7 +5958,7 @@
       <w:tr>
         <w:tc>
           <w:tcPr>
-            <w:tcW w:type="dxa" w:w="10318"/>
+            <w:tcW w:type="dxa" w:w="10432"/>
             <w:gridSpan w:val="3"/>
             <w:tcBorders>
               <w:top w:val="single" w:color="7F7F7F" w:sz="4"/>
@@ -2343,10 +5968,10 @@
             </w:tcBorders>
             <w:shd w:fill="D9D9D9" w:val="clear"/>
             <w:tcMar>
-              <w:top w:type="dxa" w:w="50"/>
-              <w:left w:type="dxa" w:w="120"/>
-              <w:bottom w:type="dxa" w:w="50"/>
-              <w:right w:type="dxa" w:w="120"/>
+              <w:top w:type="dxa" w:w="16"/>
+              <w:left w:type="dxa" w:w="64"/>
+              <w:bottom w:type="dxa" w:w="16"/>
+              <w:right w:type="dxa" w:w="64"/>
             </w:tcMar>
             <w:vAlign w:val="center"/>
           </w:tcPr>
@@ -2371,7 +5996,7 @@
       <w:tr>
         <w:tc>
           <w:tcPr>
-            <w:tcW w:type="dxa" w:w="10318"/>
+            <w:tcW w:type="dxa" w:w="10432"/>
             <w:gridSpan w:val="3"/>
             <w:tcBorders>
               <w:top w:val="single" w:color="7F7F7F" w:sz="4"/>
@@ -2380,10 +6005,10 @@
               <w:right w:val="single" w:color="7F7F7F" w:sz="4"/>
             </w:tcBorders>
             <w:tcMar>
-              <w:top w:type="dxa" w:w="50"/>
-              <w:left w:type="dxa" w:w="120"/>
-              <w:bottom w:type="dxa" w:w="50"/>
-              <w:right w:type="dxa" w:w="120"/>
+              <w:top w:type="dxa" w:w="16"/>
+              <w:left w:type="dxa" w:w="64"/>
+              <w:bottom w:type="dxa" w:w="16"/>
+              <w:right w:type="dxa" w:w="64"/>
             </w:tcMar>
             <w:vAlign w:val="top"/>
           </w:tcPr>
@@ -2408,12 +6033,12 @@
                 <w:sz w:val="28"/>
                 <w:szCs w:val="28"/>
               </w:rPr>
-              <w:t xml:space="preserve">Gemini를 두 곳에만 쓴다. 첫째는 자연어 질문의 해석으로, 규칙이 먼저 처리하고 못 잡은 질문만 넘기며 닫힌 스키마 밖 출력이면 폐기하고 규칙 결과로 되돌린다. 둘째는 분석 덱 요약 문장의 정리로, 빌드 때 한 번 생성해 9문장을 만들고 원본 analysis.json의 해시(sha256:56b17ac9…99e0c9)를 함께 기록해 어느 판을 요약한 것인지 고정했다. 두 곳 모두 AI가 수치와 판정을 만들지 않는다. 요약의 수치 27개는 전량 원본 카드로 기계가 역추적했고, 검사 14종을 통과한 문장만 화면에 올리며 통과하지 못하면 폐기한다(이번 산출은 2차 시도에서 통과 — deck-summary.json attempt=2). 네트워크가 죽어도 규칙 계층만으로 동작한다.</w:t>
-            </w:r>
-          </w:p>
-          <w:p>
-            <w:pPr>
-              <w:spacing w:after="0" w:before="60" w:line="384"/>
+              <w:t xml:space="preserve">Gemini를 두 곳에만 쓴다. 첫째는 자연어 질문의 해석으로, 규칙이 먼저 처리하고 못 잡은 것만 넘기며 미리 정한 출력 형식 밖이면 폐기해 규칙 결과로 되돌린다. 둘째는 분석 요약 화면의 문장 정리로, 빌드 때 한 번 9문장을 생성하고 원본 분석 파일의 지문값을 함께 기록해 어느 판을 요약했는지 고정했다. 두 곳 모두 AI가 수치와 판정을 만들지 않는다. 요약에 쓰인 수치 27개는 전량 원본 분석 카드로 자동 역추적했고, 검사 14종을 통과한 문장만 화면에 올린다. 네트워크가 끊겨도 규칙만으로 동작한다.</w:t>
+            </w:r>
+          </w:p>
+          <w:p>
+            <w:pPr>
+              <w:spacing w:after="0" w:before="45" w:line="384"/>
               <w:jc w:val="both"/>
             </w:pPr>
             <w:r>
@@ -2422,12 +6047,12 @@
                 <w:sz w:val="28"/>
                 <w:szCs w:val="28"/>
               </w:rPr>
-              <w:t xml:space="preserve">본 기획서와 시제품 코드의 작성에는 Anthropic Claude를 사용했다. 이 문서의 모든 수치는 저장소의 실제 산출물 파일에서 나왔고 수치마다 출처 파일·경로·기준일을 댈 수 있다.</w:t>
-            </w:r>
-          </w:p>
-          <w:p>
-            <w:pPr>
-              <w:spacing w:after="0" w:before="60" w:line="384"/>
+              <w:t xml:space="preserve">본 기획서와 시제품 코드의 작성에는 Anthropic Claude를 사용했다. 이 문서의 모든 수치는 저장소의 산출물 파일에서 나왔고 수치마다 출처 파일과 기준일을 댈 수 있다.</w:t>
+            </w:r>
+          </w:p>
+          <w:p>
+            <w:pPr>
+              <w:spacing w:after="0" w:before="45" w:line="384"/>
               <w:jc w:val="both"/>
             </w:pPr>
             <w:r>
@@ -2438,20 +6063,20 @@
                 <w:sz w:val="28"/>
                 <w:szCs w:val="28"/>
               </w:rPr>
-              <w:t xml:space="preserve">참고 문헌·자료 — </w:t>
-            </w:r>
-            <w:r>
-              <w:rPr>
-                <w:rFonts w:ascii="휴먼명조" w:cs="휴먼명조" w:eastAsia="휴먼명조" w:hAnsi="휴먼명조"/>
-                <w:sz w:val="28"/>
-                <w:szCs w:val="28"/>
-              </w:rPr>
-              <w:t xml:space="preserve">통일부 「2024년 제4차 남북 이산가족 실태조사 결과」(2025-01-24) · 이산가족정보통합시스템 게시판 공표 자료(국가통계 승인번호 제103003호) · 공공데이터포털 통일부 개방 데이터 · 남북이산가족 디지털박물관 · 「남북 이산가족 생사확인 및 교류 촉진에 관한 법률」 제2조 · 통계청 완전생명표 2024년(KOSIS DT_1B42) · 서울대 통일평화연구원 통일의식조사</w:t>
-            </w:r>
-          </w:p>
-          <w:p>
-            <w:pPr>
-              <w:spacing w:after="0" w:before="60" w:line="384"/>
+              <w:t xml:space="preserve">참고 자료 — </w:t>
+            </w:r>
+            <w:r>
+              <w:rPr>
+                <w:rFonts w:ascii="휴먼명조" w:cs="휴먼명조" w:eastAsia="휴먼명조" w:hAnsi="휴먼명조"/>
+                <w:sz w:val="28"/>
+                <w:szCs w:val="28"/>
+              </w:rPr>
+              <w:t xml:space="preserve">통일부 「2024년 제4차 남북 이산가족 실태조사 결과」(2025-01-24) · 이산가족정보통합시스템 게시판 공표 자료(국가통계 승인번호 제103003호) · 공공데이터포털 통일부 개방 데이터 · 남북이산가족 디지털박물관 · 「남북 이산가족 생사확인 및 교류 촉진에 관한 법률」 제2조 · 통계청 완전생명표 2024년(KOSIS DT_1B42) · 통일의식조사(서울대)</w:t>
+            </w:r>
+          </w:p>
+          <w:p>
+            <w:pPr>
+              <w:spacing w:after="0" w:before="45" w:line="384"/>
               <w:jc w:val="both"/>
             </w:pPr>
             <w:r>
@@ -2470,7 +6095,7 @@
                 <w:sz w:val="28"/>
                 <w:szCs w:val="28"/>
               </w:rPr>
-              <w:t xml:space="preserve">2025년 수상작 가운데 「AI 위기가구 예측」·「나와 닮은 선배가 걸어온 길」·「동행 MAP」은 탈북민 정착을, 「북킷리스트」는 도서를 다뤘다. 본 아이디어는 모집단(이산가족과 8촌 이내 친족)·축(고향)·목적(기록 공백의 측정과 계승)이 다르며 개인 예측도 추천도 하지 않는다. 시제품은 완성품이 아니라 실현 가능성을 보이려고 만든 동작 화면이다(배포 주소 factdoc.pages.dev).</w:t>
+              <w:t xml:space="preserve">2025년 수상작과 겹치지 않는 이유는 「나. 창의성」 첫머리에 적었다. 시제품은 완성품이 아니라 실현 가능성을 보이려고 만든 동작 화면이다(factdoc.pages.dev).</w:t>
             </w:r>
           </w:p>
         </w:tc>
@@ -2491,7 +6116,7 @@
     </w:p>
     <w:sectPr>
       <w:pgSz w:w="11906" w:h="16838" w:orient="portrait"/>
-      <w:pgMar w:top="794" w:right="794" w:bottom="794" w:left="794" w:header="708" w:footer="708" w:gutter="0"/>
+      <w:pgMar w:top="737" w:right="737" w:bottom="737" w:left="737" w:header="708" w:footer="708" w:gutter="0"/>
       <w:pgNumType/>
       <w:docGrid w:linePitch="360"/>
     </w:sectPr>

--- a/제출서류/서식3_아이디어기획서_고향잇기.docx
+++ b/제출서류/서식3_아이디어기획서_고향잇기.docx
@@ -481,7 +481,7 @@
                 <w:sz w:val="28"/>
                 <w:szCs w:val="28"/>
               </w:rPr>
-              <w:t xml:space="preserve">공공데이터포털(data.go.kr) · 통일부 북한정보포털 · 이산가족정보통합시스템(게시판 공표 HWP) · 남북이산가족 디지털박물관 · 통일부 보도자료</w:t>
+              <w:t xml:space="preserve">공공데이터포털(data.go.kr) · 통일부 북한정보포털 · 이산가족정보통합시스템(게시판 공표 HWP · 남북이산가족찾기 12개 코너) · 남북이산가족 디지털박물관 · 통일부 보도자료</w:t>
             </w:r>
           </w:p>
           <w:p>
@@ -495,7 +495,7 @@
                 <w:sz w:val="28"/>
                 <w:szCs w:val="28"/>
               </w:rPr>
-              <w:t xml:space="preserve">연계(보조) — 통계청 KOSIS 완전생명표 · Open-Meteo 기상 · 서울대 통일평화연구원 통일의식조사</w:t>
+              <w:t xml:space="preserve">연계(보조) — 통계청 완전생명표 · Open-Meteo 기상 · 서울대 통일평화연구원 통일의식조사</w:t>
             </w:r>
           </w:p>
         </w:tc>
@@ -629,26 +629,1657 @@
           </w:p>
           <w:p>
             <w:pPr>
+              <w:pStyle w:val="ListParagraph"/>
+              <w:numPr>
+                <w:ilvl w:val="0"/>
+                <w:numId w:val="2"/>
+              </w:numPr>
               <w:spacing w:after="0" w:before="0" w:line="384"/>
               <w:jc w:val="both"/>
             </w:pPr>
             <w:r>
               <w:rPr>
                 <w:rFonts w:ascii="휴먼명조" w:cs="휴먼명조" w:eastAsia="휴먼명조" w:hAnsi="휴먼명조"/>
-                <w:b/>
-                <w:bCs/>
-                <w:sz w:val="28"/>
-                <w:szCs w:val="28"/>
-              </w:rPr>
-              <w:t xml:space="preserve">나. 팩트체커에서만 쓰이는 26종 13,915건</w:t>
-            </w:r>
-            <w:r>
-              <w:rPr>
-                <w:rFonts w:ascii="휴먼명조" w:cs="휴먼명조" w:eastAsia="휴먼명조" w:hAnsi="휴먼명조"/>
-                <w:sz w:val="28"/>
-                <w:szCs w:val="28"/>
-              </w:rPr>
-              <w:t xml:space="preserve"> — 가의 5종을 뺀 나머지다. 자연어 질문을 대조할 때만 쓰고 지도·추계·순위 계산에는 들어가지 않는다.</w:t>
+                <w:sz w:val="28"/>
+                <w:szCs w:val="28"/>
+              </w:rPr>
+              <w:t xml:space="preserve">이산가족정보통합시스템 12개 코너 13,924건(수집일 2026-08-21) — 코너마다 세는 단위가 다르다(사료·사진·영상 건수, 통계표 행, 입구 링크, 질의 수). 사이트가 총건수를 표시하지 않으면 「미표시」다</w:t>
+            </w:r>
+          </w:p>
+          <w:tbl>
+            <w:tblPr>
+              <w:tblW w:type="dxa" w:w="10432"/>
+              <w:tblBorders>
+                <w:top w:val="single" w:color="auto" w:sz="4"/>
+                <w:left w:val="single" w:color="auto" w:sz="4"/>
+                <w:bottom w:val="single" w:color="auto" w:sz="4"/>
+                <w:right w:val="single" w:color="auto" w:sz="4"/>
+                <w:insideH w:val="single" w:color="auto" w:sz="4"/>
+                <w:insideV w:val="single" w:color="auto" w:sz="4"/>
+              </w:tblBorders>
+            </w:tblPr>
+            <w:tblGrid>
+              <w:gridCol w:w="1753"/>
+              <w:gridCol w:w="1237"/>
+              <w:gridCol w:w="2166"/>
+              <w:gridCol w:w="120"/>
+              <w:gridCol w:w="1753"/>
+              <w:gridCol w:w="1237"/>
+              <w:gridCol w:w="2166"/>
+            </w:tblGrid>
+            <w:tr>
+              <w:tc>
+                <w:tcPr>
+                  <w:tcW w:type="dxa" w:w="1753"/>
+                  <w:tcBorders>
+                    <w:top w:val="single" w:color="7F7F7F" w:sz="4"/>
+                    <w:left w:val="single" w:color="7F7F7F" w:sz="4"/>
+                    <w:bottom w:val="single" w:color="7F7F7F" w:sz="4"/>
+                    <w:right w:val="single" w:color="7F7F7F" w:sz="4"/>
+                  </w:tcBorders>
+                  <w:shd w:fill="D9D9D9" w:val="clear"/>
+                  <w:tcMar>
+                    <w:top w:type="dxa" w:w="16"/>
+                    <w:left w:type="dxa" w:w="64"/>
+                    <w:bottom w:type="dxa" w:w="16"/>
+                    <w:right w:type="dxa" w:w="64"/>
+                  </w:tcMar>
+                  <w:vAlign w:val="center"/>
+                </w:tcPr>
+                <w:p>
+                  <w:pPr>
+                    <w:spacing w:line="384"/>
+                    <w:jc w:val="center"/>
+                  </w:pPr>
+                  <w:r>
+                    <w:rPr>
+                      <w:rFonts w:ascii="휴먼명조" w:cs="휴먼명조" w:eastAsia="휴먼명조" w:hAnsi="휴먼명조"/>
+                      <w:b/>
+                      <w:bCs/>
+                      <w:sz w:val="24"/>
+                      <w:szCs w:val="24"/>
+                    </w:rPr>
+                    <w:t xml:space="preserve">코너</w:t>
+                  </w:r>
+                </w:p>
+              </w:tc>
+              <w:tc>
+                <w:tcPr>
+                  <w:tcW w:type="dxa" w:w="1237"/>
+                  <w:tcBorders>
+                    <w:top w:val="single" w:color="7F7F7F" w:sz="4"/>
+                    <w:left w:val="single" w:color="7F7F7F" w:sz="4"/>
+                    <w:bottom w:val="single" w:color="7F7F7F" w:sz="4"/>
+                    <w:right w:val="single" w:color="7F7F7F" w:sz="4"/>
+                  </w:tcBorders>
+                  <w:shd w:fill="D9D9D9" w:val="clear"/>
+                  <w:tcMar>
+                    <w:top w:type="dxa" w:w="16"/>
+                    <w:left w:type="dxa" w:w="64"/>
+                    <w:bottom w:type="dxa" w:w="16"/>
+                    <w:right w:type="dxa" w:w="64"/>
+                  </w:tcMar>
+                  <w:vAlign w:val="center"/>
+                </w:tcPr>
+                <w:p>
+                  <w:pPr>
+                    <w:spacing w:line="384"/>
+                    <w:jc w:val="center"/>
+                  </w:pPr>
+                  <w:r>
+                    <w:rPr>
+                      <w:rFonts w:ascii="휴먼명조" w:cs="휴먼명조" w:eastAsia="휴먼명조" w:hAnsi="휴먼명조"/>
+                      <w:b/>
+                      <w:bCs/>
+                      <w:sz w:val="24"/>
+                      <w:szCs w:val="24"/>
+                    </w:rPr>
+                    <w:t xml:space="preserve">표시/수집</w:t>
+                  </w:r>
+                </w:p>
+              </w:tc>
+              <w:tc>
+                <w:tcPr>
+                  <w:tcW w:type="dxa" w:w="2166"/>
+                  <w:tcBorders>
+                    <w:top w:val="single" w:color="7F7F7F" w:sz="4"/>
+                    <w:left w:val="single" w:color="7F7F7F" w:sz="4"/>
+                    <w:bottom w:val="single" w:color="7F7F7F" w:sz="4"/>
+                    <w:right w:val="single" w:color="7F7F7F" w:sz="4"/>
+                  </w:tcBorders>
+                  <w:shd w:fill="D9D9D9" w:val="clear"/>
+                  <w:tcMar>
+                    <w:top w:type="dxa" w:w="16"/>
+                    <w:left w:type="dxa" w:w="64"/>
+                    <w:bottom w:type="dxa" w:w="16"/>
+                    <w:right w:type="dxa" w:w="64"/>
+                  </w:tcMar>
+                  <w:vAlign w:val="center"/>
+                </w:tcPr>
+                <w:p>
+                  <w:pPr>
+                    <w:spacing w:line="384"/>
+                    <w:jc w:val="center"/>
+                  </w:pPr>
+                  <w:r>
+                    <w:rPr>
+                      <w:rFonts w:ascii="휴먼명조" w:cs="휴먼명조" w:eastAsia="휴먼명조" w:hAnsi="휴먼명조"/>
+                      <w:b/>
+                      <w:bCs/>
+                      <w:sz w:val="24"/>
+                      <w:szCs w:val="24"/>
+                    </w:rPr>
+                    <w:t xml:space="preserve">쓰임</w:t>
+                  </w:r>
+                </w:p>
+              </w:tc>
+              <w:tc>
+                <w:tcPr>
+                  <w:tcW w:type="dxa" w:w="120"/>
+                  <w:tcBorders>
+                    <w:top w:val="none" w:color="FFFFFF" w:sz="0"/>
+                    <w:left w:val="none" w:color="FFFFFF" w:sz="0"/>
+                    <w:bottom w:val="none" w:color="FFFFFF" w:sz="0"/>
+                    <w:right w:val="none" w:color="FFFFFF" w:sz="0"/>
+                  </w:tcBorders>
+                  <w:tcMar>
+                    <w:top w:type="dxa" w:w="16"/>
+                    <w:left w:type="dxa" w:w="64"/>
+                    <w:bottom w:type="dxa" w:w="16"/>
+                    <w:right w:type="dxa" w:w="64"/>
+                  </w:tcMar>
+                  <w:vAlign w:val="center"/>
+                </w:tcPr>
+                <w:p>
+                  <w:pPr>
+                    <w:spacing w:line="384"/>
+                    <w:jc w:val="both"/>
+                  </w:pPr>
+                  <w:r>
+                    <w:rPr>
+                      <w:rFonts w:ascii="휴먼명조" w:cs="휴먼명조" w:eastAsia="휴먼명조" w:hAnsi="휴먼명조"/>
+                      <w:sz w:val="28"/>
+                      <w:szCs w:val="28"/>
+                    </w:rPr>
+                    <w:t xml:space="preserve"/>
+                  </w:r>
+                </w:p>
+              </w:tc>
+              <w:tc>
+                <w:tcPr>
+                  <w:tcW w:type="dxa" w:w="1753"/>
+                  <w:tcBorders>
+                    <w:top w:val="single" w:color="7F7F7F" w:sz="4"/>
+                    <w:left w:val="single" w:color="7F7F7F" w:sz="4"/>
+                    <w:bottom w:val="single" w:color="7F7F7F" w:sz="4"/>
+                    <w:right w:val="single" w:color="7F7F7F" w:sz="4"/>
+                  </w:tcBorders>
+                  <w:shd w:fill="D9D9D9" w:val="clear"/>
+                  <w:tcMar>
+                    <w:top w:type="dxa" w:w="16"/>
+                    <w:left w:type="dxa" w:w="64"/>
+                    <w:bottom w:type="dxa" w:w="16"/>
+                    <w:right w:type="dxa" w:w="64"/>
+                  </w:tcMar>
+                  <w:vAlign w:val="center"/>
+                </w:tcPr>
+                <w:p>
+                  <w:pPr>
+                    <w:spacing w:line="384"/>
+                    <w:jc w:val="center"/>
+                  </w:pPr>
+                  <w:r>
+                    <w:rPr>
+                      <w:rFonts w:ascii="휴먼명조" w:cs="휴먼명조" w:eastAsia="휴먼명조" w:hAnsi="휴먼명조"/>
+                      <w:b/>
+                      <w:bCs/>
+                      <w:sz w:val="24"/>
+                      <w:szCs w:val="24"/>
+                    </w:rPr>
+                    <w:t xml:space="preserve">코너</w:t>
+                  </w:r>
+                </w:p>
+              </w:tc>
+              <w:tc>
+                <w:tcPr>
+                  <w:tcW w:type="dxa" w:w="1237"/>
+                  <w:tcBorders>
+                    <w:top w:val="single" w:color="7F7F7F" w:sz="4"/>
+                    <w:left w:val="single" w:color="7F7F7F" w:sz="4"/>
+                    <w:bottom w:val="single" w:color="7F7F7F" w:sz="4"/>
+                    <w:right w:val="single" w:color="7F7F7F" w:sz="4"/>
+                  </w:tcBorders>
+                  <w:shd w:fill="D9D9D9" w:val="clear"/>
+                  <w:tcMar>
+                    <w:top w:type="dxa" w:w="16"/>
+                    <w:left w:type="dxa" w:w="64"/>
+                    <w:bottom w:type="dxa" w:w="16"/>
+                    <w:right w:type="dxa" w:w="64"/>
+                  </w:tcMar>
+                  <w:vAlign w:val="center"/>
+                </w:tcPr>
+                <w:p>
+                  <w:pPr>
+                    <w:spacing w:line="384"/>
+                    <w:jc w:val="center"/>
+                  </w:pPr>
+                  <w:r>
+                    <w:rPr>
+                      <w:rFonts w:ascii="휴먼명조" w:cs="휴먼명조" w:eastAsia="휴먼명조" w:hAnsi="휴먼명조"/>
+                      <w:b/>
+                      <w:bCs/>
+                      <w:sz w:val="24"/>
+                      <w:szCs w:val="24"/>
+                    </w:rPr>
+                    <w:t xml:space="preserve">표시/수집</w:t>
+                  </w:r>
+                </w:p>
+              </w:tc>
+              <w:tc>
+                <w:tcPr>
+                  <w:tcW w:type="dxa" w:w="2166"/>
+                  <w:tcBorders>
+                    <w:top w:val="single" w:color="7F7F7F" w:sz="4"/>
+                    <w:left w:val="single" w:color="7F7F7F" w:sz="4"/>
+                    <w:bottom w:val="single" w:color="7F7F7F" w:sz="4"/>
+                    <w:right w:val="single" w:color="7F7F7F" w:sz="4"/>
+                  </w:tcBorders>
+                  <w:shd w:fill="D9D9D9" w:val="clear"/>
+                  <w:tcMar>
+                    <w:top w:type="dxa" w:w="16"/>
+                    <w:left w:type="dxa" w:w="64"/>
+                    <w:bottom w:type="dxa" w:w="16"/>
+                    <w:right w:type="dxa" w:w="64"/>
+                  </w:tcMar>
+                  <w:vAlign w:val="center"/>
+                </w:tcPr>
+                <w:p>
+                  <w:pPr>
+                    <w:spacing w:line="384"/>
+                    <w:jc w:val="center"/>
+                  </w:pPr>
+                  <w:r>
+                    <w:rPr>
+                      <w:rFonts w:ascii="휴먼명조" w:cs="휴먼명조" w:eastAsia="휴먼명조" w:hAnsi="휴먼명조"/>
+                      <w:b/>
+                      <w:bCs/>
+                      <w:sz w:val="24"/>
+                      <w:szCs w:val="24"/>
+                    </w:rPr>
+                    <w:t xml:space="preserve">쓰임</w:t>
+                  </w:r>
+                </w:p>
+              </w:tc>
+            </w:tr>
+            <w:tr>
+              <w:tc>
+                <w:tcPr>
+                  <w:tcW w:type="dxa" w:w="1753"/>
+                  <w:tcBorders>
+                    <w:top w:val="single" w:color="7F7F7F" w:sz="4"/>
+                    <w:left w:val="single" w:color="7F7F7F" w:sz="4"/>
+                    <w:bottom w:val="single" w:color="7F7F7F" w:sz="4"/>
+                    <w:right w:val="single" w:color="7F7F7F" w:sz="4"/>
+                  </w:tcBorders>
+                  <w:tcMar>
+                    <w:top w:type="dxa" w:w="16"/>
+                    <w:left w:type="dxa" w:w="64"/>
+                    <w:bottom w:type="dxa" w:w="16"/>
+                    <w:right w:type="dxa" w:w="64"/>
+                  </w:tcMar>
+                  <w:vAlign w:val="center"/>
+                </w:tcPr>
+                <w:p>
+                  <w:pPr>
+                    <w:spacing w:line="384"/>
+                    <w:jc w:val="both"/>
+                  </w:pPr>
+                  <w:r>
+                    <w:rPr>
+                      <w:rFonts w:ascii="휴먼명조" w:cs="휴먼명조" w:eastAsia="휴먼명조" w:hAnsi="휴먼명조"/>
+                      <w:sz w:val="24"/>
+                      <w:szCs w:val="24"/>
+                    </w:rPr>
+                    <w:t xml:space="preserve">나의 살던 고향은</w:t>
+                  </w:r>
+                </w:p>
+              </w:tc>
+              <w:tc>
+                <w:tcPr>
+                  <w:tcW w:type="dxa" w:w="1237"/>
+                  <w:tcBorders>
+                    <w:top w:val="single" w:color="7F7F7F" w:sz="4"/>
+                    <w:left w:val="single" w:color="7F7F7F" w:sz="4"/>
+                    <w:bottom w:val="single" w:color="7F7F7F" w:sz="4"/>
+                    <w:right w:val="single" w:color="7F7F7F" w:sz="4"/>
+                  </w:tcBorders>
+                  <w:tcMar>
+                    <w:top w:type="dxa" w:w="16"/>
+                    <w:left w:type="dxa" w:w="64"/>
+                    <w:bottom w:type="dxa" w:w="16"/>
+                    <w:right w:type="dxa" w:w="64"/>
+                  </w:tcMar>
+                  <w:vAlign w:val="center"/>
+                </w:tcPr>
+                <w:p>
+                  <w:pPr>
+                    <w:spacing w:line="384"/>
+                    <w:jc w:val="center"/>
+                  </w:pPr>
+                  <w:r>
+                    <w:rPr>
+                      <w:rFonts w:ascii="휴먼명조" w:cs="휴먼명조" w:eastAsia="휴먼명조" w:hAnsi="휴먼명조"/>
+                      <w:sz w:val="24"/>
+                      <w:szCs w:val="24"/>
+                    </w:rPr>
+                    <w:t xml:space="preserve">141 / 129</w:t>
+                  </w:r>
+                </w:p>
+              </w:tc>
+              <w:tc>
+                <w:tcPr>
+                  <w:tcW w:type="dxa" w:w="2166"/>
+                  <w:tcBorders>
+                    <w:top w:val="single" w:color="7F7F7F" w:sz="4"/>
+                    <w:left w:val="single" w:color="7F7F7F" w:sz="4"/>
+                    <w:bottom w:val="single" w:color="7F7F7F" w:sz="4"/>
+                    <w:right w:val="single" w:color="7F7F7F" w:sz="4"/>
+                  </w:tcBorders>
+                  <w:tcMar>
+                    <w:top w:type="dxa" w:w="16"/>
+                    <w:left w:type="dxa" w:w="64"/>
+                    <w:bottom w:type="dxa" w:w="16"/>
+                    <w:right w:type="dxa" w:w="64"/>
+                  </w:tcMar>
+                  <w:vAlign w:val="center"/>
+                </w:tcPr>
+                <w:p>
+                  <w:pPr>
+                    <w:spacing w:line="384"/>
+                    <w:jc w:val="both"/>
+                  </w:pPr>
+                  <w:r>
+                    <w:rPr>
+                      <w:rFonts w:ascii="휴먼명조" w:cs="휴먼명조" w:eastAsia="휴먼명조" w:hAnsi="휴먼명조"/>
+                      <w:sz w:val="24"/>
+                      <w:szCs w:val="24"/>
+                    </w:rPr>
+                    <w:t xml:space="preserve">사진 격자 · 밀도 분자</w:t>
+                  </w:r>
+                </w:p>
+              </w:tc>
+              <w:tc>
+                <w:tcPr>
+                  <w:tcW w:type="dxa" w:w="120"/>
+                  <w:tcBorders>
+                    <w:top w:val="none" w:color="FFFFFF" w:sz="0"/>
+                    <w:left w:val="none" w:color="FFFFFF" w:sz="0"/>
+                    <w:bottom w:val="none" w:color="FFFFFF" w:sz="0"/>
+                    <w:right w:val="none" w:color="FFFFFF" w:sz="0"/>
+                  </w:tcBorders>
+                  <w:tcMar>
+                    <w:top w:type="dxa" w:w="16"/>
+                    <w:left w:type="dxa" w:w="64"/>
+                    <w:bottom w:type="dxa" w:w="16"/>
+                    <w:right w:type="dxa" w:w="64"/>
+                  </w:tcMar>
+                  <w:vAlign w:val="center"/>
+                </w:tcPr>
+                <w:p>
+                  <w:pPr>
+                    <w:spacing w:line="384"/>
+                    <w:jc w:val="both"/>
+                  </w:pPr>
+                  <w:r>
+                    <w:rPr>
+                      <w:rFonts w:ascii="휴먼명조" w:cs="휴먼명조" w:eastAsia="휴먼명조" w:hAnsi="휴먼명조"/>
+                      <w:sz w:val="28"/>
+                      <w:szCs w:val="28"/>
+                    </w:rPr>
+                    <w:t xml:space="preserve"/>
+                  </w:r>
+                </w:p>
+              </w:tc>
+              <w:tc>
+                <w:tcPr>
+                  <w:tcW w:type="dxa" w:w="1753"/>
+                  <w:tcBorders>
+                    <w:top w:val="single" w:color="7F7F7F" w:sz="4"/>
+                    <w:left w:val="single" w:color="7F7F7F" w:sz="4"/>
+                    <w:bottom w:val="single" w:color="7F7F7F" w:sz="4"/>
+                    <w:right w:val="single" w:color="7F7F7F" w:sz="4"/>
+                  </w:tcBorders>
+                  <w:tcMar>
+                    <w:top w:type="dxa" w:w="16"/>
+                    <w:left w:type="dxa" w:w="64"/>
+                    <w:bottom w:type="dxa" w:w="16"/>
+                    <w:right w:type="dxa" w:w="64"/>
+                  </w:tcMar>
+                  <w:vAlign w:val="center"/>
+                </w:tcPr>
+                <w:p>
+                  <w:pPr>
+                    <w:spacing w:line="384"/>
+                    <w:jc w:val="both"/>
+                  </w:pPr>
+                  <w:r>
+                    <w:rPr>
+                      <w:rFonts w:ascii="휴먼명조" w:cs="휴먼명조" w:eastAsia="휴먼명조" w:hAnsi="휴먼명조"/>
+                      <w:sz w:val="24"/>
+                      <w:szCs w:val="24"/>
+                    </w:rPr>
+                    <w:t xml:space="preserve">손편지</w:t>
+                  </w:r>
+                </w:p>
+              </w:tc>
+              <w:tc>
+                <w:tcPr>
+                  <w:tcW w:type="dxa" w:w="1237"/>
+                  <w:tcBorders>
+                    <w:top w:val="single" w:color="7F7F7F" w:sz="4"/>
+                    <w:left w:val="single" w:color="7F7F7F" w:sz="4"/>
+                    <w:bottom w:val="single" w:color="7F7F7F" w:sz="4"/>
+                    <w:right w:val="single" w:color="7F7F7F" w:sz="4"/>
+                  </w:tcBorders>
+                  <w:tcMar>
+                    <w:top w:type="dxa" w:w="16"/>
+                    <w:left w:type="dxa" w:w="64"/>
+                    <w:bottom w:type="dxa" w:w="16"/>
+                    <w:right w:type="dxa" w:w="64"/>
+                  </w:tcMar>
+                  <w:vAlign w:val="center"/>
+                </w:tcPr>
+                <w:p>
+                  <w:pPr>
+                    <w:spacing w:line="384"/>
+                    <w:jc w:val="center"/>
+                  </w:pPr>
+                  <w:r>
+                    <w:rPr>
+                      <w:rFonts w:ascii="휴먼명조" w:cs="휴먼명조" w:eastAsia="휴먼명조" w:hAnsi="휴먼명조"/>
+                      <w:sz w:val="24"/>
+                      <w:szCs w:val="24"/>
+                    </w:rPr>
+                    <w:t xml:space="preserve">752 / 752</w:t>
+                  </w:r>
+                </w:p>
+              </w:tc>
+              <w:tc>
+                <w:tcPr>
+                  <w:tcW w:type="dxa" w:w="2166"/>
+                  <w:tcBorders>
+                    <w:top w:val="single" w:color="7F7F7F" w:sz="4"/>
+                    <w:left w:val="single" w:color="7F7F7F" w:sz="4"/>
+                    <w:bottom w:val="single" w:color="7F7F7F" w:sz="4"/>
+                    <w:right w:val="single" w:color="7F7F7F" w:sz="4"/>
+                  </w:tcBorders>
+                  <w:tcMar>
+                    <w:top w:type="dxa" w:w="16"/>
+                    <w:left w:type="dxa" w:w="64"/>
+                    <w:bottom w:type="dxa" w:w="16"/>
+                    <w:right w:type="dxa" w:w="64"/>
+                  </w:tcMar>
+                  <w:vAlign w:val="center"/>
+                </w:tcPr>
+                <w:p>
+                  <w:pPr>
+                    <w:spacing w:line="384"/>
+                    <w:jc w:val="both"/>
+                  </w:pPr>
+                  <w:r>
+                    <w:rPr>
+                      <w:rFonts w:ascii="휴먼명조" w:cs="휴먼명조" w:eastAsia="휴먼명조" w:hAnsi="휴먼명조"/>
+                      <w:sz w:val="24"/>
+                      <w:szCs w:val="24"/>
+                    </w:rPr>
+                    <w:t xml:space="preserve">사료와 전량 중복</w:t>
+                  </w:r>
+                </w:p>
+              </w:tc>
+            </w:tr>
+            <w:tr>
+              <w:tc>
+                <w:tcPr>
+                  <w:tcW w:type="dxa" w:w="1753"/>
+                  <w:tcBorders>
+                    <w:top w:val="single" w:color="7F7F7F" w:sz="4"/>
+                    <w:left w:val="single" w:color="7F7F7F" w:sz="4"/>
+                    <w:bottom w:val="single" w:color="7F7F7F" w:sz="4"/>
+                    <w:right w:val="single" w:color="7F7F7F" w:sz="4"/>
+                  </w:tcBorders>
+                  <w:tcMar>
+                    <w:top w:type="dxa" w:w="16"/>
+                    <w:left w:type="dxa" w:w="64"/>
+                    <w:bottom w:type="dxa" w:w="16"/>
+                    <w:right w:type="dxa" w:w="64"/>
+                  </w:tcMar>
+                  <w:vAlign w:val="center"/>
+                </w:tcPr>
+                <w:p>
+                  <w:pPr>
+                    <w:spacing w:line="384"/>
+                    <w:jc w:val="both"/>
+                  </w:pPr>
+                  <w:r>
+                    <w:rPr>
+                      <w:rFonts w:ascii="휴먼명조" w:cs="휴먼명조" w:eastAsia="휴먼명조" w:hAnsi="휴먼명조"/>
+                      <w:sz w:val="24"/>
+                      <w:szCs w:val="24"/>
+                    </w:rPr>
+                    <w:t xml:space="preserve">영상편지</w:t>
+                  </w:r>
+                </w:p>
+              </w:tc>
+              <w:tc>
+                <w:tcPr>
+                  <w:tcW w:type="dxa" w:w="1237"/>
+                  <w:tcBorders>
+                    <w:top w:val="single" w:color="7F7F7F" w:sz="4"/>
+                    <w:left w:val="single" w:color="7F7F7F" w:sz="4"/>
+                    <w:bottom w:val="single" w:color="7F7F7F" w:sz="4"/>
+                    <w:right w:val="single" w:color="7F7F7F" w:sz="4"/>
+                  </w:tcBorders>
+                  <w:tcMar>
+                    <w:top w:type="dxa" w:w="16"/>
+                    <w:left w:type="dxa" w:w="64"/>
+                    <w:bottom w:type="dxa" w:w="16"/>
+                    <w:right w:type="dxa" w:w="64"/>
+                  </w:tcMar>
+                  <w:vAlign w:val="center"/>
+                </w:tcPr>
+                <w:p>
+                  <w:pPr>
+                    <w:spacing w:line="384"/>
+                    <w:jc w:val="center"/>
+                  </w:pPr>
+                  <w:r>
+                    <w:rPr>
+                      <w:rFonts w:ascii="휴먼명조" w:cs="휴먼명조" w:eastAsia="휴먼명조" w:hAnsi="휴먼명조"/>
+                      <w:sz w:val="24"/>
+                      <w:szCs w:val="24"/>
+                    </w:rPr>
+                    <w:t xml:space="preserve">4,186 / 4,179</w:t>
+                  </w:r>
+                </w:p>
+              </w:tc>
+              <w:tc>
+                <w:tcPr>
+                  <w:tcW w:type="dxa" w:w="2166"/>
+                  <w:tcBorders>
+                    <w:top w:val="single" w:color="7F7F7F" w:sz="4"/>
+                    <w:left w:val="single" w:color="7F7F7F" w:sz="4"/>
+                    <w:bottom w:val="single" w:color="7F7F7F" w:sz="4"/>
+                    <w:right w:val="single" w:color="7F7F7F" w:sz="4"/>
+                  </w:tcBorders>
+                  <w:tcMar>
+                    <w:top w:type="dxa" w:w="16"/>
+                    <w:left w:type="dxa" w:w="64"/>
+                    <w:bottom w:type="dxa" w:w="16"/>
+                    <w:right w:type="dxa" w:w="64"/>
+                  </w:tcMar>
+                  <w:vAlign w:val="center"/>
+                </w:tcPr>
+                <w:p>
+                  <w:pPr>
+                    <w:spacing w:line="384"/>
+                    <w:jc w:val="both"/>
+                  </w:pPr>
+                  <w:r>
+                    <w:rPr>
+                      <w:rFonts w:ascii="휴먼명조" w:cs="휴먼명조" w:eastAsia="휴먼명조" w:hAnsi="휴먼명조"/>
+                      <w:sz w:val="24"/>
+                      <w:szCs w:val="24"/>
+                    </w:rPr>
+                    <w:t xml:space="preserve">영상 목록 · 밀도 분자</w:t>
+                  </w:r>
+                </w:p>
+              </w:tc>
+              <w:tc>
+                <w:tcPr>
+                  <w:tcW w:type="dxa" w:w="120"/>
+                  <w:tcBorders>
+                    <w:top w:val="none" w:color="FFFFFF" w:sz="0"/>
+                    <w:left w:val="none" w:color="FFFFFF" w:sz="0"/>
+                    <w:bottom w:val="none" w:color="FFFFFF" w:sz="0"/>
+                    <w:right w:val="none" w:color="FFFFFF" w:sz="0"/>
+                  </w:tcBorders>
+                  <w:tcMar>
+                    <w:top w:type="dxa" w:w="16"/>
+                    <w:left w:type="dxa" w:w="64"/>
+                    <w:bottom w:type="dxa" w:w="16"/>
+                    <w:right w:type="dxa" w:w="64"/>
+                  </w:tcMar>
+                  <w:vAlign w:val="center"/>
+                </w:tcPr>
+                <w:p>
+                  <w:pPr>
+                    <w:spacing w:line="384"/>
+                    <w:jc w:val="both"/>
+                  </w:pPr>
+                  <w:r>
+                    <w:rPr>
+                      <w:rFonts w:ascii="휴먼명조" w:cs="휴먼명조" w:eastAsia="휴먼명조" w:hAnsi="휴먼명조"/>
+                      <w:sz w:val="28"/>
+                      <w:szCs w:val="28"/>
+                    </w:rPr>
+                    <w:t xml:space="preserve"/>
+                  </w:r>
+                </w:p>
+              </w:tc>
+              <w:tc>
+                <w:tcPr>
+                  <w:tcW w:type="dxa" w:w="1753"/>
+                  <w:tcBorders>
+                    <w:top w:val="single" w:color="7F7F7F" w:sz="4"/>
+                    <w:left w:val="single" w:color="7F7F7F" w:sz="4"/>
+                    <w:bottom w:val="single" w:color="7F7F7F" w:sz="4"/>
+                    <w:right w:val="single" w:color="7F7F7F" w:sz="4"/>
+                  </w:tcBorders>
+                  <w:tcMar>
+                    <w:top w:type="dxa" w:w="16"/>
+                    <w:left w:type="dxa" w:w="64"/>
+                    <w:bottom w:type="dxa" w:w="16"/>
+                    <w:right w:type="dxa" w:w="64"/>
+                  </w:tcMar>
+                  <w:vAlign w:val="center"/>
+                </w:tcPr>
+                <w:p>
+                  <w:pPr>
+                    <w:spacing w:line="384"/>
+                    <w:jc w:val="both"/>
+                  </w:pPr>
+                  <w:r>
+                    <w:rPr>
+                      <w:rFonts w:ascii="휴먼명조" w:cs="휴먼명조" w:eastAsia="휴먼명조" w:hAnsi="휴먼명조"/>
+                      <w:sz w:val="24"/>
+                      <w:szCs w:val="24"/>
+                    </w:rPr>
+                    <w:t xml:space="preserve">컬렉션</w:t>
+                  </w:r>
+                </w:p>
+              </w:tc>
+              <w:tc>
+                <w:tcPr>
+                  <w:tcW w:type="dxa" w:w="1237"/>
+                  <w:tcBorders>
+                    <w:top w:val="single" w:color="7F7F7F" w:sz="4"/>
+                    <w:left w:val="single" w:color="7F7F7F" w:sz="4"/>
+                    <w:bottom w:val="single" w:color="7F7F7F" w:sz="4"/>
+                    <w:right w:val="single" w:color="7F7F7F" w:sz="4"/>
+                  </w:tcBorders>
+                  <w:tcMar>
+                    <w:top w:type="dxa" w:w="16"/>
+                    <w:left w:type="dxa" w:w="64"/>
+                    <w:bottom w:type="dxa" w:w="16"/>
+                    <w:right w:type="dxa" w:w="64"/>
+                  </w:tcMar>
+                  <w:vAlign w:val="center"/>
+                </w:tcPr>
+                <w:p>
+                  <w:pPr>
+                    <w:spacing w:line="384"/>
+                    <w:jc w:val="center"/>
+                  </w:pPr>
+                  <w:r>
+                    <w:rPr>
+                      <w:rFonts w:ascii="휴먼명조" w:cs="휴먼명조" w:eastAsia="휴먼명조" w:hAnsi="휴먼명조"/>
+                      <w:sz w:val="24"/>
+                      <w:szCs w:val="24"/>
+                    </w:rPr>
+                    <w:t xml:space="preserve">미표시 / 215</w:t>
+                  </w:r>
+                </w:p>
+              </w:tc>
+              <w:tc>
+                <w:tcPr>
+                  <w:tcW w:type="dxa" w:w="2166"/>
+                  <w:tcBorders>
+                    <w:top w:val="single" w:color="7F7F7F" w:sz="4"/>
+                    <w:left w:val="single" w:color="7F7F7F" w:sz="4"/>
+                    <w:bottom w:val="single" w:color="7F7F7F" w:sz="4"/>
+                    <w:right w:val="single" w:color="7F7F7F" w:sz="4"/>
+                  </w:tcBorders>
+                  <w:tcMar>
+                    <w:top w:type="dxa" w:w="16"/>
+                    <w:left w:type="dxa" w:w="64"/>
+                    <w:bottom w:type="dxa" w:w="16"/>
+                    <w:right w:type="dxa" w:w="64"/>
+                  </w:tcMar>
+                  <w:vAlign w:val="center"/>
+                </w:tcPr>
+                <w:p>
+                  <w:pPr>
+                    <w:spacing w:line="384"/>
+                    <w:jc w:val="both"/>
+                  </w:pPr>
+                  <w:r>
+                    <w:rPr>
+                      <w:rFonts w:ascii="휴먼명조" w:cs="휴먼명조" w:eastAsia="휴먼명조" w:hAnsi="휴먼명조"/>
+                      <w:sz w:val="24"/>
+                      <w:szCs w:val="24"/>
+                    </w:rPr>
+                    <w:t xml:space="preserve">설명·계층만(중복)</w:t>
+                  </w:r>
+                </w:p>
+              </w:tc>
+            </w:tr>
+            <w:tr>
+              <w:tc>
+                <w:tcPr>
+                  <w:tcW w:type="dxa" w:w="1753"/>
+                  <w:tcBorders>
+                    <w:top w:val="single" w:color="7F7F7F" w:sz="4"/>
+                    <w:left w:val="single" w:color="7F7F7F" w:sz="4"/>
+                    <w:bottom w:val="single" w:color="7F7F7F" w:sz="4"/>
+                    <w:right w:val="single" w:color="7F7F7F" w:sz="4"/>
+                  </w:tcBorders>
+                  <w:tcMar>
+                    <w:top w:type="dxa" w:w="16"/>
+                    <w:left w:type="dxa" w:w="64"/>
+                    <w:bottom w:type="dxa" w:w="16"/>
+                    <w:right w:type="dxa" w:w="64"/>
+                  </w:tcMar>
+                  <w:vAlign w:val="center"/>
+                </w:tcPr>
+                <w:p>
+                  <w:pPr>
+                    <w:spacing w:line="384"/>
+                    <w:jc w:val="both"/>
+                  </w:pPr>
+                  <w:r>
+                    <w:rPr>
+                      <w:rFonts w:ascii="휴먼명조" w:cs="휴먼명조" w:eastAsia="휴먼명조" w:hAnsi="휴먼명조"/>
+                      <w:sz w:val="24"/>
+                      <w:szCs w:val="24"/>
+                    </w:rPr>
+                    <w:t xml:space="preserve">이산가족상봉 이모저모</w:t>
+                  </w:r>
+                </w:p>
+              </w:tc>
+              <w:tc>
+                <w:tcPr>
+                  <w:tcW w:type="dxa" w:w="1237"/>
+                  <w:tcBorders>
+                    <w:top w:val="single" w:color="7F7F7F" w:sz="4"/>
+                    <w:left w:val="single" w:color="7F7F7F" w:sz="4"/>
+                    <w:bottom w:val="single" w:color="7F7F7F" w:sz="4"/>
+                    <w:right w:val="single" w:color="7F7F7F" w:sz="4"/>
+                  </w:tcBorders>
+                  <w:tcMar>
+                    <w:top w:type="dxa" w:w="16"/>
+                    <w:left w:type="dxa" w:w="64"/>
+                    <w:bottom w:type="dxa" w:w="16"/>
+                    <w:right w:type="dxa" w:w="64"/>
+                  </w:tcMar>
+                  <w:vAlign w:val="center"/>
+                </w:tcPr>
+                <w:p>
+                  <w:pPr>
+                    <w:spacing w:line="384"/>
+                    <w:jc w:val="center"/>
+                  </w:pPr>
+                  <w:r>
+                    <w:rPr>
+                      <w:rFonts w:ascii="휴먼명조" w:cs="휴먼명조" w:eastAsia="휴먼명조" w:hAnsi="휴먼명조"/>
+                      <w:sz w:val="24"/>
+                      <w:szCs w:val="24"/>
+                    </w:rPr>
+                    <w:t xml:space="preserve">3,003 / 2,992</w:t>
+                  </w:r>
+                </w:p>
+              </w:tc>
+              <w:tc>
+                <w:tcPr>
+                  <w:tcW w:type="dxa" w:w="2166"/>
+                  <w:tcBorders>
+                    <w:top w:val="single" w:color="7F7F7F" w:sz="4"/>
+                    <w:left w:val="single" w:color="7F7F7F" w:sz="4"/>
+                    <w:bottom w:val="single" w:color="7F7F7F" w:sz="4"/>
+                    <w:right w:val="single" w:color="7F7F7F" w:sz="4"/>
+                  </w:tcBorders>
+                  <w:tcMar>
+                    <w:top w:type="dxa" w:w="16"/>
+                    <w:left w:type="dxa" w:w="64"/>
+                    <w:bottom w:type="dxa" w:w="16"/>
+                    <w:right w:type="dxa" w:w="64"/>
+                  </w:tcMar>
+                  <w:vAlign w:val="center"/>
+                </w:tcPr>
+                <w:p>
+                  <w:pPr>
+                    <w:spacing w:line="384"/>
+                    <w:jc w:val="both"/>
+                  </w:pPr>
+                  <w:r>
+                    <w:rPr>
+                      <w:rFonts w:ascii="휴먼명조" w:cs="휴먼명조" w:eastAsia="휴먼명조" w:hAnsi="휴먼명조"/>
+                      <w:sz w:val="24"/>
+                      <w:szCs w:val="24"/>
+                    </w:rPr>
+                    <w:t xml:space="preserve">개최지는 남측이라 제외</w:t>
+                  </w:r>
+                </w:p>
+              </w:tc>
+              <w:tc>
+                <w:tcPr>
+                  <w:tcW w:type="dxa" w:w="120"/>
+                  <w:tcBorders>
+                    <w:top w:val="none" w:color="FFFFFF" w:sz="0"/>
+                    <w:left w:val="none" w:color="FFFFFF" w:sz="0"/>
+                    <w:bottom w:val="none" w:color="FFFFFF" w:sz="0"/>
+                    <w:right w:val="none" w:color="FFFFFF" w:sz="0"/>
+                  </w:tcBorders>
+                  <w:tcMar>
+                    <w:top w:type="dxa" w:w="16"/>
+                    <w:left w:type="dxa" w:w="64"/>
+                    <w:bottom w:type="dxa" w:w="16"/>
+                    <w:right w:type="dxa" w:w="64"/>
+                  </w:tcMar>
+                  <w:vAlign w:val="center"/>
+                </w:tcPr>
+                <w:p>
+                  <w:pPr>
+                    <w:spacing w:line="384"/>
+                    <w:jc w:val="both"/>
+                  </w:pPr>
+                  <w:r>
+                    <w:rPr>
+                      <w:rFonts w:ascii="휴먼명조" w:cs="휴먼명조" w:eastAsia="휴먼명조" w:hAnsi="휴먼명조"/>
+                      <w:sz w:val="28"/>
+                      <w:szCs w:val="28"/>
+                    </w:rPr>
+                    <w:t xml:space="preserve"/>
+                  </w:r>
+                </w:p>
+              </w:tc>
+              <w:tc>
+                <w:tcPr>
+                  <w:tcW w:type="dxa" w:w="1753"/>
+                  <w:tcBorders>
+                    <w:top w:val="single" w:color="7F7F7F" w:sz="4"/>
+                    <w:left w:val="single" w:color="7F7F7F" w:sz="4"/>
+                    <w:bottom w:val="single" w:color="7F7F7F" w:sz="4"/>
+                    <w:right w:val="single" w:color="7F7F7F" w:sz="4"/>
+                  </w:tcBorders>
+                  <w:tcMar>
+                    <w:top w:type="dxa" w:w="16"/>
+                    <w:left w:type="dxa" w:w="64"/>
+                    <w:bottom w:type="dxa" w:w="16"/>
+                    <w:right w:type="dxa" w:w="64"/>
+                  </w:tcMar>
+                  <w:vAlign w:val="center"/>
+                </w:tcPr>
+                <w:p>
+                  <w:pPr>
+                    <w:spacing w:line="384"/>
+                    <w:jc w:val="both"/>
+                  </w:pPr>
+                  <w:r>
+                    <w:rPr>
+                      <w:rFonts w:ascii="휴먼명조" w:cs="휴먼명조" w:eastAsia="휴먼명조" w:hAnsi="휴먼명조"/>
+                      <w:sz w:val="24"/>
+                      <w:szCs w:val="24"/>
+                    </w:rPr>
+                    <w:t xml:space="preserve">기록관</w:t>
+                  </w:r>
+                </w:p>
+              </w:tc>
+              <w:tc>
+                <w:tcPr>
+                  <w:tcW w:type="dxa" w:w="1237"/>
+                  <w:tcBorders>
+                    <w:top w:val="single" w:color="7F7F7F" w:sz="4"/>
+                    <w:left w:val="single" w:color="7F7F7F" w:sz="4"/>
+                    <w:bottom w:val="single" w:color="7F7F7F" w:sz="4"/>
+                    <w:right w:val="single" w:color="7F7F7F" w:sz="4"/>
+                  </w:tcBorders>
+                  <w:tcMar>
+                    <w:top w:type="dxa" w:w="16"/>
+                    <w:left w:type="dxa" w:w="64"/>
+                    <w:bottom w:type="dxa" w:w="16"/>
+                    <w:right w:type="dxa" w:w="64"/>
+                  </w:tcMar>
+                  <w:vAlign w:val="center"/>
+                </w:tcPr>
+                <w:p>
+                  <w:pPr>
+                    <w:spacing w:line="384"/>
+                    <w:jc w:val="center"/>
+                  </w:pPr>
+                  <w:r>
+                    <w:rPr>
+                      <w:rFonts w:ascii="휴먼명조" w:cs="휴먼명조" w:eastAsia="휴먼명조" w:hAnsi="휴먼명조"/>
+                      <w:sz w:val="24"/>
+                      <w:szCs w:val="24"/>
+                    </w:rPr>
+                    <w:t xml:space="preserve">4,342 / 4,342</w:t>
+                  </w:r>
+                </w:p>
+              </w:tc>
+              <w:tc>
+                <w:tcPr>
+                  <w:tcW w:type="dxa" w:w="2166"/>
+                  <w:tcBorders>
+                    <w:top w:val="single" w:color="7F7F7F" w:sz="4"/>
+                    <w:left w:val="single" w:color="7F7F7F" w:sz="4"/>
+                    <w:bottom w:val="single" w:color="7F7F7F" w:sz="4"/>
+                    <w:right w:val="single" w:color="7F7F7F" w:sz="4"/>
+                  </w:tcBorders>
+                  <w:tcMar>
+                    <w:top w:type="dxa" w:w="16"/>
+                    <w:left w:type="dxa" w:w="64"/>
+                    <w:bottom w:type="dxa" w:w="16"/>
+                    <w:right w:type="dxa" w:w="64"/>
+                  </w:tcMar>
+                  <w:vAlign w:val="center"/>
+                </w:tcPr>
+                <w:p>
+                  <w:pPr>
+                    <w:spacing w:line="384"/>
+                    <w:jc w:val="both"/>
+                  </w:pPr>
+                  <w:r>
+                    <w:rPr>
+                      <w:rFonts w:ascii="휴먼명조" w:cs="휴먼명조" w:eastAsia="휴먼명조" w:hAnsi="휴먼명조"/>
+                      <w:sz w:val="24"/>
+                      <w:szCs w:val="24"/>
+                    </w:rPr>
+                    <w:t xml:space="preserve">사료 원본 계열</w:t>
+                  </w:r>
+                </w:p>
+              </w:tc>
+            </w:tr>
+            <w:tr>
+              <w:tc>
+                <w:tcPr>
+                  <w:tcW w:type="dxa" w:w="1753"/>
+                  <w:tcBorders>
+                    <w:top w:val="single" w:color="7F7F7F" w:sz="4"/>
+                    <w:left w:val="single" w:color="7F7F7F" w:sz="4"/>
+                    <w:bottom w:val="single" w:color="7F7F7F" w:sz="4"/>
+                    <w:right w:val="single" w:color="7F7F7F" w:sz="4"/>
+                  </w:tcBorders>
+                  <w:tcMar>
+                    <w:top w:type="dxa" w:w="16"/>
+                    <w:left w:type="dxa" w:w="64"/>
+                    <w:bottom w:type="dxa" w:w="16"/>
+                    <w:right w:type="dxa" w:w="64"/>
+                  </w:tcMar>
+                  <w:vAlign w:val="center"/>
+                </w:tcPr>
+                <w:p>
+                  <w:pPr>
+                    <w:spacing w:line="384"/>
+                    <w:jc w:val="both"/>
+                  </w:pPr>
+                  <w:r>
+                    <w:rPr>
+                      <w:rFonts w:ascii="휴먼명조" w:cs="휴먼명조" w:eastAsia="휴먼명조" w:hAnsi="휴먼명조"/>
+                      <w:sz w:val="24"/>
+                      <w:szCs w:val="24"/>
+                    </w:rPr>
+                    <w:t xml:space="preserve">시간여행</w:t>
+                  </w:r>
+                </w:p>
+              </w:tc>
+              <w:tc>
+                <w:tcPr>
+                  <w:tcW w:type="dxa" w:w="1237"/>
+                  <w:tcBorders>
+                    <w:top w:val="single" w:color="7F7F7F" w:sz="4"/>
+                    <w:left w:val="single" w:color="7F7F7F" w:sz="4"/>
+                    <w:bottom w:val="single" w:color="7F7F7F" w:sz="4"/>
+                    <w:right w:val="single" w:color="7F7F7F" w:sz="4"/>
+                  </w:tcBorders>
+                  <w:tcMar>
+                    <w:top w:type="dxa" w:w="16"/>
+                    <w:left w:type="dxa" w:w="64"/>
+                    <w:bottom w:type="dxa" w:w="16"/>
+                    <w:right w:type="dxa" w:w="64"/>
+                  </w:tcMar>
+                  <w:vAlign w:val="center"/>
+                </w:tcPr>
+                <w:p>
+                  <w:pPr>
+                    <w:spacing w:line="384"/>
+                    <w:jc w:val="center"/>
+                  </w:pPr>
+                  <w:r>
+                    <w:rPr>
+                      <w:rFonts w:ascii="휴먼명조" w:cs="휴먼명조" w:eastAsia="휴먼명조" w:hAnsi="휴먼명조"/>
+                      <w:sz w:val="24"/>
+                      <w:szCs w:val="24"/>
+                    </w:rPr>
+                    <w:t xml:space="preserve">미표시 / 175</w:t>
+                  </w:r>
+                </w:p>
+              </w:tc>
+              <w:tc>
+                <w:tcPr>
+                  <w:tcW w:type="dxa" w:w="2166"/>
+                  <w:tcBorders>
+                    <w:top w:val="single" w:color="7F7F7F" w:sz="4"/>
+                    <w:left w:val="single" w:color="7F7F7F" w:sz="4"/>
+                    <w:bottom w:val="single" w:color="7F7F7F" w:sz="4"/>
+                    <w:right w:val="single" w:color="7F7F7F" w:sz="4"/>
+                  </w:tcBorders>
+                  <w:tcMar>
+                    <w:top w:type="dxa" w:w="16"/>
+                    <w:left w:type="dxa" w:w="64"/>
+                    <w:bottom w:type="dxa" w:w="16"/>
+                    <w:right w:type="dxa" w:w="64"/>
+                  </w:tcMar>
+                  <w:vAlign w:val="center"/>
+                </w:tcPr>
+                <w:p>
+                  <w:pPr>
+                    <w:spacing w:line="384"/>
+                    <w:jc w:val="both"/>
+                  </w:pPr>
+                  <w:r>
+                    <w:rPr>
+                      <w:rFonts w:ascii="휴먼명조" w:cs="휴먼명조" w:eastAsia="휴먼명조" w:hAnsi="휴먼명조"/>
+                      <w:sz w:val="24"/>
+                      <w:szCs w:val="24"/>
+                    </w:rPr>
+                    <w:t xml:space="preserve">해설문만 활용(전량 중복)</w:t>
+                  </w:r>
+                </w:p>
+              </w:tc>
+              <w:tc>
+                <w:tcPr>
+                  <w:tcW w:type="dxa" w:w="120"/>
+                  <w:tcBorders>
+                    <w:top w:val="none" w:color="FFFFFF" w:sz="0"/>
+                    <w:left w:val="none" w:color="FFFFFF" w:sz="0"/>
+                    <w:bottom w:val="none" w:color="FFFFFF" w:sz="0"/>
+                    <w:right w:val="none" w:color="FFFFFF" w:sz="0"/>
+                  </w:tcBorders>
+                  <w:tcMar>
+                    <w:top w:type="dxa" w:w="16"/>
+                    <w:left w:type="dxa" w:w="64"/>
+                    <w:bottom w:type="dxa" w:w="16"/>
+                    <w:right w:type="dxa" w:w="64"/>
+                  </w:tcMar>
+                  <w:vAlign w:val="center"/>
+                </w:tcPr>
+                <w:p>
+                  <w:pPr>
+                    <w:spacing w:line="384"/>
+                    <w:jc w:val="both"/>
+                  </w:pPr>
+                  <w:r>
+                    <w:rPr>
+                      <w:rFonts w:ascii="휴먼명조" w:cs="휴먼명조" w:eastAsia="휴먼명조" w:hAnsi="휴먼명조"/>
+                      <w:sz w:val="28"/>
+                      <w:szCs w:val="28"/>
+                    </w:rPr>
+                    <w:t xml:space="preserve"/>
+                  </w:r>
+                </w:p>
+              </w:tc>
+              <w:tc>
+                <w:tcPr>
+                  <w:tcW w:type="dxa" w:w="1753"/>
+                  <w:tcBorders>
+                    <w:top w:val="single" w:color="7F7F7F" w:sz="4"/>
+                    <w:left w:val="single" w:color="7F7F7F" w:sz="4"/>
+                    <w:bottom w:val="single" w:color="7F7F7F" w:sz="4"/>
+                    <w:right w:val="single" w:color="7F7F7F" w:sz="4"/>
+                  </w:tcBorders>
+                  <w:tcMar>
+                    <w:top w:type="dxa" w:w="16"/>
+                    <w:left w:type="dxa" w:w="64"/>
+                    <w:bottom w:type="dxa" w:w="16"/>
+                    <w:right w:type="dxa" w:w="64"/>
+                  </w:tcMar>
+                  <w:vAlign w:val="center"/>
+                </w:tcPr>
+                <w:p>
+                  <w:pPr>
+                    <w:spacing w:line="384"/>
+                    <w:jc w:val="both"/>
+                  </w:pPr>
+                  <w:r>
+                    <w:rPr>
+                      <w:rFonts w:ascii="휴먼명조" w:cs="휴먼명조" w:eastAsia="휴먼명조" w:hAnsi="휴먼명조"/>
+                      <w:sz w:val="24"/>
+                      <w:szCs w:val="24"/>
+                    </w:rPr>
+                    <w:t xml:space="preserve">기증현황</w:t>
+                  </w:r>
+                </w:p>
+              </w:tc>
+              <w:tc>
+                <w:tcPr>
+                  <w:tcW w:type="dxa" w:w="1237"/>
+                  <w:tcBorders>
+                    <w:top w:val="single" w:color="7F7F7F" w:sz="4"/>
+                    <w:left w:val="single" w:color="7F7F7F" w:sz="4"/>
+                    <w:bottom w:val="single" w:color="7F7F7F" w:sz="4"/>
+                    <w:right w:val="single" w:color="7F7F7F" w:sz="4"/>
+                  </w:tcBorders>
+                  <w:tcMar>
+                    <w:top w:type="dxa" w:w="16"/>
+                    <w:left w:type="dxa" w:w="64"/>
+                    <w:bottom w:type="dxa" w:w="16"/>
+                    <w:right w:type="dxa" w:w="64"/>
+                  </w:tcMar>
+                  <w:vAlign w:val="center"/>
+                </w:tcPr>
+                <w:p>
+                  <w:pPr>
+                    <w:spacing w:line="384"/>
+                    <w:jc w:val="center"/>
+                  </w:pPr>
+                  <w:r>
+                    <w:rPr>
+                      <w:rFonts w:ascii="휴먼명조" w:cs="휴먼명조" w:eastAsia="휴먼명조" w:hAnsi="휴먼명조"/>
+                      <w:sz w:val="24"/>
+                      <w:szCs w:val="24"/>
+                    </w:rPr>
+                    <w:t xml:space="preserve">6 / 6</w:t>
+                  </w:r>
+                </w:p>
+              </w:tc>
+              <w:tc>
+                <w:tcPr>
+                  <w:tcW w:type="dxa" w:w="2166"/>
+                  <w:tcBorders>
+                    <w:top w:val="single" w:color="7F7F7F" w:sz="4"/>
+                    <w:left w:val="single" w:color="7F7F7F" w:sz="4"/>
+                    <w:bottom w:val="single" w:color="7F7F7F" w:sz="4"/>
+                    <w:right w:val="single" w:color="7F7F7F" w:sz="4"/>
+                  </w:tcBorders>
+                  <w:tcMar>
+                    <w:top w:type="dxa" w:w="16"/>
+                    <w:left w:type="dxa" w:w="64"/>
+                    <w:bottom w:type="dxa" w:w="16"/>
+                    <w:right w:type="dxa" w:w="64"/>
+                  </w:tcMar>
+                  <w:vAlign w:val="center"/>
+                </w:tcPr>
+                <w:p>
+                  <w:pPr>
+                    <w:spacing w:line="384"/>
+                    <w:jc w:val="both"/>
+                  </w:pPr>
+                  <w:r>
+                    <w:rPr>
+                      <w:rFonts w:ascii="휴먼명조" w:cs="휴먼명조" w:eastAsia="휴먼명조" w:hAnsi="휴먼명조"/>
+                      <w:sz w:val="24"/>
+                      <w:szCs w:val="24"/>
+                    </w:rPr>
+                    <w:t xml:space="preserve">통계표 — 건수 아님</w:t>
+                  </w:r>
+                </w:p>
+              </w:tc>
+            </w:tr>
+            <w:tr>
+              <w:tc>
+                <w:tcPr>
+                  <w:tcW w:type="dxa" w:w="1753"/>
+                  <w:tcBorders>
+                    <w:top w:val="single" w:color="7F7F7F" w:sz="4"/>
+                    <w:left w:val="single" w:color="7F7F7F" w:sz="4"/>
+                    <w:bottom w:val="single" w:color="7F7F7F" w:sz="4"/>
+                    <w:right w:val="single" w:color="7F7F7F" w:sz="4"/>
+                  </w:tcBorders>
+                  <w:tcMar>
+                    <w:top w:type="dxa" w:w="16"/>
+                    <w:left w:type="dxa" w:w="64"/>
+                    <w:bottom w:type="dxa" w:w="16"/>
+                    <w:right w:type="dxa" w:w="64"/>
+                  </w:tcMar>
+                  <w:vAlign w:val="center"/>
+                </w:tcPr>
+                <w:p>
+                  <w:pPr>
+                    <w:spacing w:line="384"/>
+                    <w:jc w:val="both"/>
+                  </w:pPr>
+                  <w:r>
+                    <w:rPr>
+                      <w:rFonts w:ascii="휴먼명조" w:cs="휴먼명조" w:eastAsia="휴먼명조" w:hAnsi="휴먼명조"/>
+                      <w:sz w:val="24"/>
+                      <w:szCs w:val="24"/>
+                    </w:rPr>
+                    <w:t xml:space="preserve">웹툰</w:t>
+                  </w:r>
+                </w:p>
+              </w:tc>
+              <w:tc>
+                <w:tcPr>
+                  <w:tcW w:type="dxa" w:w="1237"/>
+                  <w:tcBorders>
+                    <w:top w:val="single" w:color="7F7F7F" w:sz="4"/>
+                    <w:left w:val="single" w:color="7F7F7F" w:sz="4"/>
+                    <w:bottom w:val="single" w:color="7F7F7F" w:sz="4"/>
+                    <w:right w:val="single" w:color="7F7F7F" w:sz="4"/>
+                  </w:tcBorders>
+                  <w:tcMar>
+                    <w:top w:type="dxa" w:w="16"/>
+                    <w:left w:type="dxa" w:w="64"/>
+                    <w:bottom w:type="dxa" w:w="16"/>
+                    <w:right w:type="dxa" w:w="64"/>
+                  </w:tcMar>
+                  <w:vAlign w:val="center"/>
+                </w:tcPr>
+                <w:p>
+                  <w:pPr>
+                    <w:spacing w:line="384"/>
+                    <w:jc w:val="center"/>
+                  </w:pPr>
+                  <w:r>
+                    <w:rPr>
+                      <w:rFonts w:ascii="휴먼명조" w:cs="휴먼명조" w:eastAsia="휴먼명조" w:hAnsi="휴먼명조"/>
+                      <w:sz w:val="24"/>
+                      <w:szCs w:val="24"/>
+                    </w:rPr>
+                    <w:t xml:space="preserve">50 / 50</w:t>
+                  </w:r>
+                </w:p>
+              </w:tc>
+              <w:tc>
+                <w:tcPr>
+                  <w:tcW w:type="dxa" w:w="2166"/>
+                  <w:tcBorders>
+                    <w:top w:val="single" w:color="7F7F7F" w:sz="4"/>
+                    <w:left w:val="single" w:color="7F7F7F" w:sz="4"/>
+                    <w:bottom w:val="single" w:color="7F7F7F" w:sz="4"/>
+                    <w:right w:val="single" w:color="7F7F7F" w:sz="4"/>
+                  </w:tcBorders>
+                  <w:tcMar>
+                    <w:top w:type="dxa" w:w="16"/>
+                    <w:left w:type="dxa" w:w="64"/>
+                    <w:bottom w:type="dxa" w:w="16"/>
+                    <w:right w:type="dxa" w:w="64"/>
+                  </w:tcMar>
+                  <w:vAlign w:val="center"/>
+                </w:tcPr>
+                <w:p>
+                  <w:pPr>
+                    <w:spacing w:line="384"/>
+                    <w:jc w:val="both"/>
+                  </w:pPr>
+                  <w:r>
+                    <w:rPr>
+                      <w:rFonts w:ascii="휴먼명조" w:cs="휴먼명조" w:eastAsia="휴먼명조" w:hAnsi="휴먼명조"/>
+                      <w:sz w:val="24"/>
+                      <w:szCs w:val="24"/>
+                    </w:rPr>
+                    <w:t xml:space="preserve">창작물 — 기록물 아님</w:t>
+                  </w:r>
+                </w:p>
+              </w:tc>
+              <w:tc>
+                <w:tcPr>
+                  <w:tcW w:type="dxa" w:w="120"/>
+                  <w:tcBorders>
+                    <w:top w:val="none" w:color="FFFFFF" w:sz="0"/>
+                    <w:left w:val="none" w:color="FFFFFF" w:sz="0"/>
+                    <w:bottom w:val="none" w:color="FFFFFF" w:sz="0"/>
+                    <w:right w:val="none" w:color="FFFFFF" w:sz="0"/>
+                  </w:tcBorders>
+                  <w:tcMar>
+                    <w:top w:type="dxa" w:w="16"/>
+                    <w:left w:type="dxa" w:w="64"/>
+                    <w:bottom w:type="dxa" w:w="16"/>
+                    <w:right w:type="dxa" w:w="64"/>
+                  </w:tcMar>
+                  <w:vAlign w:val="center"/>
+                </w:tcPr>
+                <w:p>
+                  <w:pPr>
+                    <w:spacing w:line="384"/>
+                    <w:jc w:val="both"/>
+                  </w:pPr>
+                  <w:r>
+                    <w:rPr>
+                      <w:rFonts w:ascii="휴먼명조" w:cs="휴먼명조" w:eastAsia="휴먼명조" w:hAnsi="휴먼명조"/>
+                      <w:sz w:val="28"/>
+                      <w:szCs w:val="28"/>
+                    </w:rPr>
+                    <w:t xml:space="preserve"/>
+                  </w:r>
+                </w:p>
+              </w:tc>
+              <w:tc>
+                <w:tcPr>
+                  <w:tcW w:type="dxa" w:w="1753"/>
+                  <w:tcBorders>
+                    <w:top w:val="single" w:color="7F7F7F" w:sz="4"/>
+                    <w:left w:val="single" w:color="7F7F7F" w:sz="4"/>
+                    <w:bottom w:val="single" w:color="7F7F7F" w:sz="4"/>
+                    <w:right w:val="single" w:color="7F7F7F" w:sz="4"/>
+                  </w:tcBorders>
+                  <w:tcMar>
+                    <w:top w:type="dxa" w:w="16"/>
+                    <w:left w:type="dxa" w:w="64"/>
+                    <w:bottom w:type="dxa" w:w="16"/>
+                    <w:right w:type="dxa" w:w="64"/>
+                  </w:tcMar>
+                  <w:vAlign w:val="center"/>
+                </w:tcPr>
+                <w:p>
+                  <w:pPr>
+                    <w:spacing w:line="384"/>
+                    <w:jc w:val="both"/>
+                  </w:pPr>
+                  <w:r>
+                    <w:rPr>
+                      <w:rFonts w:ascii="휴먼명조" w:cs="휴먼명조" w:eastAsia="휴먼명조" w:hAnsi="휴먼명조"/>
+                      <w:sz w:val="24"/>
+                      <w:szCs w:val="24"/>
+                    </w:rPr>
+                    <w:t xml:space="preserve">연표</w:t>
+                  </w:r>
+                </w:p>
+              </w:tc>
+              <w:tc>
+                <w:tcPr>
+                  <w:tcW w:type="dxa" w:w="1237"/>
+                  <w:tcBorders>
+                    <w:top w:val="single" w:color="7F7F7F" w:sz="4"/>
+                    <w:left w:val="single" w:color="7F7F7F" w:sz="4"/>
+                    <w:bottom w:val="single" w:color="7F7F7F" w:sz="4"/>
+                    <w:right w:val="single" w:color="7F7F7F" w:sz="4"/>
+                  </w:tcBorders>
+                  <w:tcMar>
+                    <w:top w:type="dxa" w:w="16"/>
+                    <w:left w:type="dxa" w:w="64"/>
+                    <w:bottom w:type="dxa" w:w="16"/>
+                    <w:right w:type="dxa" w:w="64"/>
+                  </w:tcMar>
+                  <w:vAlign w:val="center"/>
+                </w:tcPr>
+                <w:p>
+                  <w:pPr>
+                    <w:spacing w:line="384"/>
+                    <w:jc w:val="center"/>
+                  </w:pPr>
+                  <w:r>
+                    <w:rPr>
+                      <w:rFonts w:ascii="휴먼명조" w:cs="휴먼명조" w:eastAsia="휴먼명조" w:hAnsi="휴먼명조"/>
+                      <w:sz w:val="24"/>
+                      <w:szCs w:val="24"/>
+                    </w:rPr>
+                    <w:t xml:space="preserve">1,041 / 1,041</w:t>
+                  </w:r>
+                </w:p>
+              </w:tc>
+              <w:tc>
+                <w:tcPr>
+                  <w:tcW w:type="dxa" w:w="2166"/>
+                  <w:tcBorders>
+                    <w:top w:val="single" w:color="7F7F7F" w:sz="4"/>
+                    <w:left w:val="single" w:color="7F7F7F" w:sz="4"/>
+                    <w:bottom w:val="single" w:color="7F7F7F" w:sz="4"/>
+                    <w:right w:val="single" w:color="7F7F7F" w:sz="4"/>
+                  </w:tcBorders>
+                  <w:tcMar>
+                    <w:top w:type="dxa" w:w="16"/>
+                    <w:left w:type="dxa" w:w="64"/>
+                    <w:bottom w:type="dxa" w:w="16"/>
+                    <w:right w:type="dxa" w:w="64"/>
+                  </w:tcMar>
+                  <w:vAlign w:val="center"/>
+                </w:tcPr>
+                <w:p>
+                  <w:pPr>
+                    <w:spacing w:line="384"/>
+                    <w:jc w:val="both"/>
+                  </w:pPr>
+                  <w:r>
+                    <w:rPr>
+                      <w:rFonts w:ascii="휴먼명조" w:cs="휴먼명조" w:eastAsia="휴먼명조" w:hAnsi="휴먼명조"/>
+                      <w:sz w:val="24"/>
+                      <w:szCs w:val="24"/>
+                    </w:rPr>
+                    <w:t xml:space="preserve">지역 필드 없어 제외</w:t>
+                  </w:r>
+                </w:p>
+              </w:tc>
+            </w:tr>
+            <w:tr>
+              <w:tc>
+                <w:tcPr>
+                  <w:tcW w:type="dxa" w:w="1753"/>
+                  <w:tcBorders>
+                    <w:top w:val="single" w:color="7F7F7F" w:sz="4"/>
+                    <w:left w:val="single" w:color="7F7F7F" w:sz="4"/>
+                    <w:bottom w:val="single" w:color="7F7F7F" w:sz="4"/>
+                    <w:right w:val="single" w:color="7F7F7F" w:sz="4"/>
+                  </w:tcBorders>
+                  <w:tcMar>
+                    <w:top w:type="dxa" w:w="16"/>
+                    <w:left w:type="dxa" w:w="64"/>
+                    <w:bottom w:type="dxa" w:w="16"/>
+                    <w:right w:type="dxa" w:w="64"/>
+                  </w:tcMar>
+                  <w:vAlign w:val="center"/>
+                </w:tcPr>
+                <w:p>
+                  <w:pPr>
+                    <w:spacing w:line="384"/>
+                    <w:jc w:val="both"/>
+                  </w:pPr>
+                  <w:r>
+                    <w:rPr>
+                      <w:rFonts w:ascii="휴먼명조" w:cs="휴먼명조" w:eastAsia="휴먼명조" w:hAnsi="휴먼명조"/>
+                      <w:sz w:val="24"/>
+                      <w:szCs w:val="24"/>
+                    </w:rPr>
+                    <w:t xml:space="preserve">박물관 소개</w:t>
+                  </w:r>
+                </w:p>
+              </w:tc>
+              <w:tc>
+                <w:tcPr>
+                  <w:tcW w:type="dxa" w:w="1237"/>
+                  <w:tcBorders>
+                    <w:top w:val="single" w:color="7F7F7F" w:sz="4"/>
+                    <w:left w:val="single" w:color="7F7F7F" w:sz="4"/>
+                    <w:bottom w:val="single" w:color="7F7F7F" w:sz="4"/>
+                    <w:right w:val="single" w:color="7F7F7F" w:sz="4"/>
+                  </w:tcBorders>
+                  <w:tcMar>
+                    <w:top w:type="dxa" w:w="16"/>
+                    <w:left w:type="dxa" w:w="64"/>
+                    <w:bottom w:type="dxa" w:w="16"/>
+                    <w:right w:type="dxa" w:w="64"/>
+                  </w:tcMar>
+                  <w:vAlign w:val="center"/>
+                </w:tcPr>
+                <w:p>
+                  <w:pPr>
+                    <w:spacing w:line="384"/>
+                    <w:jc w:val="center"/>
+                  </w:pPr>
+                  <w:r>
+                    <w:rPr>
+                      <w:rFonts w:ascii="휴먼명조" w:cs="휴먼명조" w:eastAsia="휴먼명조" w:hAnsi="휴먼명조"/>
+                      <w:sz w:val="24"/>
+                      <w:szCs w:val="24"/>
+                    </w:rPr>
+                    <w:t xml:space="preserve">미표시 / 11</w:t>
+                  </w:r>
+                </w:p>
+              </w:tc>
+              <w:tc>
+                <w:tcPr>
+                  <w:tcW w:type="dxa" w:w="2166"/>
+                  <w:tcBorders>
+                    <w:top w:val="single" w:color="7F7F7F" w:sz="4"/>
+                    <w:left w:val="single" w:color="7F7F7F" w:sz="4"/>
+                    <w:bottom w:val="single" w:color="7F7F7F" w:sz="4"/>
+                    <w:right w:val="single" w:color="7F7F7F" w:sz="4"/>
+                  </w:tcBorders>
+                  <w:tcMar>
+                    <w:top w:type="dxa" w:w="16"/>
+                    <w:left w:type="dxa" w:w="64"/>
+                    <w:bottom w:type="dxa" w:w="16"/>
+                    <w:right w:type="dxa" w:w="64"/>
+                  </w:tcMar>
+                  <w:vAlign w:val="center"/>
+                </w:tcPr>
+                <w:p>
+                  <w:pPr>
+                    <w:spacing w:line="384"/>
+                    <w:jc w:val="both"/>
+                  </w:pPr>
+                  <w:r>
+                    <w:rPr>
+                      <w:rFonts w:ascii="휴먼명조" w:cs="휴먼명조" w:eastAsia="휴먼명조" w:hAnsi="휴먼명조"/>
+                      <w:sz w:val="24"/>
+                      <w:szCs w:val="24"/>
+                    </w:rPr>
+                    <w:t xml:space="preserve">코너 구조 확인용</w:t>
+                  </w:r>
+                </w:p>
+              </w:tc>
+              <w:tc>
+                <w:tcPr>
+                  <w:tcW w:type="dxa" w:w="120"/>
+                  <w:tcBorders>
+                    <w:top w:val="none" w:color="FFFFFF" w:sz="0"/>
+                    <w:left w:val="none" w:color="FFFFFF" w:sz="0"/>
+                    <w:bottom w:val="none" w:color="FFFFFF" w:sz="0"/>
+                    <w:right w:val="none" w:color="FFFFFF" w:sz="0"/>
+                  </w:tcBorders>
+                  <w:tcMar>
+                    <w:top w:type="dxa" w:w="16"/>
+                    <w:left w:type="dxa" w:w="64"/>
+                    <w:bottom w:type="dxa" w:w="16"/>
+                    <w:right w:type="dxa" w:w="64"/>
+                  </w:tcMar>
+                  <w:vAlign w:val="center"/>
+                </w:tcPr>
+                <w:p>
+                  <w:pPr>
+                    <w:spacing w:line="384"/>
+                    <w:jc w:val="both"/>
+                  </w:pPr>
+                  <w:r>
+                    <w:rPr>
+                      <w:rFonts w:ascii="휴먼명조" w:cs="휴먼명조" w:eastAsia="휴먼명조" w:hAnsi="휴먼명조"/>
+                      <w:sz w:val="28"/>
+                      <w:szCs w:val="28"/>
+                    </w:rPr>
+                    <w:t xml:space="preserve"/>
+                  </w:r>
+                </w:p>
+              </w:tc>
+              <w:tc>
+                <w:tcPr>
+                  <w:tcW w:type="dxa" w:w="1753"/>
+                  <w:tcBorders>
+                    <w:top w:val="single" w:color="7F7F7F" w:sz="4"/>
+                    <w:left w:val="single" w:color="7F7F7F" w:sz="4"/>
+                    <w:bottom w:val="single" w:color="7F7F7F" w:sz="4"/>
+                    <w:right w:val="single" w:color="7F7F7F" w:sz="4"/>
+                  </w:tcBorders>
+                  <w:tcMar>
+                    <w:top w:type="dxa" w:w="16"/>
+                    <w:left w:type="dxa" w:w="64"/>
+                    <w:bottom w:type="dxa" w:w="16"/>
+                    <w:right w:type="dxa" w:w="64"/>
+                  </w:tcMar>
+                  <w:vAlign w:val="center"/>
+                </w:tcPr>
+                <w:p>
+                  <w:pPr>
+                    <w:spacing w:line="384"/>
+                    <w:jc w:val="both"/>
+                  </w:pPr>
+                  <w:r>
+                    <w:rPr>
+                      <w:rFonts w:ascii="휴먼명조" w:cs="휴먼명조" w:eastAsia="휴먼명조" w:hAnsi="휴먼명조"/>
+                      <w:sz w:val="24"/>
+                      <w:szCs w:val="24"/>
+                    </w:rPr>
+                    <w:t xml:space="preserve">통합검색(질의)</w:t>
+                  </w:r>
+                </w:p>
+              </w:tc>
+              <w:tc>
+                <w:tcPr>
+                  <w:tcW w:type="dxa" w:w="1237"/>
+                  <w:tcBorders>
+                    <w:top w:val="single" w:color="7F7F7F" w:sz="4"/>
+                    <w:left w:val="single" w:color="7F7F7F" w:sz="4"/>
+                    <w:bottom w:val="single" w:color="7F7F7F" w:sz="4"/>
+                    <w:right w:val="single" w:color="7F7F7F" w:sz="4"/>
+                  </w:tcBorders>
+                  <w:tcMar>
+                    <w:top w:type="dxa" w:w="16"/>
+                    <w:left w:type="dxa" w:w="64"/>
+                    <w:bottom w:type="dxa" w:w="16"/>
+                    <w:right w:type="dxa" w:w="64"/>
+                  </w:tcMar>
+                  <w:vAlign w:val="center"/>
+                </w:tcPr>
+                <w:p>
+                  <w:pPr>
+                    <w:spacing w:line="384"/>
+                    <w:jc w:val="center"/>
+                  </w:pPr>
+                  <w:r>
+                    <w:rPr>
+                      <w:rFonts w:ascii="휴먼명조" w:cs="휴먼명조" w:eastAsia="휴먼명조" w:hAnsi="휴먼명조"/>
+                      <w:sz w:val="24"/>
+                      <w:szCs w:val="24"/>
+                    </w:rPr>
+                    <w:t xml:space="preserve">32 / 32</w:t>
+                  </w:r>
+                </w:p>
+              </w:tc>
+              <w:tc>
+                <w:tcPr>
+                  <w:tcW w:type="dxa" w:w="2166"/>
+                  <w:tcBorders>
+                    <w:top w:val="single" w:color="7F7F7F" w:sz="4"/>
+                    <w:left w:val="single" w:color="7F7F7F" w:sz="4"/>
+                    <w:bottom w:val="single" w:color="7F7F7F" w:sz="4"/>
+                    <w:right w:val="single" w:color="7F7F7F" w:sz="4"/>
+                  </w:tcBorders>
+                  <w:tcMar>
+                    <w:top w:type="dxa" w:w="16"/>
+                    <w:left w:type="dxa" w:w="64"/>
+                    <w:bottom w:type="dxa" w:w="16"/>
+                    <w:right w:type="dxa" w:w="64"/>
+                  </w:tcMar>
+                  <w:vAlign w:val="center"/>
+                </w:tcPr>
+                <w:p>
+                  <w:pPr>
+                    <w:spacing w:line="384"/>
+                    <w:jc w:val="both"/>
+                  </w:pPr>
+                  <w:r>
+                    <w:rPr>
+                      <w:rFonts w:ascii="휴먼명조" w:cs="휴먼명조" w:eastAsia="휴먼명조" w:hAnsi="휴먼명조"/>
+                      <w:sz w:val="24"/>
+                      <w:szCs w:val="24"/>
+                    </w:rPr>
+                    <w:t xml:space="preserve">결과 1,889건 전부 기존 사료</w:t>
+                  </w:r>
+                </w:p>
+              </w:tc>
+            </w:tr>
+          </w:tbl>
+          <w:p>
+            <w:pPr>
+              <w:spacing w:after="0" w:before="0" w:line="384"/>
+              <w:jc w:val="both"/>
+            </w:pPr>
+            <w:r>
+              <w:rPr>
+                <w:rFonts w:ascii="휴먼명조" w:cs="휴먼명조" w:eastAsia="휴먼명조" w:hAnsi="휴먼명조"/>
+                <w:sz w:val="28"/>
+                <w:szCs w:val="28"/>
+              </w:rPr>
+              <w:t xml:space="preserve">이 가운데 고향이 원문으로 확정되는 432건(사진 125/129 · 영상편지 307/4,179)만 기록 밀도 분자에 더했다. 나머지 10개 코너는 기존 사료와 중복이거나 지역 귀속이 없다. 팩트체커 인덱스와 다른 계열이라 아래 68,487건에 더하지 않는다.</w:t>
             </w:r>
           </w:p>
           <w:p>
@@ -664,15 +2295,15 @@
                 <w:sz w:val="28"/>
                 <w:szCs w:val="28"/>
               </w:rPr>
-              <w:t xml:space="preserve">다. 연계 데이터 3종</w:t>
-            </w:r>
-            <w:r>
-              <w:rPr>
-                <w:rFonts w:ascii="휴먼명조" w:cs="휴먼명조" w:eastAsia="휴먼명조" w:hAnsi="휴먼명조"/>
-                <w:sz w:val="28"/>
-                <w:szCs w:val="28"/>
-              </w:rPr>
-              <w:t xml:space="preserve"> — 통계청 완전생명표 2024년표(KOSIS DT_1B42, 404행) · Open-Meteo 실시간 기상 · 통일의식조사. 전부 보조이며 빼도 서비스는 성립한다. 화면에서 통일부 자료가 아님을 배지로 구분한다.</w:t>
+              <w:t xml:space="preserve">나. 팩트체커에서만 쓰이는 26종 13,915건</w:t>
+            </w:r>
+            <w:r>
+              <w:rPr>
+                <w:rFonts w:ascii="휴먼명조" w:cs="휴먼명조" w:eastAsia="휴먼명조" w:hAnsi="휴먼명조"/>
+                <w:sz w:val="28"/>
+                <w:szCs w:val="28"/>
+              </w:rPr>
+              <w:t xml:space="preserve"> — 가의 5종을 뺀 나머지다. 자연어 질문을 대조할 때만 쓰고 지도·추계·순위 계산에는 들어가지 않는다.</w:t>
             </w:r>
           </w:p>
           <w:p>
@@ -688,6 +2319,30 @@
                 <w:sz w:val="28"/>
                 <w:szCs w:val="28"/>
               </w:rPr>
+              <w:t xml:space="preserve">다. 연계 데이터 3종</w:t>
+            </w:r>
+            <w:r>
+              <w:rPr>
+                <w:rFonts w:ascii="휴먼명조" w:cs="휴먼명조" w:eastAsia="휴먼명조" w:hAnsi="휴먼명조"/>
+                <w:sz w:val="28"/>
+                <w:szCs w:val="28"/>
+              </w:rPr>
+              <w:t xml:space="preserve"> — 통계청 완전생명표(1세별) 2024년(404행) · Open-Meteo 실시간 기상 · 통일의식조사. 전부 보조이며 빼도 서비스는 성립한다. 화면에서 통일부 자료가 아님을 배지로 구분한다.</w:t>
+            </w:r>
+          </w:p>
+          <w:p>
+            <w:pPr>
+              <w:spacing w:after="0" w:before="0" w:line="384"/>
+              <w:jc w:val="both"/>
+            </w:pPr>
+            <w:r>
+              <w:rPr>
+                <w:rFonts w:ascii="휴먼명조" w:cs="휴먼명조" w:eastAsia="휴먼명조" w:hAnsi="휴먼명조"/>
+                <w:b/>
+                <w:bCs/>
+                <w:sz w:val="28"/>
+                <w:szCs w:val="28"/>
+              </w:rPr>
               <w:t xml:space="preserve">합계 — </w:t>
             </w:r>
             <w:r>
@@ -696,7 +2351,7 @@
                 <w:sz w:val="28"/>
                 <w:szCs w:val="28"/>
               </w:rPr>
-              <w:t xml:space="preserve">카탈로그에 선언한 통일부 데이터셋 35종(수집 완료 34 · 후속 자료로 대체 1) 중 레코드 인덱스에 실린 것은 31종이고, 나머지 4종 가운데 2종(용어사전·남북한 언어비교)은 다른 형식으로 수집·배포돼 팩트체커가 쓴다. 적재 레코드 68,487건 · 수치 37,912건 · 엔티티 721건(빌드 2026-08-12).</w:t>
+              <w:t xml:space="preserve">카탈로그에 선언한 통일부 데이터셋 35종(수집 완료 34 · 후속 자료로 대체 1, 이산가족정보통합시스템 12개 코너는 카탈로그 밖의 화면 전용 수집분이다) 중 레코드 인덱스에 실린 것은 31종이고, 나머지 4종 가운데 2종(용어사전·남북한 언어비교)은 다른 형식으로 수집·배포돼 팩트체커가 쓴다. 적재 레코드 68,487건 · 수치 37,912건 · 엔티티 721건(빌드 2026-08-12).</w:t>
             </w:r>
           </w:p>
         </w:tc>
@@ -927,7 +2582,7 @@
                 <w:sz w:val="28"/>
                 <w:szCs w:val="28"/>
               </w:rPr>
-              <w:t xml:space="preserve">기록의 공백. 사람이 가장 많이 그리는 고향에 기록이 가장 적게 남았는데, 이 격차를 공표 자료로 계산해 둔 자료를 찾지 못했다. 원적이 확인되는 생존자는 18,294명이고(2025-08-31 공표, 전체 35,311명의 51.8%) 그중 황해도(구)가 6,851명으로 가장 많다(37.4%). 그런데 그 고향에 남은 공식 기록은 1인당 0.121건으로 가장 적고 가장 많은 미수복강원은 1.878건이다 — 15.5배다(기록 계는 여러 자료를 합친 값이라 단일 기준일이 없고, 집계 실행일이 2026-08-15다). 이 문서에서 「밀도」는 확인 시점이 이렇게 다른 두 계열의 나눗셈이며, 뒤에 나오는 15.5배는 전부 같은 조합이다.</w:t>
+              <w:t xml:space="preserve">기록의 공백. 사람이 가장 많이 그리는 고향에 기록이 가장 적게 남았는데, 이 격차를 공표 자료로 계산해 둔 자료를 찾지 못했다. 원적이 확인되는 생존자는 18,294명이고(2025-08-31 공표, 전체 35,311명의 51.8%) 그중 황해도(구)가 6,851명으로 가장 많다(37.4%). 그런데 그 고향에 남은 공식 기록은 1인당 0.14건으로 가장 적고 가장 많은 미수복강원은 1.944건이다 — 13.9배다(기록 계는 여러 자료를 합친 값이라 단일 기준일이 없다 — 지역 인덱스 집계 2026-08-15 · 신규 수집분 반영 2026-08-21). 이 문서에서 「밀도」는 확인 시점이 이렇게 다른 두 계열의 나눗셈이며, 뒤에 나오는 13.9배는 전부 같은 조합이다.</w:t>
             </w:r>
           </w:p>
           <w:p>
@@ -1438,7 +3093,7 @@
                       <w:sz w:val="28"/>
                       <w:szCs w:val="28"/>
                     </w:rPr>
-                    <w:t xml:space="preserve">「남은 분은 가장 많고 기록은 가장 적습니다」 — 황해도(구) 1인당 0.121건, 최상위와 15.5배.</w:t>
+                    <w:t xml:space="preserve">「남은 분은 가장 많고 기록은 가장 적습니다」 — 황해도(구) 1인당 0.14건, 최상위와 13.9배.</w:t>
                   </w:r>
                 </w:p>
               </w:tc>
@@ -1739,7 +3394,7 @@
                       <w:sz w:val="28"/>
                       <w:szCs w:val="28"/>
                     </w:rPr>
-                    <w:t xml:space="preserve">돌아오는 고리 — ⑦로 들어온 기록이 ②의 건수를 늘리고 ③의 공백을 줄인다. 15.5배 격차를 좁히는 길은 이 고리 하나뿐이다.</w:t>
+                    <w:t xml:space="preserve">돌아오는 고리 — ⑦로 들어온 기록이 ②의 건수를 늘리고 ③의 공백을 줄인다. 13.9배 격차를 좁히는 길은 이 고리 하나뿐이다.</w:t>
                   </w:r>
                 </w:p>
               </w:tc>
@@ -1780,7 +3435,7 @@
                 <w:sz w:val="28"/>
                 <w:szCs w:val="28"/>
               </w:rPr>
-              <w:t xml:space="preserve">열 가지 기능이 위 일곱 걸음 위에 놓이며, 자리는 홈 화면(한 화면에 한 가지만 보이도록 나눈 13개 장면)과 분석 요약 화면 두 곳이다. 쓰는 자료는 시점의 성격이 다르다 — 등록현황 기준일 2025-08-31 · 재북 출신지 2020-03-31 · 기록 집계 실행일 2026-08-15 · 사료 수집일 2026-08-19이며 수치마다 화면에 붙는다. 오른쪽 칸은 상술 항목이다.</w:t>
+              <w:t xml:space="preserve">열 가지 기능이 위 일곱 걸음 위에 놓이며, 자리는 홈 화면(한 화면에 한 가지만 보이도록 나눈 13개 장면)과 분석 요약 화면 두 곳이다. 쓰는 자료는 시점의 성격이 다르다 — 등록현황 기준일 2025-08-31 · 재북 출신지 2020-03-31 · 기록 지역 인덱스 집계 2026-08-15 · 신규 수집분 반영 2026-08-21 · 사료 수집일 2026-08-19 · 이산가족정보통합시스템 수집일 2026-08-21이며 수치마다 화면에 붙는다. 오른쪽 칸은 상술 항목이다.</w:t>
             </w:r>
           </w:p>
           <w:tbl>
@@ -3017,7 +4672,7 @@
                 <w:sz w:val="28"/>
                 <w:szCs w:val="28"/>
               </w:rPr>
-              <w:t xml:space="preserve">아래 두 인물은 설명을 위한 가상 인물이고 인용한 수치만 실측값이다. 후손 — 손주가 할아버지의 고향 「황해도」를 누른다. 남은 분 6,851명으로 원적 1위인데 기록은 1인당 0.121건으로 최하위라는 안내를 읽고, 사료를 넘기다 집에 있는 사진을 떠올려 기억 카드에 적고 생애기록물 수집 동의 창구로 간다. 「기록이 많은 고향」이 아니라 「내 고향이 비어 있다」는 사실이 이 사람을 움직였다. 정책 담당자 — 「기록 계승 우선순위」 1순위 평안북도(구)(순위합 4)와 「1만 명 하회 2038~2041년」을 함께 보고 다음 연도 사료 수집 대상 고향을 정한다.</w:t>
+              <w:t xml:space="preserve">아래 두 인물은 설명을 위한 가상 인물이고 인용한 수치만 실측값이다. 후손 — 손주가 할아버지의 고향 「황해도」를 누른다. 남은 분 6,851명으로 원적 1위인데 기록은 1인당 0.14건으로 최하위라는 안내를 읽고, 그 고향의 사료와 「나의 살던 고향은」 사진을 넘기다 집에 있는 사진을 떠올려 기억 카드에 적고 생애기록물 수집 동의 창구로 간다. 「기록이 많은 고향」이 아니라 「내 고향이 비어 있다」는 사실이 이 사람을 움직였다. 정책 담당자 — 「기록 계승 우선순위」 1순위 평안북도(구)(순위합 4)와 「1만 명 하회 2038~2041년」을 함께 보고 다음 연도 사료 수집 대상 고향을 정한다.</w:t>
             </w:r>
           </w:p>
           <w:p>
@@ -3372,7 +5027,7 @@
                       <w:sz w:val="28"/>
                       <w:szCs w:val="28"/>
                     </w:rPr>
-                    <w:t xml:space="preserve">829</w:t>
+                    <w:t xml:space="preserve">957</w:t>
                   </w:r>
                 </w:p>
               </w:tc>
@@ -3404,7 +5059,7 @@
                       <w:sz w:val="28"/>
                       <w:szCs w:val="28"/>
                     </w:rPr>
-                    <w:t xml:space="preserve">0.121</w:t>
+                    <w:t xml:space="preserve">0.14</w:t>
                   </w:r>
                 </w:p>
               </w:tc>
@@ -3534,7 +5189,7 @@
                       <w:sz w:val="28"/>
                       <w:szCs w:val="28"/>
                     </w:rPr>
-                    <w:t xml:space="preserve">4,499</w:t>
+                    <w:t xml:space="preserve">4,581</w:t>
                   </w:r>
                 </w:p>
               </w:tc>
@@ -3566,7 +5221,7 @@
                       <w:sz w:val="28"/>
                       <w:szCs w:val="28"/>
                     </w:rPr>
-                    <w:t xml:space="preserve">1.266</w:t>
+                    <w:t xml:space="preserve">1.289</w:t>
                   </w:r>
                 </w:p>
               </w:tc>
@@ -3696,7 +5351,7 @@
                       <w:sz w:val="28"/>
                       <w:szCs w:val="28"/>
                     </w:rPr>
-                    <w:t xml:space="preserve">1,443</w:t>
+                    <w:t xml:space="preserve">1,506</w:t>
                   </w:r>
                 </w:p>
               </w:tc>
@@ -3728,7 +5383,7 @@
                       <w:sz w:val="28"/>
                       <w:szCs w:val="28"/>
                     </w:rPr>
-                    <w:t xml:space="preserve">0.459</w:t>
+                    <w:t xml:space="preserve">0.479</w:t>
                   </w:r>
                 </w:p>
               </w:tc>
@@ -3858,7 +5513,7 @@
                       <w:sz w:val="28"/>
                       <w:szCs w:val="28"/>
                     </w:rPr>
-                    <w:t xml:space="preserve">825</w:t>
+                    <w:t xml:space="preserve">873</w:t>
                   </w:r>
                 </w:p>
               </w:tc>
@@ -3890,7 +5545,7 @@
                       <w:sz w:val="28"/>
                       <w:szCs w:val="28"/>
                     </w:rPr>
-                    <w:t xml:space="preserve">0.400</w:t>
+                    <w:t xml:space="preserve">0.424</w:t>
                   </w:r>
                 </w:p>
               </w:tc>
@@ -4020,7 +5675,7 @@
                       <w:sz w:val="28"/>
                       <w:szCs w:val="28"/>
                     </w:rPr>
-                    <w:t xml:space="preserve">621</w:t>
+                    <w:t xml:space="preserve">644</w:t>
                   </w:r>
                 </w:p>
               </w:tc>
@@ -4052,7 +5707,7 @@
                       <w:sz w:val="28"/>
                       <w:szCs w:val="28"/>
                     </w:rPr>
-                    <w:t xml:space="preserve">0.572</w:t>
+                    <w:t xml:space="preserve">0.593</w:t>
                   </w:r>
                 </w:p>
               </w:tc>
@@ -4182,7 +5837,7 @@
                       <w:sz w:val="28"/>
                       <w:szCs w:val="28"/>
                     </w:rPr>
-                    <w:t xml:space="preserve">979</w:t>
+                    <w:t xml:space="preserve">1,036</w:t>
                   </w:r>
                 </w:p>
               </w:tc>
@@ -4214,7 +5869,7 @@
                       <w:sz w:val="28"/>
                       <w:szCs w:val="28"/>
                     </w:rPr>
-                    <w:t xml:space="preserve">0.908</w:t>
+                    <w:t xml:space="preserve">0.961</w:t>
                   </w:r>
                 </w:p>
               </w:tc>
@@ -4344,7 +5999,7 @@
                       <w:sz w:val="28"/>
                       <w:szCs w:val="28"/>
                     </w:rPr>
-                    <w:t xml:space="preserve">969</w:t>
+                    <w:t xml:space="preserve">1,003</w:t>
                   </w:r>
                 </w:p>
               </w:tc>
@@ -4376,7 +6031,7 @@
                       <w:sz w:val="28"/>
                       <w:szCs w:val="28"/>
                     </w:rPr>
-                    <w:t xml:space="preserve">1.878</w:t>
+                    <w:t xml:space="preserve">1.944</w:t>
                   </w:r>
                 </w:p>
               </w:tc>
@@ -4425,7 +6080,7 @@
                 <w:sz w:val="28"/>
                 <w:szCs w:val="28"/>
               </w:rPr>
-              <w:t xml:space="preserve">※ 생존자는 2025-08-31 공표값이다. 기록 계(연표·보도자료·동향·개황·사료의 합)는 합산값이라 단일 기준일이 없다 — 확인 하한 2025-05-31(개황), 집계 실행 2026-08-15, 사료 수집 2026-08-19. 강원 사료 397건 중 280건은 근거 지명이 상봉 장소(금강산·장전항·갈마)뿐이라 미수복강원 행에서만 뺐고, 사료의 「함경도(구)」 태그 59건은 남·북 판정이 불가능해 두 행에 모두 걸었다.</w:t>
+              <w:t xml:space="preserve">※ 생존자는 2025-08-31 공표값이다. 기록 계(연표·보도자료·동향·개황·사료·고향사진·영상편지의 합)는 합산값이라 단일 기준일이 없다 — 확인 하한 2025-05-31(개황), 지역 인덱스 집계 2026-08-15 · 신규 수집분 반영 2026-08-21, 사료 수집 2026-08-19, 이산가족정보통합시스템 수집 2026-08-21. 강원 사료 397건 중 280건은 근거 지명이 상봉 장소(금강산·장전항·갈마)뿐이라 미수복강원 행에서만 뺐고, 사료의 「함경도(구)」 태그 59건은 남·북 판정이 불가능해 두 행에 모두 걸었다.</w:t>
             </w:r>
           </w:p>
           <w:p>
@@ -4439,7 +6094,7 @@
                 <w:sz w:val="28"/>
                 <w:szCs w:val="28"/>
               </w:rPr>
-              <w:t xml:space="preserve">사람이 가장 많은 곳에 기록이 가장 적다. 최상위와 최하위가 15.5배, 동향과 개황을 뺀 보수적 집계(연표·보도자료·사료만)로도 19배이며 순위는 그대로다. 원적 1위 황해도(구)는 원적 확인 생존자 18,294명의 37.4%인데, 7개 고향 중 하나로 지역이 판정된 남북관계연표 1,161건 가운데 16건(1.4%) · 같은 기준 보도자료 587건 가운데 14건(2.4%)뿐이고, 반대로 미수복경기(개성)는 생존자 5.9%인데 연표 33.1% · 보도자료 43.3%다. 기록은 사람이 아니라 사건을 따라 쌓였다 — 평양은 수도, 개성은 공단, 금강산은 상봉 장소였기 때문이다. 어느 고향이 더 중요하다는 뜻이 아니라 그 비대칭을 보이는 계산이다.</w:t>
+              <w:t xml:space="preserve">사람이 가장 많은 곳에 기록이 가장 적다. 최상위와 최하위가 13.9배, 동향과 개황을 뺀 보수적 집계(연표·보도자료·사료·신규 수집분만)로도 15배이며 가장 많은 곳과 가장 적은 곳은 그대로이고 중간 순서는 바뀐다. 원적 1위 황해도(구)는 원적 확인 생존자 18,294명의 37.4%인데, 7개 고향 중 하나로 지역이 판정된 남북관계연표 1,161건 가운데 16건(1.4%) · 같은 기준 보도자료 587건 가운데 14건(2.4%)뿐이고, 반대로 미수복경기(개성)는 생존자 5.9%인데 연표 33.1% · 보도자료 43.3%다. 기록은 사람이 아니라 사건을 따라 쌓였다 — 평양은 수도, 개성은 공단, 금강산은 상봉 장소였기 때문이다.</w:t>
             </w:r>
           </w:p>
           <w:p>
@@ -4463,7 +6118,7 @@
                 <w:sz w:val="28"/>
                 <w:szCs w:val="28"/>
               </w:rPr>
-              <w:t xml:space="preserve">줄어드는 속도·기록 공백·식별 가능한 사료의 공백, 세 지표의 순위를 합산해 어디부터 이어 적어야 하는지를 산출한다. 1순위 평안북도(구) 순위합 4(생존 -53.1% · 기록 0.400건/인 · 식별사료 0.018건/인), 2순위 황해도(구) 9, 가장 큰 곳은 미수복강원 18이다. 한 지표에 매달린 순위인지 자체 검사해 공개한다 — 지표를 하나씩 빼면 셋 중 둘에서 1위가 유지되고 감소 지표를 빼면 황해도(구)가 1위다. 표본이 7개뿐이라 점수가 아니라 정렬을 돕는 값이라고 화면에 적는다.</w:t>
+              <w:t xml:space="preserve">줄어드는 속도·기록 공백·식별 가능한 기록의 공백, 세 지표의 순위를 합산해 어디부터 이어 적어야 하는지를 산출한다. 1순위 평안북도(구) 순위합 4(생존 -53.1% · 기록 0.424건/인 · 식별기록 0.041건/인), 2순위 황해도(구) 9, 가장 큰 곳은 미수복강원 18이다. 한 지표에 매달린 순위인지 자체 검사해 공개한다 — 지표를 하나씩 빼면 셋 중 둘에서 1위가 유지되고 감소 지표를 빼면 황해도(구)가 1위다. 식별 축에는 이산가족정보통합시스템 신규 수집분이 들어가는데, 그것을 빼고 다시 돌려도 1순위는 바뀌지 않는다. 표본이 7개뿐이라 점수가 아니라 정렬을 돕는 값이라고 화면에 적는다.</w:t>
             </w:r>
           </w:p>
           <w:p>
@@ -4909,7 +6564,7 @@
                 <w:sz w:val="28"/>
                 <w:szCs w:val="28"/>
               </w:rPr>
-              <w:t xml:space="preserve">통일부 공표 HWP·CSV·공개 API를 배치로 수집해 레코드 68,487건·수치 37,912건·엔티티 721건의 통합 인덱스로 만든다(빌드 2026-08-12). 이산가족 통계·박물관 사료 4,342건·실태조사 결과는 화면이 직접 읽는 정적 데이터셋으로 미리 만들어 둔다. 지역별 기록 집계에는 연표 8,969건·보도자료 2,709건·동향 제목 42,813건·개황 93건을 전수 집계했다(집계 실행 2026-08-15 · 동향 42,813건은 원본 파일 제목의 전수값이라 인덱스 적재분 42,788건과 세는 대상이 다르다).</w:t>
+              <w:t xml:space="preserve">통일부 공표 HWP·CSV·공개 API를 배치로 수집해 레코드 68,487건·수치 37,912건·엔티티 721건의 통합 인덱스로 만든다(빌드 2026-08-12). 이산가족 통계·박물관 사료 4,342건·실태조사 결과는 화면이 직접 읽는 정적 데이터셋으로 미리 만들어 둔다. 지역별 기록 집계에는 연표 8,969건·보도자료 2,709건·동향 제목 42,813건·개황 93건을 전수 집계했다(지역 인덱스 집계 2026-08-15 · 신규 수집분 반영 2026-08-21 · 동향 42,813건은 원본 파일 제목의 전수값이라 인덱스 적재분 42,788건과 세는 대상이 다르다).</w:t>
             </w:r>
           </w:p>
           <w:p>
@@ -4933,7 +6588,7 @@
                 <w:sz w:val="28"/>
                 <w:szCs w:val="28"/>
               </w:rPr>
-              <w:t xml:space="preserve">화면은 React·TypeScript 정적 웹이고 갱신은 월 1회 배치다. 새 데이터베이스 없이 공표 자료를 읽어 쓰며, 수집·검증·이 문서 생성까지 전부 재실행 가능한 스크립트다. 생존 신청자 평균 나이가 83.02세(2025-08-31 확인값)라 같은 데이터를 「한눈에」와 「한걸음씩」 두 밀도로 낸다. 고향 안내인은 규칙이 먼저 답하고 AI는 해석만 담당하며 미리 정한 출력 형식을 벗어난 것은 폐기한다(검사 29건 통과). 팩트체커는 통합 인덱스 전량(31종 68,487건, 빌드 2026-08-12)에 질문을 대조하는 별도 화면이고, 앞의 「나」 26종 13,915건은 그중 팩트체커만 쓰는 몫이다. 지도·추계·순위 계산에는 관여하지 않는다. 접근성도 실측으로 고쳤다 — 누르는 자리 165개가 전부 48px 이상임을 자동 검사로 확인하고(2026-08-20 실측, 48px 미만 0건) 본문 대비는 2.63:1에서 4.54:1로 올렸다. 홈 화면은 한 화면에 한 가지만 보이도록 13개 장면으로 나누며, 정보를 삭제하지 않고 배치로 밀도를 조절한다(1280폭에서 홈 전체 높이 13,430px, 2026-08-20 실측).</w:t>
+              <w:t xml:space="preserve">화면은 React·TypeScript 정적 웹이고 갱신은 월 1회 배치다. 새 데이터베이스 없이 공표 자료를 읽어 쓰며, 수집·검증·이 문서 생성까지 전부 재실행 가능한 스크립트다. 생존 신청자 평균 나이가 83.02세(2025-08-31 확인값)라 같은 데이터를 「한눈에」와 「한걸음씩」 두 밀도로 낸다. 고향 안내인은 규칙이 먼저 답하고 AI는 해석만 담당하며 미리 정한 출력 형식을 벗어난 것은 폐기한다(검사 36건 통과). 팩트체커는 통합 인덱스 전량(31종 68,487건, 빌드 2026-08-12)에 질문을 대조하는 별도 화면이고, 앞의 「나」 26종 13,915건은 그중 팩트체커만 쓰는 몫이다. 지도·추계·순위 계산에는 관여하지 않는다. 접근성도 실측으로 고쳤다 — 누르는 자리 165개가 전부 48px 이상임을 자동 검사로 확인하고(2026-08-20 실측, 48px 미만 0건) 본문 대비는 2.63:1에서 4.54:1로 올렸다. 홈 화면은 한 화면에 한 가지만 보이도록 13개 장면으로 나누며, 정보를 삭제하지 않고 배치로 밀도를 조절한다(1280폭에서 홈 전체 높이 13,430px, 2026-08-20 실측).</w:t>
             </w:r>
           </w:p>
           <w:p>
@@ -4957,7 +6612,7 @@
                 <w:sz w:val="28"/>
                 <w:szCs w:val="28"/>
               </w:rPr>
-              <w:t xml:space="preserve">개인 단위 데이터를 다루지 않는다. 쓰는 것은 전부 공표 집계와 공개 사료이고 개인을 식별하거나 예측하는 계산은 설계에 없다. 기억 카드는 후손이 자기 집 기록을 한 장으로 적어 그림·인쇄로 가져가는 기능이며, 적은 내용은 서버로 보내지 않고 그 기기의 브라우저에만 임시로 남는다 — 화면에 그 사실과 「이 기기에서 지우기」 단추를 함께 둔다. 사료 이미지는 저장하지 않는다 — 기증자 저작물인데 개방형 라이선스 표기를 확인하지 못했기 때문이며, 주소만 참조하고 자세히 보기는 박물관으로 보낸다. 타 기관 자료는 그 기관이 요구하는 표기를 그대로 적는다 — 통일의식조사는 「서울대학교 통일평화연구원에서 실시한 통일의식조사 자료임을 명기해 주시길 부탁 드립니다」를 싣고, 지도 지오메트리는 Natural Earth(Public Domain)임을 밝히며, 이산가족 공표 통계에는 국가통계 승인번호 제103003호를 병기한다.</w:t>
+              <w:t xml:space="preserve">개인 단위 데이터를 다루지 않는다. 쓰는 것은 전부 공표 집계와 공개 사료이고 개인을 식별하거나 예측하는 계산은 설계에 없다. 기억 카드는 후손이 자기 집 기록을 한 장으로 적어 그림·인쇄로 가져가는 기능이며, 적은 내용은 서버로 보내지 않고 그 기기의 브라우저에만 임시로 남는다 — 화면에 그 사실과 「이 기기에서 지우기」 단추를 함께 둔다. 사료 이미지는 저장하지 않는다 — 기증자 저작물인데 개방형 라이선스 표기를 확인하지 못했기 때문이며, 주소만 참조하고 자세히 보기는 박물관으로 보낸다. 타 기관 자료는 그 기관이 요구하는 표기를 그대로 적는다 — 통일의식조사는 「서울대학교 통일평화연구원에서 실시한 통일의식조사 자료임.」을 싣고, 지도 지오메트리는 Natural Earth(Public Domain)임을 밝히며, 이산가족 공표 통계에는 국가통계 승인번호 제103003호를 병기한다.</w:t>
             </w:r>
           </w:p>
           <w:p>
@@ -5912,7 +7567,7 @@
                 <w:sz w:val="28"/>
                 <w:szCs w:val="28"/>
               </w:rPr>
-              <w:t xml:space="preserve">본 사람이 이어 적는 사람이 된다. 알린다(8촌 이내 친족도 당사자이고 경로가 10종) → 모은다(통계·연표·보도자료·사료·날씨를 고향 이름 하나로) → 불러낸다(남의 집 사진이 내 집 사진을 떠올리게 한다) → 받는다(그 자리에서 기증·유전자검사·영상편지로). 들어온 기록은 다시 그 고향 화면의 재료가 되어 15.5배 밀도 격차를 좁힌다. 정책에는 「1만 명 하회 2038~2041년」과 「계승 1순위 평안북도(구)」라는, 예산과 순서를 논의할 숫자를 놓는다. 이산가족에게는 1순위 요청 사업(59.9%)에 답하고 후손에게는 없던 경로를 만든다. 정량 목표는 확인 방법이 있는 것만 세운다 — 15)의 각 단계에서 「끝나면 확인되는 것」이 그대로 목표이고, 사료 고향 태깅률은 지역명이 확인되는 건수 ÷ 전체 4,342건으로 배치마다 다시 계산된다. 이용자 수·유입·기증 건수 목표는 넣지 않았다 — 근거로 댈 실측이 없어 목표로 세우는 순간 지어낸 숫자가 된다.</w:t>
+              <w:t xml:space="preserve">본 사람이 이어 적는 사람이 된다. 알린다(8촌 이내 친족도 당사자이고 경로가 10종) → 모은다(통계·연표·보도자료·사료·날씨를 고향 이름 하나로) → 불러낸다(남의 집 사진이 내 집 사진을 떠올리게 한다) → 받는다(그 자리에서 기증·유전자검사·영상편지로). 들어온 기록은 다시 그 고향 화면의 재료가 되어 13.9배 밀도 격차를 좁힌다. 정책에는 「1만 명 하회 2038~2041년」과 「계승 1순위 평안북도(구)」라는, 예산과 순서를 논의할 숫자를 놓는다. 이산가족에게는 1순위 요청 사업(59.9%)에 답하고 후손에게는 없던 경로를 만든다. 정량 목표는 확인 방법이 있는 것만 세운다 — 15)의 각 단계에서 「끝나면 확인되는 것」이 그대로 목표이고, 사료 고향 태깅률은 지역명이 확인되는 건수 ÷ 전체 4,342건으로 배치마다 다시 계산된다. 이용자 수·유입·기증 건수 목표는 넣지 않았다 — 근거로 댈 실측이 없어 목표로 세우는 순간 지어낸 숫자가 된다.</w:t>
             </w:r>
           </w:p>
           <w:p>
@@ -5950,7 +7605,7 @@
                 <w:sz w:val="28"/>
                 <w:szCs w:val="28"/>
               </w:rPr>
-              <w:t xml:space="preserve">측정한 것만 말한다. 회귀 평가 48/48(안전 규칙 위반 0 · 근거 미제시 0), 실사용 난문 108/108(출처 누락 0 · 시점 누락 0), 화면 검증 72/72(48px 미만 0 · 기증자 성함 193명 전수 대조 포함), 고향 안내인 29/29를 통과한다(전부 2026-08-20 실행). 데이터 정합도 검사한다 — 생존자 5개 분류의 합이 전부 33,272이고 33,272 + 101,274 = 134,546이 맞으며, 교류현황 38개 연도행 15개 열이 공표 합계와 일치한다. 이 문서의 규격도 검사 스크립트로 확인한다.</w:t>
+              <w:t xml:space="preserve">측정한 것만 말한다. 회귀 평가 48/48(안전 규칙 위반 0 · 근거 미제시 0), 실사용 난문 108/108(출처 누락 0 · 시점 누락 0), 화면 검증 72/72(48px 미만 0 · 기증자 성함 193명 전수 대조 포함), 고향 안내인 36/36을 통과한다(안내인 검사 2026-08-21 실행 · 나머지 2026-08-20 실행). 데이터 정합도 검사한다 — 생존자 5개 분류의 합이 전부 33,272이고 33,272 + 101,274 = 134,546이 맞으며, 교류현황 38개 연도행 15개 열이 공표 합계와 일치한다. 이 문서의 규격도 검사 스크립트로 확인한다.</w:t>
             </w:r>
           </w:p>
         </w:tc>
@@ -6033,7 +7688,7 @@
                 <w:sz w:val="28"/>
                 <w:szCs w:val="28"/>
               </w:rPr>
-              <w:t xml:space="preserve">Gemini를 두 곳에만 쓴다. 첫째는 자연어 질문의 해석으로, 규칙이 먼저 처리하고 못 잡은 것만 넘기며 미리 정한 출력 형식 밖이면 폐기해 규칙 결과로 되돌린다. 둘째는 분석 요약 화면의 문장 정리로, 빌드 때 한 번 9문장을 생성하고 원본 분석 파일의 지문값을 함께 기록해 어느 판을 요약했는지 고정했다. 두 곳 모두 AI가 수치와 판정을 만들지 않는다. 요약에 쓰인 수치 27개는 전량 원본 분석 카드로 자동 역추적했고, 검사 14종을 통과한 문장만 화면에 올린다. 네트워크가 끊겨도 규칙만으로 동작한다.</w:t>
+              <w:t xml:space="preserve">Gemini를 두 곳에만 쓴다. 첫째는 자연어 질문의 해석으로, 규칙이 먼저 처리하고 못 잡은 것만 넘기며 미리 정한 출력 형식 밖이면 폐기해 규칙 결과로 되돌린다. 둘째는 분석 요약 화면의 문장 정리로, 빌드 때 한 번 9문장을 생성하고 원본 분석 파일의 지문값을 함께 기록해 어느 판을 요약했는지 고정했다. 두 곳 모두 AI가 수치와 판정을 만들지 않는다. 요약에 쓰인 수치 23개는 전량 원본 분석 카드로 자동 역추적했고, 검사 14종을 통과한 문장만 화면에 올린다. 네트워크가 끊겨도 규칙만으로 동작한다.</w:t>
             </w:r>
           </w:p>
           <w:p>
@@ -6071,7 +7726,7 @@
                 <w:sz w:val="28"/>
                 <w:szCs w:val="28"/>
               </w:rPr>
-              <w:t xml:space="preserve">통일부 「2024년 제4차 남북 이산가족 실태조사 결과」(2025-01-24) · 이산가족정보통합시스템 게시판 공표 자료(국가통계 승인번호 제103003호) · 공공데이터포털 통일부 개방 데이터 · 남북이산가족 디지털박물관 · 「남북 이산가족 생사확인 및 교류 촉진에 관한 법률」 제2조 · 통계청 완전생명표 2024년(KOSIS DT_1B42) · 통일의식조사(서울대)</w:t>
+              <w:t xml:space="preserve">통일부 「2024년 제4차 남북 이산가족 실태조사 결과」(2025-01-24) · 이산가족정보통합시스템 게시판 공표 자료(국가통계 승인번호 제103003호) · 공공데이터포털 통일부 개방 데이터 · 남북이산가족 디지털박물관 · 「남북 이산가족 생사확인 및 교류 촉진에 관한 법률」 제2조 · 통계청 완전생명표(1세별) 2024년 · 통일의식조사(서울대)</w:t>
             </w:r>
           </w:p>
           <w:p>

--- a/제출서류/서식3_아이디어기획서_고향잇기.docx
+++ b/제출서류/서식3_아이디어기획서_고향잇기.docx
@@ -629,11 +629,6 @@
           </w:p>
           <w:p>
             <w:pPr>
-              <w:pStyle w:val="ListParagraph"/>
-              <w:numPr>
-                <w:ilvl w:val="0"/>
-                <w:numId w:val="2"/>
-              </w:numPr>
               <w:spacing w:after="0" w:before="0" w:line="384"/>
               <w:jc w:val="both"/>
             </w:pPr>
@@ -643,1631 +638,9 @@
                 <w:sz w:val="28"/>
                 <w:szCs w:val="28"/>
               </w:rPr>
-              <w:t xml:space="preserve">이산가족정보통합시스템 12개 코너 13,924건(수집일 2026-08-21) — 코너마다 세는 단위가 다르다(사료·사진·영상 건수, 통계표 행, 입구 링크, 질의 수). 사이트가 총건수를 표시하지 않으면 「미표시」다</w:t>
-            </w:r>
-          </w:p>
-          <w:tbl>
-            <w:tblPr>
-              <w:tblW w:type="dxa" w:w="10432"/>
-              <w:tblBorders>
-                <w:top w:val="single" w:color="auto" w:sz="4"/>
-                <w:left w:val="single" w:color="auto" w:sz="4"/>
-                <w:bottom w:val="single" w:color="auto" w:sz="4"/>
-                <w:right w:val="single" w:color="auto" w:sz="4"/>
-                <w:insideH w:val="single" w:color="auto" w:sz="4"/>
-                <w:insideV w:val="single" w:color="auto" w:sz="4"/>
-              </w:tblBorders>
-            </w:tblPr>
-            <w:tblGrid>
-              <w:gridCol w:w="1753"/>
-              <w:gridCol w:w="1237"/>
-              <w:gridCol w:w="2166"/>
-              <w:gridCol w:w="120"/>
-              <w:gridCol w:w="1753"/>
-              <w:gridCol w:w="1237"/>
-              <w:gridCol w:w="2166"/>
-            </w:tblGrid>
-            <w:tr>
-              <w:tc>
-                <w:tcPr>
-                  <w:tcW w:type="dxa" w:w="1753"/>
-                  <w:tcBorders>
-                    <w:top w:val="single" w:color="7F7F7F" w:sz="4"/>
-                    <w:left w:val="single" w:color="7F7F7F" w:sz="4"/>
-                    <w:bottom w:val="single" w:color="7F7F7F" w:sz="4"/>
-                    <w:right w:val="single" w:color="7F7F7F" w:sz="4"/>
-                  </w:tcBorders>
-                  <w:shd w:fill="D9D9D9" w:val="clear"/>
-                  <w:tcMar>
-                    <w:top w:type="dxa" w:w="16"/>
-                    <w:left w:type="dxa" w:w="64"/>
-                    <w:bottom w:type="dxa" w:w="16"/>
-                    <w:right w:type="dxa" w:w="64"/>
-                  </w:tcMar>
-                  <w:vAlign w:val="center"/>
-                </w:tcPr>
-                <w:p>
-                  <w:pPr>
-                    <w:spacing w:line="384"/>
-                    <w:jc w:val="center"/>
-                  </w:pPr>
-                  <w:r>
-                    <w:rPr>
-                      <w:rFonts w:ascii="휴먼명조" w:cs="휴먼명조" w:eastAsia="휴먼명조" w:hAnsi="휴먼명조"/>
-                      <w:b/>
-                      <w:bCs/>
-                      <w:sz w:val="24"/>
-                      <w:szCs w:val="24"/>
-                    </w:rPr>
-                    <w:t xml:space="preserve">코너</w:t>
-                  </w:r>
-                </w:p>
-              </w:tc>
-              <w:tc>
-                <w:tcPr>
-                  <w:tcW w:type="dxa" w:w="1237"/>
-                  <w:tcBorders>
-                    <w:top w:val="single" w:color="7F7F7F" w:sz="4"/>
-                    <w:left w:val="single" w:color="7F7F7F" w:sz="4"/>
-                    <w:bottom w:val="single" w:color="7F7F7F" w:sz="4"/>
-                    <w:right w:val="single" w:color="7F7F7F" w:sz="4"/>
-                  </w:tcBorders>
-                  <w:shd w:fill="D9D9D9" w:val="clear"/>
-                  <w:tcMar>
-                    <w:top w:type="dxa" w:w="16"/>
-                    <w:left w:type="dxa" w:w="64"/>
-                    <w:bottom w:type="dxa" w:w="16"/>
-                    <w:right w:type="dxa" w:w="64"/>
-                  </w:tcMar>
-                  <w:vAlign w:val="center"/>
-                </w:tcPr>
-                <w:p>
-                  <w:pPr>
-                    <w:spacing w:line="384"/>
-                    <w:jc w:val="center"/>
-                  </w:pPr>
-                  <w:r>
-                    <w:rPr>
-                      <w:rFonts w:ascii="휴먼명조" w:cs="휴먼명조" w:eastAsia="휴먼명조" w:hAnsi="휴먼명조"/>
-                      <w:b/>
-                      <w:bCs/>
-                      <w:sz w:val="24"/>
-                      <w:szCs w:val="24"/>
-                    </w:rPr>
-                    <w:t xml:space="preserve">표시/수집</w:t>
-                  </w:r>
-                </w:p>
-              </w:tc>
-              <w:tc>
-                <w:tcPr>
-                  <w:tcW w:type="dxa" w:w="2166"/>
-                  <w:tcBorders>
-                    <w:top w:val="single" w:color="7F7F7F" w:sz="4"/>
-                    <w:left w:val="single" w:color="7F7F7F" w:sz="4"/>
-                    <w:bottom w:val="single" w:color="7F7F7F" w:sz="4"/>
-                    <w:right w:val="single" w:color="7F7F7F" w:sz="4"/>
-                  </w:tcBorders>
-                  <w:shd w:fill="D9D9D9" w:val="clear"/>
-                  <w:tcMar>
-                    <w:top w:type="dxa" w:w="16"/>
-                    <w:left w:type="dxa" w:w="64"/>
-                    <w:bottom w:type="dxa" w:w="16"/>
-                    <w:right w:type="dxa" w:w="64"/>
-                  </w:tcMar>
-                  <w:vAlign w:val="center"/>
-                </w:tcPr>
-                <w:p>
-                  <w:pPr>
-                    <w:spacing w:line="384"/>
-                    <w:jc w:val="center"/>
-                  </w:pPr>
-                  <w:r>
-                    <w:rPr>
-                      <w:rFonts w:ascii="휴먼명조" w:cs="휴먼명조" w:eastAsia="휴먼명조" w:hAnsi="휴먼명조"/>
-                      <w:b/>
-                      <w:bCs/>
-                      <w:sz w:val="24"/>
-                      <w:szCs w:val="24"/>
-                    </w:rPr>
-                    <w:t xml:space="preserve">쓰임</w:t>
-                  </w:r>
-                </w:p>
-              </w:tc>
-              <w:tc>
-                <w:tcPr>
-                  <w:tcW w:type="dxa" w:w="120"/>
-                  <w:tcBorders>
-                    <w:top w:val="none" w:color="FFFFFF" w:sz="0"/>
-                    <w:left w:val="none" w:color="FFFFFF" w:sz="0"/>
-                    <w:bottom w:val="none" w:color="FFFFFF" w:sz="0"/>
-                    <w:right w:val="none" w:color="FFFFFF" w:sz="0"/>
-                  </w:tcBorders>
-                  <w:tcMar>
-                    <w:top w:type="dxa" w:w="16"/>
-                    <w:left w:type="dxa" w:w="64"/>
-                    <w:bottom w:type="dxa" w:w="16"/>
-                    <w:right w:type="dxa" w:w="64"/>
-                  </w:tcMar>
-                  <w:vAlign w:val="center"/>
-                </w:tcPr>
-                <w:p>
-                  <w:pPr>
-                    <w:spacing w:line="384"/>
-                    <w:jc w:val="both"/>
-                  </w:pPr>
-                  <w:r>
-                    <w:rPr>
-                      <w:rFonts w:ascii="휴먼명조" w:cs="휴먼명조" w:eastAsia="휴먼명조" w:hAnsi="휴먼명조"/>
-                      <w:sz w:val="28"/>
-                      <w:szCs w:val="28"/>
-                    </w:rPr>
-                    <w:t xml:space="preserve"/>
-                  </w:r>
-                </w:p>
-              </w:tc>
-              <w:tc>
-                <w:tcPr>
-                  <w:tcW w:type="dxa" w:w="1753"/>
-                  <w:tcBorders>
-                    <w:top w:val="single" w:color="7F7F7F" w:sz="4"/>
-                    <w:left w:val="single" w:color="7F7F7F" w:sz="4"/>
-                    <w:bottom w:val="single" w:color="7F7F7F" w:sz="4"/>
-                    <w:right w:val="single" w:color="7F7F7F" w:sz="4"/>
-                  </w:tcBorders>
-                  <w:shd w:fill="D9D9D9" w:val="clear"/>
-                  <w:tcMar>
-                    <w:top w:type="dxa" w:w="16"/>
-                    <w:left w:type="dxa" w:w="64"/>
-                    <w:bottom w:type="dxa" w:w="16"/>
-                    <w:right w:type="dxa" w:w="64"/>
-                  </w:tcMar>
-                  <w:vAlign w:val="center"/>
-                </w:tcPr>
-                <w:p>
-                  <w:pPr>
-                    <w:spacing w:line="384"/>
-                    <w:jc w:val="center"/>
-                  </w:pPr>
-                  <w:r>
-                    <w:rPr>
-                      <w:rFonts w:ascii="휴먼명조" w:cs="휴먼명조" w:eastAsia="휴먼명조" w:hAnsi="휴먼명조"/>
-                      <w:b/>
-                      <w:bCs/>
-                      <w:sz w:val="24"/>
-                      <w:szCs w:val="24"/>
-                    </w:rPr>
-                    <w:t xml:space="preserve">코너</w:t>
-                  </w:r>
-                </w:p>
-              </w:tc>
-              <w:tc>
-                <w:tcPr>
-                  <w:tcW w:type="dxa" w:w="1237"/>
-                  <w:tcBorders>
-                    <w:top w:val="single" w:color="7F7F7F" w:sz="4"/>
-                    <w:left w:val="single" w:color="7F7F7F" w:sz="4"/>
-                    <w:bottom w:val="single" w:color="7F7F7F" w:sz="4"/>
-                    <w:right w:val="single" w:color="7F7F7F" w:sz="4"/>
-                  </w:tcBorders>
-                  <w:shd w:fill="D9D9D9" w:val="clear"/>
-                  <w:tcMar>
-                    <w:top w:type="dxa" w:w="16"/>
-                    <w:left w:type="dxa" w:w="64"/>
-                    <w:bottom w:type="dxa" w:w="16"/>
-                    <w:right w:type="dxa" w:w="64"/>
-                  </w:tcMar>
-                  <w:vAlign w:val="center"/>
-                </w:tcPr>
-                <w:p>
-                  <w:pPr>
-                    <w:spacing w:line="384"/>
-                    <w:jc w:val="center"/>
-                  </w:pPr>
-                  <w:r>
-                    <w:rPr>
-                      <w:rFonts w:ascii="휴먼명조" w:cs="휴먼명조" w:eastAsia="휴먼명조" w:hAnsi="휴먼명조"/>
-                      <w:b/>
-                      <w:bCs/>
-                      <w:sz w:val="24"/>
-                      <w:szCs w:val="24"/>
-                    </w:rPr>
-                    <w:t xml:space="preserve">표시/수집</w:t>
-                  </w:r>
-                </w:p>
-              </w:tc>
-              <w:tc>
-                <w:tcPr>
-                  <w:tcW w:type="dxa" w:w="2166"/>
-                  <w:tcBorders>
-                    <w:top w:val="single" w:color="7F7F7F" w:sz="4"/>
-                    <w:left w:val="single" w:color="7F7F7F" w:sz="4"/>
-                    <w:bottom w:val="single" w:color="7F7F7F" w:sz="4"/>
-                    <w:right w:val="single" w:color="7F7F7F" w:sz="4"/>
-                  </w:tcBorders>
-                  <w:shd w:fill="D9D9D9" w:val="clear"/>
-                  <w:tcMar>
-                    <w:top w:type="dxa" w:w="16"/>
-                    <w:left w:type="dxa" w:w="64"/>
-                    <w:bottom w:type="dxa" w:w="16"/>
-                    <w:right w:type="dxa" w:w="64"/>
-                  </w:tcMar>
-                  <w:vAlign w:val="center"/>
-                </w:tcPr>
-                <w:p>
-                  <w:pPr>
-                    <w:spacing w:line="384"/>
-                    <w:jc w:val="center"/>
-                  </w:pPr>
-                  <w:r>
-                    <w:rPr>
-                      <w:rFonts w:ascii="휴먼명조" w:cs="휴먼명조" w:eastAsia="휴먼명조" w:hAnsi="휴먼명조"/>
-                      <w:b/>
-                      <w:bCs/>
-                      <w:sz w:val="24"/>
-                      <w:szCs w:val="24"/>
-                    </w:rPr>
-                    <w:t xml:space="preserve">쓰임</w:t>
-                  </w:r>
-                </w:p>
-              </w:tc>
-            </w:tr>
-            <w:tr>
-              <w:tc>
-                <w:tcPr>
-                  <w:tcW w:type="dxa" w:w="1753"/>
-                  <w:tcBorders>
-                    <w:top w:val="single" w:color="7F7F7F" w:sz="4"/>
-                    <w:left w:val="single" w:color="7F7F7F" w:sz="4"/>
-                    <w:bottom w:val="single" w:color="7F7F7F" w:sz="4"/>
-                    <w:right w:val="single" w:color="7F7F7F" w:sz="4"/>
-                  </w:tcBorders>
-                  <w:tcMar>
-                    <w:top w:type="dxa" w:w="16"/>
-                    <w:left w:type="dxa" w:w="64"/>
-                    <w:bottom w:type="dxa" w:w="16"/>
-                    <w:right w:type="dxa" w:w="64"/>
-                  </w:tcMar>
-                  <w:vAlign w:val="center"/>
-                </w:tcPr>
-                <w:p>
-                  <w:pPr>
-                    <w:spacing w:line="384"/>
-                    <w:jc w:val="both"/>
-                  </w:pPr>
-                  <w:r>
-                    <w:rPr>
-                      <w:rFonts w:ascii="휴먼명조" w:cs="휴먼명조" w:eastAsia="휴먼명조" w:hAnsi="휴먼명조"/>
-                      <w:sz w:val="24"/>
-                      <w:szCs w:val="24"/>
-                    </w:rPr>
-                    <w:t xml:space="preserve">나의 살던 고향은</w:t>
-                  </w:r>
-                </w:p>
-              </w:tc>
-              <w:tc>
-                <w:tcPr>
-                  <w:tcW w:type="dxa" w:w="1237"/>
-                  <w:tcBorders>
-                    <w:top w:val="single" w:color="7F7F7F" w:sz="4"/>
-                    <w:left w:val="single" w:color="7F7F7F" w:sz="4"/>
-                    <w:bottom w:val="single" w:color="7F7F7F" w:sz="4"/>
-                    <w:right w:val="single" w:color="7F7F7F" w:sz="4"/>
-                  </w:tcBorders>
-                  <w:tcMar>
-                    <w:top w:type="dxa" w:w="16"/>
-                    <w:left w:type="dxa" w:w="64"/>
-                    <w:bottom w:type="dxa" w:w="16"/>
-                    <w:right w:type="dxa" w:w="64"/>
-                  </w:tcMar>
-                  <w:vAlign w:val="center"/>
-                </w:tcPr>
-                <w:p>
-                  <w:pPr>
-                    <w:spacing w:line="384"/>
-                    <w:jc w:val="center"/>
-                  </w:pPr>
-                  <w:r>
-                    <w:rPr>
-                      <w:rFonts w:ascii="휴먼명조" w:cs="휴먼명조" w:eastAsia="휴먼명조" w:hAnsi="휴먼명조"/>
-                      <w:sz w:val="24"/>
-                      <w:szCs w:val="24"/>
-                    </w:rPr>
-                    <w:t xml:space="preserve">141 / 129</w:t>
-                  </w:r>
-                </w:p>
-              </w:tc>
-              <w:tc>
-                <w:tcPr>
-                  <w:tcW w:type="dxa" w:w="2166"/>
-                  <w:tcBorders>
-                    <w:top w:val="single" w:color="7F7F7F" w:sz="4"/>
-                    <w:left w:val="single" w:color="7F7F7F" w:sz="4"/>
-                    <w:bottom w:val="single" w:color="7F7F7F" w:sz="4"/>
-                    <w:right w:val="single" w:color="7F7F7F" w:sz="4"/>
-                  </w:tcBorders>
-                  <w:tcMar>
-                    <w:top w:type="dxa" w:w="16"/>
-                    <w:left w:type="dxa" w:w="64"/>
-                    <w:bottom w:type="dxa" w:w="16"/>
-                    <w:right w:type="dxa" w:w="64"/>
-                  </w:tcMar>
-                  <w:vAlign w:val="center"/>
-                </w:tcPr>
-                <w:p>
-                  <w:pPr>
-                    <w:spacing w:line="384"/>
-                    <w:jc w:val="both"/>
-                  </w:pPr>
-                  <w:r>
-                    <w:rPr>
-                      <w:rFonts w:ascii="휴먼명조" w:cs="휴먼명조" w:eastAsia="휴먼명조" w:hAnsi="휴먼명조"/>
-                      <w:sz w:val="24"/>
-                      <w:szCs w:val="24"/>
-                    </w:rPr>
-                    <w:t xml:space="preserve">사진 격자 · 밀도 분자</w:t>
-                  </w:r>
-                </w:p>
-              </w:tc>
-              <w:tc>
-                <w:tcPr>
-                  <w:tcW w:type="dxa" w:w="120"/>
-                  <w:tcBorders>
-                    <w:top w:val="none" w:color="FFFFFF" w:sz="0"/>
-                    <w:left w:val="none" w:color="FFFFFF" w:sz="0"/>
-                    <w:bottom w:val="none" w:color="FFFFFF" w:sz="0"/>
-                    <w:right w:val="none" w:color="FFFFFF" w:sz="0"/>
-                  </w:tcBorders>
-                  <w:tcMar>
-                    <w:top w:type="dxa" w:w="16"/>
-                    <w:left w:type="dxa" w:w="64"/>
-                    <w:bottom w:type="dxa" w:w="16"/>
-                    <w:right w:type="dxa" w:w="64"/>
-                  </w:tcMar>
-                  <w:vAlign w:val="center"/>
-                </w:tcPr>
-                <w:p>
-                  <w:pPr>
-                    <w:spacing w:line="384"/>
-                    <w:jc w:val="both"/>
-                  </w:pPr>
-                  <w:r>
-                    <w:rPr>
-                      <w:rFonts w:ascii="휴먼명조" w:cs="휴먼명조" w:eastAsia="휴먼명조" w:hAnsi="휴먼명조"/>
-                      <w:sz w:val="28"/>
-                      <w:szCs w:val="28"/>
-                    </w:rPr>
-                    <w:t xml:space="preserve"/>
-                  </w:r>
-                </w:p>
-              </w:tc>
-              <w:tc>
-                <w:tcPr>
-                  <w:tcW w:type="dxa" w:w="1753"/>
-                  <w:tcBorders>
-                    <w:top w:val="single" w:color="7F7F7F" w:sz="4"/>
-                    <w:left w:val="single" w:color="7F7F7F" w:sz="4"/>
-                    <w:bottom w:val="single" w:color="7F7F7F" w:sz="4"/>
-                    <w:right w:val="single" w:color="7F7F7F" w:sz="4"/>
-                  </w:tcBorders>
-                  <w:tcMar>
-                    <w:top w:type="dxa" w:w="16"/>
-                    <w:left w:type="dxa" w:w="64"/>
-                    <w:bottom w:type="dxa" w:w="16"/>
-                    <w:right w:type="dxa" w:w="64"/>
-                  </w:tcMar>
-                  <w:vAlign w:val="center"/>
-                </w:tcPr>
-                <w:p>
-                  <w:pPr>
-                    <w:spacing w:line="384"/>
-                    <w:jc w:val="both"/>
-                  </w:pPr>
-                  <w:r>
-                    <w:rPr>
-                      <w:rFonts w:ascii="휴먼명조" w:cs="휴먼명조" w:eastAsia="휴먼명조" w:hAnsi="휴먼명조"/>
-                      <w:sz w:val="24"/>
-                      <w:szCs w:val="24"/>
-                    </w:rPr>
-                    <w:t xml:space="preserve">손편지</w:t>
-                  </w:r>
-                </w:p>
-              </w:tc>
-              <w:tc>
-                <w:tcPr>
-                  <w:tcW w:type="dxa" w:w="1237"/>
-                  <w:tcBorders>
-                    <w:top w:val="single" w:color="7F7F7F" w:sz="4"/>
-                    <w:left w:val="single" w:color="7F7F7F" w:sz="4"/>
-                    <w:bottom w:val="single" w:color="7F7F7F" w:sz="4"/>
-                    <w:right w:val="single" w:color="7F7F7F" w:sz="4"/>
-                  </w:tcBorders>
-                  <w:tcMar>
-                    <w:top w:type="dxa" w:w="16"/>
-                    <w:left w:type="dxa" w:w="64"/>
-                    <w:bottom w:type="dxa" w:w="16"/>
-                    <w:right w:type="dxa" w:w="64"/>
-                  </w:tcMar>
-                  <w:vAlign w:val="center"/>
-                </w:tcPr>
-                <w:p>
-                  <w:pPr>
-                    <w:spacing w:line="384"/>
-                    <w:jc w:val="center"/>
-                  </w:pPr>
-                  <w:r>
-                    <w:rPr>
-                      <w:rFonts w:ascii="휴먼명조" w:cs="휴먼명조" w:eastAsia="휴먼명조" w:hAnsi="휴먼명조"/>
-                      <w:sz w:val="24"/>
-                      <w:szCs w:val="24"/>
-                    </w:rPr>
-                    <w:t xml:space="preserve">752 / 752</w:t>
-                  </w:r>
-                </w:p>
-              </w:tc>
-              <w:tc>
-                <w:tcPr>
-                  <w:tcW w:type="dxa" w:w="2166"/>
-                  <w:tcBorders>
-                    <w:top w:val="single" w:color="7F7F7F" w:sz="4"/>
-                    <w:left w:val="single" w:color="7F7F7F" w:sz="4"/>
-                    <w:bottom w:val="single" w:color="7F7F7F" w:sz="4"/>
-                    <w:right w:val="single" w:color="7F7F7F" w:sz="4"/>
-                  </w:tcBorders>
-                  <w:tcMar>
-                    <w:top w:type="dxa" w:w="16"/>
-                    <w:left w:type="dxa" w:w="64"/>
-                    <w:bottom w:type="dxa" w:w="16"/>
-                    <w:right w:type="dxa" w:w="64"/>
-                  </w:tcMar>
-                  <w:vAlign w:val="center"/>
-                </w:tcPr>
-                <w:p>
-                  <w:pPr>
-                    <w:spacing w:line="384"/>
-                    <w:jc w:val="both"/>
-                  </w:pPr>
-                  <w:r>
-                    <w:rPr>
-                      <w:rFonts w:ascii="휴먼명조" w:cs="휴먼명조" w:eastAsia="휴먼명조" w:hAnsi="휴먼명조"/>
-                      <w:sz w:val="24"/>
-                      <w:szCs w:val="24"/>
-                    </w:rPr>
-                    <w:t xml:space="preserve">사료와 전량 중복</w:t>
-                  </w:r>
-                </w:p>
-              </w:tc>
-            </w:tr>
-            <w:tr>
-              <w:tc>
-                <w:tcPr>
-                  <w:tcW w:type="dxa" w:w="1753"/>
-                  <w:tcBorders>
-                    <w:top w:val="single" w:color="7F7F7F" w:sz="4"/>
-                    <w:left w:val="single" w:color="7F7F7F" w:sz="4"/>
-                    <w:bottom w:val="single" w:color="7F7F7F" w:sz="4"/>
-                    <w:right w:val="single" w:color="7F7F7F" w:sz="4"/>
-                  </w:tcBorders>
-                  <w:tcMar>
-                    <w:top w:type="dxa" w:w="16"/>
-                    <w:left w:type="dxa" w:w="64"/>
-                    <w:bottom w:type="dxa" w:w="16"/>
-                    <w:right w:type="dxa" w:w="64"/>
-                  </w:tcMar>
-                  <w:vAlign w:val="center"/>
-                </w:tcPr>
-                <w:p>
-                  <w:pPr>
-                    <w:spacing w:line="384"/>
-                    <w:jc w:val="both"/>
-                  </w:pPr>
-                  <w:r>
-                    <w:rPr>
-                      <w:rFonts w:ascii="휴먼명조" w:cs="휴먼명조" w:eastAsia="휴먼명조" w:hAnsi="휴먼명조"/>
-                      <w:sz w:val="24"/>
-                      <w:szCs w:val="24"/>
-                    </w:rPr>
-                    <w:t xml:space="preserve">영상편지</w:t>
-                  </w:r>
-                </w:p>
-              </w:tc>
-              <w:tc>
-                <w:tcPr>
-                  <w:tcW w:type="dxa" w:w="1237"/>
-                  <w:tcBorders>
-                    <w:top w:val="single" w:color="7F7F7F" w:sz="4"/>
-                    <w:left w:val="single" w:color="7F7F7F" w:sz="4"/>
-                    <w:bottom w:val="single" w:color="7F7F7F" w:sz="4"/>
-                    <w:right w:val="single" w:color="7F7F7F" w:sz="4"/>
-                  </w:tcBorders>
-                  <w:tcMar>
-                    <w:top w:type="dxa" w:w="16"/>
-                    <w:left w:type="dxa" w:w="64"/>
-                    <w:bottom w:type="dxa" w:w="16"/>
-                    <w:right w:type="dxa" w:w="64"/>
-                  </w:tcMar>
-                  <w:vAlign w:val="center"/>
-                </w:tcPr>
-                <w:p>
-                  <w:pPr>
-                    <w:spacing w:line="384"/>
-                    <w:jc w:val="center"/>
-                  </w:pPr>
-                  <w:r>
-                    <w:rPr>
-                      <w:rFonts w:ascii="휴먼명조" w:cs="휴먼명조" w:eastAsia="휴먼명조" w:hAnsi="휴먼명조"/>
-                      <w:sz w:val="24"/>
-                      <w:szCs w:val="24"/>
-                    </w:rPr>
-                    <w:t xml:space="preserve">4,186 / 4,179</w:t>
-                  </w:r>
-                </w:p>
-              </w:tc>
-              <w:tc>
-                <w:tcPr>
-                  <w:tcW w:type="dxa" w:w="2166"/>
-                  <w:tcBorders>
-                    <w:top w:val="single" w:color="7F7F7F" w:sz="4"/>
-                    <w:left w:val="single" w:color="7F7F7F" w:sz="4"/>
-                    <w:bottom w:val="single" w:color="7F7F7F" w:sz="4"/>
-                    <w:right w:val="single" w:color="7F7F7F" w:sz="4"/>
-                  </w:tcBorders>
-                  <w:tcMar>
-                    <w:top w:type="dxa" w:w="16"/>
-                    <w:left w:type="dxa" w:w="64"/>
-                    <w:bottom w:type="dxa" w:w="16"/>
-                    <w:right w:type="dxa" w:w="64"/>
-                  </w:tcMar>
-                  <w:vAlign w:val="center"/>
-                </w:tcPr>
-                <w:p>
-                  <w:pPr>
-                    <w:spacing w:line="384"/>
-                    <w:jc w:val="both"/>
-                  </w:pPr>
-                  <w:r>
-                    <w:rPr>
-                      <w:rFonts w:ascii="휴먼명조" w:cs="휴먼명조" w:eastAsia="휴먼명조" w:hAnsi="휴먼명조"/>
-                      <w:sz w:val="24"/>
-                      <w:szCs w:val="24"/>
-                    </w:rPr>
-                    <w:t xml:space="preserve">영상 목록 · 밀도 분자</w:t>
-                  </w:r>
-                </w:p>
-              </w:tc>
-              <w:tc>
-                <w:tcPr>
-                  <w:tcW w:type="dxa" w:w="120"/>
-                  <w:tcBorders>
-                    <w:top w:val="none" w:color="FFFFFF" w:sz="0"/>
-                    <w:left w:val="none" w:color="FFFFFF" w:sz="0"/>
-                    <w:bottom w:val="none" w:color="FFFFFF" w:sz="0"/>
-                    <w:right w:val="none" w:color="FFFFFF" w:sz="0"/>
-                  </w:tcBorders>
-                  <w:tcMar>
-                    <w:top w:type="dxa" w:w="16"/>
-                    <w:left w:type="dxa" w:w="64"/>
-                    <w:bottom w:type="dxa" w:w="16"/>
-                    <w:right w:type="dxa" w:w="64"/>
-                  </w:tcMar>
-                  <w:vAlign w:val="center"/>
-                </w:tcPr>
-                <w:p>
-                  <w:pPr>
-                    <w:spacing w:line="384"/>
-                    <w:jc w:val="both"/>
-                  </w:pPr>
-                  <w:r>
-                    <w:rPr>
-                      <w:rFonts w:ascii="휴먼명조" w:cs="휴먼명조" w:eastAsia="휴먼명조" w:hAnsi="휴먼명조"/>
-                      <w:sz w:val="28"/>
-                      <w:szCs w:val="28"/>
-                    </w:rPr>
-                    <w:t xml:space="preserve"/>
-                  </w:r>
-                </w:p>
-              </w:tc>
-              <w:tc>
-                <w:tcPr>
-                  <w:tcW w:type="dxa" w:w="1753"/>
-                  <w:tcBorders>
-                    <w:top w:val="single" w:color="7F7F7F" w:sz="4"/>
-                    <w:left w:val="single" w:color="7F7F7F" w:sz="4"/>
-                    <w:bottom w:val="single" w:color="7F7F7F" w:sz="4"/>
-                    <w:right w:val="single" w:color="7F7F7F" w:sz="4"/>
-                  </w:tcBorders>
-                  <w:tcMar>
-                    <w:top w:type="dxa" w:w="16"/>
-                    <w:left w:type="dxa" w:w="64"/>
-                    <w:bottom w:type="dxa" w:w="16"/>
-                    <w:right w:type="dxa" w:w="64"/>
-                  </w:tcMar>
-                  <w:vAlign w:val="center"/>
-                </w:tcPr>
-                <w:p>
-                  <w:pPr>
-                    <w:spacing w:line="384"/>
-                    <w:jc w:val="both"/>
-                  </w:pPr>
-                  <w:r>
-                    <w:rPr>
-                      <w:rFonts w:ascii="휴먼명조" w:cs="휴먼명조" w:eastAsia="휴먼명조" w:hAnsi="휴먼명조"/>
-                      <w:sz w:val="24"/>
-                      <w:szCs w:val="24"/>
-                    </w:rPr>
-                    <w:t xml:space="preserve">컬렉션</w:t>
-                  </w:r>
-                </w:p>
-              </w:tc>
-              <w:tc>
-                <w:tcPr>
-                  <w:tcW w:type="dxa" w:w="1237"/>
-                  <w:tcBorders>
-                    <w:top w:val="single" w:color="7F7F7F" w:sz="4"/>
-                    <w:left w:val="single" w:color="7F7F7F" w:sz="4"/>
-                    <w:bottom w:val="single" w:color="7F7F7F" w:sz="4"/>
-                    <w:right w:val="single" w:color="7F7F7F" w:sz="4"/>
-                  </w:tcBorders>
-                  <w:tcMar>
-                    <w:top w:type="dxa" w:w="16"/>
-                    <w:left w:type="dxa" w:w="64"/>
-                    <w:bottom w:type="dxa" w:w="16"/>
-                    <w:right w:type="dxa" w:w="64"/>
-                  </w:tcMar>
-                  <w:vAlign w:val="center"/>
-                </w:tcPr>
-                <w:p>
-                  <w:pPr>
-                    <w:spacing w:line="384"/>
-                    <w:jc w:val="center"/>
-                  </w:pPr>
-                  <w:r>
-                    <w:rPr>
-                      <w:rFonts w:ascii="휴먼명조" w:cs="휴먼명조" w:eastAsia="휴먼명조" w:hAnsi="휴먼명조"/>
-                      <w:sz w:val="24"/>
-                      <w:szCs w:val="24"/>
-                    </w:rPr>
-                    <w:t xml:space="preserve">미표시 / 215</w:t>
-                  </w:r>
-                </w:p>
-              </w:tc>
-              <w:tc>
-                <w:tcPr>
-                  <w:tcW w:type="dxa" w:w="2166"/>
-                  <w:tcBorders>
-                    <w:top w:val="single" w:color="7F7F7F" w:sz="4"/>
-                    <w:left w:val="single" w:color="7F7F7F" w:sz="4"/>
-                    <w:bottom w:val="single" w:color="7F7F7F" w:sz="4"/>
-                    <w:right w:val="single" w:color="7F7F7F" w:sz="4"/>
-                  </w:tcBorders>
-                  <w:tcMar>
-                    <w:top w:type="dxa" w:w="16"/>
-                    <w:left w:type="dxa" w:w="64"/>
-                    <w:bottom w:type="dxa" w:w="16"/>
-                    <w:right w:type="dxa" w:w="64"/>
-                  </w:tcMar>
-                  <w:vAlign w:val="center"/>
-                </w:tcPr>
-                <w:p>
-                  <w:pPr>
-                    <w:spacing w:line="384"/>
-                    <w:jc w:val="both"/>
-                  </w:pPr>
-                  <w:r>
-                    <w:rPr>
-                      <w:rFonts w:ascii="휴먼명조" w:cs="휴먼명조" w:eastAsia="휴먼명조" w:hAnsi="휴먼명조"/>
-                      <w:sz w:val="24"/>
-                      <w:szCs w:val="24"/>
-                    </w:rPr>
-                    <w:t xml:space="preserve">설명·계층만(중복)</w:t>
-                  </w:r>
-                </w:p>
-              </w:tc>
-            </w:tr>
-            <w:tr>
-              <w:tc>
-                <w:tcPr>
-                  <w:tcW w:type="dxa" w:w="1753"/>
-                  <w:tcBorders>
-                    <w:top w:val="single" w:color="7F7F7F" w:sz="4"/>
-                    <w:left w:val="single" w:color="7F7F7F" w:sz="4"/>
-                    <w:bottom w:val="single" w:color="7F7F7F" w:sz="4"/>
-                    <w:right w:val="single" w:color="7F7F7F" w:sz="4"/>
-                  </w:tcBorders>
-                  <w:tcMar>
-                    <w:top w:type="dxa" w:w="16"/>
-                    <w:left w:type="dxa" w:w="64"/>
-                    <w:bottom w:type="dxa" w:w="16"/>
-                    <w:right w:type="dxa" w:w="64"/>
-                  </w:tcMar>
-                  <w:vAlign w:val="center"/>
-                </w:tcPr>
-                <w:p>
-                  <w:pPr>
-                    <w:spacing w:line="384"/>
-                    <w:jc w:val="both"/>
-                  </w:pPr>
-                  <w:r>
-                    <w:rPr>
-                      <w:rFonts w:ascii="휴먼명조" w:cs="휴먼명조" w:eastAsia="휴먼명조" w:hAnsi="휴먼명조"/>
-                      <w:sz w:val="24"/>
-                      <w:szCs w:val="24"/>
-                    </w:rPr>
-                    <w:t xml:space="preserve">이산가족상봉 이모저모</w:t>
-                  </w:r>
-                </w:p>
-              </w:tc>
-              <w:tc>
-                <w:tcPr>
-                  <w:tcW w:type="dxa" w:w="1237"/>
-                  <w:tcBorders>
-                    <w:top w:val="single" w:color="7F7F7F" w:sz="4"/>
-                    <w:left w:val="single" w:color="7F7F7F" w:sz="4"/>
-                    <w:bottom w:val="single" w:color="7F7F7F" w:sz="4"/>
-                    <w:right w:val="single" w:color="7F7F7F" w:sz="4"/>
-                  </w:tcBorders>
-                  <w:tcMar>
-                    <w:top w:type="dxa" w:w="16"/>
-                    <w:left w:type="dxa" w:w="64"/>
-                    <w:bottom w:type="dxa" w:w="16"/>
-                    <w:right w:type="dxa" w:w="64"/>
-                  </w:tcMar>
-                  <w:vAlign w:val="center"/>
-                </w:tcPr>
-                <w:p>
-                  <w:pPr>
-                    <w:spacing w:line="384"/>
-                    <w:jc w:val="center"/>
-                  </w:pPr>
-                  <w:r>
-                    <w:rPr>
-                      <w:rFonts w:ascii="휴먼명조" w:cs="휴먼명조" w:eastAsia="휴먼명조" w:hAnsi="휴먼명조"/>
-                      <w:sz w:val="24"/>
-                      <w:szCs w:val="24"/>
-                    </w:rPr>
-                    <w:t xml:space="preserve">3,003 / 2,992</w:t>
-                  </w:r>
-                </w:p>
-              </w:tc>
-              <w:tc>
-                <w:tcPr>
-                  <w:tcW w:type="dxa" w:w="2166"/>
-                  <w:tcBorders>
-                    <w:top w:val="single" w:color="7F7F7F" w:sz="4"/>
-                    <w:left w:val="single" w:color="7F7F7F" w:sz="4"/>
-                    <w:bottom w:val="single" w:color="7F7F7F" w:sz="4"/>
-                    <w:right w:val="single" w:color="7F7F7F" w:sz="4"/>
-                  </w:tcBorders>
-                  <w:tcMar>
-                    <w:top w:type="dxa" w:w="16"/>
-                    <w:left w:type="dxa" w:w="64"/>
-                    <w:bottom w:type="dxa" w:w="16"/>
-                    <w:right w:type="dxa" w:w="64"/>
-                  </w:tcMar>
-                  <w:vAlign w:val="center"/>
-                </w:tcPr>
-                <w:p>
-                  <w:pPr>
-                    <w:spacing w:line="384"/>
-                    <w:jc w:val="both"/>
-                  </w:pPr>
-                  <w:r>
-                    <w:rPr>
-                      <w:rFonts w:ascii="휴먼명조" w:cs="휴먼명조" w:eastAsia="휴먼명조" w:hAnsi="휴먼명조"/>
-                      <w:sz w:val="24"/>
-                      <w:szCs w:val="24"/>
-                    </w:rPr>
-                    <w:t xml:space="preserve">개최지는 남측이라 제외</w:t>
-                  </w:r>
-                </w:p>
-              </w:tc>
-              <w:tc>
-                <w:tcPr>
-                  <w:tcW w:type="dxa" w:w="120"/>
-                  <w:tcBorders>
-                    <w:top w:val="none" w:color="FFFFFF" w:sz="0"/>
-                    <w:left w:val="none" w:color="FFFFFF" w:sz="0"/>
-                    <w:bottom w:val="none" w:color="FFFFFF" w:sz="0"/>
-                    <w:right w:val="none" w:color="FFFFFF" w:sz="0"/>
-                  </w:tcBorders>
-                  <w:tcMar>
-                    <w:top w:type="dxa" w:w="16"/>
-                    <w:left w:type="dxa" w:w="64"/>
-                    <w:bottom w:type="dxa" w:w="16"/>
-                    <w:right w:type="dxa" w:w="64"/>
-                  </w:tcMar>
-                  <w:vAlign w:val="center"/>
-                </w:tcPr>
-                <w:p>
-                  <w:pPr>
-                    <w:spacing w:line="384"/>
-                    <w:jc w:val="both"/>
-                  </w:pPr>
-                  <w:r>
-                    <w:rPr>
-                      <w:rFonts w:ascii="휴먼명조" w:cs="휴먼명조" w:eastAsia="휴먼명조" w:hAnsi="휴먼명조"/>
-                      <w:sz w:val="28"/>
-                      <w:szCs w:val="28"/>
-                    </w:rPr>
-                    <w:t xml:space="preserve"/>
-                  </w:r>
-                </w:p>
-              </w:tc>
-              <w:tc>
-                <w:tcPr>
-                  <w:tcW w:type="dxa" w:w="1753"/>
-                  <w:tcBorders>
-                    <w:top w:val="single" w:color="7F7F7F" w:sz="4"/>
-                    <w:left w:val="single" w:color="7F7F7F" w:sz="4"/>
-                    <w:bottom w:val="single" w:color="7F7F7F" w:sz="4"/>
-                    <w:right w:val="single" w:color="7F7F7F" w:sz="4"/>
-                  </w:tcBorders>
-                  <w:tcMar>
-                    <w:top w:type="dxa" w:w="16"/>
-                    <w:left w:type="dxa" w:w="64"/>
-                    <w:bottom w:type="dxa" w:w="16"/>
-                    <w:right w:type="dxa" w:w="64"/>
-                  </w:tcMar>
-                  <w:vAlign w:val="center"/>
-                </w:tcPr>
-                <w:p>
-                  <w:pPr>
-                    <w:spacing w:line="384"/>
-                    <w:jc w:val="both"/>
-                  </w:pPr>
-                  <w:r>
-                    <w:rPr>
-                      <w:rFonts w:ascii="휴먼명조" w:cs="휴먼명조" w:eastAsia="휴먼명조" w:hAnsi="휴먼명조"/>
-                      <w:sz w:val="24"/>
-                      <w:szCs w:val="24"/>
-                    </w:rPr>
-                    <w:t xml:space="preserve">기록관</w:t>
-                  </w:r>
-                </w:p>
-              </w:tc>
-              <w:tc>
-                <w:tcPr>
-                  <w:tcW w:type="dxa" w:w="1237"/>
-                  <w:tcBorders>
-                    <w:top w:val="single" w:color="7F7F7F" w:sz="4"/>
-                    <w:left w:val="single" w:color="7F7F7F" w:sz="4"/>
-                    <w:bottom w:val="single" w:color="7F7F7F" w:sz="4"/>
-                    <w:right w:val="single" w:color="7F7F7F" w:sz="4"/>
-                  </w:tcBorders>
-                  <w:tcMar>
-                    <w:top w:type="dxa" w:w="16"/>
-                    <w:left w:type="dxa" w:w="64"/>
-                    <w:bottom w:type="dxa" w:w="16"/>
-                    <w:right w:type="dxa" w:w="64"/>
-                  </w:tcMar>
-                  <w:vAlign w:val="center"/>
-                </w:tcPr>
-                <w:p>
-                  <w:pPr>
-                    <w:spacing w:line="384"/>
-                    <w:jc w:val="center"/>
-                  </w:pPr>
-                  <w:r>
-                    <w:rPr>
-                      <w:rFonts w:ascii="휴먼명조" w:cs="휴먼명조" w:eastAsia="휴먼명조" w:hAnsi="휴먼명조"/>
-                      <w:sz w:val="24"/>
-                      <w:szCs w:val="24"/>
-                    </w:rPr>
-                    <w:t xml:space="preserve">4,342 / 4,342</w:t>
-                  </w:r>
-                </w:p>
-              </w:tc>
-              <w:tc>
-                <w:tcPr>
-                  <w:tcW w:type="dxa" w:w="2166"/>
-                  <w:tcBorders>
-                    <w:top w:val="single" w:color="7F7F7F" w:sz="4"/>
-                    <w:left w:val="single" w:color="7F7F7F" w:sz="4"/>
-                    <w:bottom w:val="single" w:color="7F7F7F" w:sz="4"/>
-                    <w:right w:val="single" w:color="7F7F7F" w:sz="4"/>
-                  </w:tcBorders>
-                  <w:tcMar>
-                    <w:top w:type="dxa" w:w="16"/>
-                    <w:left w:type="dxa" w:w="64"/>
-                    <w:bottom w:type="dxa" w:w="16"/>
-                    <w:right w:type="dxa" w:w="64"/>
-                  </w:tcMar>
-                  <w:vAlign w:val="center"/>
-                </w:tcPr>
-                <w:p>
-                  <w:pPr>
-                    <w:spacing w:line="384"/>
-                    <w:jc w:val="both"/>
-                  </w:pPr>
-                  <w:r>
-                    <w:rPr>
-                      <w:rFonts w:ascii="휴먼명조" w:cs="휴먼명조" w:eastAsia="휴먼명조" w:hAnsi="휴먼명조"/>
-                      <w:sz w:val="24"/>
-                      <w:szCs w:val="24"/>
-                    </w:rPr>
-                    <w:t xml:space="preserve">사료 원본 계열</w:t>
-                  </w:r>
-                </w:p>
-              </w:tc>
-            </w:tr>
-            <w:tr>
-              <w:tc>
-                <w:tcPr>
-                  <w:tcW w:type="dxa" w:w="1753"/>
-                  <w:tcBorders>
-                    <w:top w:val="single" w:color="7F7F7F" w:sz="4"/>
-                    <w:left w:val="single" w:color="7F7F7F" w:sz="4"/>
-                    <w:bottom w:val="single" w:color="7F7F7F" w:sz="4"/>
-                    <w:right w:val="single" w:color="7F7F7F" w:sz="4"/>
-                  </w:tcBorders>
-                  <w:tcMar>
-                    <w:top w:type="dxa" w:w="16"/>
-                    <w:left w:type="dxa" w:w="64"/>
-                    <w:bottom w:type="dxa" w:w="16"/>
-                    <w:right w:type="dxa" w:w="64"/>
-                  </w:tcMar>
-                  <w:vAlign w:val="center"/>
-                </w:tcPr>
-                <w:p>
-                  <w:pPr>
-                    <w:spacing w:line="384"/>
-                    <w:jc w:val="both"/>
-                  </w:pPr>
-                  <w:r>
-                    <w:rPr>
-                      <w:rFonts w:ascii="휴먼명조" w:cs="휴먼명조" w:eastAsia="휴먼명조" w:hAnsi="휴먼명조"/>
-                      <w:sz w:val="24"/>
-                      <w:szCs w:val="24"/>
-                    </w:rPr>
-                    <w:t xml:space="preserve">시간여행</w:t>
-                  </w:r>
-                </w:p>
-              </w:tc>
-              <w:tc>
-                <w:tcPr>
-                  <w:tcW w:type="dxa" w:w="1237"/>
-                  <w:tcBorders>
-                    <w:top w:val="single" w:color="7F7F7F" w:sz="4"/>
-                    <w:left w:val="single" w:color="7F7F7F" w:sz="4"/>
-                    <w:bottom w:val="single" w:color="7F7F7F" w:sz="4"/>
-                    <w:right w:val="single" w:color="7F7F7F" w:sz="4"/>
-                  </w:tcBorders>
-                  <w:tcMar>
-                    <w:top w:type="dxa" w:w="16"/>
-                    <w:left w:type="dxa" w:w="64"/>
-                    <w:bottom w:type="dxa" w:w="16"/>
-                    <w:right w:type="dxa" w:w="64"/>
-                  </w:tcMar>
-                  <w:vAlign w:val="center"/>
-                </w:tcPr>
-                <w:p>
-                  <w:pPr>
-                    <w:spacing w:line="384"/>
-                    <w:jc w:val="center"/>
-                  </w:pPr>
-                  <w:r>
-                    <w:rPr>
-                      <w:rFonts w:ascii="휴먼명조" w:cs="휴먼명조" w:eastAsia="휴먼명조" w:hAnsi="휴먼명조"/>
-                      <w:sz w:val="24"/>
-                      <w:szCs w:val="24"/>
-                    </w:rPr>
-                    <w:t xml:space="preserve">미표시 / 175</w:t>
-                  </w:r>
-                </w:p>
-              </w:tc>
-              <w:tc>
-                <w:tcPr>
-                  <w:tcW w:type="dxa" w:w="2166"/>
-                  <w:tcBorders>
-                    <w:top w:val="single" w:color="7F7F7F" w:sz="4"/>
-                    <w:left w:val="single" w:color="7F7F7F" w:sz="4"/>
-                    <w:bottom w:val="single" w:color="7F7F7F" w:sz="4"/>
-                    <w:right w:val="single" w:color="7F7F7F" w:sz="4"/>
-                  </w:tcBorders>
-                  <w:tcMar>
-                    <w:top w:type="dxa" w:w="16"/>
-                    <w:left w:type="dxa" w:w="64"/>
-                    <w:bottom w:type="dxa" w:w="16"/>
-                    <w:right w:type="dxa" w:w="64"/>
-                  </w:tcMar>
-                  <w:vAlign w:val="center"/>
-                </w:tcPr>
-                <w:p>
-                  <w:pPr>
-                    <w:spacing w:line="384"/>
-                    <w:jc w:val="both"/>
-                  </w:pPr>
-                  <w:r>
-                    <w:rPr>
-                      <w:rFonts w:ascii="휴먼명조" w:cs="휴먼명조" w:eastAsia="휴먼명조" w:hAnsi="휴먼명조"/>
-                      <w:sz w:val="24"/>
-                      <w:szCs w:val="24"/>
-                    </w:rPr>
-                    <w:t xml:space="preserve">해설문만 활용(전량 중복)</w:t>
-                  </w:r>
-                </w:p>
-              </w:tc>
-              <w:tc>
-                <w:tcPr>
-                  <w:tcW w:type="dxa" w:w="120"/>
-                  <w:tcBorders>
-                    <w:top w:val="none" w:color="FFFFFF" w:sz="0"/>
-                    <w:left w:val="none" w:color="FFFFFF" w:sz="0"/>
-                    <w:bottom w:val="none" w:color="FFFFFF" w:sz="0"/>
-                    <w:right w:val="none" w:color="FFFFFF" w:sz="0"/>
-                  </w:tcBorders>
-                  <w:tcMar>
-                    <w:top w:type="dxa" w:w="16"/>
-                    <w:left w:type="dxa" w:w="64"/>
-                    <w:bottom w:type="dxa" w:w="16"/>
-                    <w:right w:type="dxa" w:w="64"/>
-                  </w:tcMar>
-                  <w:vAlign w:val="center"/>
-                </w:tcPr>
-                <w:p>
-                  <w:pPr>
-                    <w:spacing w:line="384"/>
-                    <w:jc w:val="both"/>
-                  </w:pPr>
-                  <w:r>
-                    <w:rPr>
-                      <w:rFonts w:ascii="휴먼명조" w:cs="휴먼명조" w:eastAsia="휴먼명조" w:hAnsi="휴먼명조"/>
-                      <w:sz w:val="28"/>
-                      <w:szCs w:val="28"/>
-                    </w:rPr>
-                    <w:t xml:space="preserve"/>
-                  </w:r>
-                </w:p>
-              </w:tc>
-              <w:tc>
-                <w:tcPr>
-                  <w:tcW w:type="dxa" w:w="1753"/>
-                  <w:tcBorders>
-                    <w:top w:val="single" w:color="7F7F7F" w:sz="4"/>
-                    <w:left w:val="single" w:color="7F7F7F" w:sz="4"/>
-                    <w:bottom w:val="single" w:color="7F7F7F" w:sz="4"/>
-                    <w:right w:val="single" w:color="7F7F7F" w:sz="4"/>
-                  </w:tcBorders>
-                  <w:tcMar>
-                    <w:top w:type="dxa" w:w="16"/>
-                    <w:left w:type="dxa" w:w="64"/>
-                    <w:bottom w:type="dxa" w:w="16"/>
-                    <w:right w:type="dxa" w:w="64"/>
-                  </w:tcMar>
-                  <w:vAlign w:val="center"/>
-                </w:tcPr>
-                <w:p>
-                  <w:pPr>
-                    <w:spacing w:line="384"/>
-                    <w:jc w:val="both"/>
-                  </w:pPr>
-                  <w:r>
-                    <w:rPr>
-                      <w:rFonts w:ascii="휴먼명조" w:cs="휴먼명조" w:eastAsia="휴먼명조" w:hAnsi="휴먼명조"/>
-                      <w:sz w:val="24"/>
-                      <w:szCs w:val="24"/>
-                    </w:rPr>
-                    <w:t xml:space="preserve">기증현황</w:t>
-                  </w:r>
-                </w:p>
-              </w:tc>
-              <w:tc>
-                <w:tcPr>
-                  <w:tcW w:type="dxa" w:w="1237"/>
-                  <w:tcBorders>
-                    <w:top w:val="single" w:color="7F7F7F" w:sz="4"/>
-                    <w:left w:val="single" w:color="7F7F7F" w:sz="4"/>
-                    <w:bottom w:val="single" w:color="7F7F7F" w:sz="4"/>
-                    <w:right w:val="single" w:color="7F7F7F" w:sz="4"/>
-                  </w:tcBorders>
-                  <w:tcMar>
-                    <w:top w:type="dxa" w:w="16"/>
-                    <w:left w:type="dxa" w:w="64"/>
-                    <w:bottom w:type="dxa" w:w="16"/>
-                    <w:right w:type="dxa" w:w="64"/>
-                  </w:tcMar>
-                  <w:vAlign w:val="center"/>
-                </w:tcPr>
-                <w:p>
-                  <w:pPr>
-                    <w:spacing w:line="384"/>
-                    <w:jc w:val="center"/>
-                  </w:pPr>
-                  <w:r>
-                    <w:rPr>
-                      <w:rFonts w:ascii="휴먼명조" w:cs="휴먼명조" w:eastAsia="휴먼명조" w:hAnsi="휴먼명조"/>
-                      <w:sz w:val="24"/>
-                      <w:szCs w:val="24"/>
-                    </w:rPr>
-                    <w:t xml:space="preserve">6 / 6</w:t>
-                  </w:r>
-                </w:p>
-              </w:tc>
-              <w:tc>
-                <w:tcPr>
-                  <w:tcW w:type="dxa" w:w="2166"/>
-                  <w:tcBorders>
-                    <w:top w:val="single" w:color="7F7F7F" w:sz="4"/>
-                    <w:left w:val="single" w:color="7F7F7F" w:sz="4"/>
-                    <w:bottom w:val="single" w:color="7F7F7F" w:sz="4"/>
-                    <w:right w:val="single" w:color="7F7F7F" w:sz="4"/>
-                  </w:tcBorders>
-                  <w:tcMar>
-                    <w:top w:type="dxa" w:w="16"/>
-                    <w:left w:type="dxa" w:w="64"/>
-                    <w:bottom w:type="dxa" w:w="16"/>
-                    <w:right w:type="dxa" w:w="64"/>
-                  </w:tcMar>
-                  <w:vAlign w:val="center"/>
-                </w:tcPr>
-                <w:p>
-                  <w:pPr>
-                    <w:spacing w:line="384"/>
-                    <w:jc w:val="both"/>
-                  </w:pPr>
-                  <w:r>
-                    <w:rPr>
-                      <w:rFonts w:ascii="휴먼명조" w:cs="휴먼명조" w:eastAsia="휴먼명조" w:hAnsi="휴먼명조"/>
-                      <w:sz w:val="24"/>
-                      <w:szCs w:val="24"/>
-                    </w:rPr>
-                    <w:t xml:space="preserve">통계표 — 건수 아님</w:t>
-                  </w:r>
-                </w:p>
-              </w:tc>
-            </w:tr>
-            <w:tr>
-              <w:tc>
-                <w:tcPr>
-                  <w:tcW w:type="dxa" w:w="1753"/>
-                  <w:tcBorders>
-                    <w:top w:val="single" w:color="7F7F7F" w:sz="4"/>
-                    <w:left w:val="single" w:color="7F7F7F" w:sz="4"/>
-                    <w:bottom w:val="single" w:color="7F7F7F" w:sz="4"/>
-                    <w:right w:val="single" w:color="7F7F7F" w:sz="4"/>
-                  </w:tcBorders>
-                  <w:tcMar>
-                    <w:top w:type="dxa" w:w="16"/>
-                    <w:left w:type="dxa" w:w="64"/>
-                    <w:bottom w:type="dxa" w:w="16"/>
-                    <w:right w:type="dxa" w:w="64"/>
-                  </w:tcMar>
-                  <w:vAlign w:val="center"/>
-                </w:tcPr>
-                <w:p>
-                  <w:pPr>
-                    <w:spacing w:line="384"/>
-                    <w:jc w:val="both"/>
-                  </w:pPr>
-                  <w:r>
-                    <w:rPr>
-                      <w:rFonts w:ascii="휴먼명조" w:cs="휴먼명조" w:eastAsia="휴먼명조" w:hAnsi="휴먼명조"/>
-                      <w:sz w:val="24"/>
-                      <w:szCs w:val="24"/>
-                    </w:rPr>
-                    <w:t xml:space="preserve">웹툰</w:t>
-                  </w:r>
-                </w:p>
-              </w:tc>
-              <w:tc>
-                <w:tcPr>
-                  <w:tcW w:type="dxa" w:w="1237"/>
-                  <w:tcBorders>
-                    <w:top w:val="single" w:color="7F7F7F" w:sz="4"/>
-                    <w:left w:val="single" w:color="7F7F7F" w:sz="4"/>
-                    <w:bottom w:val="single" w:color="7F7F7F" w:sz="4"/>
-                    <w:right w:val="single" w:color="7F7F7F" w:sz="4"/>
-                  </w:tcBorders>
-                  <w:tcMar>
-                    <w:top w:type="dxa" w:w="16"/>
-                    <w:left w:type="dxa" w:w="64"/>
-                    <w:bottom w:type="dxa" w:w="16"/>
-                    <w:right w:type="dxa" w:w="64"/>
-                  </w:tcMar>
-                  <w:vAlign w:val="center"/>
-                </w:tcPr>
-                <w:p>
-                  <w:pPr>
-                    <w:spacing w:line="384"/>
-                    <w:jc w:val="center"/>
-                  </w:pPr>
-                  <w:r>
-                    <w:rPr>
-                      <w:rFonts w:ascii="휴먼명조" w:cs="휴먼명조" w:eastAsia="휴먼명조" w:hAnsi="휴먼명조"/>
-                      <w:sz w:val="24"/>
-                      <w:szCs w:val="24"/>
-                    </w:rPr>
-                    <w:t xml:space="preserve">50 / 50</w:t>
-                  </w:r>
-                </w:p>
-              </w:tc>
-              <w:tc>
-                <w:tcPr>
-                  <w:tcW w:type="dxa" w:w="2166"/>
-                  <w:tcBorders>
-                    <w:top w:val="single" w:color="7F7F7F" w:sz="4"/>
-                    <w:left w:val="single" w:color="7F7F7F" w:sz="4"/>
-                    <w:bottom w:val="single" w:color="7F7F7F" w:sz="4"/>
-                    <w:right w:val="single" w:color="7F7F7F" w:sz="4"/>
-                  </w:tcBorders>
-                  <w:tcMar>
-                    <w:top w:type="dxa" w:w="16"/>
-                    <w:left w:type="dxa" w:w="64"/>
-                    <w:bottom w:type="dxa" w:w="16"/>
-                    <w:right w:type="dxa" w:w="64"/>
-                  </w:tcMar>
-                  <w:vAlign w:val="center"/>
-                </w:tcPr>
-                <w:p>
-                  <w:pPr>
-                    <w:spacing w:line="384"/>
-                    <w:jc w:val="both"/>
-                  </w:pPr>
-                  <w:r>
-                    <w:rPr>
-                      <w:rFonts w:ascii="휴먼명조" w:cs="휴먼명조" w:eastAsia="휴먼명조" w:hAnsi="휴먼명조"/>
-                      <w:sz w:val="24"/>
-                      <w:szCs w:val="24"/>
-                    </w:rPr>
-                    <w:t xml:space="preserve">창작물 — 기록물 아님</w:t>
-                  </w:r>
-                </w:p>
-              </w:tc>
-              <w:tc>
-                <w:tcPr>
-                  <w:tcW w:type="dxa" w:w="120"/>
-                  <w:tcBorders>
-                    <w:top w:val="none" w:color="FFFFFF" w:sz="0"/>
-                    <w:left w:val="none" w:color="FFFFFF" w:sz="0"/>
-                    <w:bottom w:val="none" w:color="FFFFFF" w:sz="0"/>
-                    <w:right w:val="none" w:color="FFFFFF" w:sz="0"/>
-                  </w:tcBorders>
-                  <w:tcMar>
-                    <w:top w:type="dxa" w:w="16"/>
-                    <w:left w:type="dxa" w:w="64"/>
-                    <w:bottom w:type="dxa" w:w="16"/>
-                    <w:right w:type="dxa" w:w="64"/>
-                  </w:tcMar>
-                  <w:vAlign w:val="center"/>
-                </w:tcPr>
-                <w:p>
-                  <w:pPr>
-                    <w:spacing w:line="384"/>
-                    <w:jc w:val="both"/>
-                  </w:pPr>
-                  <w:r>
-                    <w:rPr>
-                      <w:rFonts w:ascii="휴먼명조" w:cs="휴먼명조" w:eastAsia="휴먼명조" w:hAnsi="휴먼명조"/>
-                      <w:sz w:val="28"/>
-                      <w:szCs w:val="28"/>
-                    </w:rPr>
-                    <w:t xml:space="preserve"/>
-                  </w:r>
-                </w:p>
-              </w:tc>
-              <w:tc>
-                <w:tcPr>
-                  <w:tcW w:type="dxa" w:w="1753"/>
-                  <w:tcBorders>
-                    <w:top w:val="single" w:color="7F7F7F" w:sz="4"/>
-                    <w:left w:val="single" w:color="7F7F7F" w:sz="4"/>
-                    <w:bottom w:val="single" w:color="7F7F7F" w:sz="4"/>
-                    <w:right w:val="single" w:color="7F7F7F" w:sz="4"/>
-                  </w:tcBorders>
-                  <w:tcMar>
-                    <w:top w:type="dxa" w:w="16"/>
-                    <w:left w:type="dxa" w:w="64"/>
-                    <w:bottom w:type="dxa" w:w="16"/>
-                    <w:right w:type="dxa" w:w="64"/>
-                  </w:tcMar>
-                  <w:vAlign w:val="center"/>
-                </w:tcPr>
-                <w:p>
-                  <w:pPr>
-                    <w:spacing w:line="384"/>
-                    <w:jc w:val="both"/>
-                  </w:pPr>
-                  <w:r>
-                    <w:rPr>
-                      <w:rFonts w:ascii="휴먼명조" w:cs="휴먼명조" w:eastAsia="휴먼명조" w:hAnsi="휴먼명조"/>
-                      <w:sz w:val="24"/>
-                      <w:szCs w:val="24"/>
-                    </w:rPr>
-                    <w:t xml:space="preserve">연표</w:t>
-                  </w:r>
-                </w:p>
-              </w:tc>
-              <w:tc>
-                <w:tcPr>
-                  <w:tcW w:type="dxa" w:w="1237"/>
-                  <w:tcBorders>
-                    <w:top w:val="single" w:color="7F7F7F" w:sz="4"/>
-                    <w:left w:val="single" w:color="7F7F7F" w:sz="4"/>
-                    <w:bottom w:val="single" w:color="7F7F7F" w:sz="4"/>
-                    <w:right w:val="single" w:color="7F7F7F" w:sz="4"/>
-                  </w:tcBorders>
-                  <w:tcMar>
-                    <w:top w:type="dxa" w:w="16"/>
-                    <w:left w:type="dxa" w:w="64"/>
-                    <w:bottom w:type="dxa" w:w="16"/>
-                    <w:right w:type="dxa" w:w="64"/>
-                  </w:tcMar>
-                  <w:vAlign w:val="center"/>
-                </w:tcPr>
-                <w:p>
-                  <w:pPr>
-                    <w:spacing w:line="384"/>
-                    <w:jc w:val="center"/>
-                  </w:pPr>
-                  <w:r>
-                    <w:rPr>
-                      <w:rFonts w:ascii="휴먼명조" w:cs="휴먼명조" w:eastAsia="휴먼명조" w:hAnsi="휴먼명조"/>
-                      <w:sz w:val="24"/>
-                      <w:szCs w:val="24"/>
-                    </w:rPr>
-                    <w:t xml:space="preserve">1,041 / 1,041</w:t>
-                  </w:r>
-                </w:p>
-              </w:tc>
-              <w:tc>
-                <w:tcPr>
-                  <w:tcW w:type="dxa" w:w="2166"/>
-                  <w:tcBorders>
-                    <w:top w:val="single" w:color="7F7F7F" w:sz="4"/>
-                    <w:left w:val="single" w:color="7F7F7F" w:sz="4"/>
-                    <w:bottom w:val="single" w:color="7F7F7F" w:sz="4"/>
-                    <w:right w:val="single" w:color="7F7F7F" w:sz="4"/>
-                  </w:tcBorders>
-                  <w:tcMar>
-                    <w:top w:type="dxa" w:w="16"/>
-                    <w:left w:type="dxa" w:w="64"/>
-                    <w:bottom w:type="dxa" w:w="16"/>
-                    <w:right w:type="dxa" w:w="64"/>
-                  </w:tcMar>
-                  <w:vAlign w:val="center"/>
-                </w:tcPr>
-                <w:p>
-                  <w:pPr>
-                    <w:spacing w:line="384"/>
-                    <w:jc w:val="both"/>
-                  </w:pPr>
-                  <w:r>
-                    <w:rPr>
-                      <w:rFonts w:ascii="휴먼명조" w:cs="휴먼명조" w:eastAsia="휴먼명조" w:hAnsi="휴먼명조"/>
-                      <w:sz w:val="24"/>
-                      <w:szCs w:val="24"/>
-                    </w:rPr>
-                    <w:t xml:space="preserve">지역 필드 없어 제외</w:t>
-                  </w:r>
-                </w:p>
-              </w:tc>
-            </w:tr>
-            <w:tr>
-              <w:tc>
-                <w:tcPr>
-                  <w:tcW w:type="dxa" w:w="1753"/>
-                  <w:tcBorders>
-                    <w:top w:val="single" w:color="7F7F7F" w:sz="4"/>
-                    <w:left w:val="single" w:color="7F7F7F" w:sz="4"/>
-                    <w:bottom w:val="single" w:color="7F7F7F" w:sz="4"/>
-                    <w:right w:val="single" w:color="7F7F7F" w:sz="4"/>
-                  </w:tcBorders>
-                  <w:tcMar>
-                    <w:top w:type="dxa" w:w="16"/>
-                    <w:left w:type="dxa" w:w="64"/>
-                    <w:bottom w:type="dxa" w:w="16"/>
-                    <w:right w:type="dxa" w:w="64"/>
-                  </w:tcMar>
-                  <w:vAlign w:val="center"/>
-                </w:tcPr>
-                <w:p>
-                  <w:pPr>
-                    <w:spacing w:line="384"/>
-                    <w:jc w:val="both"/>
-                  </w:pPr>
-                  <w:r>
-                    <w:rPr>
-                      <w:rFonts w:ascii="휴먼명조" w:cs="휴먼명조" w:eastAsia="휴먼명조" w:hAnsi="휴먼명조"/>
-                      <w:sz w:val="24"/>
-                      <w:szCs w:val="24"/>
-                    </w:rPr>
-                    <w:t xml:space="preserve">박물관 소개</w:t>
-                  </w:r>
-                </w:p>
-              </w:tc>
-              <w:tc>
-                <w:tcPr>
-                  <w:tcW w:type="dxa" w:w="1237"/>
-                  <w:tcBorders>
-                    <w:top w:val="single" w:color="7F7F7F" w:sz="4"/>
-                    <w:left w:val="single" w:color="7F7F7F" w:sz="4"/>
-                    <w:bottom w:val="single" w:color="7F7F7F" w:sz="4"/>
-                    <w:right w:val="single" w:color="7F7F7F" w:sz="4"/>
-                  </w:tcBorders>
-                  <w:tcMar>
-                    <w:top w:type="dxa" w:w="16"/>
-                    <w:left w:type="dxa" w:w="64"/>
-                    <w:bottom w:type="dxa" w:w="16"/>
-                    <w:right w:type="dxa" w:w="64"/>
-                  </w:tcMar>
-                  <w:vAlign w:val="center"/>
-                </w:tcPr>
-                <w:p>
-                  <w:pPr>
-                    <w:spacing w:line="384"/>
-                    <w:jc w:val="center"/>
-                  </w:pPr>
-                  <w:r>
-                    <w:rPr>
-                      <w:rFonts w:ascii="휴먼명조" w:cs="휴먼명조" w:eastAsia="휴먼명조" w:hAnsi="휴먼명조"/>
-                      <w:sz w:val="24"/>
-                      <w:szCs w:val="24"/>
-                    </w:rPr>
-                    <w:t xml:space="preserve">미표시 / 11</w:t>
-                  </w:r>
-                </w:p>
-              </w:tc>
-              <w:tc>
-                <w:tcPr>
-                  <w:tcW w:type="dxa" w:w="2166"/>
-                  <w:tcBorders>
-                    <w:top w:val="single" w:color="7F7F7F" w:sz="4"/>
-                    <w:left w:val="single" w:color="7F7F7F" w:sz="4"/>
-                    <w:bottom w:val="single" w:color="7F7F7F" w:sz="4"/>
-                    <w:right w:val="single" w:color="7F7F7F" w:sz="4"/>
-                  </w:tcBorders>
-                  <w:tcMar>
-                    <w:top w:type="dxa" w:w="16"/>
-                    <w:left w:type="dxa" w:w="64"/>
-                    <w:bottom w:type="dxa" w:w="16"/>
-                    <w:right w:type="dxa" w:w="64"/>
-                  </w:tcMar>
-                  <w:vAlign w:val="center"/>
-                </w:tcPr>
-                <w:p>
-                  <w:pPr>
-                    <w:spacing w:line="384"/>
-                    <w:jc w:val="both"/>
-                  </w:pPr>
-                  <w:r>
-                    <w:rPr>
-                      <w:rFonts w:ascii="휴먼명조" w:cs="휴먼명조" w:eastAsia="휴먼명조" w:hAnsi="휴먼명조"/>
-                      <w:sz w:val="24"/>
-                      <w:szCs w:val="24"/>
-                    </w:rPr>
-                    <w:t xml:space="preserve">코너 구조 확인용</w:t>
-                  </w:r>
-                </w:p>
-              </w:tc>
-              <w:tc>
-                <w:tcPr>
-                  <w:tcW w:type="dxa" w:w="120"/>
-                  <w:tcBorders>
-                    <w:top w:val="none" w:color="FFFFFF" w:sz="0"/>
-                    <w:left w:val="none" w:color="FFFFFF" w:sz="0"/>
-                    <w:bottom w:val="none" w:color="FFFFFF" w:sz="0"/>
-                    <w:right w:val="none" w:color="FFFFFF" w:sz="0"/>
-                  </w:tcBorders>
-                  <w:tcMar>
-                    <w:top w:type="dxa" w:w="16"/>
-                    <w:left w:type="dxa" w:w="64"/>
-                    <w:bottom w:type="dxa" w:w="16"/>
-                    <w:right w:type="dxa" w:w="64"/>
-                  </w:tcMar>
-                  <w:vAlign w:val="center"/>
-                </w:tcPr>
-                <w:p>
-                  <w:pPr>
-                    <w:spacing w:line="384"/>
-                    <w:jc w:val="both"/>
-                  </w:pPr>
-                  <w:r>
-                    <w:rPr>
-                      <w:rFonts w:ascii="휴먼명조" w:cs="휴먼명조" w:eastAsia="휴먼명조" w:hAnsi="휴먼명조"/>
-                      <w:sz w:val="28"/>
-                      <w:szCs w:val="28"/>
-                    </w:rPr>
-                    <w:t xml:space="preserve"/>
-                  </w:r>
-                </w:p>
-              </w:tc>
-              <w:tc>
-                <w:tcPr>
-                  <w:tcW w:type="dxa" w:w="1753"/>
-                  <w:tcBorders>
-                    <w:top w:val="single" w:color="7F7F7F" w:sz="4"/>
-                    <w:left w:val="single" w:color="7F7F7F" w:sz="4"/>
-                    <w:bottom w:val="single" w:color="7F7F7F" w:sz="4"/>
-                    <w:right w:val="single" w:color="7F7F7F" w:sz="4"/>
-                  </w:tcBorders>
-                  <w:tcMar>
-                    <w:top w:type="dxa" w:w="16"/>
-                    <w:left w:type="dxa" w:w="64"/>
-                    <w:bottom w:type="dxa" w:w="16"/>
-                    <w:right w:type="dxa" w:w="64"/>
-                  </w:tcMar>
-                  <w:vAlign w:val="center"/>
-                </w:tcPr>
-                <w:p>
-                  <w:pPr>
-                    <w:spacing w:line="384"/>
-                    <w:jc w:val="both"/>
-                  </w:pPr>
-                  <w:r>
-                    <w:rPr>
-                      <w:rFonts w:ascii="휴먼명조" w:cs="휴먼명조" w:eastAsia="휴먼명조" w:hAnsi="휴먼명조"/>
-                      <w:sz w:val="24"/>
-                      <w:szCs w:val="24"/>
-                    </w:rPr>
-                    <w:t xml:space="preserve">통합검색(질의)</w:t>
-                  </w:r>
-                </w:p>
-              </w:tc>
-              <w:tc>
-                <w:tcPr>
-                  <w:tcW w:type="dxa" w:w="1237"/>
-                  <w:tcBorders>
-                    <w:top w:val="single" w:color="7F7F7F" w:sz="4"/>
-                    <w:left w:val="single" w:color="7F7F7F" w:sz="4"/>
-                    <w:bottom w:val="single" w:color="7F7F7F" w:sz="4"/>
-                    <w:right w:val="single" w:color="7F7F7F" w:sz="4"/>
-                  </w:tcBorders>
-                  <w:tcMar>
-                    <w:top w:type="dxa" w:w="16"/>
-                    <w:left w:type="dxa" w:w="64"/>
-                    <w:bottom w:type="dxa" w:w="16"/>
-                    <w:right w:type="dxa" w:w="64"/>
-                  </w:tcMar>
-                  <w:vAlign w:val="center"/>
-                </w:tcPr>
-                <w:p>
-                  <w:pPr>
-                    <w:spacing w:line="384"/>
-                    <w:jc w:val="center"/>
-                  </w:pPr>
-                  <w:r>
-                    <w:rPr>
-                      <w:rFonts w:ascii="휴먼명조" w:cs="휴먼명조" w:eastAsia="휴먼명조" w:hAnsi="휴먼명조"/>
-                      <w:sz w:val="24"/>
-                      <w:szCs w:val="24"/>
-                    </w:rPr>
-                    <w:t xml:space="preserve">32 / 32</w:t>
-                  </w:r>
-                </w:p>
-              </w:tc>
-              <w:tc>
-                <w:tcPr>
-                  <w:tcW w:type="dxa" w:w="2166"/>
-                  <w:tcBorders>
-                    <w:top w:val="single" w:color="7F7F7F" w:sz="4"/>
-                    <w:left w:val="single" w:color="7F7F7F" w:sz="4"/>
-                    <w:bottom w:val="single" w:color="7F7F7F" w:sz="4"/>
-                    <w:right w:val="single" w:color="7F7F7F" w:sz="4"/>
-                  </w:tcBorders>
-                  <w:tcMar>
-                    <w:top w:type="dxa" w:w="16"/>
-                    <w:left w:type="dxa" w:w="64"/>
-                    <w:bottom w:type="dxa" w:w="16"/>
-                    <w:right w:type="dxa" w:w="64"/>
-                  </w:tcMar>
-                  <w:vAlign w:val="center"/>
-                </w:tcPr>
-                <w:p>
-                  <w:pPr>
-                    <w:spacing w:line="384"/>
-                    <w:jc w:val="both"/>
-                  </w:pPr>
-                  <w:r>
-                    <w:rPr>
-                      <w:rFonts w:ascii="휴먼명조" w:cs="휴먼명조" w:eastAsia="휴먼명조" w:hAnsi="휴먼명조"/>
-                      <w:sz w:val="24"/>
-                      <w:szCs w:val="24"/>
-                    </w:rPr>
-                    <w:t xml:space="preserve">결과 1,889건 전부 기존 사료</w:t>
-                  </w:r>
-                </w:p>
-              </w:tc>
-            </w:tr>
-          </w:tbl>
+              <w:t xml:space="preserve">이산가족정보통합시스템 12개 코너 13,924건(수집일 2026-08-21) — 고향이 원문으로 확정되는 것은 「나의 살던 고향은」 사진(제공처 표기 포함)이고, 영상편지는 자막에서 고향이 확인되는 건만 쓴다. 상봉 이모저모(개최지가 남측)·웹툰(창작물)·기증현황(통계표)·연표(지역 없음)는 고향 축에서 제외했고, 시간여행·손편지·컬렉션·기록관·통합검색은 기존 사료와 전량 중복이라 세지 않았다 — 코너별 판정 근거는 수집 산출물에 문장으로 남아 있다.</w:t>
+            </w:r>
+          </w:p>
           <w:p>
             <w:pPr>
               <w:spacing w:after="0" w:before="0" w:line="384"/>
@@ -3438,1111 +1811,20 @@
               <w:t xml:space="preserve">열 가지 기능이 위 일곱 걸음 위에 놓이며, 자리는 홈 화면(한 화면에 한 가지만 보이도록 나눈 13개 장면)과 분석 요약 화면 두 곳이다. 쓰는 자료는 시점의 성격이 다르다 — 등록현황 기준일 2025-08-31 · 재북 출신지 2020-03-31 · 기록 지역 인덱스 집계 2026-08-15 · 신규 수집분 반영 2026-08-21 · 사료 수집일 2026-08-19 · 이산가족정보통합시스템 수집일 2026-08-21이며 수치마다 화면에 붙는다. 오른쪽 칸은 상술 항목이다.</w:t>
             </w:r>
           </w:p>
-          <w:tbl>
-            <w:tblPr>
-              <w:tblW w:type="dxa" w:w="10132"/>
-              <w:tblBorders>
-                <w:top w:val="single" w:color="auto" w:sz="4"/>
-                <w:left w:val="single" w:color="auto" w:sz="4"/>
-                <w:bottom w:val="single" w:color="auto" w:sz="4"/>
-                <w:right w:val="single" w:color="auto" w:sz="4"/>
-                <w:insideH w:val="single" w:color="auto" w:sz="4"/>
-                <w:insideV w:val="single" w:color="auto" w:sz="4"/>
-              </w:tblBorders>
-            </w:tblPr>
-            <w:tblGrid>
-              <w:gridCol w:w="2750"/>
-              <w:gridCol w:w="6132"/>
-              <w:gridCol w:w="1250"/>
-            </w:tblGrid>
-            <w:tr>
-              <w:tc>
-                <w:tcPr>
-                  <w:tcW w:type="dxa" w:w="2750"/>
-                  <w:tcBorders>
-                    <w:top w:val="single" w:color="7F7F7F" w:sz="4"/>
-                    <w:left w:val="single" w:color="7F7F7F" w:sz="4"/>
-                    <w:bottom w:val="single" w:color="7F7F7F" w:sz="4"/>
-                    <w:right w:val="single" w:color="7F7F7F" w:sz="4"/>
-                  </w:tcBorders>
-                  <w:shd w:fill="D9D9D9" w:val="clear"/>
-                  <w:tcMar>
-                    <w:top w:type="dxa" w:w="16"/>
-                    <w:left w:type="dxa" w:w="64"/>
-                    <w:bottom w:type="dxa" w:w="16"/>
-                    <w:right w:type="dxa" w:w="64"/>
-                  </w:tcMar>
-                  <w:vAlign w:val="center"/>
-                </w:tcPr>
-                <w:p>
-                  <w:pPr>
-                    <w:spacing w:line="384"/>
-                    <w:jc w:val="center"/>
-                  </w:pPr>
-                  <w:r>
-                    <w:rPr>
-                      <w:rFonts w:ascii="휴먼명조" w:cs="휴먼명조" w:eastAsia="휴먼명조" w:hAnsi="휴먼명조"/>
-                      <w:b/>
-                      <w:bCs/>
-                      <w:sz w:val="28"/>
-                      <w:szCs w:val="28"/>
-                    </w:rPr>
-                    <w:t xml:space="preserve">기능</w:t>
-                  </w:r>
-                </w:p>
-              </w:tc>
-              <w:tc>
-                <w:tcPr>
-                  <w:tcW w:type="dxa" w:w="6132"/>
-                  <w:tcBorders>
-                    <w:top w:val="single" w:color="7F7F7F" w:sz="4"/>
-                    <w:left w:val="single" w:color="7F7F7F" w:sz="4"/>
-                    <w:bottom w:val="single" w:color="7F7F7F" w:sz="4"/>
-                    <w:right w:val="single" w:color="7F7F7F" w:sz="4"/>
-                  </w:tcBorders>
-                  <w:shd w:fill="D9D9D9" w:val="clear"/>
-                  <w:tcMar>
-                    <w:top w:type="dxa" w:w="16"/>
-                    <w:left w:type="dxa" w:w="64"/>
-                    <w:bottom w:type="dxa" w:w="16"/>
-                    <w:right w:type="dxa" w:w="64"/>
-                  </w:tcMar>
-                  <w:vAlign w:val="center"/>
-                </w:tcPr>
-                <w:p>
-                  <w:pPr>
-                    <w:spacing w:line="384"/>
-                    <w:jc w:val="center"/>
-                  </w:pPr>
-                  <w:r>
-                    <w:rPr>
-                      <w:rFonts w:ascii="휴먼명조" w:cs="휴먼명조" w:eastAsia="휴먼명조" w:hAnsi="휴먼명조"/>
-                      <w:b/>
-                      <w:bCs/>
-                      <w:sz w:val="28"/>
-                      <w:szCs w:val="28"/>
-                    </w:rPr>
-                    <w:t xml:space="preserve">하는 일</w:t>
-                  </w:r>
-                </w:p>
-              </w:tc>
-              <w:tc>
-                <w:tcPr>
-                  <w:tcW w:type="dxa" w:w="1250"/>
-                  <w:tcBorders>
-                    <w:top w:val="single" w:color="7F7F7F" w:sz="4"/>
-                    <w:left w:val="single" w:color="7F7F7F" w:sz="4"/>
-                    <w:bottom w:val="single" w:color="7F7F7F" w:sz="4"/>
-                    <w:right w:val="single" w:color="7F7F7F" w:sz="4"/>
-                  </w:tcBorders>
-                  <w:shd w:fill="D9D9D9" w:val="clear"/>
-                  <w:tcMar>
-                    <w:top w:type="dxa" w:w="16"/>
-                    <w:left w:type="dxa" w:w="64"/>
-                    <w:bottom w:type="dxa" w:w="16"/>
-                    <w:right w:type="dxa" w:w="64"/>
-                  </w:tcMar>
-                  <w:vAlign w:val="center"/>
-                </w:tcPr>
-                <w:p>
-                  <w:pPr>
-                    <w:spacing w:line="384"/>
-                    <w:jc w:val="center"/>
-                  </w:pPr>
-                  <w:r>
-                    <w:rPr>
-                      <w:rFonts w:ascii="휴먼명조" w:cs="휴먼명조" w:eastAsia="휴먼명조" w:hAnsi="휴먼명조"/>
-                      <w:b/>
-                      <w:bCs/>
-                      <w:sz w:val="28"/>
-                      <w:szCs w:val="28"/>
-                    </w:rPr>
-                    <w:t xml:space="preserve">상술</w:t>
-                  </w:r>
-                </w:p>
-              </w:tc>
-            </w:tr>
-            <w:tr>
-              <w:tc>
-                <w:tcPr>
-                  <w:tcW w:type="dxa" w:w="2750"/>
-                  <w:tcBorders>
-                    <w:top w:val="single" w:color="7F7F7F" w:sz="4"/>
-                    <w:left w:val="single" w:color="7F7F7F" w:sz="4"/>
-                    <w:bottom w:val="single" w:color="7F7F7F" w:sz="4"/>
-                    <w:right w:val="single" w:color="7F7F7F" w:sz="4"/>
-                  </w:tcBorders>
-                  <w:tcMar>
-                    <w:top w:type="dxa" w:w="16"/>
-                    <w:left w:type="dxa" w:w="64"/>
-                    <w:bottom w:type="dxa" w:w="16"/>
-                    <w:right w:type="dxa" w:w="64"/>
-                  </w:tcMar>
-                  <w:vAlign w:val="center"/>
-                </w:tcPr>
-                <w:p>
-                  <w:pPr>
-                    <w:spacing w:line="384"/>
-                    <w:jc w:val="both"/>
-                  </w:pPr>
-                  <w:r>
-                    <w:rPr>
-                      <w:rFonts w:ascii="휴먼명조" w:cs="휴먼명조" w:eastAsia="휴먼명조" w:hAnsi="휴먼명조"/>
-                      <w:sz w:val="28"/>
-                      <w:szCs w:val="28"/>
-                    </w:rPr>
-                    <w:t xml:space="preserve">고향별 공백 분석</w:t>
-                  </w:r>
-                </w:p>
-              </w:tc>
-              <w:tc>
-                <w:tcPr>
-                  <w:tcW w:type="dxa" w:w="6132"/>
-                  <w:tcBorders>
-                    <w:top w:val="single" w:color="7F7F7F" w:sz="4"/>
-                    <w:left w:val="single" w:color="7F7F7F" w:sz="4"/>
-                    <w:bottom w:val="single" w:color="7F7F7F" w:sz="4"/>
-                    <w:right w:val="single" w:color="7F7F7F" w:sz="4"/>
-                  </w:tcBorders>
-                  <w:tcMar>
-                    <w:top w:type="dxa" w:w="16"/>
-                    <w:left w:type="dxa" w:w="64"/>
-                    <w:bottom w:type="dxa" w:w="16"/>
-                    <w:right w:type="dxa" w:w="64"/>
-                  </w:tcMar>
-                  <w:vAlign w:val="center"/>
-                </w:tcPr>
-                <w:p>
-                  <w:pPr>
-                    <w:spacing w:line="384"/>
-                    <w:jc w:val="both"/>
-                  </w:pPr>
-                  <w:r>
-                    <w:rPr>
-                      <w:rFonts w:ascii="휴먼명조" w:cs="휴먼명조" w:eastAsia="휴먼명조" w:hAnsi="휴먼명조"/>
-                      <w:sz w:val="28"/>
-                      <w:szCs w:val="28"/>
-                    </w:rPr>
-                    <w:t xml:space="preserve">기록 밀도를 순위로 낸다</w:t>
-                  </w:r>
-                </w:p>
-              </w:tc>
-              <w:tc>
-                <w:tcPr>
-                  <w:tcW w:type="dxa" w:w="1250"/>
-                  <w:tcBorders>
-                    <w:top w:val="single" w:color="7F7F7F" w:sz="4"/>
-                    <w:left w:val="single" w:color="7F7F7F" w:sz="4"/>
-                    <w:bottom w:val="single" w:color="7F7F7F" w:sz="4"/>
-                    <w:right w:val="single" w:color="7F7F7F" w:sz="4"/>
-                  </w:tcBorders>
-                  <w:tcMar>
-                    <w:top w:type="dxa" w:w="16"/>
-                    <w:left w:type="dxa" w:w="64"/>
-                    <w:bottom w:type="dxa" w:w="16"/>
-                    <w:right w:type="dxa" w:w="64"/>
-                  </w:tcMar>
-                  <w:vAlign w:val="center"/>
-                </w:tcPr>
-                <w:p>
-                  <w:pPr>
-                    <w:spacing w:line="384"/>
-                    <w:jc w:val="center"/>
-                  </w:pPr>
-                  <w:r>
-                    <w:rPr>
-                      <w:rFonts w:ascii="휴먼명조" w:cs="휴먼명조" w:eastAsia="휴먼명조" w:hAnsi="휴먼명조"/>
-                      <w:sz w:val="28"/>
-                      <w:szCs w:val="28"/>
-                    </w:rPr>
-                    <w:t xml:space="preserve">나-4</w:t>
-                  </w:r>
-                </w:p>
-              </w:tc>
-            </w:tr>
-            <w:tr>
-              <w:tc>
-                <w:tcPr>
-                  <w:tcW w:type="dxa" w:w="2750"/>
-                  <w:tcBorders>
-                    <w:top w:val="single" w:color="7F7F7F" w:sz="4"/>
-                    <w:left w:val="single" w:color="7F7F7F" w:sz="4"/>
-                    <w:bottom w:val="single" w:color="7F7F7F" w:sz="4"/>
-                    <w:right w:val="single" w:color="7F7F7F" w:sz="4"/>
-                  </w:tcBorders>
-                  <w:tcMar>
-                    <w:top w:type="dxa" w:w="16"/>
-                    <w:left w:type="dxa" w:w="64"/>
-                    <w:bottom w:type="dxa" w:w="16"/>
-                    <w:right w:type="dxa" w:w="64"/>
-                  </w:tcMar>
-                  <w:vAlign w:val="center"/>
-                </w:tcPr>
-                <w:p>
-                  <w:pPr>
-                    <w:spacing w:line="384"/>
-                    <w:jc w:val="both"/>
-                  </w:pPr>
-                  <w:r>
-                    <w:rPr>
-                      <w:rFonts w:ascii="휴먼명조" w:cs="휴먼명조" w:eastAsia="휴먼명조" w:hAnsi="휴먼명조"/>
-                      <w:sz w:val="28"/>
-                      <w:szCs w:val="28"/>
-                    </w:rPr>
-                    <w:t xml:space="preserve">기록 계승 우선순위</w:t>
-                  </w:r>
-                </w:p>
-              </w:tc>
-              <w:tc>
-                <w:tcPr>
-                  <w:tcW w:type="dxa" w:w="6132"/>
-                  <w:tcBorders>
-                    <w:top w:val="single" w:color="7F7F7F" w:sz="4"/>
-                    <w:left w:val="single" w:color="7F7F7F" w:sz="4"/>
-                    <w:bottom w:val="single" w:color="7F7F7F" w:sz="4"/>
-                    <w:right w:val="single" w:color="7F7F7F" w:sz="4"/>
-                  </w:tcBorders>
-                  <w:tcMar>
-                    <w:top w:type="dxa" w:w="16"/>
-                    <w:left w:type="dxa" w:w="64"/>
-                    <w:bottom w:type="dxa" w:w="16"/>
-                    <w:right w:type="dxa" w:w="64"/>
-                  </w:tcMar>
-                  <w:vAlign w:val="center"/>
-                </w:tcPr>
-                <w:p>
-                  <w:pPr>
-                    <w:spacing w:line="384"/>
-                    <w:jc w:val="both"/>
-                  </w:pPr>
-                  <w:r>
-                    <w:rPr>
-                      <w:rFonts w:ascii="휴먼명조" w:cs="휴먼명조" w:eastAsia="휴먼명조" w:hAnsi="휴먼명조"/>
-                      <w:sz w:val="28"/>
-                      <w:szCs w:val="28"/>
-                    </w:rPr>
-                    <w:t xml:space="preserve">세 지표를 합쳐 차례를 정한다</w:t>
-                  </w:r>
-                </w:p>
-              </w:tc>
-              <w:tc>
-                <w:tcPr>
-                  <w:tcW w:type="dxa" w:w="1250"/>
-                  <w:tcBorders>
-                    <w:top w:val="single" w:color="7F7F7F" w:sz="4"/>
-                    <w:left w:val="single" w:color="7F7F7F" w:sz="4"/>
-                    <w:bottom w:val="single" w:color="7F7F7F" w:sz="4"/>
-                    <w:right w:val="single" w:color="7F7F7F" w:sz="4"/>
-                  </w:tcBorders>
-                  <w:tcMar>
-                    <w:top w:type="dxa" w:w="16"/>
-                    <w:left w:type="dxa" w:w="64"/>
-                    <w:bottom w:type="dxa" w:w="16"/>
-                    <w:right w:type="dxa" w:w="64"/>
-                  </w:tcMar>
-                  <w:vAlign w:val="center"/>
-                </w:tcPr>
-                <w:p>
-                  <w:pPr>
-                    <w:spacing w:line="384"/>
-                    <w:jc w:val="center"/>
-                  </w:pPr>
-                  <w:r>
-                    <w:rPr>
-                      <w:rFonts w:ascii="휴먼명조" w:cs="휴먼명조" w:eastAsia="휴먼명조" w:hAnsi="휴먼명조"/>
-                      <w:sz w:val="28"/>
-                      <w:szCs w:val="28"/>
-                    </w:rPr>
-                    <w:t xml:space="preserve">나-5</w:t>
-                  </w:r>
-                </w:p>
-              </w:tc>
-            </w:tr>
-            <w:tr>
-              <w:tc>
-                <w:tcPr>
-                  <w:tcW w:type="dxa" w:w="2750"/>
-                  <w:tcBorders>
-                    <w:top w:val="single" w:color="7F7F7F" w:sz="4"/>
-                    <w:left w:val="single" w:color="7F7F7F" w:sz="4"/>
-                    <w:bottom w:val="single" w:color="7F7F7F" w:sz="4"/>
-                    <w:right w:val="single" w:color="7F7F7F" w:sz="4"/>
-                  </w:tcBorders>
-                  <w:tcMar>
-                    <w:top w:type="dxa" w:w="16"/>
-                    <w:left w:type="dxa" w:w="64"/>
-                    <w:bottom w:type="dxa" w:w="16"/>
-                    <w:right w:type="dxa" w:w="64"/>
-                  </w:tcMar>
-                  <w:vAlign w:val="center"/>
-                </w:tcPr>
-                <w:p>
-                  <w:pPr>
-                    <w:spacing w:line="384"/>
-                    <w:jc w:val="both"/>
-                  </w:pPr>
-                  <w:r>
-                    <w:rPr>
-                      <w:rFonts w:ascii="휴먼명조" w:cs="휴먼명조" w:eastAsia="휴먼명조" w:hAnsi="휴먼명조"/>
-                      <w:sz w:val="28"/>
-                      <w:szCs w:val="28"/>
-                    </w:rPr>
-                    <w:t xml:space="preserve">기록 골든타임</w:t>
-                  </w:r>
-                </w:p>
-              </w:tc>
-              <w:tc>
-                <w:tcPr>
-                  <w:tcW w:type="dxa" w:w="6132"/>
-                  <w:tcBorders>
-                    <w:top w:val="single" w:color="7F7F7F" w:sz="4"/>
-                    <w:left w:val="single" w:color="7F7F7F" w:sz="4"/>
-                    <w:bottom w:val="single" w:color="7F7F7F" w:sz="4"/>
-                    <w:right w:val="single" w:color="7F7F7F" w:sz="4"/>
-                  </w:tcBorders>
-                  <w:tcMar>
-                    <w:top w:type="dxa" w:w="16"/>
-                    <w:left w:type="dxa" w:w="64"/>
-                    <w:bottom w:type="dxa" w:w="16"/>
-                    <w:right w:type="dxa" w:w="64"/>
-                  </w:tcMar>
-                  <w:vAlign w:val="center"/>
-                </w:tcPr>
-                <w:p>
-                  <w:pPr>
-                    <w:spacing w:line="384"/>
-                    <w:jc w:val="both"/>
-                  </w:pPr>
-                  <w:r>
-                    <w:rPr>
-                      <w:rFonts w:ascii="휴먼명조" w:cs="휴먼명조" w:eastAsia="휴먼명조" w:hAnsi="휴먼명조"/>
-                      <w:sz w:val="28"/>
-                      <w:szCs w:val="28"/>
-                    </w:rPr>
-                    <w:t xml:space="preserve">98개월 실측에 추계를 잇는다</w:t>
-                  </w:r>
-                </w:p>
-              </w:tc>
-              <w:tc>
-                <w:tcPr>
-                  <w:tcW w:type="dxa" w:w="1250"/>
-                  <w:tcBorders>
-                    <w:top w:val="single" w:color="7F7F7F" w:sz="4"/>
-                    <w:left w:val="single" w:color="7F7F7F" w:sz="4"/>
-                    <w:bottom w:val="single" w:color="7F7F7F" w:sz="4"/>
-                    <w:right w:val="single" w:color="7F7F7F" w:sz="4"/>
-                  </w:tcBorders>
-                  <w:tcMar>
-                    <w:top w:type="dxa" w:w="16"/>
-                    <w:left w:type="dxa" w:w="64"/>
-                    <w:bottom w:type="dxa" w:w="16"/>
-                    <w:right w:type="dxa" w:w="64"/>
-                  </w:tcMar>
-                  <w:vAlign w:val="center"/>
-                </w:tcPr>
-                <w:p>
-                  <w:pPr>
-                    <w:spacing w:line="384"/>
-                    <w:jc w:val="center"/>
-                  </w:pPr>
-                  <w:r>
-                    <w:rPr>
-                      <w:rFonts w:ascii="휴먼명조" w:cs="휴먼명조" w:eastAsia="휴먼명조" w:hAnsi="휴먼명조"/>
-                      <w:sz w:val="28"/>
-                      <w:szCs w:val="28"/>
-                    </w:rPr>
-                    <w:t xml:space="preserve">나-6</w:t>
-                  </w:r>
-                </w:p>
-              </w:tc>
-            </w:tr>
-            <w:tr>
-              <w:tc>
-                <w:tcPr>
-                  <w:tcW w:type="dxa" w:w="2750"/>
-                  <w:tcBorders>
-                    <w:top w:val="single" w:color="7F7F7F" w:sz="4"/>
-                    <w:left w:val="single" w:color="7F7F7F" w:sz="4"/>
-                    <w:bottom w:val="single" w:color="7F7F7F" w:sz="4"/>
-                    <w:right w:val="single" w:color="7F7F7F" w:sz="4"/>
-                  </w:tcBorders>
-                  <w:tcMar>
-                    <w:top w:type="dxa" w:w="16"/>
-                    <w:left w:type="dxa" w:w="64"/>
-                    <w:bottom w:type="dxa" w:w="16"/>
-                    <w:right w:type="dxa" w:w="64"/>
-                  </w:tcMar>
-                  <w:vAlign w:val="center"/>
-                </w:tcPr>
-                <w:p>
-                  <w:pPr>
-                    <w:spacing w:line="384"/>
-                    <w:jc w:val="both"/>
-                  </w:pPr>
-                  <w:r>
-                    <w:rPr>
-                      <w:rFonts w:ascii="휴먼명조" w:cs="휴먼명조" w:eastAsia="휴먼명조" w:hAnsi="휴먼명조"/>
-                      <w:sz w:val="28"/>
-                      <w:szCs w:val="28"/>
-                    </w:rPr>
-                    <w:t xml:space="preserve">고향 좌표계 지도</w:t>
-                  </w:r>
-                </w:p>
-              </w:tc>
-              <w:tc>
-                <w:tcPr>
-                  <w:tcW w:type="dxa" w:w="6132"/>
-                  <w:tcBorders>
-                    <w:top w:val="single" w:color="7F7F7F" w:sz="4"/>
-                    <w:left w:val="single" w:color="7F7F7F" w:sz="4"/>
-                    <w:bottom w:val="single" w:color="7F7F7F" w:sz="4"/>
-                    <w:right w:val="single" w:color="7F7F7F" w:sz="4"/>
-                  </w:tcBorders>
-                  <w:tcMar>
-                    <w:top w:type="dxa" w:w="16"/>
-                    <w:left w:type="dxa" w:w="64"/>
-                    <w:bottom w:type="dxa" w:w="16"/>
-                    <w:right w:type="dxa" w:w="64"/>
-                  </w:tcMar>
-                  <w:vAlign w:val="center"/>
-                </w:tcPr>
-                <w:p>
-                  <w:pPr>
-                    <w:spacing w:line="384"/>
-                    <w:jc w:val="both"/>
-                  </w:pPr>
-                  <w:r>
-                    <w:rPr>
-                      <w:rFonts w:ascii="휴먼명조" w:cs="휴먼명조" w:eastAsia="휴먼명조" w:hAnsi="휴먼명조"/>
-                      <w:sz w:val="28"/>
-                      <w:szCs w:val="28"/>
-                    </w:rPr>
-                    <w:t xml:space="preserve">두 좌표계를 한 지도에 겹친다</w:t>
-                  </w:r>
-                </w:p>
-              </w:tc>
-              <w:tc>
-                <w:tcPr>
-                  <w:tcW w:type="dxa" w:w="1250"/>
-                  <w:tcBorders>
-                    <w:top w:val="single" w:color="7F7F7F" w:sz="4"/>
-                    <w:left w:val="single" w:color="7F7F7F" w:sz="4"/>
-                    <w:bottom w:val="single" w:color="7F7F7F" w:sz="4"/>
-                    <w:right w:val="single" w:color="7F7F7F" w:sz="4"/>
-                  </w:tcBorders>
-                  <w:tcMar>
-                    <w:top w:type="dxa" w:w="16"/>
-                    <w:left w:type="dxa" w:w="64"/>
-                    <w:bottom w:type="dxa" w:w="16"/>
-                    <w:right w:type="dxa" w:w="64"/>
-                  </w:tcMar>
-                  <w:vAlign w:val="center"/>
-                </w:tcPr>
-                <w:p>
-                  <w:pPr>
-                    <w:spacing w:line="384"/>
-                    <w:jc w:val="center"/>
-                  </w:pPr>
-                  <w:r>
-                    <w:rPr>
-                      <w:rFonts w:ascii="휴먼명조" w:cs="휴먼명조" w:eastAsia="휴먼명조" w:hAnsi="휴먼명조"/>
-                      <w:sz w:val="28"/>
-                      <w:szCs w:val="28"/>
-                    </w:rPr>
-                    <w:t xml:space="preserve">나-7</w:t>
-                  </w:r>
-                </w:p>
-              </w:tc>
-            </w:tr>
-            <w:tr>
-              <w:tc>
-                <w:tcPr>
-                  <w:tcW w:type="dxa" w:w="2750"/>
-                  <w:tcBorders>
-                    <w:top w:val="single" w:color="7F7F7F" w:sz="4"/>
-                    <w:left w:val="single" w:color="7F7F7F" w:sz="4"/>
-                    <w:bottom w:val="single" w:color="7F7F7F" w:sz="4"/>
-                    <w:right w:val="single" w:color="7F7F7F" w:sz="4"/>
-                  </w:tcBorders>
-                  <w:tcMar>
-                    <w:top w:type="dxa" w:w="16"/>
-                    <w:left w:type="dxa" w:w="64"/>
-                    <w:bottom w:type="dxa" w:w="16"/>
-                    <w:right w:type="dxa" w:w="64"/>
-                  </w:tcMar>
-                  <w:vAlign w:val="center"/>
-                </w:tcPr>
-                <w:p>
-                  <w:pPr>
-                    <w:spacing w:line="384"/>
-                    <w:jc w:val="both"/>
-                  </w:pPr>
-                  <w:r>
-                    <w:rPr>
-                      <w:rFonts w:ascii="휴먼명조" w:cs="휴먼명조" w:eastAsia="휴먼명조" w:hAnsi="휴먼명조"/>
-                      <w:sz w:val="28"/>
-                      <w:szCs w:val="28"/>
-                    </w:rPr>
-                    <w:t xml:space="preserve">사료 탐색</w:t>
-                  </w:r>
-                </w:p>
-              </w:tc>
-              <w:tc>
-                <w:tcPr>
-                  <w:tcW w:type="dxa" w:w="6132"/>
-                  <w:tcBorders>
-                    <w:top w:val="single" w:color="7F7F7F" w:sz="4"/>
-                    <w:left w:val="single" w:color="7F7F7F" w:sz="4"/>
-                    <w:bottom w:val="single" w:color="7F7F7F" w:sz="4"/>
-                    <w:right w:val="single" w:color="7F7F7F" w:sz="4"/>
-                  </w:tcBorders>
-                  <w:tcMar>
-                    <w:top w:type="dxa" w:w="16"/>
-                    <w:left w:type="dxa" w:w="64"/>
-                    <w:bottom w:type="dxa" w:w="16"/>
-                    <w:right w:type="dxa" w:w="64"/>
-                  </w:tcMar>
-                  <w:vAlign w:val="center"/>
-                </w:tcPr>
-                <w:p>
-                  <w:pPr>
-                    <w:spacing w:line="384"/>
-                    <w:jc w:val="both"/>
-                  </w:pPr>
-                  <w:r>
-                    <w:rPr>
-                      <w:rFonts w:ascii="휴먼명조" w:cs="휴먼명조" w:eastAsia="휴먼명조" w:hAnsi="휴먼명조"/>
-                      <w:sz w:val="28"/>
-                      <w:szCs w:val="28"/>
-                    </w:rPr>
-                    <w:t xml:space="preserve">고향이 붙은 1,445건을 연다</w:t>
-                  </w:r>
-                </w:p>
-              </w:tc>
-              <w:tc>
-                <w:tcPr>
-                  <w:tcW w:type="dxa" w:w="1250"/>
-                  <w:tcBorders>
-                    <w:top w:val="single" w:color="7F7F7F" w:sz="4"/>
-                    <w:left w:val="single" w:color="7F7F7F" w:sz="4"/>
-                    <w:bottom w:val="single" w:color="7F7F7F" w:sz="4"/>
-                    <w:right w:val="single" w:color="7F7F7F" w:sz="4"/>
-                  </w:tcBorders>
-                  <w:tcMar>
-                    <w:top w:type="dxa" w:w="16"/>
-                    <w:left w:type="dxa" w:w="64"/>
-                    <w:bottom w:type="dxa" w:w="16"/>
-                    <w:right w:type="dxa" w:w="64"/>
-                  </w:tcMar>
-                  <w:vAlign w:val="center"/>
-                </w:tcPr>
-                <w:p>
-                  <w:pPr>
-                    <w:spacing w:line="384"/>
-                    <w:jc w:val="center"/>
-                  </w:pPr>
-                  <w:r>
-                    <w:rPr>
-                      <w:rFonts w:ascii="휴먼명조" w:cs="휴먼명조" w:eastAsia="휴먼명조" w:hAnsi="휴먼명조"/>
-                      <w:sz w:val="28"/>
-                      <w:szCs w:val="28"/>
-                    </w:rPr>
-                    <w:t xml:space="preserve">나-7</w:t>
-                  </w:r>
-                </w:p>
-              </w:tc>
-            </w:tr>
-            <w:tr>
-              <w:tc>
-                <w:tcPr>
-                  <w:tcW w:type="dxa" w:w="2750"/>
-                  <w:tcBorders>
-                    <w:top w:val="single" w:color="7F7F7F" w:sz="4"/>
-                    <w:left w:val="single" w:color="7F7F7F" w:sz="4"/>
-                    <w:bottom w:val="single" w:color="7F7F7F" w:sz="4"/>
-                    <w:right w:val="single" w:color="7F7F7F" w:sz="4"/>
-                  </w:tcBorders>
-                  <w:tcMar>
-                    <w:top w:type="dxa" w:w="16"/>
-                    <w:left w:type="dxa" w:w="64"/>
-                    <w:bottom w:type="dxa" w:w="16"/>
-                    <w:right w:type="dxa" w:w="64"/>
-                  </w:tcMar>
-                  <w:vAlign w:val="center"/>
-                </w:tcPr>
-                <w:p>
-                  <w:pPr>
-                    <w:spacing w:line="384"/>
-                    <w:jc w:val="both"/>
-                  </w:pPr>
-                  <w:r>
-                    <w:rPr>
-                      <w:rFonts w:ascii="휴먼명조" w:cs="휴먼명조" w:eastAsia="휴먼명조" w:hAnsi="휴먼명조"/>
-                      <w:sz w:val="28"/>
-                      <w:szCs w:val="28"/>
-                    </w:rPr>
-                    <w:t xml:space="preserve">세대 계승 경로</w:t>
-                  </w:r>
-                </w:p>
-              </w:tc>
-              <w:tc>
-                <w:tcPr>
-                  <w:tcW w:type="dxa" w:w="6132"/>
-                  <w:tcBorders>
-                    <w:top w:val="single" w:color="7F7F7F" w:sz="4"/>
-                    <w:left w:val="single" w:color="7F7F7F" w:sz="4"/>
-                    <w:bottom w:val="single" w:color="7F7F7F" w:sz="4"/>
-                    <w:right w:val="single" w:color="7F7F7F" w:sz="4"/>
-                  </w:tcBorders>
-                  <w:tcMar>
-                    <w:top w:type="dxa" w:w="16"/>
-                    <w:left w:type="dxa" w:w="64"/>
-                    <w:bottom w:type="dxa" w:w="16"/>
-                    <w:right w:type="dxa" w:w="64"/>
-                  </w:tcMar>
-                  <w:vAlign w:val="center"/>
-                </w:tcPr>
-                <w:p>
-                  <w:pPr>
-                    <w:spacing w:line="384"/>
-                    <w:jc w:val="both"/>
-                  </w:pPr>
-                  <w:r>
-                    <w:rPr>
-                      <w:rFonts w:ascii="휴먼명조" w:cs="휴먼명조" w:eastAsia="휴먼명조" w:hAnsi="휴먼명조"/>
-                      <w:sz w:val="28"/>
-                      <w:szCs w:val="28"/>
-                    </w:rPr>
-                    <w:t xml:space="preserve">경로 12종의 자격을 가린다</w:t>
-                  </w:r>
-                </w:p>
-              </w:tc>
-              <w:tc>
-                <w:tcPr>
-                  <w:tcW w:type="dxa" w:w="1250"/>
-                  <w:tcBorders>
-                    <w:top w:val="single" w:color="7F7F7F" w:sz="4"/>
-                    <w:left w:val="single" w:color="7F7F7F" w:sz="4"/>
-                    <w:bottom w:val="single" w:color="7F7F7F" w:sz="4"/>
-                    <w:right w:val="single" w:color="7F7F7F" w:sz="4"/>
-                  </w:tcBorders>
-                  <w:tcMar>
-                    <w:top w:type="dxa" w:w="16"/>
-                    <w:left w:type="dxa" w:w="64"/>
-                    <w:bottom w:type="dxa" w:w="16"/>
-                    <w:right w:type="dxa" w:w="64"/>
-                  </w:tcMar>
-                  <w:vAlign w:val="center"/>
-                </w:tcPr>
-                <w:p>
-                  <w:pPr>
-                    <w:spacing w:line="384"/>
-                    <w:jc w:val="center"/>
-                  </w:pPr>
-                  <w:r>
-                    <w:rPr>
-                      <w:rFonts w:ascii="휴먼명조" w:cs="휴먼명조" w:eastAsia="휴먼명조" w:hAnsi="휴먼명조"/>
-                      <w:sz w:val="28"/>
-                      <w:szCs w:val="28"/>
-                    </w:rPr>
-                    <w:t xml:space="preserve">나-8</w:t>
-                  </w:r>
-                </w:p>
-              </w:tc>
-            </w:tr>
-            <w:tr>
-              <w:tc>
-                <w:tcPr>
-                  <w:tcW w:type="dxa" w:w="2750"/>
-                  <w:tcBorders>
-                    <w:top w:val="single" w:color="7F7F7F" w:sz="4"/>
-                    <w:left w:val="single" w:color="7F7F7F" w:sz="4"/>
-                    <w:bottom w:val="single" w:color="7F7F7F" w:sz="4"/>
-                    <w:right w:val="single" w:color="7F7F7F" w:sz="4"/>
-                  </w:tcBorders>
-                  <w:tcMar>
-                    <w:top w:type="dxa" w:w="16"/>
-                    <w:left w:type="dxa" w:w="64"/>
-                    <w:bottom w:type="dxa" w:w="16"/>
-                    <w:right w:type="dxa" w:w="64"/>
-                  </w:tcMar>
-                  <w:vAlign w:val="center"/>
-                </w:tcPr>
-                <w:p>
-                  <w:pPr>
-                    <w:spacing w:line="384"/>
-                    <w:jc w:val="both"/>
-                  </w:pPr>
-                  <w:r>
-                    <w:rPr>
-                      <w:rFonts w:ascii="휴먼명조" w:cs="휴먼명조" w:eastAsia="휴먼명조" w:hAnsi="휴먼명조"/>
-                      <w:sz w:val="28"/>
-                      <w:szCs w:val="28"/>
-                    </w:rPr>
-                    <w:t xml:space="preserve">고향 안내인</w:t>
-                  </w:r>
-                </w:p>
-              </w:tc>
-              <w:tc>
-                <w:tcPr>
-                  <w:tcW w:type="dxa" w:w="6132"/>
-                  <w:tcBorders>
-                    <w:top w:val="single" w:color="7F7F7F" w:sz="4"/>
-                    <w:left w:val="single" w:color="7F7F7F" w:sz="4"/>
-                    <w:bottom w:val="single" w:color="7F7F7F" w:sz="4"/>
-                    <w:right w:val="single" w:color="7F7F7F" w:sz="4"/>
-                  </w:tcBorders>
-                  <w:tcMar>
-                    <w:top w:type="dxa" w:w="16"/>
-                    <w:left w:type="dxa" w:w="64"/>
-                    <w:bottom w:type="dxa" w:w="16"/>
-                    <w:right w:type="dxa" w:w="64"/>
-                  </w:tcMar>
-                  <w:vAlign w:val="center"/>
-                </w:tcPr>
-                <w:p>
-                  <w:pPr>
-                    <w:spacing w:line="384"/>
-                    <w:jc w:val="both"/>
-                  </w:pPr>
-                  <w:r>
-                    <w:rPr>
-                      <w:rFonts w:ascii="휴먼명조" w:cs="휴먼명조" w:eastAsia="휴먼명조" w:hAnsi="휴먼명조"/>
-                      <w:sz w:val="28"/>
-                      <w:szCs w:val="28"/>
-                    </w:rPr>
-                    <w:t xml:space="preserve">규칙이 답하고 AI는 해석한다</w:t>
-                  </w:r>
-                </w:p>
-              </w:tc>
-              <w:tc>
-                <w:tcPr>
-                  <w:tcW w:type="dxa" w:w="1250"/>
-                  <w:tcBorders>
-                    <w:top w:val="single" w:color="7F7F7F" w:sz="4"/>
-                    <w:left w:val="single" w:color="7F7F7F" w:sz="4"/>
-                    <w:bottom w:val="single" w:color="7F7F7F" w:sz="4"/>
-                    <w:right w:val="single" w:color="7F7F7F" w:sz="4"/>
-                  </w:tcBorders>
-                  <w:tcMar>
-                    <w:top w:type="dxa" w:w="16"/>
-                    <w:left w:type="dxa" w:w="64"/>
-                    <w:bottom w:type="dxa" w:w="16"/>
-                    <w:right w:type="dxa" w:w="64"/>
-                  </w:tcMar>
-                  <w:vAlign w:val="center"/>
-                </w:tcPr>
-                <w:p>
-                  <w:pPr>
-                    <w:spacing w:line="384"/>
-                    <w:jc w:val="center"/>
-                  </w:pPr>
-                  <w:r>
-                    <w:rPr>
-                      <w:rFonts w:ascii="휴먼명조" w:cs="휴먼명조" w:eastAsia="휴먼명조" w:hAnsi="휴먼명조"/>
-                      <w:sz w:val="28"/>
-                      <w:szCs w:val="28"/>
-                    </w:rPr>
-                    <w:t xml:space="preserve">다-10</w:t>
-                  </w:r>
-                </w:p>
-              </w:tc>
-            </w:tr>
-            <w:tr>
-              <w:tc>
-                <w:tcPr>
-                  <w:tcW w:type="dxa" w:w="2750"/>
-                  <w:tcBorders>
-                    <w:top w:val="single" w:color="7F7F7F" w:sz="4"/>
-                    <w:left w:val="single" w:color="7F7F7F" w:sz="4"/>
-                    <w:bottom w:val="single" w:color="7F7F7F" w:sz="4"/>
-                    <w:right w:val="single" w:color="7F7F7F" w:sz="4"/>
-                  </w:tcBorders>
-                  <w:tcMar>
-                    <w:top w:type="dxa" w:w="16"/>
-                    <w:left w:type="dxa" w:w="64"/>
-                    <w:bottom w:type="dxa" w:w="16"/>
-                    <w:right w:type="dxa" w:w="64"/>
-                  </w:tcMar>
-                  <w:vAlign w:val="center"/>
-                </w:tcPr>
-                <w:p>
-                  <w:pPr>
-                    <w:spacing w:line="384"/>
-                    <w:jc w:val="both"/>
-                  </w:pPr>
-                  <w:r>
-                    <w:rPr>
-                      <w:rFonts w:ascii="휴먼명조" w:cs="휴먼명조" w:eastAsia="휴먼명조" w:hAnsi="휴먼명조"/>
-                      <w:sz w:val="28"/>
-                      <w:szCs w:val="28"/>
-                    </w:rPr>
-                    <w:t xml:space="preserve">기억 카드</w:t>
-                  </w:r>
-                </w:p>
-              </w:tc>
-              <w:tc>
-                <w:tcPr>
-                  <w:tcW w:type="dxa" w:w="6132"/>
-                  <w:tcBorders>
-                    <w:top w:val="single" w:color="7F7F7F" w:sz="4"/>
-                    <w:left w:val="single" w:color="7F7F7F" w:sz="4"/>
-                    <w:bottom w:val="single" w:color="7F7F7F" w:sz="4"/>
-                    <w:right w:val="single" w:color="7F7F7F" w:sz="4"/>
-                  </w:tcBorders>
-                  <w:tcMar>
-                    <w:top w:type="dxa" w:w="16"/>
-                    <w:left w:type="dxa" w:w="64"/>
-                    <w:bottom w:type="dxa" w:w="16"/>
-                    <w:right w:type="dxa" w:w="64"/>
-                  </w:tcMar>
-                  <w:vAlign w:val="center"/>
-                </w:tcPr>
-                <w:p>
-                  <w:pPr>
-                    <w:spacing w:line="384"/>
-                    <w:jc w:val="both"/>
-                  </w:pPr>
-                  <w:r>
-                    <w:rPr>
-                      <w:rFonts w:ascii="휴먼명조" w:cs="휴먼명조" w:eastAsia="휴먼명조" w:hAnsi="휴먼명조"/>
-                      <w:sz w:val="28"/>
-                      <w:szCs w:val="28"/>
-                    </w:rPr>
-                    <w:t xml:space="preserve">우리 집 기억을 한 장에 적는다</w:t>
-                  </w:r>
-                </w:p>
-              </w:tc>
-              <w:tc>
-                <w:tcPr>
-                  <w:tcW w:type="dxa" w:w="1250"/>
-                  <w:tcBorders>
-                    <w:top w:val="single" w:color="7F7F7F" w:sz="4"/>
-                    <w:left w:val="single" w:color="7F7F7F" w:sz="4"/>
-                    <w:bottom w:val="single" w:color="7F7F7F" w:sz="4"/>
-                    <w:right w:val="single" w:color="7F7F7F" w:sz="4"/>
-                  </w:tcBorders>
-                  <w:tcMar>
-                    <w:top w:type="dxa" w:w="16"/>
-                    <w:left w:type="dxa" w:w="64"/>
-                    <w:bottom w:type="dxa" w:w="16"/>
-                    <w:right w:type="dxa" w:w="64"/>
-                  </w:tcMar>
-                  <w:vAlign w:val="center"/>
-                </w:tcPr>
-                <w:p>
-                  <w:pPr>
-                    <w:spacing w:line="384"/>
-                    <w:jc w:val="center"/>
-                  </w:pPr>
-                  <w:r>
-                    <w:rPr>
-                      <w:rFonts w:ascii="휴먼명조" w:cs="휴먼명조" w:eastAsia="휴먼명조" w:hAnsi="휴먼명조"/>
-                      <w:sz w:val="28"/>
-                      <w:szCs w:val="28"/>
-                    </w:rPr>
-                    <w:t xml:space="preserve">다-11</w:t>
-                  </w:r>
-                </w:p>
-              </w:tc>
-            </w:tr>
-            <w:tr>
-              <w:tc>
-                <w:tcPr>
-                  <w:tcW w:type="dxa" w:w="2750"/>
-                  <w:tcBorders>
-                    <w:top w:val="single" w:color="7F7F7F" w:sz="4"/>
-                    <w:left w:val="single" w:color="7F7F7F" w:sz="4"/>
-                    <w:bottom w:val="single" w:color="7F7F7F" w:sz="4"/>
-                    <w:right w:val="single" w:color="7F7F7F" w:sz="4"/>
-                  </w:tcBorders>
-                  <w:tcMar>
-                    <w:top w:type="dxa" w:w="16"/>
-                    <w:left w:type="dxa" w:w="64"/>
-                    <w:bottom w:type="dxa" w:w="16"/>
-                    <w:right w:type="dxa" w:w="64"/>
-                  </w:tcMar>
-                  <w:vAlign w:val="center"/>
-                </w:tcPr>
-                <w:p>
-                  <w:pPr>
-                    <w:spacing w:line="384"/>
-                    <w:jc w:val="both"/>
-                  </w:pPr>
-                  <w:r>
-                    <w:rPr>
-                      <w:rFonts w:ascii="휴먼명조" w:cs="휴먼명조" w:eastAsia="휴먼명조" w:hAnsi="휴먼명조"/>
-                      <w:sz w:val="28"/>
-                      <w:szCs w:val="28"/>
-                    </w:rPr>
-                    <w:t xml:space="preserve">기증 연결</w:t>
-                  </w:r>
-                </w:p>
-              </w:tc>
-              <w:tc>
-                <w:tcPr>
-                  <w:tcW w:type="dxa" w:w="6132"/>
-                  <w:tcBorders>
-                    <w:top w:val="single" w:color="7F7F7F" w:sz="4"/>
-                    <w:left w:val="single" w:color="7F7F7F" w:sz="4"/>
-                    <w:bottom w:val="single" w:color="7F7F7F" w:sz="4"/>
-                    <w:right w:val="single" w:color="7F7F7F" w:sz="4"/>
-                  </w:tcBorders>
-                  <w:tcMar>
-                    <w:top w:type="dxa" w:w="16"/>
-                    <w:left w:type="dxa" w:w="64"/>
-                    <w:bottom w:type="dxa" w:w="16"/>
-                    <w:right w:type="dxa" w:w="64"/>
-                  </w:tcMar>
-                  <w:vAlign w:val="center"/>
-                </w:tcPr>
-                <w:p>
-                  <w:pPr>
-                    <w:spacing w:line="384"/>
-                    <w:jc w:val="both"/>
-                  </w:pPr>
-                  <w:r>
-                    <w:rPr>
-                      <w:rFonts w:ascii="휴먼명조" w:cs="휴먼명조" w:eastAsia="휴먼명조" w:hAnsi="휴먼명조"/>
-                      <w:sz w:val="28"/>
-                      <w:szCs w:val="28"/>
-                    </w:rPr>
-                    <w:t xml:space="preserve">기증 2경로를 맨 앞에 둔다</w:t>
-                  </w:r>
-                </w:p>
-              </w:tc>
-              <w:tc>
-                <w:tcPr>
-                  <w:tcW w:type="dxa" w:w="1250"/>
-                  <w:tcBorders>
-                    <w:top w:val="single" w:color="7F7F7F" w:sz="4"/>
-                    <w:left w:val="single" w:color="7F7F7F" w:sz="4"/>
-                    <w:bottom w:val="single" w:color="7F7F7F" w:sz="4"/>
-                    <w:right w:val="single" w:color="7F7F7F" w:sz="4"/>
-                  </w:tcBorders>
-                  <w:tcMar>
-                    <w:top w:type="dxa" w:w="16"/>
-                    <w:left w:type="dxa" w:w="64"/>
-                    <w:bottom w:type="dxa" w:w="16"/>
-                    <w:right w:type="dxa" w:w="64"/>
-                  </w:tcMar>
-                  <w:vAlign w:val="center"/>
-                </w:tcPr>
-                <w:p>
-                  <w:pPr>
-                    <w:spacing w:line="384"/>
-                    <w:jc w:val="center"/>
-                  </w:pPr>
-                  <w:r>
-                    <w:rPr>
-                      <w:rFonts w:ascii="휴먼명조" w:cs="휴먼명조" w:eastAsia="휴먼명조" w:hAnsi="휴먼명조"/>
-                      <w:sz w:val="28"/>
-                      <w:szCs w:val="28"/>
-                    </w:rPr>
-                    <w:t xml:space="preserve">나-8</w:t>
-                  </w:r>
-                </w:p>
-              </w:tc>
-            </w:tr>
-            <w:tr>
-              <w:tc>
-                <w:tcPr>
-                  <w:tcW w:type="dxa" w:w="2750"/>
-                  <w:tcBorders>
-                    <w:top w:val="single" w:color="7F7F7F" w:sz="4"/>
-                    <w:left w:val="single" w:color="7F7F7F" w:sz="4"/>
-                    <w:bottom w:val="single" w:color="7F7F7F" w:sz="4"/>
-                    <w:right w:val="single" w:color="7F7F7F" w:sz="4"/>
-                  </w:tcBorders>
-                  <w:tcMar>
-                    <w:top w:type="dxa" w:w="16"/>
-                    <w:left w:type="dxa" w:w="64"/>
-                    <w:bottom w:type="dxa" w:w="16"/>
-                    <w:right w:type="dxa" w:w="64"/>
-                  </w:tcMar>
-                  <w:vAlign w:val="center"/>
-                </w:tcPr>
-                <w:p>
-                  <w:pPr>
-                    <w:spacing w:line="384"/>
-                    <w:jc w:val="both"/>
-                  </w:pPr>
-                  <w:r>
-                    <w:rPr>
-                      <w:rFonts w:ascii="휴먼명조" w:cs="휴먼명조" w:eastAsia="휴먼명조" w:hAnsi="휴먼명조"/>
-                      <w:sz w:val="28"/>
-                      <w:szCs w:val="28"/>
-                    </w:rPr>
-                    <w:t xml:space="preserve">기준일 표시</w:t>
-                  </w:r>
-                </w:p>
-              </w:tc>
-              <w:tc>
-                <w:tcPr>
-                  <w:tcW w:type="dxa" w:w="6132"/>
-                  <w:tcBorders>
-                    <w:top w:val="single" w:color="7F7F7F" w:sz="4"/>
-                    <w:left w:val="single" w:color="7F7F7F" w:sz="4"/>
-                    <w:bottom w:val="single" w:color="7F7F7F" w:sz="4"/>
-                    <w:right w:val="single" w:color="7F7F7F" w:sz="4"/>
-                  </w:tcBorders>
-                  <w:tcMar>
-                    <w:top w:type="dxa" w:w="16"/>
-                    <w:left w:type="dxa" w:w="64"/>
-                    <w:bottom w:type="dxa" w:w="16"/>
-                    <w:right w:type="dxa" w:w="64"/>
-                  </w:tcMar>
-                  <w:vAlign w:val="center"/>
-                </w:tcPr>
-                <w:p>
-                  <w:pPr>
-                    <w:spacing w:line="384"/>
-                    <w:jc w:val="both"/>
-                  </w:pPr>
-                  <w:r>
-                    <w:rPr>
-                      <w:rFonts w:ascii="휴먼명조" w:cs="휴먼명조" w:eastAsia="휴먼명조" w:hAnsi="휴먼명조"/>
-                      <w:sz w:val="28"/>
-                      <w:szCs w:val="28"/>
-                    </w:rPr>
-                    <w:t xml:space="preserve">● ▲ ■ 세 상태를 붙인다</w:t>
-                  </w:r>
-                </w:p>
-              </w:tc>
-              <w:tc>
-                <w:tcPr>
-                  <w:tcW w:type="dxa" w:w="1250"/>
-                  <w:tcBorders>
-                    <w:top w:val="single" w:color="7F7F7F" w:sz="4"/>
-                    <w:left w:val="single" w:color="7F7F7F" w:sz="4"/>
-                    <w:bottom w:val="single" w:color="7F7F7F" w:sz="4"/>
-                    <w:right w:val="single" w:color="7F7F7F" w:sz="4"/>
-                  </w:tcBorders>
-                  <w:tcMar>
-                    <w:top w:type="dxa" w:w="16"/>
-                    <w:left w:type="dxa" w:w="64"/>
-                    <w:bottom w:type="dxa" w:w="16"/>
-                    <w:right w:type="dxa" w:w="64"/>
-                  </w:tcMar>
-                  <w:vAlign w:val="center"/>
-                </w:tcPr>
-                <w:p>
-                  <w:pPr>
-                    <w:spacing w:line="384"/>
-                    <w:jc w:val="center"/>
-                  </w:pPr>
-                  <w:r>
-                    <w:rPr>
-                      <w:rFonts w:ascii="휴먼명조" w:cs="휴먼명조" w:eastAsia="휴먼명조" w:hAnsi="휴먼명조"/>
-                      <w:sz w:val="28"/>
-                      <w:szCs w:val="28"/>
-                    </w:rPr>
-                    <w:t xml:space="preserve">라-12</w:t>
-                  </w:r>
-                </w:p>
-              </w:tc>
-            </w:tr>
-          </w:tbl>
+          <w:p>
+            <w:pPr>
+              <w:spacing w:after="0" w:before="0" w:line="384"/>
+              <w:jc w:val="both"/>
+            </w:pPr>
+            <w:r>
+              <w:rPr>
+                <w:rFonts w:ascii="휴먼명조" w:cs="휴먼명조" w:eastAsia="휴먼명조" w:hAnsi="휴먼명조"/>
+                <w:sz w:val="28"/>
+                <w:szCs w:val="28"/>
+              </w:rPr>
+              <w:t xml:space="preserve">고향별 공백 분석(기록 밀도를 순위로, 나-4) · 기록 계승 우선순위(세 지표 합산, 나-5) · 기록 골든타임(98개월 실측+추계, 나-6) · 고향 좌표계 지도(두 좌표계 겹침, 나-7) · 사료 탐색(고향이 붙은 1,445건, 나-7) · 세대 계승 경로(12종 자격 판정, 나-8) · 참여 화면(월드컵·문답, 3-1) · 고향 안내인(규칙이 답하고 AI는 해석, 다-10) · 기억 카드(다-11) · 기증 연결(나-8) · 기준일 표시(● ▲ ■, 라-12).</w:t>
+            </w:r>
+          </w:p>
           <w:p>
             <w:pPr>
               <w:spacing w:before="80" w:line="240"/>
@@ -4677,6 +1959,30 @@
           </w:p>
           <w:p>
             <w:pPr>
+              <w:spacing w:after="0" w:before="24" w:line="384"/>
+              <w:jc w:val="both"/>
+            </w:pPr>
+            <w:r>
+              <w:rPr>
+                <w:rFonts w:ascii="휴먼명조" w:cs="휴먼명조" w:eastAsia="휴먼명조" w:hAnsi="휴먼명조"/>
+                <w:b/>
+                <w:bCs/>
+                <w:sz w:val="28"/>
+                <w:szCs w:val="28"/>
+              </w:rPr>
+              <w:t xml:space="preserve">3-1) 가벼운 입구 — 참여 화면. </w:t>
+            </w:r>
+            <w:r>
+              <w:rPr>
+                <w:rFonts w:ascii="휴먼명조" w:cs="휴먼명조" w:eastAsia="휴먼명조" w:hAnsi="휴먼명조"/>
+                <w:sz w:val="28"/>
+                <w:szCs w:val="28"/>
+              </w:rPr>
+              <w:t xml:space="preserve">정작 이어 적을 사람은 이산 3·4세대인데 통계와 사료에서 시작하는 동선은 진입 문턱이 높아, 취향으로 고향을 먼저 만나는 입구를 별도 화면으로 두었다 — 오락이 목적이 아니라 유입 경로다. 고향의 음식·풍경·북녘의 말 월드컵과 「우리 집 기억」 문답은 결과 화면에서 그 고향의 기록 계승 우선순위(전국 N위/7)·생존 신청자·1인당 공식 기록을 통일부 공공데이터로 보여 주고, 기억 카드 작성과 그 고향의 기록 열람으로 바로 잇는다. 음식·풍경의 지역 귀속은 향토음식 문헌 등 문화적 통설이라 통일부 공표 자료가 아님을 화면과 공유 그림 양쪽에 구분해 적었고, 북녘의 말 월드컵은 통일부 공공데이터 「남북한 언어비교」 21,985쌍을 그대로 쓴다. 참여 집계는 게임 종류·고른 항목·고향 이름만 익명으로 저장하며(나이·기기·위치 없음), 표본 20판 미만이면 통계를 내보내지 않는다.</w:t>
+            </w:r>
+          </w:p>
+          <w:p>
+            <w:pPr>
               <w:spacing w:after="12" w:before="50" w:line="384"/>
             </w:pPr>
             <w:r>
@@ -6501,7 +3807,7 @@
                 <w:sz w:val="28"/>
                 <w:szCs w:val="28"/>
               </w:rPr>
-              <w:t xml:space="preserve">이산가족 원적(광복 당시 7종)과 탈북민 재북 출신지(현행 13종)를 한 지도에 두 좌표계로 겹치고, 지역을 누르면 종료 공지·날씨·생존자·출신지 분포·기록 건수·사료가 한 패널에 모인다. 사료 4,342건 중 1,445건(33.3%)에 고향을 붙였고, 이미지는 저장하지 않고 원문으로 연결한다(사유는 다-11). 한계도 적는다 — 원적 「기타」 16,331명(49.1%, 2026-05-31)은 분모로 쓸 수 없다. 생산연도가 판독된 사료 3,098건 중 2,832건(91.4%)이 2000~2018년, 1946~1953년은 30건(1.0%), 2019년 이후는 0건이다 — 기록은 헤어질 때가 아니라 만날 때 만들어졌다(다만 생산연도가 없는 1,244건이 이 분포에서 빠졌고, 2019년 이후 0건은 수집이 그때 멈춘 탓일 수 있어 단정하지 않는다).</w:t>
+              <w:t xml:space="preserve">이산가족 원적(광복 당시 7종)과 탈북민 재북 출신지(현행 13종)를 한 지도에 두 좌표계로 겹치고, 지역을 누르면 종료 공지·날씨·생존자·기록·사료가 한 패널에 모인다. 사료 4,342건 중 1,445건(33.3%)에 고향을 붙였고, 이미지는 저장하지 않고 원문으로 연결한다(사유는 다-11). 한계도 적는다 — 원적 「기타」 16,331명(49.1%, 2026-05-31)은 분모로 쓸 수 없다. 생산연도가 판독된 사료 3,098건 중 2,832건(91.4%)이 2000~2018년, 1946~1953년은 30건(1.0%), 2019년 이후는 0건이다 — 기록은 헤어질 때가 아니라 만날 때 만들어졌다(다만 생산연도가 없는 1,244건이 이 분포에서 빠졌고, 2019년 이후 0건은 수집이 그때 멈춘 탓일 수 있어 단정하지 않는다).</w:t>
             </w:r>
           </w:p>
           <w:p>
@@ -6588,7 +3894,7 @@
                 <w:sz w:val="28"/>
                 <w:szCs w:val="28"/>
               </w:rPr>
-              <w:t xml:space="preserve">화면은 React·TypeScript 정적 웹이고 갱신은 월 1회 배치다. 새 데이터베이스 없이 공표 자료를 읽어 쓰며, 수집·검증·이 문서 생성까지 전부 재실행 가능한 스크립트다. 생존 신청자 평균 나이가 83.02세(2025-08-31 확인값)라 같은 데이터를 「한눈에」와 「한걸음씩」 두 밀도로 낸다. 고향 안내인은 규칙이 먼저 답하고 AI는 해석만 담당하며 미리 정한 출력 형식을 벗어난 것은 폐기한다(검사 36건 통과). 팩트체커는 통합 인덱스 전량(31종 68,487건, 빌드 2026-08-12)에 질문을 대조하는 별도 화면이고, 앞의 「나」 26종 13,915건은 그중 팩트체커만 쓰는 몫이다. 지도·추계·순위 계산에는 관여하지 않는다. 접근성도 실측으로 고쳤다 — 누르는 자리 165개가 전부 48px 이상임을 자동 검사로 확인하고(2026-08-20 실측, 48px 미만 0건) 본문 대비는 2.63:1에서 4.54:1로 올렸다. 홈 화면은 한 화면에 한 가지만 보이도록 13개 장면으로 나누며, 정보를 삭제하지 않고 배치로 밀도를 조절한다(1280폭에서 홈 전체 높이 13,430px, 2026-08-20 실측).</w:t>
+              <w:t xml:space="preserve">화면은 React·TypeScript 정적 웹이고 갱신은 월 1회 배치다. 수집·검증·이 문서 생성까지 전부 재실행 가능한 스크립트다. 생존 신청자 평균 나이가 83.02세(2025-08-31 확인값)라 같은 데이터를 「한눈에」와 「한걸음씩」 두 밀도로 낸다. 고향 안내인은 규칙이 먼저 답하고 AI는 해석만 담당하며 미리 정한 출력 형식을 벗어난 것은 폐기한다(검사 36건 통과). 팩트체커는 통합 인덱스 전량(31종 68,487건, 빌드 2026-08-12)에 질문을 대조하는 별도 화면이고, 앞의 「나」 26종 13,915건은 그중 팩트체커만 쓰는 몫이다. 지도·추계·순위 계산에는 관여하지 않는다. 접근성도 실측으로 고쳤다 — 48px 미만 터치 대상 79개 → 0개, 본문 대비 2.63:1 → 4.54:1로 올렸다. 홈 화면은 한 화면에 한 가지만 보이도록 13개 장면으로 나누며, 정보를 삭제하지 않고 배치로 밀도를 조절한다(1280폭에서 홈 전체 높이 13,430px, 2026-08-20 실측).</w:t>
             </w:r>
           </w:p>
           <w:p>
@@ -6612,7 +3918,7 @@
                 <w:sz w:val="28"/>
                 <w:szCs w:val="28"/>
               </w:rPr>
-              <w:t xml:space="preserve">개인 단위 데이터를 다루지 않는다. 쓰는 것은 전부 공표 집계와 공개 사료이고 개인을 식별하거나 예측하는 계산은 설계에 없다. 기억 카드는 후손이 자기 집 기록을 한 장으로 적어 그림·인쇄로 가져가는 기능이며, 적은 내용은 서버로 보내지 않고 그 기기의 브라우저에만 임시로 남는다 — 화면에 그 사실과 「이 기기에서 지우기」 단추를 함께 둔다. 사료 이미지는 저장하지 않는다 — 기증자 저작물인데 개방형 라이선스 표기를 확인하지 못했기 때문이며, 주소만 참조하고 자세히 보기는 박물관으로 보낸다. 타 기관 자료는 그 기관이 요구하는 표기를 그대로 적는다 — 통일의식조사는 「서울대학교 통일평화연구원에서 실시한 통일의식조사 자료임.」을 싣고, 지도 지오메트리는 Natural Earth(Public Domain)임을 밝히며, 이산가족 공표 통계에는 국가통계 승인번호 제103003호를 병기한다.</w:t>
+              <w:t xml:space="preserve">쓰는 것은 전부 공표 집계와 공개 사료이고, 개인을 식별하거나 예측하는 계산은 설계에 없다. 기억 카드는 후손이 자기 집 기록을 한 장으로 적어 그림·인쇄로 가져가는 기능이며, 적은 내용은 서버로 보내지 않고 그 기기의 브라우저에만 임시로 남는다 — 화면에 그 사실과 「이 기기에서 지우기」 단추를 함께 둔다. 사료 이미지는 저장하지 않는다 — 기증자 저작물인데 개방형 라이선스 표기를 확인하지 못했기 때문이며, 주소만 참조하고 자세히 보기는 박물관으로 보낸다. 타 기관 자료는 그 기관이 요구하는 표기를 그대로 적는다 — 통일의식조사는 「서울대학교 통일평화연구원에서 실시한 통일의식조사 자료임.」을 싣고, 지도 지오메트리는 Natural Earth(Public Domain)임을 밝히며, 이산가족 공표 통계에는 국가통계 승인번호 제103003호를 병기한다.</w:t>
             </w:r>
           </w:p>
           <w:p>
@@ -7084,7 +4390,7 @@
                 <w:sz w:val="28"/>
                 <w:szCs w:val="28"/>
               </w:rPr>
-              <w:t xml:space="preserve">■에는 이유를 반드시 붙이고, 주제 단위 종료 공지 2종(개성공단 2016-02-10 · 금강산 2008-07-11)이 데이터셋 단위 판정보다 앞선다. 남북회담은 2018-12-31 이후 자료가 없으나 「회담이 없었다」인지 「갱신되지 않았다」인지 가릴 수 없어 ▲에 둔다 — 「모른다」를 「없다」로 읽지 않는 것이 이 모델의 핵심이다. 같은 통계도 채널이 다르면 기준일이 다르다 — 포털 파일데이터 2025-08-31 35,311명 대 게시판 HWP 2026-05-31 33,272명으로 9개월 차이가 난다. 확인 시점이 다른 값을 한 문장에 묶는 것도 막는다 — 평균 나이 83.02세는 2025-08-31 확인값이라 2026-05-31 신청현황과 같은 줄에 쓰지 못하고, 합산값에 기준일 하나를 붙이지도 못한다. 어긴 문장은 자체 검증 절차에서 폐기된다.</w:t>
+              <w:t xml:space="preserve">■에는 이유를 반드시 붙이고, 주제 단위 종료 공지(개성공단·금강산)가 데이터셋 단위 판정보다 앞선다. 남북회담은 2018-12-31 이후 자료가 없으나 「회담이 없었다」인지 「갱신되지 않았다」인지 가릴 수 없어 ▲에 둔다 — 「모른다」를 「없다」로 읽지 않는 것이 이 모델의 핵심이다. 같은 통계도 채널이 다르면 기준일이 다르다 — 포털 파일데이터 2025-08-31 35,311명 대 게시판 HWP 2026-05-31 33,272명으로 9개월 차이가 난다. 확인 시점이 다른 값을 한 문장에 묶는 것도 막는다 — 평균 나이 83.02세는 2025-08-31 확인값이라 2026-05-31 신청현황과 같은 줄에 쓰지 못하고, 합산값에 기준일 하나를 붙이지도 못한다. 어긴 문장은 자체 검증 절차에서 폐기된다.</w:t>
             </w:r>
           </w:p>
           <w:p>
@@ -7543,7 +4849,7 @@
                 <w:sz w:val="28"/>
                 <w:szCs w:val="28"/>
               </w:rPr>
-              <w:t xml:space="preserve">1단계 시범(1년) — 고향별 화면을 공개하고 이산가족 정기 안내 발송에 링크를 동봉한다. 통일교육원·학교 실습 자료로 쓰고 이북5도위원회·지자체 행사에서 고향별 사료를 상영한다. 끝나면 사료 고향 태깅률 33.3% → 60%, 계승 1·2순위 고향 사료 집중 수집, 기준일 표기율 100%가 확인된다. 2단계 접수 서식 개선 — 기증 서식에 고향란 한 칸, 신청 서식에 세대 구분 한 칸. 그 두 칸이 전부이며, 끝나면 신규 기증분 고향 태깅 100%와 후손 참여 규모의 최초 집계가 가능해진다. 3단계 내부 운영 전환 — 같은 도메인에서 사료 이미지를 표시하고 원본 통계를 한 곳으로 모아 채널 간 9개월 차이를 없앤다. 별도 예산·인력 소요는 숫자로 적지 않았다 — 근거로 댈 산출물이 없기 때문이다.</w:t>
+              <w:t xml:space="preserve">1단계 시범(1년) — 고향별 화면을 공개하고 이산가족 정기 안내 발송에 링크를 동봉한다. 통일교육원·학교 실습 자료로 쓰고 이북5도위원회·지자체 행사에서 고향별 사료를 상영하며, 청년층에는 참여 화면(월드컵·문답, 3-1)이 가벼운 문 역할을 한다. 끝나면 사료 고향 태깅률 33.3% → 60%, 계승 1·2순위 고향 사료 집중 수집, 기준일 표기율 100%가 확인된다. 2단계 접수 서식 개선 — 기증 서식에 고향란 한 칸, 신청 서식에 세대 구분 한 칸. 그 두 칸이 전부이며, 끝나면 신규 기증분 고향 태깅 100%와 후손 참여 규모의 최초 집계가 가능해진다. 3단계 내부 운영 전환 — 같은 도메인에서 사료 이미지를 표시하고 원본 통계를 한 곳으로 모아 채널 간 9개월 차이를 없앤다. 별도 예산·인력 소요는 숫자로 적지 않았다 — 근거로 댈 산출물이 없기 때문이다.</w:t>
             </w:r>
           </w:p>
           <w:p>
@@ -7567,7 +4873,7 @@
                 <w:sz w:val="28"/>
                 <w:szCs w:val="28"/>
               </w:rPr>
-              <w:t xml:space="preserve">본 사람이 이어 적는 사람이 된다. 알린다(8촌 이내 친족도 당사자이고 경로가 10종) → 모은다(통계·연표·보도자료·사료·날씨를 고향 이름 하나로) → 불러낸다(남의 집 사진이 내 집 사진을 떠올리게 한다) → 받는다(그 자리에서 기증·유전자검사·영상편지로). 들어온 기록은 다시 그 고향 화면의 재료가 되어 13.9배 밀도 격차를 좁힌다. 정책에는 「1만 명 하회 2038~2041년」과 「계승 1순위 평안북도(구)」라는, 예산과 순서를 논의할 숫자를 놓는다. 이산가족에게는 1순위 요청 사업(59.9%)에 답하고 후손에게는 없던 경로를 만든다. 정량 목표는 확인 방법이 있는 것만 세운다 — 15)의 각 단계에서 「끝나면 확인되는 것」이 그대로 목표이고, 사료 고향 태깅률은 지역명이 확인되는 건수 ÷ 전체 4,342건으로 배치마다 다시 계산된다. 이용자 수·유입·기증 건수 목표는 넣지 않았다 — 근거로 댈 실측이 없어 목표로 세우는 순간 지어낸 숫자가 된다.</w:t>
+              <w:t xml:space="preserve">본 사람이 이어 적는 사람이 된다. 알린다(8촌 이내 친족도 당사자이고 경로가 10종) → 모은다(통계·연표·보도자료·사료·날씨를 고향 이름 하나로) → 불러낸다(남의 집 사진이 내 집 사진을 떠올리게 한다) → 받는다(그 자리에서 기증·유전자검사·영상편지로). 들어온 기록은 다시 그 고향 화면의 재료가 되어 13.9배 밀도 격차를 좁힌다. 정책에는 「1만 명 하회 2038~2041년」과 「계승 1순위 평안북도(구)」라는, 예산과 순서를 논의할 숫자를 놓는다. 이산가족에게는 1순위 요청 사업(59.9%)에 답하고 후손에게는 없던 경로를 만든다. 정량 목표는 15)의 「끝나면 확인되는 것」이 전부다. 이용자·유입·기증 건수 목표는 넣지 않았다 — 근거로 댈 실측이 없어 세우는 순간 지어낸 숫자가 된다.</w:t>
             </w:r>
           </w:p>
           <w:p>
@@ -7581,7 +4887,7 @@
                 <w:sz w:val="28"/>
                 <w:szCs w:val="28"/>
               </w:rPr>
-              <w:t xml:space="preserve">교류가 멈춘 것과 이산가족 정책이 멈춘 것은 다르다 — 당국 차원 교류는 2018년 462건·2,829명을 끝으로 2026-05-31까지 89개월 연속 0건이지만, 보도자료 언급은 2010~2018년 연평균 14건에서 2019~2024년 14.7건으로 줄지 않았다(확인 하한 2025-10-24 · 2025년 제외). 성사는 남측만으로 결정되지 않으므로 이 서비스는 실적이 아니라 기록으로 할 수 있는 일에 집중하며, 같은 구조는 국군포로·납북자로 넓힐 수 있다.</w:t>
+              <w:t xml:space="preserve">당국 차원 교류는 2018년을 끝으로 89개월 연속 0건이지만 보도자료의 이산가족 언급은 줄지 않았다(연평균 14건 → 14.7건, 확인 하한 2025-10-24). 성사는 남측만으로 결정되지 않으므로 이 서비스는 실적이 아니라 기록으로 할 수 있는 일에 집중하며, 같은 구조는 국군포로·납북자로 넓힐 수 있다.</w:t>
             </w:r>
           </w:p>
           <w:p>
@@ -7605,7 +4911,7 @@
                 <w:sz w:val="28"/>
                 <w:szCs w:val="28"/>
               </w:rPr>
-              <w:t xml:space="preserve">측정한 것만 말한다. 회귀 평가 48/48(안전 규칙 위반 0 · 근거 미제시 0), 실사용 난문 108/108(출처 누락 0 · 시점 누락 0), 화면 검증 72/72(48px 미만 0 · 기증자 성함 193명 전수 대조 포함), 고향 안내인 36/36을 통과한다(안내인 검사 2026-08-21 실행 · 나머지 2026-08-20 실행). 데이터 정합도 검사한다 — 생존자 5개 분류의 합이 전부 33,272이고 33,272 + 101,274 = 134,546이 맞으며, 교류현황 38개 연도행 15개 열이 공표 합계와 일치한다. 이 문서의 규격도 검사 스크립트로 확인한다.</w:t>
+              <w:t xml:space="preserve">측정한 것만 말한다. 회귀 평가 48/48(안전 규칙 위반 0 · 근거 미제시 0), 실사용 난문 108/108(출처 누락 0 · 시점 누락 0), 화면 검증 96/96(48px 미만 0 · 기증자 성함 193명 전수 대조 포함), 참여 화면 검증 42/42, 고향 안내인 36/36을 통과한다(화면·참여 검사 2026-08-26 실행 · 안내인 검사 2026-08-25 실행). 데이터 정합도 검사한다 — 생존자 5개 분류의 합이 전부 33,272이고 33,272 + 101,274 = 134,546이 맞으며, 교류현황 38개 연도행 15개 열이 공표 합계와 일치한다. 이 문서의 규격도 검사 스크립트로 확인한다.</w:t>
             </w:r>
           </w:p>
         </w:tc>

--- a/제출서류/서식3_아이디어기획서_고향잇기.docx
+++ b/제출서류/서식3_아이디어기획서_고향잇기.docx
@@ -1978,7 +1978,7 @@
                 <w:sz w:val="28"/>
                 <w:szCs w:val="28"/>
               </w:rPr>
-              <w:t xml:space="preserve">정작 이어 적을 사람은 이산 3·4세대인데 통계와 사료에서 시작하는 동선은 진입 문턱이 높아, 취향으로 고향을 먼저 만나는 입구를 별도 화면으로 두었다 — 오락이 목적이 아니라 유입 경로다. 고향의 음식·풍경·북녘의 말 월드컵과 「우리 집 기억」 문답은 결과 화면에서 그 고향의 기록 계승 우선순위(전국 N위/7)·생존 신청자·1인당 공식 기록을 통일부 공공데이터로 보여 주고, 기억 카드 작성과 그 고향의 기록 열람으로 바로 잇는다. 음식·풍경의 지역 귀속은 향토음식 문헌 등 문화적 통설이라 통일부 공표 자료가 아님을 화면과 공유 그림 양쪽에 구분해 적었고, 북녘의 말 월드컵은 통일부 공공데이터 「남북한 언어비교」 21,985쌍을 그대로 쓴다. 참여 집계는 게임 종류·고른 항목·고향 이름만 익명으로 저장하며(나이·기기·위치 없음), 표본 20판 미만이면 통계를 내보내지 않는다.</w:t>
+              <w:t xml:space="preserve">정작 이어 적을 사람은 이산 3·4세대인데 통계와 사료에서 시작하는 동선은 진입 문턱이 높아, 취향으로 고향을 먼저 만나는 입구를 별도 화면으로 두었다 — 오락이 목적이 아니라 유입 경로다. 고향의 음식·풍경·북녘의 말 월드컵과 「우리 집 기억」 문답은 결과 화면에서 그 고향의 기록 계승 우선순위(전국 N위/7)·생존 신청자·1인당 공식 기록을 통일부 공공데이터로 보여 주고, 기억 카드 작성과 그 고향의 기록 열람으로 바로 잇는다. 음식·풍경의 지역 귀속은 향토음식 문헌 등 문화적 통설이라 통일부 공표 자료가 아님을 화면과 공유 그림 양쪽에 구분해 적었고, 북녘의 말 월드컵은 통일부 공공데이터 「남북한 언어비교」 21,985쌍을 그대로 쓴다. 참여 집계는 게임 종류·고른 항목·고향 이름만 익명으로 저장하며(나이·기기·위치 없음), 게임별 실시간 순위와 전체 항목 상세보기에 참여 인원수를 항상 함께 적고 표본이 작을 때는 비율보다 인원수를 앞세우며, 총 판수·불러온 시각을 붙인다. 음식·말 카드의 참고 사진은 위키미디어 공용에서 이용 조건을 확인한 것만 쓰고 화면에 저작자를 표시한다. 참여가 없으면 빈 순위표 대신 「아직 참여 기록이 없습니다」라고 그대로 적고, 집계 서버가 응답하지 않아도 게임은 정상 동작한다.</w:t>
             </w:r>
           </w:p>
           <w:p>

--- a/제출서류/서식3_아이디어기획서_고향잇기.docx
+++ b/제출서류/서식3_아이디어기획서_고향잇기.docx
@@ -1978,7 +1978,7 @@
                 <w:sz w:val="28"/>
                 <w:szCs w:val="28"/>
               </w:rPr>
-              <w:t xml:space="preserve">정작 이어 적을 사람은 이산 3·4세대인데 통계와 사료에서 시작하는 동선은 진입 문턱이 높아, 취향으로 고향을 먼저 만나는 입구를 별도 화면으로 두었다 — 오락이 목적이 아니라 유입 경로다. 고향의 음식·풍경·북녘의 말 월드컵과 「우리 집 기억」 문답은 결과 화면에서 그 고향의 기록 계승 우선순위(전국 N위/7)·생존 신청자·1인당 공식 기록을 통일부 공공데이터로 보여 주고, 기억 카드 작성과 그 고향의 기록 열람으로 바로 잇는다. 음식·풍경의 지역 귀속은 향토음식 문헌 등 문화적 통설이라 통일부 공표 자료가 아님을 화면과 공유 그림 양쪽에 구분해 적었고, 북녘의 말 월드컵은 통일부 공공데이터 「남북한 언어비교」 21,985쌍을 그대로 쓴다. 참여 집계는 게임 종류·고른 항목·고향 이름만 익명으로 저장하며(나이·기기·위치 없음), 게임별 실시간 순위와 전체 항목 상세보기에 참여 인원수를 항상 함께 적고 표본이 작을 때는 비율보다 인원수를 앞세우며, 총 판수·불러온 시각을 붙인다. 음식·말 카드의 참고 사진은 위키미디어 공용에서 이용 조건을 확인한 것만 쓰고 화면에 저작자를 표시한다. 참여가 없으면 빈 순위표 대신 「아직 참여 기록이 없습니다」라고 그대로 적고, 집계 서버가 응답하지 않아도 게임은 정상 동작한다.</w:t>
+              <w:t xml:space="preserve">이어 적을 사람은 이산 3·4세대인데 통계에서 시작하는 동선은 문턱이 높아, 취향으로 고향을 먼저 만나는 입구를 별도 화면으로 두었다 — 오락이 아니라 유입 경로다. 고향의 음식·풍경·북녘의 말 월드컵과 「우리 집 기억」 문답은 결과 화면에서 그 고향의 기록 계승 우선순위(전국 N위/7)·생존 신청자·1인당 공식 기록을 통일부 공공데이터로 보여 주고, 기억 카드와 기록 열람으로 바로 잇는다. 음식·풍경의 지역 귀속은 문화적 통설이라 통일부 자료가 아님을 화면과 공유 그림 양쪽에 구분해 적었고, 북녘의 말은 통일부 공공데이터 「남북한 언어비교」 21,985쌍을 그대로 쓴다. 참여 집계는 게임 종류·고른 항목·고향 이름만 익명으로 저장하며(나이·기기·위치 없음), 순위 표시는 참여 인원수·총 판수·불러온 시각을 항상 함께 적는다. 참고 사진은 이용 조건을 확인한 위키미디어 공용분만 쓰고 저작자를 표시한다. 참여가 없으면 그 사실을 그대로 적고, 집계 서버가 죽어도 게임은 정상 동작한다. 여기에 네 판의 마지막 선택을 네 글자로 접는 재미용 취향 놀이 「북BTI」(서버 저장은 익명 유형 4글자뿐)와 가족 이야기를 영상·사진 생성 AI 프롬프트로 바꿔 주는 「AI 스튜디오」(산출은 프롬프트뿐, 이야기는 저장하지 않음)를 더했다.</w:t>
             </w:r>
           </w:p>
           <w:p>
